--- a/downloads/student/ai-3-week-11.docx
+++ b/downloads/student/ai-3-week-11.docx
@@ -1750,6 +1750,16 @@
     <w:p>
       <w:r>
         <w:t>A compliant layout does not by itself verify the chemistry or procedure represented; content needs source checking.</w:t>
+      </w:r>
+    </w:p>
+    <w:p>
+      <w:r>
+        <w:t>Read the labelled picture: Which checks pass after that single change, and what still needs repair?</w:t>
+      </w:r>
+    </w:p>
+    <w:p>
+      <w:r>
+        <w:t>Change one thing: Move bottles left of the beaker but keep the arrow pointing from beaker toward bottles. Predict the result before checking the explanation. What remains the same?</w:t>
       </w:r>
     </w:p>
     <w:p>
@@ -3795,6 +3805,187 @@
     <w:p>
       <w:r>
         <w:t>Attempt the independent case before hints. Record whether you worked alone, used a hint or followed a model. After feedback, fix the first unsupported step and explain why it changed. A later check uses a changed case, not a copied answer.</w:t>
+      </w:r>
+    </w:p>
+    <w:p>
+      <w:pPr>
+        <w:pStyle w:val="Heading1"/>
+      </w:pPr>
+      <w:r>
+        <w:t>15. Your lesson route</w:t>
+      </w:r>
+    </w:p>
+    <w:p>
+      <w:r>
+        <w:t>Start with this question: A fictional Study Buddy requests a science-poster layout, then audits a supplied drawing description.</w:t>
+      </w:r>
+    </w:p>
+    <w:tbl>
+      <w:tblPr>
+        <w:tblStyle w:val="LightShading-Accent1"/>
+        <w:tblW w:type="auto" w:w="0"/>
+        <w:tblLook w:firstColumn="1" w:firstRow="1" w:lastColumn="0" w:lastRow="0" w:noHBand="0" w:noVBand="1" w:val="04A0"/>
+      </w:tblPr>
+      <w:tblGrid>
+        <w:gridCol w:w="5112"/>
+        <w:gridCol w:w="5112"/>
+      </w:tblGrid>
+      <w:tr>
+        <w:trPr>
+          <w:tblHeader/>
+        </w:trPr>
+        <w:tc>
+          <w:tcPr>
+            <w:tcW w:type="dxa" w:w="5112"/>
+          </w:tcPr>
+          <w:p>
+            <w:r>
+              <w:t>By the end, I can</w:t>
+            </w:r>
+          </w:p>
+        </w:tc>
+        <w:tc>
+          <w:tcPr>
+            <w:tcW w:type="dxa" w:w="5112"/>
+          </w:tcPr>
+          <w:p>
+            <w:r>
+              <w:t>How I will show it</w:t>
+            </w:r>
+          </w:p>
+        </w:tc>
+      </w:tr>
+      <w:tr>
+        <w:tc>
+          <w:tcPr>
+            <w:tcW w:type="dxa" w:w="5112"/>
+          </w:tcPr>
+          <w:p>
+            <w:r>
+              <w:t>Explain the mechanism and terminology of image generation and provenance</w:t>
+            </w:r>
+          </w:p>
+        </w:tc>
+        <w:tc>
+          <w:tcPr>
+            <w:tcW w:type="dxa" w:w="5112"/>
+          </w:tcPr>
+          <w:p>
+            <w:r>
+              <w:t>Explain the deciding step, show a trace or test, and state one limit.</w:t>
+            </w:r>
+          </w:p>
+        </w:tc>
+      </w:tr>
+      <w:tr>
+        <w:tc>
+          <w:tcPr>
+            <w:tcW w:type="dxa" w:w="5112"/>
+          </w:tcPr>
+          <w:p>
+            <w:r>
+              <w:t>Apply the stated procedure to a new case with a traceable result</w:t>
+            </w:r>
+          </w:p>
+        </w:tc>
+        <w:tc>
+          <w:tcPr>
+            <w:tcW w:type="dxa" w:w="5112"/>
+          </w:tcPr>
+          <w:p>
+            <w:r>
+              <w:t>Explain the deciding step, show a trace or test, and state one limit.</w:t>
+            </w:r>
+          </w:p>
+        </w:tc>
+      </w:tr>
+      <w:tr>
+        <w:tc>
+          <w:tcPr>
+            <w:tcW w:type="dxa" w:w="5112"/>
+          </w:tcPr>
+          <w:p>
+            <w:r>
+              <w:t>Identify an assumption or limitation and design a revealing follow-up</w:t>
+            </w:r>
+          </w:p>
+        </w:tc>
+        <w:tc>
+          <w:tcPr>
+            <w:tcW w:type="dxa" w:w="5112"/>
+          </w:tcPr>
+          <w:p>
+            <w:r>
+              <w:t>Explain the deciding step, show a trace or test, and state one limit.</w:t>
+            </w:r>
+          </w:p>
+        </w:tc>
+      </w:tr>
+    </w:tbl>
+    <w:p>
+      <w:r>
+        <w:t>Remember → watch and explain → try with help → investigate → try independently → keep project evidence. Your teacher may spread this lesson across several classes.</w:t>
+      </w:r>
+    </w:p>
+    <w:p>
+      <w:r>
+        <w:t>Keep your first prediction. Compare it with what the evidence shows and explain any change.</w:t>
+      </w:r>
+    </w:p>
+    <w:p>
+      <w:pPr>
+        <w:pStyle w:val="Heading1"/>
+      </w:pPr>
+      <w:r>
+        <w:t>16. Finish and return</w:t>
+      </w:r>
+    </w:p>
+    <w:p>
+      <w:r>
+        <w:t>Close your notes. Explain this goal in your own words: Explain the mechanism and terminology of image generation and provenance</w:t>
+      </w:r>
+    </w:p>
+    <w:p>
+      <w:pPr>
+        <w:pStyle w:val="Heading3"/>
+      </w:pPr>
+      <w:r>
+        <w:t>My deciding step, evidence and one remaining question</w:t>
+      </w:r>
+    </w:p>
+    <w:p>
+      <w:r>
+        <w:t>________________________________________________________________</w:t>
+      </w:r>
+    </w:p>
+    <w:p>
+      <w:r>
+        <w:t>________________________________________________________________</w:t>
+      </w:r>
+    </w:p>
+    <w:p>
+      <w:r>
+        <w:t>________________________________________________________________</w:t>
+      </w:r>
+    </w:p>
+    <w:p>
+      <w:r>
+        <w:t>________________________________________________________________</w:t>
+      </w:r>
+    </w:p>
+    <w:p>
+      <w:r>
+        <w:t>________________________________________________________________</w:t>
+      </w:r>
+    </w:p>
+    <w:p>
+      <w:r>
+        <w:t>If you are unsure, return to the worked picture and explain one arrow. If you are ready, change an input or assumption and justify your prediction.</w:t>
+      </w:r>
+    </w:p>
+    <w:p>
+      <w:r>
+        <w:t>Save your workbook evidence. At the next review, try a different case before opening your old answer.</w:t>
       </w:r>
     </w:p>
     <w:sectPr>

--- a/downloads/student/ai-3-week-11.docx
+++ b/downloads/student/ai-3-week-11.docx
@@ -3986,6 +3986,207 @@
     <w:p>
       <w:r>
         <w:t>Save your workbook evidence. At the next review, try a different case before opening your old answer.</w:t>
+      </w:r>
+    </w:p>
+    <w:p>
+      <w:pPr>
+        <w:pStyle w:val="Heading1"/>
+      </w:pPr>
+      <w:r>
+        <w:t>17. Supported practice, repair and portfolio</w:t>
+      </w:r>
+    </w:p>
+    <w:p>
+      <w:r>
+        <w:t>Use this supported practice once, in the browser or on paper. Keep the reserved independent assessment for a separate first attempt before teacher feedback.</w:t>
+      </w:r>
+    </w:p>
+    <w:p>
+      <w:r>
+        <w:t>A fictional Study Buddy requests a science-poster layout, then audits a supplied drawing description.</w:t>
+      </w:r>
+    </w:p>
+    <w:p>
+      <w:pPr>
+        <w:pStyle w:val="Heading3"/>
+      </w:pPr>
+      <w:r>
+        <w:t>Practice 1: explain the deciding evidence</w:t>
+      </w:r>
+    </w:p>
+    <w:p>
+      <w:r>
+        <w:t>Which labelled step matches this detail? Specify bottles-left, beaker-right, arrow left-to-right; verify the revised output.</w:t>
+      </w:r>
+    </w:p>
+    <w:p>
+      <w:r>
+        <w:t>1. Check position</w:t>
+      </w:r>
+    </w:p>
+    <w:p>
+      <w:r>
+        <w:t>2. Repair brief</w:t>
+      </w:r>
+    </w:p>
+    <w:p>
+      <w:r>
+        <w:t>3. Count objects</w:t>
+      </w:r>
+    </w:p>
+    <w:p>
+      <w:r>
+        <w:t>4. Check direction</w:t>
+      </w:r>
+    </w:p>
+    <w:p>
+      <w:pPr>
+        <w:pStyle w:val="Heading3"/>
+      </w:pPr>
+      <w:r>
+        <w:t>My selected conclusion, deciding fact and explanation</w:t>
+      </w:r>
+    </w:p>
+    <w:p>
+      <w:r>
+        <w:t>________________________________________________________________</w:t>
+      </w:r>
+    </w:p>
+    <w:p>
+      <w:r>
+        <w:t>________________________________________________________________</w:t>
+      </w:r>
+    </w:p>
+    <w:p>
+      <w:r>
+        <w:t>________________________________________________________________</w:t>
+      </w:r>
+    </w:p>
+    <w:p>
+      <w:r>
+        <w:t>________________________________________________________________</w:t>
+      </w:r>
+    </w:p>
+    <w:p>
+      <w:r>
+        <w:t>________________________________________________________________</w:t>
+      </w:r>
+    </w:p>
+    <w:p>
+      <w:r>
+        <w:t>Hint if needed: Read the steps in the pictorial case. Match the supplied detail to the stage that performs or records it.</w:t>
+      </w:r>
+    </w:p>
+    <w:p>
+      <w:r>
+        <w:t>After your attempt, compare with the supported explanation: Repair brief Specify bottles-left, beaker-right, arrow left-to-right; verify the revised output. Having every requested object is not the same as conveying the requested relationship. Position and arrow direction can change a scientific explanation while object counts remain correct. Audit the provided description honestly: no actual image was supplied, so this evaluation concerns its stated layout rather than a claimed visual inspection.</w:t>
+      </w:r>
+    </w:p>
+    <w:p>
+      <w:pPr>
+        <w:pStyle w:val="Heading3"/>
+      </w:pPr>
+      <w:r>
+        <w:t>Practice 2: explain the deciding evidence</w:t>
+      </w:r>
+    </w:p>
+    <w:p>
+      <w:r>
+        <w:t>Changed-case practice: Move bottles left of the beaker but keep the arrow pointing from beaker toward bottles. Which conclusion is supported by the supplied facts?</w:t>
+      </w:r>
+    </w:p>
+    <w:p>
+      <w:r>
+        <w:t>1. This one example guarantees correct results for every future input.</w:t>
+      </w:r>
+    </w:p>
+    <w:p>
+      <w:r>
+        <w:t>2. Position now passes; arrow direction still fails.</w:t>
+      </w:r>
+    </w:p>
+    <w:p>
+      <w:r>
+        <w:t>3. We can decide the result without examining the changed input or the procedure.</w:t>
+      </w:r>
+    </w:p>
+    <w:p>
+      <w:pPr>
+        <w:pStyle w:val="Heading3"/>
+      </w:pPr>
+      <w:r>
+        <w:t>My selected conclusion, deciding fact and explanation</w:t>
+      </w:r>
+    </w:p>
+    <w:p>
+      <w:r>
+        <w:t>________________________________________________________________</w:t>
+      </w:r>
+    </w:p>
+    <w:p>
+      <w:r>
+        <w:t>________________________________________________________________</w:t>
+      </w:r>
+    </w:p>
+    <w:p>
+      <w:r>
+        <w:t>________________________________________________________________</w:t>
+      </w:r>
+    </w:p>
+    <w:p>
+      <w:r>
+        <w:t>________________________________________________________________</w:t>
+      </w:r>
+    </w:p>
+    <w:p>
+      <w:r>
+        <w:t>________________________________________________________________</w:t>
+      </w:r>
+    </w:p>
+    <w:p>
+      <w:r>
+        <w:t>Hint if needed: Use the changed condition and the deciding step in the pictorial trace. The answer must say what follows from those facts.</w:t>
+      </w:r>
+    </w:p>
+    <w:p>
+      <w:r>
+        <w:t>After your attempt, compare with the supported explanation: Position now passes; arrow direction still fails. Changing object placement does not automatically reverse an arrow’s semantic source and destination.</w:t>
+      </w:r>
+    </w:p>
+    <w:p>
+      <w:pPr>
+        <w:pStyle w:val="Heading3"/>
+      </w:pPr>
+      <w:r>
+        <w:t>Repair a missing building block</w:t>
+      </w:r>
+    </w:p>
+    <w:p>
+      <w:r>
+        <w:t>Review Image Generation Models (ai-3/10). Goal: Explain the mechanism and terminology of image generation and provenance. Short practice: What may these two grids explain, and what can they not establish about a real generator?. Return to this week and explain what you changed.</w:t>
+      </w:r>
+    </w:p>
+    <w:p>
+      <w:r>
+        <w:t>Review Structured Output and Schemas (ai-3/8). Goal: Separate JSON parsing, schema validation and source support checks. Short practice: Which object demonstrates that valid JSON and valid types are insufficient for truth?. Return to this week and explain what you changed.</w:t>
+      </w:r>
+    </w:p>
+    <w:p>
+      <w:r>
+        <w:t>Review Prompt as a Contract (ai-3/5). Goal: Write a prompt specification with observable response criteria. Short practice: Why should the tool not fill melting from memory even if it knows a common definition?. Return to this week and explain what you changed.</w:t>
+      </w:r>
+    </w:p>
+    <w:p>
+      <w:pPr>
+        <w:pStyle w:val="Heading3"/>
+      </w:pPr>
+      <w:r>
+        <w:t>Keep your completed work</w:t>
+      </w:r>
+    </w:p>
+    <w:p>
+      <w:r>
+        <w:t>Use Download completed work in the hosted lesson to export your answers, reflections, practice feedback and code-run evidence. Open the HTML copy to read or print it. Drafts stay in this browser when storage is available; clear drafts on a shared device.</w:t>
       </w:r>
     </w:p>
     <w:sectPr>

--- a/downloads/student/ai-3-week-11.docx
+++ b/downloads/student/ai-3-week-11.docx
@@ -42,6 +42,11 @@
       </w:r>
     </w:p>
     <w:p>
+      <w:r>
+        <w:t>Start with the target: Explain the mechanism and terminology of image generation and provenance. Try the recall before opening notes.</w:t>
+      </w:r>
+    </w:p>
+    <w:p>
       <w:pPr>
         <w:pStyle w:val="Heading3"/>
       </w:pPr>
@@ -50,17 +55,59 @@
       </w:r>
     </w:p>
     <w:p>
-      <w:r>
-        <w:t>I can explain the mechanism and terminology of image generation and provenance.</w:t>
-      </w:r>
-    </w:p>
-    <w:p>
-      <w:r>
+      <w:pPr>
+        <w:spacing w:line="336" w:lineRule="auto" w:after="180"/>
+      </w:pPr>
+      <w:r>
+        <w:rPr>
+          <w:b w:val="0"/>
+        </w:rPr>
+        <w:t xml:space="preserve">I can explain the </w:t>
+      </w:r>
+      <w:r>
+        <w:rPr>
+          <w:b/>
+        </w:rPr>
+        <w:t>mechanism</w:t>
+      </w:r>
+      <w:r>
+        <w:rPr>
+          <w:b w:val="0"/>
+        </w:rPr>
+        <w:t xml:space="preserve"> and terminology of image generation and </w:t>
+      </w:r>
+      <w:r>
+        <w:rPr>
+          <w:b/>
+        </w:rPr>
+        <w:t>provenance</w:t>
+      </w:r>
+      <w:r>
+        <w:rPr>
+          <w:b w:val="0"/>
+        </w:rPr>
+        <w:t>.</w:t>
+      </w:r>
+    </w:p>
+    <w:p>
+      <w:pPr>
+        <w:spacing w:line="336" w:lineRule="auto" w:after="180"/>
+      </w:pPr>
+      <w:r>
+        <w:rPr>
+          <w:b w:val="0"/>
+        </w:rPr>
         <w:t>I can apply the stated procedure to a new case with a traceable result.</w:t>
       </w:r>
     </w:p>
     <w:p>
-      <w:r>
+      <w:pPr>
+        <w:spacing w:line="336" w:lineRule="auto" w:after="180"/>
+      </w:pPr>
+      <w:r>
+        <w:rPr>
+          <w:b w:val="0"/>
+        </w:rPr>
         <w:t>I can identify an assumption or limitation and design a revealing follow-up.</w:t>
       </w:r>
     </w:p>
@@ -73,38 +120,146 @@
       </w:r>
     </w:p>
     <w:p>
-      <w:r>
+      <w:pPr>
+        <w:spacing w:line="336" w:lineRule="auto" w:after="180"/>
+      </w:pPr>
+      <w:r>
+        <w:rPr>
+          <w:b w:val="0"/>
+        </w:rPr>
         <w:t>Close your notes first. A rough first answer helps us choose the right starting point; it is not a score for your ability.</w:t>
       </w:r>
     </w:p>
     <w:p>
-      <w:r>
+      <w:pPr>
+        <w:spacing w:line="336" w:lineRule="auto" w:after="180"/>
+      </w:pPr>
+      <w:r>
+        <w:rPr>
+          <w:b w:val="0"/>
+        </w:rPr>
         <w:t>Without opening the old lesson, explain one key idea from Image Generation Models. Give an example and a mistake that the idea helps you avoid.</w:t>
       </w:r>
     </w:p>
     <w:p>
-      <w:r>
-        <w:t>Without opening the old lesson, explain one key idea from Structured Output and Schemas. Give an example and a mistake that the idea helps you avoid.</w:t>
-      </w:r>
-    </w:p>
-    <w:p>
-      <w:r>
+      <w:pPr>
+        <w:spacing w:line="336" w:lineRule="auto" w:after="180"/>
+      </w:pPr>
+      <w:r>
+        <w:rPr>
+          <w:b w:val="0"/>
+        </w:rPr>
+        <w:t xml:space="preserve">Without opening the old lesson, explain one key idea from Structured </w:t>
+      </w:r>
+      <w:r>
+        <w:rPr>
+          <w:b/>
+        </w:rPr>
+        <w:t>Output</w:t>
+      </w:r>
+      <w:r>
+        <w:rPr>
+          <w:b w:val="0"/>
+        </w:rPr>
+        <w:t xml:space="preserve"> and Schemas. Give an example and a mistake that the idea helps you avoid.</w:t>
+      </w:r>
+    </w:p>
+    <w:p>
+      <w:pPr>
+        <w:spacing w:line="336" w:lineRule="auto" w:after="180"/>
+      </w:pPr>
+      <w:r>
+        <w:rPr>
+          <w:b w:val="0"/>
+        </w:rPr>
         <w:t>Without opening the old lesson, explain one key idea from Prompt as a Contract. Give an example and a mistake that the idea helps you avoid.</w:t>
       </w:r>
     </w:p>
     <w:p>
-      <w:r>
-        <w:t>After trying, check the relevant lesson or ask your teacher. Change the part of your explanation that the evidence shows was wrong.</w:t>
-      </w:r>
-    </w:p>
-    <w:p>
-      <w:r>
+      <w:pPr>
+        <w:spacing w:line="336" w:lineRule="auto" w:after="180"/>
+      </w:pPr>
+      <w:r>
+        <w:rPr>
+          <w:b w:val="0"/>
+        </w:rPr>
+        <w:t xml:space="preserve">After trying, check the relevant lesson or ask your teacher. Change the part of your explanation that the </w:t>
+      </w:r>
+      <w:r>
+        <w:rPr>
+          <w:b/>
+        </w:rPr>
+        <w:t>evidence</w:t>
+      </w:r>
+      <w:r>
+        <w:rPr>
+          <w:b w:val="0"/>
+        </w:rPr>
+        <w:t xml:space="preserve"> shows was wrong.</w:t>
+      </w:r>
+    </w:p>
+    <w:p>
+      <w:pPr>
+        <w:spacing w:line="336" w:lineRule="auto" w:after="180"/>
+      </w:pPr>
+      <w:r>
+        <w:rPr>
+          <w:b w:val="0"/>
+        </w:rPr>
         <w:t>Week 11: Visual Composition</w:t>
       </w:r>
     </w:p>
     <w:p>
-      <w:r>
-        <w:t>Subject, setting, framing, relationships, and constraints shape an image request.</w:t>
+      <w:pPr>
+        <w:spacing w:line="336" w:lineRule="auto" w:after="180"/>
+      </w:pPr>
+      <w:r>
+        <w:rPr>
+          <w:b/>
+        </w:rPr>
+        <w:t>Subject</w:t>
+      </w:r>
+      <w:r>
+        <w:rPr>
+          <w:b w:val="0"/>
+        </w:rPr>
+        <w:t xml:space="preserve">, </w:t>
+      </w:r>
+      <w:r>
+        <w:rPr>
+          <w:b/>
+        </w:rPr>
+        <w:t>setting</w:t>
+      </w:r>
+      <w:r>
+        <w:rPr>
+          <w:b w:val="0"/>
+        </w:rPr>
+        <w:t xml:space="preserve">, </w:t>
+      </w:r>
+      <w:r>
+        <w:rPr>
+          <w:b/>
+        </w:rPr>
+        <w:t>framing</w:t>
+      </w:r>
+      <w:r>
+        <w:rPr>
+          <w:b w:val="0"/>
+        </w:rPr>
+        <w:t xml:space="preserve">, </w:t>
+      </w:r>
+      <w:r>
+        <w:rPr>
+          <w:b/>
+        </w:rPr>
+        <w:t>relationship</w:t>
+      </w:r>
+      <w:r>
+        <w:rPr>
+          <w:b w:val="0"/>
+        </w:rPr>
+        <w:t>s, and constraints shape an image request.</w:t>
       </w:r>
     </w:p>
     <w:p>
@@ -144,17 +299,35 @@
       </w:r>
     </w:p>
     <w:p>
-      <w:r>
+      <w:pPr>
+        <w:spacing w:line="336" w:lineRule="auto" w:after="180"/>
+      </w:pPr>
+      <w:r>
+        <w:rPr>
+          <w:b/>
+        </w:rPr>
         <w:t>CREATOR MISSION</w:t>
       </w:r>
     </w:p>
     <w:p>
-      <w:r>
+      <w:pPr>
+        <w:spacing w:line="336" w:lineRule="auto" w:after="180"/>
+      </w:pPr>
+      <w:r>
+        <w:rPr>
+          <w:b w:val="0"/>
+        </w:rPr>
         <w:t>Diagnose and repair three ambiguous visual prompts.</w:t>
       </w:r>
     </w:p>
     <w:p>
-      <w:r>
+      <w:pPr>
+        <w:spacing w:line="336" w:lineRule="auto" w:after="180"/>
+      </w:pPr>
+      <w:r>
+        <w:rPr>
+          <w:b w:val="0"/>
+        </w:rPr>
         <w:t>Creator name and date:</w:t>
       </w:r>
     </w:p>
@@ -200,8 +373,38 @@
       </w:r>
     </w:p>
     <w:p>
-      <w:r>
-        <w:t>Recall Generation failures and verification. Explain why a recorded result needs its input conditions and evidence source before it can support a claim.</w:t>
+      <w:pPr>
+        <w:spacing w:line="336" w:lineRule="auto" w:after="180"/>
+      </w:pPr>
+      <w:r>
+        <w:rPr>
+          <w:b w:val="0"/>
+        </w:rPr>
+        <w:t xml:space="preserve">Recall Generation failures and verification. Explain why a recorded result needs its </w:t>
+      </w:r>
+      <w:r>
+        <w:rPr>
+          <w:b/>
+        </w:rPr>
+        <w:t>input</w:t>
+      </w:r>
+      <w:r>
+        <w:rPr>
+          <w:b w:val="0"/>
+        </w:rPr>
+        <w:t xml:space="preserve"> conditions and </w:t>
+      </w:r>
+      <w:r>
+        <w:rPr>
+          <w:b/>
+        </w:rPr>
+        <w:t>evidence</w:t>
+      </w:r>
+      <w:r>
+        <w:rPr>
+          <w:b w:val="0"/>
+        </w:rPr>
+        <w:t xml:space="preserve"> source before it can support a claim.</w:t>
       </w:r>
     </w:p>
     <w:p>
@@ -213,7 +416,13 @@
       </w:r>
     </w:p>
     <w:p>
-      <w:r>
+      <w:pPr>
+        <w:spacing w:line="336" w:lineRule="auto" w:after="180"/>
+      </w:pPr>
+      <w:r>
+        <w:rPr>
+          <w:b w:val="0"/>
+        </w:rPr>
         <w:t>By the end, I can check object counts and spatial relations as separate visual requirements.</w:t>
       </w:r>
     </w:p>
@@ -227,17 +436,52 @@
     </w:p>
     <w:p>
       <w:r>
+        <w:t>Investigate the supplied Visual Composition case. Separate observations, given facts and assumptions before choosing an explanation.</w:t>
+      </w:r>
+    </w:p>
+    <w:p>
+      <w:pPr>
+        <w:spacing w:line="336" w:lineRule="auto" w:after="180"/>
+      </w:pPr>
+      <w:r>
+        <w:rPr>
+          <w:b/>
+        </w:rPr>
         <w:t>PICTURE STORY</w:t>
       </w:r>
     </w:p>
     <w:p>
-      <w:r>
+      <w:pPr>
+        <w:spacing w:line="336" w:lineRule="auto" w:after="180"/>
+      </w:pPr>
+      <w:r>
+        <w:rPr>
+          <w:b w:val="0"/>
+        </w:rPr>
         <w:t>Notice → Predict → Explain</w:t>
       </w:r>
     </w:p>
     <w:p>
-      <w:r>
-        <w:t>Begin with visible evidence. Do not explain more than the picture and information support.</w:t>
+      <w:pPr>
+        <w:spacing w:line="336" w:lineRule="auto" w:after="180"/>
+      </w:pPr>
+      <w:r>
+        <w:rPr>
+          <w:b w:val="0"/>
+        </w:rPr>
+        <w:t xml:space="preserve">Begin with visible </w:t>
+      </w:r>
+      <w:r>
+        <w:rPr>
+          <w:b/>
+        </w:rPr>
+        <w:t>evidence</w:t>
+      </w:r>
+      <w:r>
+        <w:rPr>
+          <w:b w:val="0"/>
+        </w:rPr>
+        <w:t>. Do not explain more than the picture and information support.</w:t>
       </w:r>
     </w:p>
     <w:p>
@@ -277,18 +521,70 @@
       </w:r>
     </w:p>
     <w:p>
-      <w:r>
+      <w:pPr>
+        <w:pStyle w:val="Heading3"/>
+      </w:pPr>
+      <w:r>
+        <w:t>Start with this puzzle</w:t>
+      </w:r>
+    </w:p>
+    <w:p>
+      <w:pPr>
+        <w:spacing w:line="336" w:lineRule="auto" w:after="180"/>
+        <w:shd w:fill="F1F6FC"/>
+      </w:pPr>
+      <w:r>
+        <w:rPr>
+          <w:b w:val="0"/>
+        </w:rPr>
         <w:t>MYSTERY</w:t>
       </w:r>
     </w:p>
     <w:p>
-      <w:r>
-        <w:t>The learners must use visual composition to solve a problem. What information do they have? What decision or calculation do they make? What would count as evidence that it worked?</w:t>
-      </w:r>
-    </w:p>
-    <w:p>
-      <w:r>
-        <w:t>Three observations (what you can point to):</w:t>
+      <w:pPr>
+        <w:spacing w:line="336" w:lineRule="auto" w:after="180"/>
+        <w:shd w:fill="F5F1FB"/>
+      </w:pPr>
+      <w:r>
+        <w:rPr>
+          <w:b w:val="0"/>
+        </w:rPr>
+        <w:t xml:space="preserve">The learners must use visual composition to solve a problem. What information do they have? What decision or calculation do they make? What would count as </w:t>
+      </w:r>
+      <w:r>
+        <w:rPr>
+          <w:b/>
+        </w:rPr>
+        <w:t>evidence</w:t>
+      </w:r>
+      <w:r>
+        <w:rPr>
+          <w:b w:val="0"/>
+        </w:rPr>
+        <w:t xml:space="preserve"> that it worked?</w:t>
+      </w:r>
+    </w:p>
+    <w:p>
+      <w:pPr>
+        <w:spacing w:line="336" w:lineRule="auto" w:after="180"/>
+      </w:pPr>
+      <w:r>
+        <w:rPr>
+          <w:b w:val="0"/>
+        </w:rPr>
+        <w:t xml:space="preserve">Three </w:t>
+      </w:r>
+      <w:r>
+        <w:rPr>
+          <w:b/>
+        </w:rPr>
+        <w:t>observation</w:t>
+      </w:r>
+      <w:r>
+        <w:rPr>
+          <w:b w:val="0"/>
+        </w:rPr>
+        <w:t>s (what you can point to):</w:t>
       </w:r>
     </w:p>
     <w:p>
@@ -325,8 +621,26 @@
       </w:r>
     </w:p>
     <w:p>
-      <w:r>
-        <w:t>My prediction and the clue supporting it:</w:t>
+      <w:pPr>
+        <w:spacing w:line="336" w:lineRule="auto" w:after="180"/>
+      </w:pPr>
+      <w:r>
+        <w:rPr>
+          <w:b w:val="0"/>
+        </w:rPr>
+        <w:t xml:space="preserve">My </w:t>
+      </w:r>
+      <w:r>
+        <w:rPr>
+          <w:b/>
+        </w:rPr>
+        <w:t>prediction</w:t>
+      </w:r>
+      <w:r>
+        <w:rPr>
+          <w:b w:val="0"/>
+        </w:rPr>
+        <w:t xml:space="preserve"> and the clue supporting it:</w:t>
       </w:r>
     </w:p>
     <w:p>
@@ -371,13 +685,48 @@
       </w:r>
     </w:p>
     <w:p>
-      <w:r>
-        <w:t>An image generator constructs an output from learned patterns and a specification. A generated picture is not a record that the depicted event occurred.</w:t>
-      </w:r>
-    </w:p>
-    <w:p>
-      <w:r>
-        <w:t>Begin by writing the question the procedure is intended to answer. Identify the information already supplied, the information it will produce and the information still missing. These are constructed classroom examples; they do not require live accounts, private records or an external service. Do not treat a plausible explanation as a measured outcome.</w:t>
+      <w:pPr>
+        <w:spacing w:line="336" w:lineRule="auto" w:after="180"/>
+      </w:pPr>
+      <w:r>
+        <w:rPr>
+          <w:b w:val="0"/>
+        </w:rPr>
+        <w:t xml:space="preserve">An image generator constructs an </w:t>
+      </w:r>
+      <w:r>
+        <w:rPr>
+          <w:b/>
+        </w:rPr>
+        <w:t>output</w:t>
+      </w:r>
+      <w:r>
+        <w:rPr>
+          <w:b w:val="0"/>
+        </w:rPr>
+        <w:t xml:space="preserve"> from learned patterns and a specification. A generated picture is not a record that the depicted event occurred.</w:t>
+      </w:r>
+    </w:p>
+    <w:p>
+      <w:pPr>
+        <w:spacing w:line="336" w:lineRule="auto" w:after="180"/>
+      </w:pPr>
+      <w:r>
+        <w:rPr>
+          <w:b w:val="0"/>
+        </w:rPr>
+        <w:t>Begin by writing the question the procedure is intended to answer. Identify the information already supplied, the information it will produce and the information still missing.</w:t>
+      </w:r>
+    </w:p>
+    <w:p>
+      <w:pPr>
+        <w:spacing w:line="336" w:lineRule="auto" w:after="180"/>
+      </w:pPr>
+      <w:r>
+        <w:rPr>
+          <w:b w:val="0"/>
+        </w:rPr>
+        <w:t>These are constructed classroom examples; they do not require live accounts, private records or an external service. Do not treat a plausible explanation as a measured outcome.</w:t>
       </w:r>
     </w:p>
     <w:p>
@@ -390,16 +739,69 @@
     </w:p>
     <w:p>
       <w:r>
-        <w:t>VISUAL MECHANISM</w:t>
-      </w:r>
-    </w:p>
-    <w:p>
-      <w:r>
-        <w:t>Input → Process → Output</w:t>
-      </w:r>
-    </w:p>
-    <w:p>
-      <w:r>
+        <w:t>Follow the mechanism for Visual Composition. Connect each labelled input, deciding step and result.</w:t>
+      </w:r>
+    </w:p>
+    <w:p>
+      <w:pPr>
+        <w:spacing w:line="336" w:lineRule="auto" w:after="180"/>
+      </w:pPr>
+      <w:r>
+        <w:rPr>
+          <w:b/>
+        </w:rPr>
+        <w:t xml:space="preserve">VISUAL </w:t>
+      </w:r>
+      <w:r>
+        <w:rPr>
+          <w:b/>
+        </w:rPr>
+        <w:t>MECHANISM</w:t>
+      </w:r>
+    </w:p>
+    <w:p>
+      <w:pPr>
+        <w:spacing w:line="336" w:lineRule="auto" w:after="180"/>
+      </w:pPr>
+      <w:r>
+        <w:rPr>
+          <w:b/>
+        </w:rPr>
+        <w:t>Input</w:t>
+      </w:r>
+      <w:r>
+        <w:rPr>
+          <w:b w:val="0"/>
+        </w:rPr>
+        <w:t xml:space="preserve"> → </w:t>
+      </w:r>
+      <w:r>
+        <w:rPr>
+          <w:b/>
+        </w:rPr>
+        <w:t>Process</w:t>
+      </w:r>
+      <w:r>
+        <w:rPr>
+          <w:b w:val="0"/>
+        </w:rPr>
+        <w:t xml:space="preserve"> → </w:t>
+      </w:r>
+      <w:r>
+        <w:rPr>
+          <w:b/>
+        </w:rPr>
+        <w:t>Output</w:t>
+      </w:r>
+    </w:p>
+    <w:p>
+      <w:pPr>
+        <w:spacing w:line="336" w:lineRule="auto" w:after="180"/>
+      </w:pPr>
+      <w:r>
+        <w:rPr>
+          <w:b w:val="0"/>
+        </w:rPr>
         <w:t>Trace the information. At each stage, ask what changed and how you could test it.</w:t>
       </w:r>
     </w:p>
@@ -440,7 +842,13 @@
       </w:r>
     </w:p>
     <w:p>
-      <w:r>
+      <w:pPr>
+        <w:spacing w:line="336" w:lineRule="auto" w:after="180"/>
+      </w:pPr>
+      <w:r>
+        <w:rPr>
+          <w:b w:val="0"/>
+        </w:rPr>
         <w:t>↓</w:t>
       </w:r>
     </w:p>
@@ -481,7 +889,13 @@
       </w:r>
     </w:p>
     <w:p>
-      <w:r>
+      <w:pPr>
+        <w:spacing w:line="336" w:lineRule="auto" w:after="180"/>
+      </w:pPr>
+      <w:r>
+        <w:rPr>
+          <w:b w:val="0"/>
+        </w:rPr>
         <w:t>↓</w:t>
       </w:r>
     </w:p>
@@ -522,7 +936,13 @@
       </w:r>
     </w:p>
     <w:p>
-      <w:r>
+      <w:pPr>
+        <w:spacing w:line="336" w:lineRule="auto" w:after="180"/>
+      </w:pPr>
+      <w:r>
+        <w:rPr>
+          <w:b w:val="0"/>
+        </w:rPr>
         <w:t>Which stage could fail even when the other two are correct? Explain:</w:t>
       </w:r>
     </w:p>
@@ -568,8 +988,37 @@
       </w:r>
     </w:p>
     <w:p>
-      <w:r>
-        <w:t>Keep a provenance record containing specification, tool/version when known, generation date, edits, permissions and intended use. Label fictional imagery. Inspect visual requirements and avoid inferring identity or event authenticity from appearance.</w:t>
+      <w:pPr>
+        <w:spacing w:line="336" w:lineRule="auto" w:after="180"/>
+      </w:pPr>
+      <w:r>
+        <w:rPr>
+          <w:b w:val="0"/>
+        </w:rPr>
+        <w:t xml:space="preserve">Keep a </w:t>
+      </w:r>
+      <w:r>
+        <w:rPr>
+          <w:b/>
+        </w:rPr>
+        <w:t>provenance</w:t>
+      </w:r>
+      <w:r>
+        <w:rPr>
+          <w:b w:val="0"/>
+        </w:rPr>
+        <w:t xml:space="preserve"> record containing specification, tool/version when known, generation date, edits, permissions and intended use. Label fictional imagery.</w:t>
+      </w:r>
+    </w:p>
+    <w:p>
+      <w:pPr>
+        <w:spacing w:line="336" w:lineRule="auto" w:after="180"/>
+      </w:pPr>
+      <w:r>
+        <w:rPr>
+          <w:b w:val="0"/>
+        </w:rPr>
+        <w:t>Inspect visual requirements and avoid inferring identity or event authenticity from appearance.</w:t>
       </w:r>
     </w:p>
     <w:p>
@@ -665,8 +1114,49 @@
       </w:r>
     </w:p>
     <w:p>
-      <w:r>
-        <w:t>Before applying the procedure, write its units, denominator or decision boundary where relevant. A partner should be able to repeat each step using the same inputs. If a required input is absent or violates the stated contract, record that condition explicitly instead of quietly replacing it with a convenient value.</w:t>
+      <w:pPr>
+        <w:spacing w:line="336" w:lineRule="auto" w:after="180"/>
+      </w:pPr>
+      <w:r>
+        <w:rPr>
+          <w:b w:val="0"/>
+        </w:rPr>
+        <w:t xml:space="preserve">Before applying the procedure, write its units, denominator or decision boundary where relevant. A partner should be able to repeat each step using the same </w:t>
+      </w:r>
+      <w:r>
+        <w:rPr>
+          <w:b/>
+        </w:rPr>
+        <w:t>input</w:t>
+      </w:r>
+      <w:r>
+        <w:rPr>
+          <w:b w:val="0"/>
+        </w:rPr>
+        <w:t>s.</w:t>
+      </w:r>
+    </w:p>
+    <w:p>
+      <w:pPr>
+        <w:spacing w:line="336" w:lineRule="auto" w:after="180"/>
+      </w:pPr>
+      <w:r>
+        <w:rPr>
+          <w:b w:val="0"/>
+        </w:rPr>
+        <w:t xml:space="preserve">If a required </w:t>
+      </w:r>
+      <w:r>
+        <w:rPr>
+          <w:b/>
+        </w:rPr>
+        <w:t>input</w:t>
+      </w:r>
+      <w:r>
+        <w:rPr>
+          <w:b w:val="0"/>
+        </w:rPr>
+        <w:t xml:space="preserve"> is absent or violates the stated contract, record that condition explicitly instead of quietly replacing it with a convenient value.</w:t>
       </w:r>
     </w:p>
     <w:p>
@@ -678,8 +1168,26 @@
       </w:r>
     </w:p>
     <w:p>
-      <w:r>
-        <w:t>Point to the input, the deciding step and the result in this week’s visual. Explain the same step in ordinary words. A picture helps when you can say what each part represents.</w:t>
+      <w:pPr>
+        <w:spacing w:line="336" w:lineRule="auto" w:after="180"/>
+      </w:pPr>
+      <w:r>
+        <w:rPr>
+          <w:b w:val="0"/>
+        </w:rPr>
+        <w:t xml:space="preserve">Point to the </w:t>
+      </w:r>
+      <w:r>
+        <w:rPr>
+          <w:b/>
+        </w:rPr>
+        <w:t>input</w:t>
+      </w:r>
+      <w:r>
+        <w:rPr>
+          <w:b w:val="0"/>
+        </w:rPr>
+        <w:t>, the deciding step and the result in this week’s visual. Explain the same step in ordinary words. A picture helps when you can say what each part represents.</w:t>
       </w:r>
     </w:p>
     <w:p>
@@ -692,16 +1200,54 @@
     </w:p>
     <w:p>
       <w:r>
+        <w:t>Compare the supplied cases for Visual Composition. Identify the detail that changes the conclusion.</w:t>
+      </w:r>
+    </w:p>
+    <w:p>
+      <w:pPr>
+        <w:pStyle w:val="Heading3"/>
+      </w:pPr>
+      <w:r>
+        <w:t>The case to investigate</w:t>
+      </w:r>
+    </w:p>
+    <w:p>
+      <w:pPr>
+        <w:spacing w:line="336" w:lineRule="auto" w:after="180"/>
+        <w:shd w:fill="F1F6FC"/>
+      </w:pPr>
+      <w:r>
+        <w:rPr>
+          <w:b w:val="0"/>
+        </w:rPr>
         <w:t>CASE GALLERY</w:t>
       </w:r>
     </w:p>
     <w:p>
-      <w:r>
-        <w:t>Four Tests, Four Kinds of Evidence</w:t>
-      </w:r>
-    </w:p>
-    <w:p>
-      <w:r>
+      <w:pPr>
+        <w:spacing w:line="336" w:lineRule="auto" w:after="180"/>
+      </w:pPr>
+      <w:r>
+        <w:rPr>
+          <w:b w:val="0"/>
+        </w:rPr>
+        <w:t xml:space="preserve">Four Tests, Four Kinds of </w:t>
+      </w:r>
+      <w:r>
+        <w:rPr>
+          <w:b/>
+        </w:rPr>
+        <w:t>Evidence</w:t>
+      </w:r>
+    </w:p>
+    <w:p>
+      <w:pPr>
+        <w:spacing w:line="336" w:lineRule="auto" w:after="180"/>
+      </w:pPr>
+      <w:r>
+        <w:rPr>
+          <w:b w:val="0"/>
+        </w:rPr>
         <w:t>A system is not understood until it survives more than one comfortable example.</w:t>
       </w:r>
     </w:p>
@@ -778,8 +1324,47 @@
       </w:r>
     </w:p>
     <w:p>
-      <w:r>
-        <w:t>NORMAL CASE: predict and name evidence.     BOUNDARY CASE: predict and name evidence.</w:t>
+      <w:pPr>
+        <w:pStyle w:val="Heading3"/>
+      </w:pPr>
+      <w:r>
+        <w:t>The normal case</w:t>
+      </w:r>
+    </w:p>
+    <w:p>
+      <w:pPr>
+        <w:spacing w:line="336" w:lineRule="auto" w:after="180"/>
+        <w:shd w:fill="F1F6FC"/>
+      </w:pPr>
+      <w:r>
+        <w:rPr>
+          <w:b w:val="0"/>
+        </w:rPr>
+        <w:t xml:space="preserve">NORMAL CASE: predict and name </w:t>
+      </w:r>
+      <w:r>
+        <w:rPr>
+          <w:b/>
+        </w:rPr>
+        <w:t>evidence</w:t>
+      </w:r>
+      <w:r>
+        <w:rPr>
+          <w:b w:val="0"/>
+        </w:rPr>
+        <w:t xml:space="preserve">.     BOUNDARY CASE: predict and name </w:t>
+      </w:r>
+      <w:r>
+        <w:rPr>
+          <w:b/>
+        </w:rPr>
+        <w:t>evidence</w:t>
+      </w:r>
+      <w:r>
+        <w:rPr>
+          <w:b w:val="0"/>
+        </w:rPr>
+        <w:t>.</w:t>
       </w:r>
     </w:p>
     <w:p>
@@ -855,12 +1440,58 @@
       </w:r>
     </w:p>
     <w:p>
-      <w:r>
-        <w:t>MISSING INFORMATION: predict and name evidence.     TRANSFER CASE: predict and name evidence.</w:t>
-      </w:r>
-    </w:p>
-    <w:p>
-      <w:r>
+      <w:pPr>
+        <w:pStyle w:val="Heading3"/>
+      </w:pPr>
+      <w:r>
+        <w:t>Check missing information</w:t>
+      </w:r>
+    </w:p>
+    <w:p>
+      <w:pPr>
+        <w:spacing w:line="336" w:lineRule="auto" w:after="180"/>
+        <w:shd w:fill="FFF5E6"/>
+      </w:pPr>
+      <w:r>
+        <w:rPr>
+          <w:b w:val="0"/>
+        </w:rPr>
+        <w:t xml:space="preserve">MISSING INFORMATION: predict and name </w:t>
+      </w:r>
+      <w:r>
+        <w:rPr>
+          <w:b/>
+        </w:rPr>
+        <w:t>evidence</w:t>
+      </w:r>
+      <w:r>
+        <w:rPr>
+          <w:b w:val="0"/>
+        </w:rPr>
+        <w:t xml:space="preserve">.     TRANSFER CASE: predict and name </w:t>
+      </w:r>
+      <w:r>
+        <w:rPr>
+          <w:b/>
+        </w:rPr>
+        <w:t>evidence</w:t>
+      </w:r>
+      <w:r>
+        <w:rPr>
+          <w:b w:val="0"/>
+        </w:rPr>
+        <w:t>.</w:t>
+      </w:r>
+    </w:p>
+    <w:p>
+      <w:pPr>
+        <w:spacing w:line="336" w:lineRule="auto" w:after="180"/>
+        <w:shd w:fill="F5F1FB"/>
+      </w:pPr>
+      <w:r>
+        <w:rPr>
+          <w:b w:val="0"/>
+        </w:rPr>
         <w:t>Which case is most likely to reveal a hidden assumption? Why?</w:t>
       </w:r>
     </w:p>
@@ -906,17 +1537,68 @@
       </w:r>
     </w:p>
     <w:p>
-      <w:r>
+      <w:pPr>
+        <w:pStyle w:val="Heading3"/>
+      </w:pPr>
+      <w:r>
+        <w:t>Change one thing</w:t>
+      </w:r>
+    </w:p>
+    <w:p>
+      <w:pPr>
+        <w:spacing w:line="336" w:lineRule="auto" w:after="180"/>
+        <w:shd w:fill="F5F1FB"/>
+      </w:pPr>
+      <w:r>
+        <w:rPr>
+          <w:b w:val="0"/>
+        </w:rPr>
         <w:t>Change: Move bottles left of the beaker but keep the arrow pointing from beaker toward bottles.</w:t>
       </w:r>
     </w:p>
     <w:p>
-      <w:r>
-        <w:t>Prediction: Position now passes; arrow direction still fails.</w:t>
-      </w:r>
-    </w:p>
-    <w:p>
-      <w:r>
+      <w:pPr>
+        <w:pStyle w:val="Heading3"/>
+      </w:pPr>
+      <w:r>
+        <w:t>Predicted result</w:t>
+      </w:r>
+    </w:p>
+    <w:p>
+      <w:pPr>
+        <w:spacing w:line="336" w:lineRule="auto" w:after="180"/>
+        <w:shd w:fill="F1F6FC"/>
+      </w:pPr>
+      <w:r>
+        <w:rPr>
+          <w:b/>
+        </w:rPr>
+        <w:t>Prediction</w:t>
+      </w:r>
+      <w:r>
+        <w:rPr>
+          <w:b w:val="0"/>
+        </w:rPr>
+        <w:t>: Position now passes; arrow direction still fails.</w:t>
+      </w:r>
+    </w:p>
+    <w:p>
+      <w:pPr>
+        <w:pStyle w:val="Heading3"/>
+      </w:pPr>
+      <w:r>
+        <w:t>Why the result follows</w:t>
+      </w:r>
+    </w:p>
+    <w:p>
+      <w:pPr>
+        <w:spacing w:line="336" w:lineRule="auto" w:after="180"/>
+        <w:shd w:fill="F1F6FC"/>
+      </w:pPr>
+      <w:r>
+        <w:rPr>
+          <w:b w:val="0"/>
+        </w:rPr>
         <w:t>Reason: Changing object placement does not automatically reverse an arrow’s semantic source and destination.</w:t>
       </w:r>
     </w:p>
@@ -930,16 +1612,39 @@
     </w:p>
     <w:p>
       <w:r>
+        <w:t>Use the vocabulary of Visual Composition to explain a concrete decision, rather than only memorising definitions.</w:t>
+      </w:r>
+    </w:p>
+    <w:p>
+      <w:pPr>
+        <w:spacing w:line="336" w:lineRule="auto" w:after="180"/>
+      </w:pPr>
+      <w:r>
+        <w:rPr>
+          <w:b/>
+        </w:rPr>
         <w:t>VOCABULARY LAB</w:t>
       </w:r>
     </w:p>
     <w:p>
-      <w:r>
+      <w:pPr>
+        <w:spacing w:line="336" w:lineRule="auto" w:after="180"/>
+      </w:pPr>
+      <w:r>
+        <w:rPr>
+          <w:b w:val="0"/>
+        </w:rPr>
         <w:t>Words You Can Use to Reason</w:t>
       </w:r>
     </w:p>
     <w:p>
-      <w:r>
+      <w:pPr>
+        <w:spacing w:line="336" w:lineRule="auto" w:after="180"/>
+      </w:pPr>
+      <w:r>
+        <w:rPr>
+          <w:b w:val="0"/>
+        </w:rPr>
         <w:t>A definition matters when you can recognize the idea, use it, and contrast it with a near-miss.</w:t>
       </w:r>
     </w:p>
@@ -1374,17 +2079,58 @@
     </w:p>
     <w:p>
       <w:r>
-        <w:t>WORKED EVIDENCE</w:t>
-      </w:r>
-    </w:p>
-    <w:p>
-      <w:r>
+        <w:t>Follow the worked trace for Visual Composition, predict a step, then compare with its explanation.</w:t>
+      </w:r>
+    </w:p>
+    <w:p>
+      <w:pPr>
+        <w:spacing w:line="336" w:lineRule="auto" w:after="180"/>
+      </w:pPr>
+      <w:r>
+        <w:rPr>
+          <w:b/>
+        </w:rPr>
+        <w:t xml:space="preserve">WORKED </w:t>
+      </w:r>
+      <w:r>
+        <w:rPr>
+          <w:b/>
+        </w:rPr>
+        <w:t>EVIDENCE</w:t>
+      </w:r>
+    </w:p>
+    <w:p>
+      <w:pPr>
+        <w:spacing w:line="336" w:lineRule="auto" w:after="180"/>
+      </w:pPr>
+      <w:r>
+        <w:rPr>
+          <w:b w:val="0"/>
+        </w:rPr>
         <w:t>Reason Step by Step</w:t>
       </w:r>
     </w:p>
     <w:p>
-      <w:r>
-        <w:t>Predict first. Then check each step. A correct answer without visible reasoning is incomplete evidence.</w:t>
+      <w:pPr>
+        <w:spacing w:line="336" w:lineRule="auto" w:after="180"/>
+      </w:pPr>
+      <w:r>
+        <w:rPr>
+          <w:b w:val="0"/>
+        </w:rPr>
+        <w:t xml:space="preserve">Predict first. Then check each step. A correct answer without visible reasoning is incomplete </w:t>
+      </w:r>
+      <w:r>
+        <w:rPr>
+          <w:b/>
+        </w:rPr>
+        <w:t>evidence</w:t>
+      </w:r>
+      <w:r>
+        <w:rPr>
+          <w:b w:val="0"/>
+        </w:rPr>
+        <w:t>.</w:t>
       </w:r>
     </w:p>
     <w:p>
@@ -1424,27 +2170,73 @@
       </w:r>
     </w:p>
     <w:p>
-      <w:r>
-        <w:t>1. Prompt names a robot and child but not their relationship.</w:t>
-      </w:r>
-    </w:p>
-    <w:p>
-      <w:r>
+      <w:pPr>
+        <w:spacing w:line="336" w:lineRule="auto" w:after="180"/>
+        <w:shd w:fill="F4F9FC"/>
+      </w:pPr>
+      <w:r>
+        <w:rPr>
+          <w:b w:val="0"/>
+        </w:rPr>
+        <w:t xml:space="preserve">1. Prompt names a robot and child but not their </w:t>
+      </w:r>
+      <w:r>
+        <w:rPr>
+          <w:b/>
+        </w:rPr>
+        <w:t>relationship</w:t>
+      </w:r>
+      <w:r>
+        <w:rPr>
+          <w:b w:val="0"/>
+        </w:rPr>
+        <w:t>.</w:t>
+      </w:r>
+    </w:p>
+    <w:p>
+      <w:pPr>
+        <w:spacing w:line="336" w:lineRule="auto" w:after="180"/>
+        <w:shd w:fill="F4F9FC"/>
+      </w:pPr>
+      <w:r>
+        <w:rPr>
+          <w:b w:val="0"/>
+        </w:rPr>
         <w:t>2. Model may place them far apart or reverse who teaches whom.</w:t>
       </w:r>
     </w:p>
     <w:p>
-      <w:r>
+      <w:pPr>
+        <w:spacing w:line="336" w:lineRule="auto" w:after="180"/>
+        <w:shd w:fill="F4F9FC"/>
+      </w:pPr>
+      <w:r>
+        <w:rPr>
+          <w:b w:val="0"/>
+        </w:rPr>
         <w:t>3. Add action, viewpoint, spacing, and must-show constraints.</w:t>
       </w:r>
     </w:p>
     <w:p>
-      <w:r>
+      <w:pPr>
+        <w:spacing w:line="336" w:lineRule="auto" w:after="180"/>
+        <w:shd w:fill="F4F9FC"/>
+      </w:pPr>
+      <w:r>
+        <w:rPr>
+          <w:b w:val="0"/>
+        </w:rPr>
         <w:t>4. Evaluate whether composition communicates the learning idea without misleading detail.</w:t>
       </w:r>
     </w:p>
     <w:p>
-      <w:r>
+      <w:pPr>
+        <w:spacing w:line="336" w:lineRule="auto" w:after="180"/>
+      </w:pPr>
+      <w:r>
+        <w:rPr>
+          <w:b w:val="0"/>
+        </w:rPr>
         <w:t>Recalculate, retrace, or restate the reasoning in your own representation:</w:t>
       </w:r>
     </w:p>
@@ -1482,8 +2274,27 @@
       </w:r>
     </w:p>
     <w:p>
-      <w:r>
-        <w:t>CHECK  Did the evidence answer the exact question? Did the total, path, or source record stay consistent?</w:t>
+      <w:pPr>
+        <w:spacing w:line="336" w:lineRule="auto" w:after="180"/>
+        <w:shd w:fill="F5F1FB"/>
+      </w:pPr>
+      <w:r>
+        <w:rPr>
+          <w:b w:val="0"/>
+        </w:rPr>
+        <w:t xml:space="preserve">CHECK  Did the </w:t>
+      </w:r>
+      <w:r>
+        <w:rPr>
+          <w:b/>
+        </w:rPr>
+        <w:t>evidence</w:t>
+      </w:r>
+      <w:r>
+        <w:rPr>
+          <w:b w:val="0"/>
+        </w:rPr>
+        <w:t xml:space="preserve"> answer the exact question? Did the total, path, or source record stay consistent?</w:t>
       </w:r>
     </w:p>
     <w:p>
@@ -1495,30 +2306,111 @@
       </w:r>
     </w:p>
     <w:p>
-      <w:r>
+      <w:pPr>
+        <w:spacing w:line="336" w:lineRule="auto" w:after="180"/>
+      </w:pPr>
+      <w:r>
+        <w:rPr>
+          <w:b w:val="0"/>
+        </w:rPr>
         <w:t>A fictional poster requires exactly three labelled circles. Generated image shows four circles and one unreadable label. A caption calls it a photograph of a real lesson.</w:t>
       </w:r>
     </w:p>
     <w:p>
-      <w:r>
+      <w:pPr>
+        <w:spacing w:line="336" w:lineRule="auto" w:after="180"/>
+      </w:pPr>
+      <w:r>
+        <w:rPr>
+          <w:b w:val="0"/>
+        </w:rPr>
         <w:t>It fails count and label criteria; the photograph claim is unsupported. Record it as a generated fictional illustration and revise or reject before use.</w:t>
       </w:r>
     </w:p>
     <w:p>
-      <w:r>
-        <w:t>Compare the intermediate evidence with the final statement. Explain why each number or decision follows from the stated inputs. The conclusion belongs to this scenario and procedure; changing the inputs, evaluation population or authority can change what it establishes. Retain the raw record so a later revision can be compared honestly.</w:t>
-      </w:r>
-    </w:p>
-    <w:p>
       <w:pPr>
         <w:pStyle w:val="Heading3"/>
       </w:pPr>
       <w:r>
+        <w:t>Worked explanation · Visual Composition</w:t>
+      </w:r>
+    </w:p>
+    <w:p>
+      <w:pPr>
+        <w:spacing w:line="336" w:lineRule="auto" w:after="180"/>
+        <w:shd w:fill="F1F6FC"/>
+      </w:pPr>
+      <w:r>
+        <w:rPr>
+          <w:b w:val="0"/>
+        </w:rPr>
+        <w:t xml:space="preserve">Compare the intermediate </w:t>
+      </w:r>
+      <w:r>
+        <w:rPr>
+          <w:b/>
+        </w:rPr>
+        <w:t>evidence</w:t>
+      </w:r>
+      <w:r>
+        <w:rPr>
+          <w:b w:val="0"/>
+        </w:rPr>
+        <w:t xml:space="preserve"> with the final statement. Explain why each number or decision follows from the stated </w:t>
+      </w:r>
+      <w:r>
+        <w:rPr>
+          <w:b/>
+        </w:rPr>
+        <w:t>input</w:t>
+      </w:r>
+      <w:r>
+        <w:rPr>
+          <w:b w:val="0"/>
+        </w:rPr>
+        <w:t>s.</w:t>
+      </w:r>
+    </w:p>
+    <w:p>
+      <w:pPr>
+        <w:spacing w:line="336" w:lineRule="auto" w:after="180"/>
+        <w:shd w:fill="F1F6FC"/>
+      </w:pPr>
+      <w:r>
+        <w:rPr>
+          <w:b w:val="0"/>
+        </w:rPr>
+        <w:t xml:space="preserve">The conclusion belongs to this scenario and procedure; changing the </w:t>
+      </w:r>
+      <w:r>
+        <w:rPr>
+          <w:b/>
+        </w:rPr>
+        <w:t>input</w:t>
+      </w:r>
+      <w:r>
+        <w:rPr>
+          <w:b w:val="0"/>
+        </w:rPr>
+        <w:t>s, evaluation population or authority can change what it establishes. Retain the raw record so a later revision can be compared honestly.</w:t>
+      </w:r>
+    </w:p>
+    <w:p>
+      <w:pPr>
+        <w:pStyle w:val="Heading3"/>
+      </w:pPr>
+      <w:r>
         <w:t>Learn from the worked case</w:t>
       </w:r>
     </w:p>
     <w:p>
-      <w:r>
+      <w:pPr>
+        <w:spacing w:line="336" w:lineRule="auto" w:after="180"/>
+      </w:pPr>
+      <w:r>
+        <w:rPr>
+          <w:b w:val="0"/>
+        </w:rPr>
         <w:t>Cover the result before checking it. Say what is given, choose the procedure, and follow one step at a time. Then uncover the result and explain your first mismatch. Ask why a step is allowed, not only what number it produces.</w:t>
       </w:r>
     </w:p>
@@ -1531,7 +2423,13 @@
       </w:r>
     </w:p>
     <w:p>
-      <w:r>
+      <w:pPr>
+        <w:spacing w:line="336" w:lineRule="auto" w:after="180"/>
+      </w:pPr>
+      <w:r>
+        <w:rPr>
+          <w:b w:val="0"/>
+        </w:rPr>
         <w:t>A fictional Study Buddy requests a science-poster layout, then audits a supplied drawing description.</w:t>
       </w:r>
     </w:p>
@@ -1544,12 +2442,42 @@
       </w:r>
     </w:p>
     <w:p>
-      <w:r>
+      <w:pPr>
+        <w:pStyle w:val="Heading3"/>
+      </w:pPr>
+      <w:r>
+        <w:t>Supplied facts</w:t>
+      </w:r>
+    </w:p>
+    <w:p>
+      <w:pPr>
+        <w:spacing w:line="336" w:lineRule="auto" w:after="180"/>
+        <w:shd w:fill="F1F6FC"/>
+      </w:pPr>
+      <w:r>
+        <w:rPr>
+          <w:b w:val="0"/>
+        </w:rPr>
         <w:t>Brief: exactly two labelled bottles left of one beaker; one arrow from bottles toward beaker.</w:t>
       </w:r>
     </w:p>
     <w:p>
-      <w:r>
+      <w:pPr>
+        <w:pStyle w:val="Heading3"/>
+      </w:pPr>
+      <w:r>
+        <w:t>Supplied facts</w:t>
+      </w:r>
+    </w:p>
+    <w:p>
+      <w:pPr>
+        <w:spacing w:line="336" w:lineRule="auto" w:after="180"/>
+        <w:shd w:fill="F1F6FC"/>
+      </w:pPr>
+      <w:r>
+        <w:rPr>
+          <w:b w:val="0"/>
+        </w:rPr>
         <w:t>Supplied drawing description: two labelled bottles are right of a beaker; an arrow points from beaker toward bottles.</w:t>
       </w:r>
     </w:p>
@@ -1735,30 +2663,114 @@
       </w:r>
     </w:p>
     <w:p>
-      <w:r>
-        <w:t>Having every requested object is not the same as conveying the requested relationship. Position and arrow direction can change a scientific explanation while object counts remain correct. Audit the provided description honestly: no actual image was supplied, so this evaluation concerns its stated layout rather than a claimed visual inspection.</w:t>
-      </w:r>
-    </w:p>
-    <w:p>
       <w:pPr>
         <w:pStyle w:val="Heading3"/>
       </w:pPr>
       <w:r>
+        <w:t>Why the result follows</w:t>
+      </w:r>
+    </w:p>
+    <w:p>
+      <w:pPr>
+        <w:spacing w:line="336" w:lineRule="auto" w:after="180"/>
+        <w:shd w:fill="F1F6FC"/>
+      </w:pPr>
+      <w:r>
+        <w:rPr>
+          <w:b w:val="0"/>
+        </w:rPr>
+        <w:t xml:space="preserve">Having every requested object is not the same as conveying the requested </w:t>
+      </w:r>
+      <w:r>
+        <w:rPr>
+          <w:b/>
+        </w:rPr>
+        <w:t>relationship</w:t>
+      </w:r>
+      <w:r>
+        <w:rPr>
+          <w:b w:val="0"/>
+        </w:rPr>
+        <w:t>. Position and arrow direction can change a scientific explanation while object counts remain correct.</w:t>
+      </w:r>
+    </w:p>
+    <w:p>
+      <w:pPr>
+        <w:spacing w:line="336" w:lineRule="auto" w:after="180"/>
+        <w:shd w:fill="F1F6FC"/>
+      </w:pPr>
+      <w:r>
+        <w:rPr>
+          <w:b w:val="0"/>
+        </w:rPr>
+        <w:t>Audit the provided description honestly: no actual image was supplied, so this evaluation concerns its stated layout rather than a claimed visual inspection.</w:t>
+      </w:r>
+    </w:p>
+    <w:p>
+      <w:pPr>
+        <w:pStyle w:val="Heading3"/>
+      </w:pPr>
+      <w:r>
         <w:t>What this example does not establish</w:t>
       </w:r>
     </w:p>
     <w:p>
-      <w:r>
+      <w:pPr>
+        <w:pStyle w:val="Heading3"/>
+      </w:pPr>
+      <w:r>
+        <w:t>Keep the stated limit</w:t>
+      </w:r>
+    </w:p>
+    <w:p>
+      <w:pPr>
+        <w:spacing w:line="336" w:lineRule="auto" w:after="180"/>
+        <w:shd w:fill="FFF5E6"/>
+      </w:pPr>
+      <w:r>
+        <w:rPr>
+          <w:b w:val="0"/>
+        </w:rPr>
         <w:t>A compliant layout does not by itself verify the chemistry or procedure represented; content needs source checking.</w:t>
       </w:r>
     </w:p>
     <w:p>
-      <w:r>
+      <w:pPr>
+        <w:pStyle w:val="Heading3"/>
+      </w:pPr>
+      <w:r>
+        <w:t>Keep the stated limit</w:t>
+      </w:r>
+    </w:p>
+    <w:p>
+      <w:pPr>
+        <w:spacing w:line="336" w:lineRule="auto" w:after="180"/>
+        <w:shd w:fill="FFF5E6"/>
+      </w:pPr>
+      <w:r>
+        <w:rPr>
+          <w:b w:val="0"/>
+        </w:rPr>
         <w:t>Read the labelled picture: Which checks pass after that single change, and what still needs repair?</w:t>
       </w:r>
     </w:p>
     <w:p>
-      <w:r>
+      <w:pPr>
+        <w:pStyle w:val="Heading3"/>
+      </w:pPr>
+      <w:r>
+        <w:t>Keep the stated limit</w:t>
+      </w:r>
+    </w:p>
+    <w:p>
+      <w:pPr>
+        <w:spacing w:line="336" w:lineRule="auto" w:after="180"/>
+        <w:shd w:fill="FFF5E6"/>
+      </w:pPr>
+      <w:r>
+        <w:rPr>
+          <w:b w:val="0"/>
+        </w:rPr>
         <w:t>Change one thing: Move bottles left of the beaker but keep the arrow pointing from beaker toward bottles. Predict the result before checking the explanation. What remains the same?</w:t>
       </w:r>
     </w:p>
@@ -1772,17 +2784,61 @@
     </w:p>
     <w:p>
       <w:r>
+        <w:t>Find the unsupported step in the Visual Composition claim and explain a repair using the supplied evidence.</w:t>
+      </w:r>
+    </w:p>
+    <w:p>
+      <w:pPr>
+        <w:pStyle w:val="Heading3"/>
+      </w:pPr>
+      <w:r>
+        <w:t>Find the first error</w:t>
+      </w:r>
+    </w:p>
+    <w:p>
+      <w:pPr>
+        <w:spacing w:line="336" w:lineRule="auto" w:after="180"/>
+        <w:shd w:fill="FFF5E6"/>
+      </w:pPr>
+      <w:r>
+        <w:rPr>
+          <w:b w:val="0"/>
+        </w:rPr>
         <w:t>ERROR DETECTIVE</w:t>
       </w:r>
     </w:p>
     <w:p>
-      <w:r>
+      <w:pPr>
+        <w:spacing w:line="336" w:lineRule="auto" w:after="180"/>
+      </w:pPr>
+      <w:r>
+        <w:rPr>
+          <w:b w:val="0"/>
+        </w:rPr>
         <w:t>Compare → Diagnose → Repair</w:t>
       </w:r>
     </w:p>
     <w:p>
-      <w:r>
-        <w:t>Do not patch the answer. Find the earliest unsupported assumption, wrong step, or weak evidence.</w:t>
+      <w:pPr>
+        <w:spacing w:line="336" w:lineRule="auto" w:after="180"/>
+      </w:pPr>
+      <w:r>
+        <w:rPr>
+          <w:b w:val="0"/>
+        </w:rPr>
+        <w:t xml:space="preserve">Do not patch the answer. Find the earliest unsupported assumption, wrong step, or weak </w:t>
+      </w:r>
+      <w:r>
+        <w:rPr>
+          <w:b/>
+        </w:rPr>
+        <w:t>evidence</w:t>
+      </w:r>
+      <w:r>
+        <w:rPr>
+          <w:b w:val="0"/>
+        </w:rPr>
+        <w:t>.</w:t>
       </w:r>
     </w:p>
     <w:p>
@@ -2032,7 +3088,14 @@
       </w:tr>
     </w:tbl>
     <w:p>
-      <w:r>
+      <w:pPr>
+        <w:spacing w:line="336" w:lineRule="auto" w:after="180"/>
+        <w:shd w:fill="F5F1FB"/>
+      </w:pPr>
+      <w:r>
+        <w:rPr>
+          <w:b w:val="0"/>
+        </w:rPr>
         <w:t>Repair one cause. Why is this repair better than changing several things?</w:t>
       </w:r>
     </w:p>
@@ -2078,15 +3141,42 @@
       </w:r>
     </w:p>
     <w:p>
-      <w:r>
-        <w:t>Complete the supported workbook tasks before attempting W4 independently. Record any hints or help used. After feedback, use the teacher's fresh retry rather than copying the earlier answer. For a project, select a relevant new case, predict the outcome from the declared rule and preserve the result alongside any revision.</w:t>
-      </w:r>
-    </w:p>
-    <w:p>
       <w:pPr>
         <w:pStyle w:val="Heading3"/>
       </w:pPr>
       <w:r>
+        <w:t>Check the claim against the facts</w:t>
+      </w:r>
+    </w:p>
+    <w:p>
+      <w:pPr>
+        <w:spacing w:line="336" w:lineRule="auto" w:after="180"/>
+        <w:shd w:fill="FFF5E6"/>
+      </w:pPr>
+      <w:r>
+        <w:rPr>
+          <w:b w:val="0"/>
+        </w:rPr>
+        <w:t>Complete the supported workbook tasks before attempting W4 independently. Record any hints or help used. After feedback, use the teacher's fresh retry rather than copying the earlier answer.</w:t>
+      </w:r>
+    </w:p>
+    <w:p>
+      <w:pPr>
+        <w:spacing w:line="336" w:lineRule="auto" w:after="180"/>
+        <w:shd w:fill="FFF5E6"/>
+      </w:pPr>
+      <w:r>
+        <w:rPr>
+          <w:b w:val="0"/>
+        </w:rPr>
+        <w:t>For a project, select a relevant new case, predict the outcome from the declared rule and preserve the result alongside any revision.</w:t>
+      </w:r>
+    </w:p>
+    <w:p>
+      <w:pPr>
+        <w:pStyle w:val="Heading3"/>
+      </w:pPr>
+      <w:r>
         <w:t>Exit: propose one revealing change to the worked scenario. State the expected outcome and the evidence that would make you revise your explanation.</w:t>
       </w:r>
     </w:p>
@@ -2125,16 +3215,39 @@
     </w:p>
     <w:p>
       <w:r>
+        <w:t>Practise Visual Composition with support, then explain the deciding step in your own words.</w:t>
+      </w:r>
+    </w:p>
+    <w:p>
+      <w:pPr>
+        <w:spacing w:line="336" w:lineRule="auto" w:after="180"/>
+      </w:pPr>
+      <w:r>
+        <w:rPr>
+          <w:b/>
+        </w:rPr>
         <w:t>LOGIC STUDIO</w:t>
       </w:r>
     </w:p>
     <w:p>
-      <w:r>
+      <w:pPr>
+        <w:spacing w:line="336" w:lineRule="auto" w:after="180"/>
+      </w:pPr>
+      <w:r>
+        <w:rPr>
+          <w:b w:val="0"/>
+        </w:rPr>
         <w:t>Specify Before You Run</w:t>
       </w:r>
     </w:p>
     <w:p>
-      <w:r>
+      <w:pPr>
+        <w:spacing w:line="336" w:lineRule="auto" w:after="180"/>
+      </w:pPr>
+      <w:r>
+        <w:rPr>
+          <w:b w:val="0"/>
+        </w:rPr>
         <w:t>Prompts, schemas, retrieval, tool calls, and code are inspectable parts of one AI product.</w:t>
       </w:r>
     </w:p>
@@ -2175,8 +3288,26 @@
       </w:r>
     </w:p>
     <w:p>
-      <w:r>
-        <w:t>SET task, audience, constraints, output_schema</w:t>
+      <w:pPr>
+        <w:spacing w:line="336" w:lineRule="auto" w:after="180"/>
+      </w:pPr>
+      <w:r>
+        <w:rPr>
+          <w:b w:val="0"/>
+        </w:rPr>
+        <w:t xml:space="preserve">SET task, audience, constraints, </w:t>
+      </w:r>
+      <w:r>
+        <w:rPr>
+          <w:b/>
+        </w:rPr>
+        <w:t>output</w:t>
+      </w:r>
+      <w:r>
+        <w:rPr>
+          <w:b w:val="0"/>
+        </w:rPr>
+        <w:t>_schema</w:t>
         <w:br/>
         <w:t>LOAD approved_context or retrieval_result</w:t>
         <w:br/>
@@ -2184,14 +3315,57 @@
         <w:br/>
         <w:t>VALIDATE fields, claims, citations, and safety</w:t>
         <w:br/>
-        <w:t>IF evidence missing: ask, retrieve, or abstain</w:t>
+        <w:t xml:space="preserve">IF </w:t>
+      </w:r>
+      <w:r>
+        <w:rPr>
+          <w:b/>
+        </w:rPr>
+        <w:t>evidence</w:t>
+      </w:r>
+      <w:r>
+        <w:rPr>
+          <w:b w:val="0"/>
+        </w:rPr>
+        <w:t xml:space="preserve"> missing: ask, retrieve, or abstain</w:t>
         <w:br/>
-        <w:t>RETURN useful output + source trail + limitations</w:t>
-      </w:r>
-    </w:p>
-    <w:p>
-      <w:r>
-        <w:t>Trace one input. Which line changes the state or chooses a path?</w:t>
+        <w:t xml:space="preserve">RETURN useful </w:t>
+      </w:r>
+      <w:r>
+        <w:rPr>
+          <w:b/>
+        </w:rPr>
+        <w:t>output</w:t>
+      </w:r>
+      <w:r>
+        <w:rPr>
+          <w:b w:val="0"/>
+        </w:rPr>
+        <w:t xml:space="preserve"> + source trail + limitations</w:t>
+      </w:r>
+    </w:p>
+    <w:p>
+      <w:pPr>
+        <w:spacing w:line="336" w:lineRule="auto" w:after="180"/>
+        <w:shd w:fill="F5F1FB"/>
+      </w:pPr>
+      <w:r>
+        <w:rPr>
+          <w:b w:val="0"/>
+        </w:rPr>
+        <w:t xml:space="preserve">Trace one </w:t>
+      </w:r>
+      <w:r>
+        <w:rPr>
+          <w:b/>
+        </w:rPr>
+        <w:t>input</w:t>
+      </w:r>
+      <w:r>
+        <w:rPr>
+          <w:b w:val="0"/>
+        </w:rPr>
+        <w:t>. Which line changes the state or chooses a path?</w:t>
       </w:r>
     </w:p>
     <w:p>
@@ -2236,13 +3410,54 @@
       </w:r>
     </w:p>
     <w:p>
-      <w:r>
-        <w:t>Provenance tracks production history; it does not prove the content is accurate or establish every legal permission.</w:t>
-      </w:r>
-    </w:p>
-    <w:p>
-      <w:r>
-        <w:t>A useful check asks what would make the reasoning fail. Distinguish a failure to execute the declared procedure from a weakness in the procedure itself. The first may require a correction; the second requires an explicitly revised method and new evidence. Preserve unsuccessful cases so an improved result cannot hide the original problem.</w:t>
+      <w:pPr>
+        <w:spacing w:line="336" w:lineRule="auto" w:after="180"/>
+      </w:pPr>
+      <w:r>
+        <w:rPr>
+          <w:b/>
+        </w:rPr>
+        <w:t>Provenance</w:t>
+      </w:r>
+      <w:r>
+        <w:rPr>
+          <w:b w:val="0"/>
+        </w:rPr>
+        <w:t xml:space="preserve"> tracks production history; it does not prove the content is accurate or establish every legal permission.</w:t>
+      </w:r>
+    </w:p>
+    <w:p>
+      <w:pPr>
+        <w:spacing w:line="336" w:lineRule="auto" w:after="180"/>
+      </w:pPr>
+      <w:r>
+        <w:rPr>
+          <w:b w:val="0"/>
+        </w:rPr>
+        <w:t>A useful check asks what would make the reasoning fail. Distinguish a failure to execute the declared procedure from a weakness in the procedure itself.</w:t>
+      </w:r>
+    </w:p>
+    <w:p>
+      <w:pPr>
+        <w:spacing w:line="336" w:lineRule="auto" w:after="180"/>
+      </w:pPr>
+      <w:r>
+        <w:rPr>
+          <w:b w:val="0"/>
+        </w:rPr>
+        <w:t xml:space="preserve">The first may require a correction; the second requires an explicitly revised method and new </w:t>
+      </w:r>
+      <w:r>
+        <w:rPr>
+          <w:b/>
+        </w:rPr>
+        <w:t>evidence</w:t>
+      </w:r>
+      <w:r>
+        <w:rPr>
+          <w:b w:val="0"/>
+        </w:rPr>
+        <w:t>. Preserve unsuccessful cases so an improved result cannot hide the original problem.</w:t>
       </w:r>
     </w:p>
     <w:p>
@@ -2287,8 +3502,38 @@
       </w:r>
     </w:p>
     <w:p>
-      <w:r>
-        <w:t>Use workbook W2 for the connected example “Image generation and provenance”. First fill the input and rule boxes. Try the middle steps before asking for a hint. After a hint, try the next step yourself.</w:t>
+      <w:pPr>
+        <w:spacing w:line="336" w:lineRule="auto" w:after="180"/>
+      </w:pPr>
+      <w:r>
+        <w:rPr>
+          <w:b w:val="0"/>
+        </w:rPr>
+        <w:t xml:space="preserve">Use workbook W2 for the connected example “Image generation and </w:t>
+      </w:r>
+      <w:r>
+        <w:rPr>
+          <w:b/>
+        </w:rPr>
+        <w:t>provenance</w:t>
+      </w:r>
+      <w:r>
+        <w:rPr>
+          <w:b w:val="0"/>
+        </w:rPr>
+        <w:t xml:space="preserve">”. First fill the </w:t>
+      </w:r>
+      <w:r>
+        <w:rPr>
+          <w:b/>
+        </w:rPr>
+        <w:t>input</w:t>
+      </w:r>
+      <w:r>
+        <w:rPr>
+          <w:b w:val="0"/>
+        </w:rPr>
+        <w:t xml:space="preserve"> and rule boxes. Try the middle steps before asking for a hint. After a hint, try the next step yourself.</w:t>
       </w:r>
     </w:p>
     <w:tbl>
@@ -2371,7 +3616,13 @@
       </w:tr>
     </w:tbl>
     <w:p>
-      <w:r>
+      <w:pPr>
+        <w:spacing w:line="336" w:lineRule="auto" w:after="180"/>
+      </w:pPr>
+      <w:r>
+        <w:rPr>
+          <w:b w:val="0"/>
+        </w:rPr>
         <w:t>Explain your trace to a partner. Your partner points to one step to check. Swap roles on the next case. Each person writes their own explanation.</w:t>
       </w:r>
     </w:p>
@@ -2384,12 +3635,47 @@
       </w:r>
     </w:p>
     <w:p>
-      <w:r>
-        <w:t>Use the worked case for Image generation and provenance. Proposed explanation: “The worked result establishes every future case”. Decide whether this explanation is supported. Point to the step or supplied fact that decides; explain your repair if needed.</w:t>
-      </w:r>
-    </w:p>
-    <w:p>
-      <w:r>
+      <w:pPr>
+        <w:spacing w:line="336" w:lineRule="auto" w:after="180"/>
+      </w:pPr>
+      <w:r>
+        <w:rPr>
+          <w:b w:val="0"/>
+        </w:rPr>
+        <w:t xml:space="preserve">Use the worked case for Image generation and </w:t>
+      </w:r>
+      <w:r>
+        <w:rPr>
+          <w:b/>
+        </w:rPr>
+        <w:t>provenance</w:t>
+      </w:r>
+      <w:r>
+        <w:rPr>
+          <w:b w:val="0"/>
+        </w:rPr>
+        <w:t>. Proposed explanation: “The worked result establishes every future case”. Decide whether this explanation is supported.</w:t>
+      </w:r>
+    </w:p>
+    <w:p>
+      <w:pPr>
+        <w:spacing w:line="336" w:lineRule="auto" w:after="180"/>
+      </w:pPr>
+      <w:r>
+        <w:rPr>
+          <w:b w:val="0"/>
+        </w:rPr>
+        <w:t>Point to the step or supplied fact that decides; explain your repair if needed.</w:t>
+      </w:r>
+    </w:p>
+    <w:p>
+      <w:pPr>
+        <w:spacing w:line="336" w:lineRule="auto" w:after="180"/>
+      </w:pPr>
+      <w:r>
+        <w:rPr>
+          <w:b w:val="0"/>
+        </w:rPr>
         <w:t>Answer on your own before discussion. If you are unsure, say which step you need help with.</w:t>
       </w:r>
     </w:p>
@@ -2402,7 +3688,14 @@
       </w:r>
     </w:p>
     <w:p>
-      <w:r>
+      <w:pPr>
+        <w:spacing w:line="336" w:lineRule="auto" w:after="180"/>
+        <w:shd w:fill="F5F1FB"/>
+      </w:pPr>
+      <w:r>
+        <w:rPr>
+          <w:b w:val="0"/>
+        </w:rPr>
         <w:t>Which checks pass after that single change, and what still needs repair?</w:t>
       </w:r>
     </w:p>
@@ -2435,7 +3728,13 @@
       </w:r>
     </w:p>
     <w:p>
-      <w:r>
+      <w:pPr>
+        <w:spacing w:line="336" w:lineRule="auto" w:after="180"/>
+      </w:pPr>
+      <w:r>
+        <w:rPr>
+          <w:b w:val="0"/>
+        </w:rPr>
         <w:t>This is supported practice. Keep the separately named independent case for an attempt before feedback.</w:t>
       </w:r>
     </w:p>
@@ -2449,16 +3748,45 @@
     </w:p>
     <w:p>
       <w:r>
-        <w:t>EVIDENCE LAB</w:t>
-      </w:r>
-    </w:p>
-    <w:p>
-      <w:r>
+        <w:t>Investigate Visual Composition. Record the prediction, actual observation or labelled paper trace, explanation and next test separately.</w:t>
+      </w:r>
+    </w:p>
+    <w:p>
+      <w:pPr>
+        <w:spacing w:line="336" w:lineRule="auto" w:after="180"/>
+      </w:pPr>
+      <w:r>
+        <w:rPr>
+          <w:b/>
+        </w:rPr>
+        <w:t>EVIDENCE</w:t>
+      </w:r>
+      <w:r>
+        <w:rPr>
+          <w:b/>
+        </w:rPr>
+        <w:t xml:space="preserve"> LAB</w:t>
+      </w:r>
+    </w:p>
+    <w:p>
+      <w:pPr>
+        <w:spacing w:line="336" w:lineRule="auto" w:after="180"/>
+      </w:pPr>
+      <w:r>
+        <w:rPr>
+          <w:b w:val="0"/>
+        </w:rPr>
         <w:t>Predict → Test → Record → Explain</w:t>
       </w:r>
     </w:p>
     <w:p>
-      <w:r>
+      <w:pPr>
+        <w:spacing w:line="336" w:lineRule="auto" w:after="180"/>
+      </w:pPr>
+      <w:r>
+        <w:rPr>
+          <w:b w:val="0"/>
+        </w:rPr>
         <w:t>Keep expected and actual results separate. Surprises are useful data when recorded honestly.</w:t>
       </w:r>
     </w:p>
@@ -2499,8 +3827,26 @@
       </w:r>
     </w:p>
     <w:p>
-      <w:r>
-        <w:t>Repair three prompts by changing one missing composition element; sketch expected framing before generation and compare.</w:t>
+      <w:pPr>
+        <w:spacing w:line="336" w:lineRule="auto" w:after="180"/>
+      </w:pPr>
+      <w:r>
+        <w:rPr>
+          <w:b w:val="0"/>
+        </w:rPr>
+        <w:t xml:space="preserve">Repair three prompts by changing one missing composition element; sketch expected </w:t>
+      </w:r>
+      <w:r>
+        <w:rPr>
+          <w:b/>
+        </w:rPr>
+        <w:t>framing</w:t>
+      </w:r>
+      <w:r>
+        <w:rPr>
+          <w:b w:val="0"/>
+        </w:rPr>
+        <w:t xml:space="preserve"> before generation and compare.</w:t>
       </w:r>
     </w:p>
     <w:tbl>
@@ -2749,7 +4095,14 @@
       </w:tr>
     </w:tbl>
     <w:p>
-      <w:r>
+      <w:pPr>
+        <w:spacing w:line="336" w:lineRule="auto" w:after="180"/>
+        <w:shd w:fill="F5F1FB"/>
+      </w:pPr>
+      <w:r>
+        <w:rPr>
+          <w:b w:val="0"/>
+        </w:rPr>
         <w:t>What did the hardest test teach you that the normal test did not?</w:t>
       </w:r>
     </w:p>
@@ -2795,7 +4148,13 @@
       </w:r>
     </w:p>
     <w:p>
-      <w:r>
+      <w:pPr>
+        <w:spacing w:line="336" w:lineRule="auto" w:after="180"/>
+      </w:pPr>
+      <w:r>
+        <w:rPr>
+          <w:b w:val="0"/>
+        </w:rPr>
         <w:t>Before trying: what do I expect, and why? While trying: which step could first go wrong? Afterwards: what did I actually observe, and what should change? Keep “not run” if you only traced the procedure.</w:t>
       </w:r>
     </w:p>
@@ -2809,17 +4168,52 @@
     </w:p>
     <w:p>
       <w:r>
+        <w:t>Move from recall to tracing, diagnosis and transfer in Visual Composition. Explain why each step is justified.</w:t>
+      </w:r>
+    </w:p>
+    <w:p>
+      <w:pPr>
+        <w:spacing w:line="336" w:lineRule="auto" w:after="180"/>
+      </w:pPr>
+      <w:r>
+        <w:rPr>
+          <w:b/>
+        </w:rPr>
         <w:t>MASTERY</w:t>
       </w:r>
     </w:p>
     <w:p>
-      <w:r>
+      <w:pPr>
+        <w:spacing w:line="336" w:lineRule="auto" w:after="180"/>
+      </w:pPr>
+      <w:r>
+        <w:rPr>
+          <w:b w:val="0"/>
+        </w:rPr>
         <w:t>From Knowing the Word to Owning the Idea</w:t>
       </w:r>
     </w:p>
     <w:p>
-      <w:r>
-        <w:t>Move upward only when you can produce evidence without copying the worked example.</w:t>
+      <w:pPr>
+        <w:spacing w:line="336" w:lineRule="auto" w:after="180"/>
+      </w:pPr>
+      <w:r>
+        <w:rPr>
+          <w:b w:val="0"/>
+        </w:rPr>
+        <w:t xml:space="preserve">Move upward only when you can produce </w:t>
+      </w:r>
+      <w:r>
+        <w:rPr>
+          <w:b/>
+        </w:rPr>
+        <w:t>evidence</w:t>
+      </w:r>
+      <w:r>
+        <w:rPr>
+          <w:b w:val="0"/>
+        </w:rPr>
+        <w:t xml:space="preserve"> without copying the worked example.</w:t>
       </w:r>
     </w:p>
     <w:p>
@@ -2859,33 +4253,93 @@
       </w:r>
     </w:p>
     <w:p>
-      <w:r>
+      <w:pPr>
+        <w:spacing w:line="336" w:lineRule="auto" w:after="180"/>
+      </w:pPr>
+      <w:r>
+        <w:rPr>
+          <w:b w:val="0"/>
+        </w:rPr>
         <w:t>1 • NAME: Define the concept without repeating the textbook.</w:t>
       </w:r>
     </w:p>
     <w:p>
-      <w:r>
-        <w:t>2 • TRACE: Show the information, state, branch, calculation, or evidence path.</w:t>
-      </w:r>
-    </w:p>
-    <w:p>
-      <w:r>
+      <w:pPr>
+        <w:spacing w:line="336" w:lineRule="auto" w:after="180"/>
+      </w:pPr>
+      <w:r>
+        <w:rPr>
+          <w:b w:val="0"/>
+        </w:rPr>
+        <w:t xml:space="preserve">2 • TRACE: Show the information, state, branch, calculation, or </w:t>
+      </w:r>
+      <w:r>
+        <w:rPr>
+          <w:b/>
+        </w:rPr>
+        <w:t>evidence</w:t>
+      </w:r>
+      <w:r>
+        <w:rPr>
+          <w:b w:val="0"/>
+        </w:rPr>
+        <w:t xml:space="preserve"> path.</w:t>
+      </w:r>
+    </w:p>
+    <w:p>
+      <w:pPr>
+        <w:spacing w:line="336" w:lineRule="auto" w:after="180"/>
+      </w:pPr>
+      <w:r>
+        <w:rPr>
+          <w:b w:val="0"/>
+        </w:rPr>
         <w:t>3 • APPLY: Solve a different example independently.</w:t>
       </w:r>
     </w:p>
     <w:p>
-      <w:r>
+      <w:pPr>
+        <w:spacing w:line="336" w:lineRule="auto" w:after="180"/>
+      </w:pPr>
+      <w:r>
+        <w:rPr>
+          <w:b w:val="0"/>
+        </w:rPr>
         <w:t>4 • CHALLENGE: Find a boundary case, counterexample, or unfair outcome.</w:t>
       </w:r>
     </w:p>
     <w:p>
-      <w:r>
+      <w:pPr>
+        <w:spacing w:line="336" w:lineRule="auto" w:after="180"/>
+      </w:pPr>
+      <w:r>
+        <w:rPr>
+          <w:b w:val="0"/>
+        </w:rPr>
         <w:t>5 • EXPLAIN LIMITS: Say when the result should not be trusted or used alone.</w:t>
       </w:r>
     </w:p>
     <w:p>
-      <w:r>
-        <w:t>My strongest evidence of independent understanding:</w:t>
+      <w:pPr>
+        <w:spacing w:line="336" w:lineRule="auto" w:after="180"/>
+      </w:pPr>
+      <w:r>
+        <w:rPr>
+          <w:b w:val="0"/>
+        </w:rPr>
+        <w:t xml:space="preserve">My strongest </w:t>
+      </w:r>
+      <w:r>
+        <w:rPr>
+          <w:b/>
+        </w:rPr>
+        <w:t>evidence</w:t>
+      </w:r>
+      <w:r>
+        <w:rPr>
+          <w:b w:val="0"/>
+        </w:rPr>
+        <w:t xml:space="preserve"> of independent understanding:</w:t>
       </w:r>
     </w:p>
     <w:p>
@@ -2931,16 +4385,39 @@
     </w:p>
     <w:p>
       <w:r>
+        <w:t>Apply this week’s idea to Verified Study Buddy. Keep an annotated decision and the evidence supporting it.</w:t>
+      </w:r>
+    </w:p>
+    <w:p>
+      <w:pPr>
+        <w:spacing w:line="336" w:lineRule="auto" w:after="180"/>
+      </w:pPr>
+      <w:r>
+        <w:rPr>
+          <w:b/>
+        </w:rPr>
         <w:t>CUMULATIVE PROJECT</w:t>
       </w:r>
     </w:p>
     <w:p>
-      <w:r>
+      <w:pPr>
+        <w:spacing w:line="336" w:lineRule="auto" w:after="180"/>
+      </w:pPr>
+      <w:r>
+        <w:rPr>
+          <w:b w:val="0"/>
+        </w:rPr>
         <w:t>Verified Study Buddy</w:t>
       </w:r>
     </w:p>
     <w:p>
-      <w:r>
+      <w:pPr>
+        <w:spacing w:line="336" w:lineRule="auto" w:after="180"/>
+      </w:pPr>
+      <w:r>
+        <w:rPr>
+          <w:b w:val="0"/>
+        </w:rPr>
         <w:t>Every week adds one inspectable piece. The system must show how it reached a result.</w:t>
       </w:r>
     </w:p>
@@ -2981,17 +4458,63 @@
       </w:r>
     </w:p>
     <w:p>
-      <w:r>
-        <w:t>THIS WEEK’S CHECKPOINT  Create age-fit explanatory visuals with labeled purpose and no invented documentary evidence.</w:t>
-      </w:r>
-    </w:p>
-    <w:p>
-      <w:r>
-        <w:t>SYSTEM MAP  Learner need → prompt/schema → approved sources/retrieval → model/tool → structured answer → verification → human decision</w:t>
-      </w:r>
-    </w:p>
-    <w:p>
-      <w:r>
+      <w:pPr>
+        <w:spacing w:line="336" w:lineRule="auto" w:after="180"/>
+      </w:pPr>
+      <w:r>
+        <w:rPr>
+          <w:b w:val="0"/>
+        </w:rPr>
+        <w:t xml:space="preserve">THIS WEEK’S CHECKPOINT  Create age-fit explanatory visuals with labeled purpose and no invented documentary </w:t>
+      </w:r>
+      <w:r>
+        <w:rPr>
+          <w:b/>
+        </w:rPr>
+        <w:t>evidence</w:t>
+      </w:r>
+      <w:r>
+        <w:rPr>
+          <w:b w:val="0"/>
+        </w:rPr>
+        <w:t>.</w:t>
+      </w:r>
+    </w:p>
+    <w:p>
+      <w:pPr>
+        <w:pStyle w:val="Heading3"/>
+      </w:pPr>
+      <w:r>
+        <w:t>Trace the system</w:t>
+      </w:r>
+    </w:p>
+    <w:p>
+      <w:pPr>
+        <w:spacing w:line="336" w:lineRule="auto" w:after="180"/>
+        <w:shd w:fill="EDF7F3"/>
+      </w:pPr>
+      <w:r>
+        <w:rPr>
+          <w:b w:val="0"/>
+        </w:rPr>
+        <w:t xml:space="preserve">SYSTEM MAP  Learner need → prompt/schema → approved sources/retrieval → model/tool → structured answer → verification → </w:t>
+      </w:r>
+      <w:r>
+        <w:rPr>
+          <w:b/>
+        </w:rPr>
+        <w:t>human decision</w:t>
+      </w:r>
+    </w:p>
+    <w:p>
+      <w:pPr>
+        <w:spacing w:line="336" w:lineRule="auto" w:after="180"/>
+        <w:shd w:fill="F5F1FB"/>
+      </w:pPr>
+      <w:r>
+        <w:rPr>
+          <w:b w:val="0"/>
+        </w:rPr>
         <w:t>What will you add, change, or verify in the project this week?</w:t>
       </w:r>
     </w:p>
@@ -3029,8 +4552,27 @@
       </w:r>
     </w:p>
     <w:p>
-      <w:r>
-        <w:t>What should remain under human control?</w:t>
+      <w:pPr>
+        <w:spacing w:line="336" w:lineRule="auto" w:after="180"/>
+        <w:shd w:fill="F5F1FB"/>
+      </w:pPr>
+      <w:r>
+        <w:rPr>
+          <w:b w:val="0"/>
+        </w:rPr>
+        <w:t xml:space="preserve">What should remain under </w:t>
+      </w:r>
+      <w:r>
+        <w:rPr>
+          <w:b/>
+        </w:rPr>
+        <w:t>human control</w:t>
+      </w:r>
+      <w:r>
+        <w:rPr>
+          <w:b w:val="0"/>
+        </w:rPr>
+        <w:t>?</w:t>
       </w:r>
     </w:p>
     <w:p>
@@ -3067,20 +4609,53 @@
       </w:r>
     </w:p>
     <w:p>
-      <w:r>
-        <w:t>RESPONSIBLE DESIGN  Collect only necessary information. Show uncertainty and limits. Never confuse fluent output with verified truth.</w:t>
-      </w:r>
-    </w:p>
-    <w:p>
       <w:pPr>
         <w:pStyle w:val="Heading3"/>
       </w:pPr>
       <w:r>
+        <w:t>Responsible design</w:t>
+      </w:r>
+    </w:p>
+    <w:p>
+      <w:pPr>
+        <w:spacing w:line="336" w:lineRule="auto" w:after="180"/>
+        <w:shd w:fill="FFF5E6"/>
+      </w:pPr>
+      <w:r>
+        <w:rPr>
+          <w:b w:val="0"/>
+        </w:rPr>
+        <w:t xml:space="preserve">RESPONSIBLE DESIGN  Collect only necessary information. Show uncertainty and limits. Never confuse fluent </w:t>
+      </w:r>
+      <w:r>
+        <w:rPr>
+          <w:b/>
+        </w:rPr>
+        <w:t>output</w:t>
+      </w:r>
+      <w:r>
+        <w:rPr>
+          <w:b w:val="0"/>
+        </w:rPr>
+        <w:t xml:space="preserve"> with verified truth.</w:t>
+      </w:r>
+    </w:p>
+    <w:p>
+      <w:pPr>
+        <w:pStyle w:val="Heading3"/>
+      </w:pPr>
+      <w:r>
         <w:t>Evidence for your project</w:t>
       </w:r>
     </w:p>
     <w:p>
-      <w:r>
+      <w:pPr>
+        <w:spacing w:line="336" w:lineRule="auto" w:after="180"/>
+      </w:pPr>
+      <w:r>
+        <w:rPr>
+          <w:b w:val="0"/>
+        </w:rPr>
         <w:t>Create Study Buddy diagram rubrics covering counts, readable labels, containment, order and meaningful arrow direction.</w:t>
       </w:r>
     </w:p>
@@ -3094,16 +4669,48 @@
     </w:p>
     <w:p>
       <w:r>
+        <w:t>Use a genuinely new case for independent evidence. Previously discussed examples remain practice; use the separately named independent case before feedback.</w:t>
+      </w:r>
+    </w:p>
+    <w:p>
+      <w:pPr>
+        <w:pStyle w:val="Heading3"/>
+      </w:pPr>
+      <w:r>
+        <w:t>Independent evidence</w:t>
+      </w:r>
+    </w:p>
+    <w:p>
+      <w:pPr>
+        <w:spacing w:line="336" w:lineRule="auto" w:after="180"/>
+        <w:shd w:fill="FFF5E6"/>
+      </w:pPr>
+      <w:r>
+        <w:rPr>
+          <w:b w:val="0"/>
+        </w:rPr>
         <w:t>INDEPENDENT MASTERY PROOF</w:t>
       </w:r>
     </w:p>
     <w:p>
-      <w:r>
+      <w:pPr>
+        <w:spacing w:line="336" w:lineRule="auto" w:after="180"/>
+      </w:pPr>
+      <w:r>
+        <w:rPr>
+          <w:b w:val="0"/>
+        </w:rPr>
         <w:t>Explain • Transfer • Test • Defend</w:t>
       </w:r>
     </w:p>
     <w:p>
-      <w:r>
+      <w:pPr>
+        <w:spacing w:line="336" w:lineRule="auto" w:after="180"/>
+      </w:pPr>
+      <w:r>
+        <w:rPr>
+          <w:b w:val="0"/>
+        </w:rPr>
         <w:t>Complete this page without copying the worked example. Your reasoning matters more than decoration.</w:t>
       </w:r>
     </w:p>
@@ -3144,12 +4751,34 @@
       </w:r>
     </w:p>
     <w:p>
-      <w:r>
+      <w:pPr>
+        <w:pStyle w:val="Heading3"/>
+      </w:pPr>
+      <w:r>
+        <w:t>Try a more demanding case</w:t>
+      </w:r>
+    </w:p>
+    <w:p>
+      <w:pPr>
+        <w:spacing w:line="336" w:lineRule="auto" w:after="180"/>
+        <w:shd w:fill="F5F1FB"/>
+      </w:pPr>
+      <w:r>
+        <w:rPr>
+          <w:b w:val="0"/>
+        </w:rPr>
         <w:t>CHALLENGE  Diagnose and repair three ambiguous visual prompts.</w:t>
       </w:r>
     </w:p>
     <w:p>
-      <w:r>
+      <w:pPr>
+        <w:spacing w:line="336" w:lineRule="auto" w:after="180"/>
+        <w:shd w:fill="F4F9FC"/>
+      </w:pPr>
+      <w:r>
+        <w:rPr>
+          <w:b w:val="0"/>
+        </w:rPr>
         <w:t>1. My fresh example, trace, calculation, or design:</w:t>
       </w:r>
     </w:p>
@@ -3187,8 +4816,27 @@
       </w:r>
     </w:p>
     <w:p>
-      <w:r>
-        <w:t>2. My evidence that it works (include a boundary or missing-data case):</w:t>
+      <w:pPr>
+        <w:spacing w:line="336" w:lineRule="auto" w:after="180"/>
+        <w:shd w:fill="F4F9FC"/>
+      </w:pPr>
+      <w:r>
+        <w:rPr>
+          <w:b w:val="0"/>
+        </w:rPr>
+        <w:t xml:space="preserve">2. My </w:t>
+      </w:r>
+      <w:r>
+        <w:rPr>
+          <w:b/>
+        </w:rPr>
+        <w:t>evidence</w:t>
+      </w:r>
+      <w:r>
+        <w:rPr>
+          <w:b w:val="0"/>
+        </w:rPr>
+        <w:t xml:space="preserve"> that it works (include a boundary or missing-data case):</w:t>
       </w:r>
     </w:p>
     <w:p>
@@ -3225,7 +4873,14 @@
       </w:r>
     </w:p>
     <w:p>
-      <w:r>
+      <w:pPr>
+        <w:spacing w:line="336" w:lineRule="auto" w:after="180"/>
+        <w:shd w:fill="F4F9FC"/>
+      </w:pPr>
+      <w:r>
+        <w:rPr>
+          <w:b w:val="0"/>
+        </w:rPr>
         <w:t>3. One limitation, fairness concern, or situation needing human review:</w:t>
       </w:r>
     </w:p>
@@ -3263,8 +4918,47 @@
       </w:r>
     </w:p>
     <w:p>
-      <w:r>
-        <w:t>SELF-CHECK  □ I explained the mechanism  □ I used evidence  □ I tested a fresh case  □ I named a limitation  □ I can answer ‘why?’</w:t>
+      <w:pPr>
+        <w:pStyle w:val="Heading3"/>
+      </w:pPr>
+      <w:r>
+        <w:t>Check your explanation</w:t>
+      </w:r>
+    </w:p>
+    <w:p>
+      <w:pPr>
+        <w:spacing w:line="336" w:lineRule="auto" w:after="180"/>
+        <w:shd w:fill="F5F1FB"/>
+      </w:pPr>
+      <w:r>
+        <w:rPr>
+          <w:b w:val="0"/>
+        </w:rPr>
+        <w:t xml:space="preserve">SELF-CHECK  □ I explained the </w:t>
+      </w:r>
+      <w:r>
+        <w:rPr>
+          <w:b/>
+        </w:rPr>
+        <w:t>mechanism</w:t>
+      </w:r>
+      <w:r>
+        <w:rPr>
+          <w:b w:val="0"/>
+        </w:rPr>
+        <w:t xml:space="preserve">  □ I used </w:t>
+      </w:r>
+      <w:r>
+        <w:rPr>
+          <w:b/>
+        </w:rPr>
+        <w:t>evidence</w:t>
+      </w:r>
+      <w:r>
+        <w:rPr>
+          <w:b w:val="0"/>
+        </w:rPr>
+        <w:t xml:space="preserve">  □ I tested a fresh case  □ I named a limitation  □ I can answer ‘why?’</w:t>
       </w:r>
     </w:p>
     <w:p>
@@ -3276,6 +4970,11 @@
       </w:r>
     </w:p>
     <w:p>
+      <w:r>
+        <w:t>Revisit the complete Visual Composition case for supported practice. Repeated examples do not become fresh assessments.</w:t>
+      </w:r>
+    </w:p>
+    <w:p>
       <w:pPr>
         <w:pStyle w:val="Heading3"/>
       </w:pPr>
@@ -3284,7 +4983,13 @@
       </w:r>
     </w:p>
     <w:p>
-      <w:r>
+      <w:pPr>
+        <w:spacing w:line="336" w:lineRule="auto" w:after="180"/>
+      </w:pPr>
+      <w:r>
+        <w:rPr>
+          <w:b w:val="0"/>
+        </w:rPr>
         <w:t>Use the supplied details to practise the weekly concept before attempting the independent question. This case extends the illustrated lesson.</w:t>
       </w:r>
     </w:p>
@@ -3297,8 +5002,26 @@
       </w:r>
     </w:p>
     <w:p>
-      <w:r>
-        <w:t>Brief: large tree left, small bicycle right, open sky above. Output puts bicycle left.</w:t>
+      <w:pPr>
+        <w:spacing w:line="336" w:lineRule="auto" w:after="180"/>
+      </w:pPr>
+      <w:r>
+        <w:rPr>
+          <w:b w:val="0"/>
+        </w:rPr>
+        <w:t xml:space="preserve">Brief: large tree left, small bicycle right, open sky above. </w:t>
+      </w:r>
+      <w:r>
+        <w:rPr>
+          <w:b/>
+        </w:rPr>
+        <w:t>Output</w:t>
+      </w:r>
+      <w:r>
+        <w:rPr>
+          <w:b w:val="0"/>
+        </w:rPr>
+        <w:t xml:space="preserve"> puts bicycle left.</w:t>
       </w:r>
     </w:p>
     <w:p>
@@ -3310,7 +5033,13 @@
       </w:r>
     </w:p>
     <w:p>
-      <w:r>
+      <w:pPr>
+        <w:spacing w:line="336" w:lineRule="auto" w:after="180"/>
+      </w:pPr>
+      <w:r>
+        <w:rPr>
+          <w:b w:val="0"/>
+        </w:rPr>
         <w:t>Create a visual checklist.</w:t>
       </w:r>
     </w:p>
@@ -3323,8 +5052,38 @@
       </w:r>
     </w:p>
     <w:p>
-      <w:r>
-        <w:t>Check subjects, relative size, positions and sky separately. The position violates composition even if subjects exist.</w:t>
+      <w:pPr>
+        <w:spacing w:line="336" w:lineRule="auto" w:after="180"/>
+      </w:pPr>
+      <w:r>
+        <w:rPr>
+          <w:b w:val="0"/>
+        </w:rPr>
+        <w:t xml:space="preserve">Check </w:t>
+      </w:r>
+      <w:r>
+        <w:rPr>
+          <w:b/>
+        </w:rPr>
+        <w:t>subject</w:t>
+      </w:r>
+      <w:r>
+        <w:rPr>
+          <w:b w:val="0"/>
+        </w:rPr>
+        <w:t xml:space="preserve">s, relative size, positions and sky separately. The position violates composition even if </w:t>
+      </w:r>
+      <w:r>
+        <w:rPr>
+          <w:b/>
+        </w:rPr>
+        <w:t>subject</w:t>
+      </w:r>
+      <w:r>
+        <w:rPr>
+          <w:b w:val="0"/>
+        </w:rPr>
+        <w:t>s exist.</w:t>
       </w:r>
     </w:p>
     <w:p>
@@ -3336,7 +5095,14 @@
       </w:r>
     </w:p>
     <w:p>
-      <w:r>
+      <w:pPr>
+        <w:spacing w:line="336" w:lineRule="auto" w:after="180"/>
+        <w:shd w:fill="F5F1FB"/>
+      </w:pPr>
+      <w:r>
+        <w:rPr>
+          <w:b w:val="0"/>
+        </w:rPr>
         <w:t>Which detail supports the answer, and why does it matter?</w:t>
       </w:r>
     </w:p>
@@ -3492,18 +5258,72 @@
       </w:tr>
     </w:tbl>
     <w:p>
-      <w:r>
-        <w:t>Brief: large tree left, small bicycle right, open sky above. Output puts bicycle left.</w:t>
-      </w:r>
-    </w:p>
-    <w:p>
-      <w:r>
+      <w:pPr>
+        <w:spacing w:line="336" w:lineRule="auto" w:after="180"/>
+      </w:pPr>
+      <w:r>
+        <w:rPr>
+          <w:b w:val="0"/>
+        </w:rPr>
+        <w:t xml:space="preserve">Brief: large tree left, small bicycle right, open sky above. </w:t>
+      </w:r>
+      <w:r>
+        <w:rPr>
+          <w:b/>
+        </w:rPr>
+        <w:t>Output</w:t>
+      </w:r>
+      <w:r>
+        <w:rPr>
+          <w:b w:val="0"/>
+        </w:rPr>
+        <w:t xml:space="preserve"> puts bicycle left.</w:t>
+      </w:r>
+    </w:p>
+    <w:p>
+      <w:pPr>
+        <w:spacing w:line="336" w:lineRule="auto" w:after="180"/>
+      </w:pPr>
+      <w:r>
+        <w:rPr>
+          <w:b w:val="0"/>
+        </w:rPr>
         <w:t>Create a visual checklist.</w:t>
       </w:r>
     </w:p>
     <w:p>
-      <w:r>
-        <w:t>Check subjects, relative size, positions and sky separately. The position violates composition even if subjects exist.</w:t>
+      <w:pPr>
+        <w:spacing w:line="336" w:lineRule="auto" w:after="180"/>
+      </w:pPr>
+      <w:r>
+        <w:rPr>
+          <w:b w:val="0"/>
+        </w:rPr>
+        <w:t xml:space="preserve">Check </w:t>
+      </w:r>
+      <w:r>
+        <w:rPr>
+          <w:b/>
+        </w:rPr>
+        <w:t>subject</w:t>
+      </w:r>
+      <w:r>
+        <w:rPr>
+          <w:b w:val="0"/>
+        </w:rPr>
+        <w:t xml:space="preserve">s, relative size, positions and sky separately. The position violates composition even if </w:t>
+      </w:r>
+      <w:r>
+        <w:rPr>
+          <w:b/>
+        </w:rPr>
+        <w:t>subject</w:t>
+      </w:r>
+      <w:r>
+        <w:rPr>
+          <w:b w:val="0"/>
+        </w:rPr>
+        <w:t>s exist.</w:t>
       </w:r>
     </w:p>
     <w:p>
@@ -3515,6 +5335,11 @@
       </w:r>
     </w:p>
     <w:p>
+      <w:r>
+        <w:t>Attempt the reserved new case before feedback. Record support; the earlier examples below remain additional practice.</w:t>
+      </w:r>
+    </w:p>
+    <w:p>
       <w:pPr>
         <w:pStyle w:val="Heading3"/>
       </w:pPr>
@@ -3523,8 +5348,25 @@
       </w:r>
     </w:p>
     <w:p>
-      <w:r>
-        <w:t>A supplied drawing description says three stars are above a triangle, while a circle crosses the edge of a rectangle. The brief requires three stars above the triangle and the circle fully inside the rectangle. Evaluate this description.</w:t>
+      <w:pPr>
+        <w:spacing w:line="336" w:lineRule="auto" w:after="180"/>
+      </w:pPr>
+      <w:r>
+        <w:rPr>
+          <w:b w:val="0"/>
+        </w:rPr>
+        <w:t>A supplied drawing description says three stars are above a triangle, while a circle crosses the edge of a rectangle. The brief requires three stars above the triangle and the circle fully inside the rectangle.</w:t>
+      </w:r>
+    </w:p>
+    <w:p>
+      <w:pPr>
+        <w:spacing w:line="336" w:lineRule="auto" w:after="180"/>
+      </w:pPr>
+      <w:r>
+        <w:rPr>
+          <w:b w:val="0"/>
+        </w:rPr>
+        <w:t>Evaluate this description.</w:t>
       </w:r>
     </w:p>
     <w:p>
@@ -3571,7 +5413,13 @@
       </w:r>
     </w:p>
     <w:p>
-      <w:r>
+      <w:pPr>
+        <w:spacing w:line="336" w:lineRule="auto" w:after="180"/>
+      </w:pPr>
+      <w:r>
+        <w:rPr>
+          <w:b w:val="0"/>
+        </w:rPr>
         <w:t>Attempt this case before feedback. Record any help. Earlier examples below are further practice; a case already practised with feedback cannot establish fresh transfer.</w:t>
       </w:r>
     </w:p>
@@ -3584,18 +5432,42 @@
       </w:r>
     </w:p>
     <w:p>
-      <w:r>
+      <w:pPr>
+        <w:spacing w:line="336" w:lineRule="auto" w:after="180"/>
+      </w:pPr>
+      <w:r>
+        <w:rPr>
+          <w:b w:val="0"/>
+        </w:rPr>
         <w:t>Close the worked explanation. Apply the idea to this different question without copying.</w:t>
       </w:r>
     </w:p>
     <w:p>
-      <w:r>
+      <w:pPr>
+        <w:spacing w:line="336" w:lineRule="auto" w:after="180"/>
+      </w:pPr>
+      <w:r>
+        <w:rPr>
+          <w:b w:val="0"/>
+        </w:rPr>
         <w:t>A poster puts pale yellow labels on white and hides the main object behind decorations. Suggest two revisions and how to check them.</w:t>
       </w:r>
     </w:p>
     <w:p>
-      <w:r>
-        <w:t>My answer, with a trace, calculation or supporting evidence</w:t>
+      <w:pPr>
+        <w:spacing w:line="336" w:lineRule="auto" w:after="180"/>
+      </w:pPr>
+      <w:r>
+        <w:rPr>
+          <w:b w:val="0"/>
+        </w:rPr>
+        <w:t xml:space="preserve">My answer, with a trace, calculation or supporting </w:t>
+      </w:r>
+      <w:r>
+        <w:rPr>
+          <w:b/>
+        </w:rPr>
+        <w:t>evidence</w:t>
       </w:r>
     </w:p>
     <w:p>
@@ -3640,13 +5512,37 @@
       </w:r>
     </w:p>
     <w:p>
-      <w:r>
+      <w:pPr>
+        <w:spacing w:line="336" w:lineRule="auto" w:after="180"/>
+      </w:pPr>
+      <w:r>
+        <w:rPr>
+          <w:b w:val="0"/>
+        </w:rPr>
         <w:t>Change one relevant detail. Predict the result before testing. Include a boundary or missing-information case when it helps reveal a limit.</w:t>
       </w:r>
     </w:p>
     <w:p>
-      <w:r>
-        <w:t>My changed input and expected result</w:t>
+      <w:pPr>
+        <w:spacing w:line="336" w:lineRule="auto" w:after="180"/>
+      </w:pPr>
+      <w:r>
+        <w:rPr>
+          <w:b w:val="0"/>
+        </w:rPr>
+        <w:t xml:space="preserve">My changed </w:t>
+      </w:r>
+      <w:r>
+        <w:rPr>
+          <w:b/>
+        </w:rPr>
+        <w:t>input</w:t>
+      </w:r>
+      <w:r>
+        <w:rPr>
+          <w:b w:val="0"/>
+        </w:rPr>
+        <w:t xml:space="preserve"> and expected result</w:t>
       </w:r>
     </w:p>
     <w:p>
@@ -3691,13 +5587,49 @@
       </w:r>
     </w:p>
     <w:p>
-      <w:r>
-        <w:t>Create age-fit explanatory visuals with labeled purpose and no invented documentary evidence.</w:t>
-      </w:r>
-    </w:p>
-    <w:p>
-      <w:r>
-        <w:t>The evidence I will keep</w:t>
+      <w:pPr>
+        <w:spacing w:line="336" w:lineRule="auto" w:after="180"/>
+      </w:pPr>
+      <w:r>
+        <w:rPr>
+          <w:b w:val="0"/>
+        </w:rPr>
+        <w:t xml:space="preserve">Create age-fit explanatory visuals with labeled purpose and no invented documentary </w:t>
+      </w:r>
+      <w:r>
+        <w:rPr>
+          <w:b/>
+        </w:rPr>
+        <w:t>evidence</w:t>
+      </w:r>
+      <w:r>
+        <w:rPr>
+          <w:b w:val="0"/>
+        </w:rPr>
+        <w:t>.</w:t>
+      </w:r>
+    </w:p>
+    <w:p>
+      <w:pPr>
+        <w:spacing w:line="336" w:lineRule="auto" w:after="180"/>
+      </w:pPr>
+      <w:r>
+        <w:rPr>
+          <w:b w:val="0"/>
+        </w:rPr>
+        <w:t xml:space="preserve">The </w:t>
+      </w:r>
+      <w:r>
+        <w:rPr>
+          <w:b/>
+        </w:rPr>
+        <w:t>evidence</w:t>
+      </w:r>
+      <w:r>
+        <w:rPr>
+          <w:b w:val="0"/>
+        </w:rPr>
+        <w:t xml:space="preserve"> I will keep</w:t>
       </w:r>
     </w:p>
     <w:p>
@@ -3734,8 +5666,26 @@
       </w:r>
     </w:p>
     <w:p>
-      <w:r>
-        <w:t>Your teacher has the independent answer and scoring criteria. Complete the matching workbook week to keep your practice evidence together.</w:t>
+      <w:pPr>
+        <w:spacing w:line="336" w:lineRule="auto" w:after="180"/>
+      </w:pPr>
+      <w:r>
+        <w:rPr>
+          <w:b w:val="0"/>
+        </w:rPr>
+        <w:t xml:space="preserve">Your teacher has the independent answer and scoring criteria. Complete the matching workbook week to keep your practice </w:t>
+      </w:r>
+      <w:r>
+        <w:rPr>
+          <w:b/>
+        </w:rPr>
+        <w:t>evidence</w:t>
+      </w:r>
+      <w:r>
+        <w:rPr>
+          <w:b w:val="0"/>
+        </w:rPr>
+        <w:t xml:space="preserve"> together.</w:t>
       </w:r>
     </w:p>
     <w:p>
@@ -3747,7 +5697,13 @@
       </w:r>
     </w:p>
     <w:p>
-      <w:r>
+      <w:pPr>
+        <w:spacing w:line="336" w:lineRule="auto" w:after="180"/>
+      </w:pPr>
+      <w:r>
+        <w:rPr>
+          <w:b w:val="0"/>
+        </w:rPr>
         <w:t>An image brief requires two trees, a bench between them and the sun upper-right. A result has all objects but the bench is left of both trees. Write a spatial test that detects this.</w:t>
       </w:r>
     </w:p>
@@ -3803,8 +5759,25 @@
       </w:r>
     </w:p>
     <w:p>
-      <w:r>
-        <w:t>Attempt the independent case before hints. Record whether you worked alone, used a hint or followed a model. After feedback, fix the first unsupported step and explain why it changed. A later check uses a changed case, not a copied answer.</w:t>
+      <w:pPr>
+        <w:spacing w:line="336" w:lineRule="auto" w:after="180"/>
+      </w:pPr>
+      <w:r>
+        <w:rPr>
+          <w:b w:val="0"/>
+        </w:rPr>
+        <w:t>Attempt the independent case before hints. Record whether you worked alone, used a hint or followed a model. After feedback, fix the first unsupported step and explain why it changed.</w:t>
+      </w:r>
+    </w:p>
+    <w:p>
+      <w:pPr>
+        <w:spacing w:line="336" w:lineRule="auto" w:after="180"/>
+      </w:pPr>
+      <w:r>
+        <w:rPr>
+          <w:b w:val="0"/>
+        </w:rPr>
+        <w:t>A later check uses a changed case, not a copied answer.</w:t>
       </w:r>
     </w:p>
     <w:p>
@@ -3817,6 +5790,17 @@
     </w:p>
     <w:p>
       <w:r>
+        <w:t>Use this map to navigate Visual Composition, connect the goals to tasks and keep one evidence record for each attempt.</w:t>
+      </w:r>
+    </w:p>
+    <w:p>
+      <w:pPr>
+        <w:spacing w:line="336" w:lineRule="auto" w:after="180"/>
+      </w:pPr>
+      <w:r>
+        <w:rPr>
+          <w:b w:val="0"/>
+        </w:rPr>
         <w:t>Start with this question: A fictional Study Buddy requests a science-poster layout, then audits a supplied drawing description.</w:t>
       </w:r>
     </w:p>
@@ -3923,13 +5907,61 @@
       </w:tr>
     </w:tbl>
     <w:p>
-      <w:r>
-        <w:t>Remember → watch and explain → try with help → investigate → try independently → keep project evidence. Your teacher may spread this lesson across several classes.</w:t>
-      </w:r>
-    </w:p>
-    <w:p>
-      <w:r>
-        <w:t>Keep your first prediction. Compare it with what the evidence shows and explain any change.</w:t>
+      <w:pPr>
+        <w:spacing w:line="336" w:lineRule="auto" w:after="180"/>
+      </w:pPr>
+      <w:r>
+        <w:rPr>
+          <w:b w:val="0"/>
+        </w:rPr>
+        <w:t xml:space="preserve">Remember → watch and explain → try with help → investigate → try independently → keep project </w:t>
+      </w:r>
+      <w:r>
+        <w:rPr>
+          <w:b/>
+        </w:rPr>
+        <w:t>evidence</w:t>
+      </w:r>
+      <w:r>
+        <w:rPr>
+          <w:b w:val="0"/>
+        </w:rPr>
+        <w:t>. Your teacher may spread this lesson across several classes.</w:t>
+      </w:r>
+    </w:p>
+    <w:p>
+      <w:pPr>
+        <w:spacing w:line="336" w:lineRule="auto" w:after="180"/>
+      </w:pPr>
+      <w:r>
+        <w:rPr>
+          <w:b w:val="0"/>
+        </w:rPr>
+        <w:t xml:space="preserve">Keep your first </w:t>
+      </w:r>
+      <w:r>
+        <w:rPr>
+          <w:b/>
+        </w:rPr>
+        <w:t>prediction</w:t>
+      </w:r>
+      <w:r>
+        <w:rPr>
+          <w:b w:val="0"/>
+        </w:rPr>
+        <w:t xml:space="preserve">. Compare it with what the </w:t>
+      </w:r>
+      <w:r>
+        <w:rPr>
+          <w:b/>
+        </w:rPr>
+        <w:t>evidence</w:t>
+      </w:r>
+      <w:r>
+        <w:rPr>
+          <w:b w:val="0"/>
+        </w:rPr>
+        <w:t xml:space="preserve"> shows and explain any change.</w:t>
       </w:r>
     </w:p>
     <w:p>
@@ -3942,7 +5974,36 @@
     </w:p>
     <w:p>
       <w:r>
-        <w:t>Close your notes. Explain this goal in your own words: Explain the mechanism and terminology of image generation and provenance</w:t>
+        <w:t>Explain Visual Composition without notes, identify a remaining question and plan a later check with a changed case.</w:t>
+      </w:r>
+    </w:p>
+    <w:p>
+      <w:pPr>
+        <w:spacing w:line="336" w:lineRule="auto" w:after="180"/>
+      </w:pPr>
+      <w:r>
+        <w:rPr>
+          <w:b w:val="0"/>
+        </w:rPr>
+        <w:t xml:space="preserve">Close your notes. Explain this goal in your own words: Explain the </w:t>
+      </w:r>
+      <w:r>
+        <w:rPr>
+          <w:b/>
+        </w:rPr>
+        <w:t>mechanism</w:t>
+      </w:r>
+      <w:r>
+        <w:rPr>
+          <w:b w:val="0"/>
+        </w:rPr>
+        <w:t xml:space="preserve"> and terminology of image generation and </w:t>
+      </w:r>
+      <w:r>
+        <w:rPr>
+          <w:b/>
+        </w:rPr>
+        <w:t>provenance</w:t>
       </w:r>
     </w:p>
     <w:p>
@@ -3979,13 +6040,61 @@
       </w:r>
     </w:p>
     <w:p>
-      <w:r>
-        <w:t>If you are unsure, return to the worked picture and explain one arrow. If you are ready, change an input or assumption and justify your prediction.</w:t>
-      </w:r>
-    </w:p>
-    <w:p>
-      <w:r>
-        <w:t>Save your workbook evidence. At the next review, try a different case before opening your old answer.</w:t>
+      <w:pPr>
+        <w:spacing w:line="336" w:lineRule="auto" w:after="180"/>
+      </w:pPr>
+      <w:r>
+        <w:rPr>
+          <w:b w:val="0"/>
+        </w:rPr>
+        <w:t xml:space="preserve">If you are unsure, return to the worked picture and explain one arrow. If you are ready, change an </w:t>
+      </w:r>
+      <w:r>
+        <w:rPr>
+          <w:b/>
+        </w:rPr>
+        <w:t>input</w:t>
+      </w:r>
+      <w:r>
+        <w:rPr>
+          <w:b w:val="0"/>
+        </w:rPr>
+        <w:t xml:space="preserve"> or assumption and justify your </w:t>
+      </w:r>
+      <w:r>
+        <w:rPr>
+          <w:b/>
+        </w:rPr>
+        <w:t>prediction</w:t>
+      </w:r>
+      <w:r>
+        <w:rPr>
+          <w:b w:val="0"/>
+        </w:rPr>
+        <w:t>.</w:t>
+      </w:r>
+    </w:p>
+    <w:p>
+      <w:pPr>
+        <w:spacing w:line="336" w:lineRule="auto" w:after="180"/>
+      </w:pPr>
+      <w:r>
+        <w:rPr>
+          <w:b w:val="0"/>
+        </w:rPr>
+        <w:t xml:space="preserve">Save your workbook </w:t>
+      </w:r>
+      <w:r>
+        <w:rPr>
+          <w:b/>
+        </w:rPr>
+        <w:t>evidence</w:t>
+      </w:r>
+      <w:r>
+        <w:rPr>
+          <w:b w:val="0"/>
+        </w:rPr>
+        <w:t>. At the next review, try a different case before opening your old answer.</w:t>
       </w:r>
     </w:p>
     <w:p>
@@ -3998,11 +6107,28 @@
     </w:p>
     <w:p>
       <w:r>
+        <w:t>Attempt supported questions before using hints or feedback. Review a missing building block, then keep the completed work.</w:t>
+      </w:r>
+    </w:p>
+    <w:p>
+      <w:pPr>
+        <w:spacing w:line="336" w:lineRule="auto" w:after="180"/>
+      </w:pPr>
+      <w:r>
+        <w:rPr>
+          <w:b w:val="0"/>
+        </w:rPr>
         <w:t>Use this supported practice once, in the browser or on paper. Keep the reserved independent assessment for a separate first attempt before teacher feedback.</w:t>
       </w:r>
     </w:p>
     <w:p>
-      <w:r>
+      <w:pPr>
+        <w:spacing w:line="336" w:lineRule="auto" w:after="180"/>
+      </w:pPr>
+      <w:r>
+        <w:rPr>
+          <w:b w:val="0"/>
+        </w:rPr>
         <w:t>A fictional Study Buddy requests a science-poster layout, then audits a supplied drawing description.</w:t>
       </w:r>
     </w:p>
@@ -4015,27 +6141,73 @@
       </w:r>
     </w:p>
     <w:p>
-      <w:r>
-        <w:t>Which labelled step matches this detail? Specify bottles-left, beaker-right, arrow left-to-right; verify the revised output.</w:t>
-      </w:r>
-    </w:p>
-    <w:p>
-      <w:r>
+      <w:pPr>
+        <w:spacing w:line="336" w:lineRule="auto" w:after="180"/>
+      </w:pPr>
+      <w:r>
+        <w:rPr>
+          <w:b w:val="0"/>
+        </w:rPr>
+        <w:t xml:space="preserve">Which labelled step matches this detail? Specify bottles-left, beaker-right, arrow left-to-right; verify the revised </w:t>
+      </w:r>
+      <w:r>
+        <w:rPr>
+          <w:b/>
+        </w:rPr>
+        <w:t>output</w:t>
+      </w:r>
+      <w:r>
+        <w:rPr>
+          <w:b w:val="0"/>
+        </w:rPr>
+        <w:t>.</w:t>
+      </w:r>
+    </w:p>
+    <w:p>
+      <w:pPr>
+        <w:spacing w:line="336" w:lineRule="auto" w:after="180"/>
+        <w:shd w:fill="F4F9FC"/>
+      </w:pPr>
+      <w:r>
+        <w:rPr>
+          <w:b w:val="0"/>
+        </w:rPr>
         <w:t>1. Check position</w:t>
       </w:r>
     </w:p>
     <w:p>
-      <w:r>
+      <w:pPr>
+        <w:spacing w:line="336" w:lineRule="auto" w:after="180"/>
+        <w:shd w:fill="F4F9FC"/>
+      </w:pPr>
+      <w:r>
+        <w:rPr>
+          <w:b w:val="0"/>
+        </w:rPr>
         <w:t>2. Repair brief</w:t>
       </w:r>
     </w:p>
     <w:p>
-      <w:r>
+      <w:pPr>
+        <w:spacing w:line="336" w:lineRule="auto" w:after="180"/>
+        <w:shd w:fill="F4F9FC"/>
+      </w:pPr>
+      <w:r>
+        <w:rPr>
+          <w:b w:val="0"/>
+        </w:rPr>
         <w:t>3. Count objects</w:t>
       </w:r>
     </w:p>
     <w:p>
-      <w:r>
+      <w:pPr>
+        <w:spacing w:line="336" w:lineRule="auto" w:after="180"/>
+        <w:shd w:fill="F4F9FC"/>
+      </w:pPr>
+      <w:r>
+        <w:rPr>
+          <w:b w:val="0"/>
+        </w:rPr>
         <w:t>4. Check direction</w:t>
       </w:r>
     </w:p>
@@ -4073,41 +6245,179 @@
       </w:r>
     </w:p>
     <w:p>
-      <w:r>
+      <w:pPr>
+        <w:pStyle w:val="Heading3"/>
+      </w:pPr>
+      <w:r>
+        <w:t>Hint · try first</w:t>
+      </w:r>
+    </w:p>
+    <w:p>
+      <w:pPr>
+        <w:spacing w:line="336" w:lineRule="auto" w:after="180"/>
+        <w:shd w:fill="F1F6F8"/>
+      </w:pPr>
+      <w:r>
+        <w:rPr>
+          <w:b w:val="0"/>
+        </w:rPr>
         <w:t>Hint if needed: Read the steps in the pictorial case. Match the supplied detail to the stage that performs or records it.</w:t>
       </w:r>
     </w:p>
     <w:p>
-      <w:r>
-        <w:t>After your attempt, compare with the supported explanation: Repair brief Specify bottles-left, beaker-right, arrow left-to-right; verify the revised output. Having every requested object is not the same as conveying the requested relationship. Position and arrow direction can change a scientific explanation while object counts remain correct. Audit the provided description honestly: no actual image was supplied, so this evaluation concerns its stated layout rather than a claimed visual inspection.</w:t>
-      </w:r>
-    </w:p>
-    <w:p>
       <w:pPr>
         <w:pStyle w:val="Heading3"/>
       </w:pPr>
       <w:r>
+        <w:t>Feedback · compare after trying</w:t>
+      </w:r>
+    </w:p>
+    <w:p>
+      <w:pPr>
+        <w:spacing w:line="336" w:lineRule="auto" w:after="180"/>
+        <w:shd w:fill="F1F6FC"/>
+      </w:pPr>
+      <w:r>
+        <w:rPr>
+          <w:b w:val="0"/>
+        </w:rPr>
+        <w:t xml:space="preserve">After your attempt, compare with the supported explanation: Repair brief Specify bottles-left, beaker-right, arrow left-to-right; verify the revised </w:t>
+      </w:r>
+      <w:r>
+        <w:rPr>
+          <w:b/>
+        </w:rPr>
+        <w:t>output</w:t>
+      </w:r>
+      <w:r>
+        <w:rPr>
+          <w:b w:val="0"/>
+        </w:rPr>
+        <w:t>.</w:t>
+      </w:r>
+    </w:p>
+    <w:p>
+      <w:pPr>
+        <w:spacing w:line="336" w:lineRule="auto" w:after="180"/>
+        <w:shd w:fill="F1F6FC"/>
+      </w:pPr>
+      <w:r>
+        <w:rPr>
+          <w:b w:val="0"/>
+        </w:rPr>
+        <w:t xml:space="preserve">Having every requested object is not the same as conveying the requested </w:t>
+      </w:r>
+      <w:r>
+        <w:rPr>
+          <w:b/>
+        </w:rPr>
+        <w:t>relationship</w:t>
+      </w:r>
+      <w:r>
+        <w:rPr>
+          <w:b w:val="0"/>
+        </w:rPr>
+        <w:t>. Position and arrow direction can change a scientific explanation while object counts remain correct.</w:t>
+      </w:r>
+    </w:p>
+    <w:p>
+      <w:pPr>
+        <w:spacing w:line="336" w:lineRule="auto" w:after="180"/>
+        <w:shd w:fill="F1F6FC"/>
+      </w:pPr>
+      <w:r>
+        <w:rPr>
+          <w:b w:val="0"/>
+        </w:rPr>
+        <w:t>Audit the provided description honestly: no actual image was supplied, so this evaluation concerns its stated layout rather than a claimed visual inspection.</w:t>
+      </w:r>
+    </w:p>
+    <w:p>
+      <w:pPr>
+        <w:pStyle w:val="Heading3"/>
+      </w:pPr>
+      <w:r>
         <w:t>Practice 2: explain the deciding evidence</w:t>
       </w:r>
     </w:p>
     <w:p>
-      <w:r>
+      <w:pPr>
+        <w:pStyle w:val="Heading3"/>
+      </w:pPr>
+      <w:r>
+        <w:t>Changed case · predict first</w:t>
+      </w:r>
+    </w:p>
+    <w:p>
+      <w:pPr>
+        <w:spacing w:line="336" w:lineRule="auto" w:after="180"/>
+        <w:shd w:fill="F5F1FB"/>
+      </w:pPr>
+      <w:r>
+        <w:rPr>
+          <w:b w:val="0"/>
+        </w:rPr>
         <w:t>Changed-case practice: Move bottles left of the beaker but keep the arrow pointing from beaker toward bottles. Which conclusion is supported by the supplied facts?</w:t>
       </w:r>
     </w:p>
     <w:p>
-      <w:r>
-        <w:t>1. This one example guarantees correct results for every future input.</w:t>
-      </w:r>
-    </w:p>
-    <w:p>
-      <w:r>
+      <w:pPr>
+        <w:spacing w:line="336" w:lineRule="auto" w:after="180"/>
+        <w:shd w:fill="F4F9FC"/>
+      </w:pPr>
+      <w:r>
+        <w:rPr>
+          <w:b w:val="0"/>
+        </w:rPr>
+        <w:t xml:space="preserve">1. This one example guarantees correct results for every future </w:t>
+      </w:r>
+      <w:r>
+        <w:rPr>
+          <w:b/>
+        </w:rPr>
+        <w:t>input</w:t>
+      </w:r>
+      <w:r>
+        <w:rPr>
+          <w:b w:val="0"/>
+        </w:rPr>
+        <w:t>.</w:t>
+      </w:r>
+    </w:p>
+    <w:p>
+      <w:pPr>
+        <w:spacing w:line="336" w:lineRule="auto" w:after="180"/>
+        <w:shd w:fill="F4F9FC"/>
+      </w:pPr>
+      <w:r>
+        <w:rPr>
+          <w:b w:val="0"/>
+        </w:rPr>
         <w:t>2. Position now passes; arrow direction still fails.</w:t>
       </w:r>
     </w:p>
     <w:p>
-      <w:r>
-        <w:t>3. We can decide the result without examining the changed input or the procedure.</w:t>
+      <w:pPr>
+        <w:spacing w:line="336" w:lineRule="auto" w:after="180"/>
+        <w:shd w:fill="F4F9FC"/>
+      </w:pPr>
+      <w:r>
+        <w:rPr>
+          <w:b w:val="0"/>
+        </w:rPr>
+        <w:t xml:space="preserve">3. We can decide the result without examining the changed </w:t>
+      </w:r>
+      <w:r>
+        <w:rPr>
+          <w:b/>
+        </w:rPr>
+        <w:t>input</w:t>
+      </w:r>
+      <w:r>
+        <w:rPr>
+          <w:b w:val="0"/>
+        </w:rPr>
+        <w:t xml:space="preserve"> or the procedure.</w:t>
       </w:r>
     </w:p>
     <w:p>
@@ -4144,12 +6454,42 @@
       </w:r>
     </w:p>
     <w:p>
-      <w:r>
+      <w:pPr>
+        <w:pStyle w:val="Heading3"/>
+      </w:pPr>
+      <w:r>
+        <w:t>Hint · try first</w:t>
+      </w:r>
+    </w:p>
+    <w:p>
+      <w:pPr>
+        <w:spacing w:line="336" w:lineRule="auto" w:after="180"/>
+        <w:shd w:fill="F1F6F8"/>
+      </w:pPr>
+      <w:r>
+        <w:rPr>
+          <w:b w:val="0"/>
+        </w:rPr>
         <w:t>Hint if needed: Use the changed condition and the deciding step in the pictorial trace. The answer must say what follows from those facts.</w:t>
       </w:r>
     </w:p>
     <w:p>
-      <w:r>
+      <w:pPr>
+        <w:pStyle w:val="Heading3"/>
+      </w:pPr>
+      <w:r>
+        <w:t>Feedback · compare after trying</w:t>
+      </w:r>
+    </w:p>
+    <w:p>
+      <w:pPr>
+        <w:spacing w:line="336" w:lineRule="auto" w:after="180"/>
+        <w:shd w:fill="F1F6FC"/>
+      </w:pPr>
+      <w:r>
+        <w:rPr>
+          <w:b w:val="0"/>
+        </w:rPr>
         <w:t>After your attempt, compare with the supported explanation: Position now passes; arrow direction still fails. Changing object placement does not automatically reverse an arrow’s semantic source and destination.</w:t>
       </w:r>
     </w:p>
@@ -4162,18 +6502,105 @@
       </w:r>
     </w:p>
     <w:p>
-      <w:r>
-        <w:t>Review Image Generation Models (ai-3/10). Goal: Explain the mechanism and terminology of image generation and provenance. Short practice: What may these two grids explain, and what can they not establish about a real generator?. Return to this week and explain what you changed.</w:t>
-      </w:r>
-    </w:p>
-    <w:p>
-      <w:r>
-        <w:t>Review Structured Output and Schemas (ai-3/8). Goal: Separate JSON parsing, schema validation and source support checks. Short practice: Which object demonstrates that valid JSON and valid types are insufficient for truth?. Return to this week and explain what you changed.</w:t>
-      </w:r>
-    </w:p>
-    <w:p>
-      <w:r>
-        <w:t>Review Prompt as a Contract (ai-3/5). Goal: Write a prompt specification with observable response criteria. Short practice: Why should the tool not fill melting from memory even if it knows a common definition?. Return to this week and explain what you changed.</w:t>
+      <w:pPr>
+        <w:spacing w:line="336" w:lineRule="auto" w:after="180"/>
+      </w:pPr>
+      <w:r>
+        <w:rPr>
+          <w:b w:val="0"/>
+        </w:rPr>
+        <w:t xml:space="preserve">Review Image Generation Models (ai-3/10). Goal: Explain the </w:t>
+      </w:r>
+      <w:r>
+        <w:rPr>
+          <w:b/>
+        </w:rPr>
+        <w:t>mechanism</w:t>
+      </w:r>
+      <w:r>
+        <w:rPr>
+          <w:b w:val="0"/>
+        </w:rPr>
+        <w:t xml:space="preserve"> and terminology of image generation and </w:t>
+      </w:r>
+      <w:r>
+        <w:rPr>
+          <w:b/>
+        </w:rPr>
+        <w:t>provenance</w:t>
+      </w:r>
+      <w:r>
+        <w:rPr>
+          <w:b w:val="0"/>
+        </w:rPr>
+        <w:t>.</w:t>
+      </w:r>
+    </w:p>
+    <w:p>
+      <w:pPr>
+        <w:spacing w:line="336" w:lineRule="auto" w:after="180"/>
+      </w:pPr>
+      <w:r>
+        <w:rPr>
+          <w:b w:val="0"/>
+        </w:rPr>
+        <w:t>Short practice: What may these two grids explain, and what can they not establish about a real generator?. Return to this week and explain what you changed.</w:t>
+      </w:r>
+    </w:p>
+    <w:p>
+      <w:pPr>
+        <w:spacing w:line="336" w:lineRule="auto" w:after="180"/>
+      </w:pPr>
+      <w:r>
+        <w:rPr>
+          <w:b w:val="0"/>
+        </w:rPr>
+        <w:t xml:space="preserve">Review Structured </w:t>
+      </w:r>
+      <w:r>
+        <w:rPr>
+          <w:b/>
+        </w:rPr>
+        <w:t>Output</w:t>
+      </w:r>
+      <w:r>
+        <w:rPr>
+          <w:b w:val="0"/>
+        </w:rPr>
+        <w:t xml:space="preserve"> and Schemas (ai-3/8). Goal: Separate JSON parsing, schema validation and source support checks. Short practice: Which object demonstrates that valid JSON and valid types are insufficient for truth?.</w:t>
+      </w:r>
+    </w:p>
+    <w:p>
+      <w:pPr>
+        <w:spacing w:line="336" w:lineRule="auto" w:after="180"/>
+      </w:pPr>
+      <w:r>
+        <w:rPr>
+          <w:b w:val="0"/>
+        </w:rPr>
+        <w:t>Return to this week and explain what you changed.</w:t>
+      </w:r>
+    </w:p>
+    <w:p>
+      <w:pPr>
+        <w:spacing w:line="336" w:lineRule="auto" w:after="180"/>
+      </w:pPr>
+      <w:r>
+        <w:rPr>
+          <w:b w:val="0"/>
+        </w:rPr>
+        <w:t>Review Prompt as a Contract (ai-3/5). Goal: Write a prompt specification with observable response criteria. Short practice: Why should the tool not fill melting from memory even if it knows a common definition?.</w:t>
+      </w:r>
+    </w:p>
+    <w:p>
+      <w:pPr>
+        <w:spacing w:line="336" w:lineRule="auto" w:after="180"/>
+      </w:pPr>
+      <w:r>
+        <w:rPr>
+          <w:b w:val="0"/>
+        </w:rPr>
+        <w:t>Return to this week and explain what you changed.</w:t>
       </w:r>
     </w:p>
     <w:p>
@@ -4185,8 +6612,649 @@
       </w:r>
     </w:p>
     <w:p>
-      <w:r>
-        <w:t>Use Download completed work in the hosted lesson to export your answers, reflections, practice feedback and code-run evidence. Open the HTML copy to read or print it. Drafts stay in this browser when storage is available; clear drafts on a shared device.</w:t>
+      <w:pPr>
+        <w:spacing w:line="336" w:lineRule="auto" w:after="180"/>
+      </w:pPr>
+      <w:r>
+        <w:rPr>
+          <w:b w:val="0"/>
+        </w:rPr>
+        <w:t xml:space="preserve">Use Download completed work in the hosted lesson to export your answers, reflections, practice feedback and code-run </w:t>
+      </w:r>
+      <w:r>
+        <w:rPr>
+          <w:b/>
+        </w:rPr>
+        <w:t>evidence</w:t>
+      </w:r>
+      <w:r>
+        <w:rPr>
+          <w:b w:val="0"/>
+        </w:rPr>
+        <w:t>. Open the HTML copy to read or print it.</w:t>
+      </w:r>
+    </w:p>
+    <w:p>
+      <w:pPr>
+        <w:spacing w:line="336" w:lineRule="auto" w:after="180"/>
+      </w:pPr>
+      <w:r>
+        <w:rPr>
+          <w:b w:val="0"/>
+        </w:rPr>
+        <w:t>Drafts stay in this browser when storage is available; clear drafts on a shared device.</w:t>
+      </w:r>
+    </w:p>
+    <w:p>
+      <w:pPr>
+        <w:pStyle w:val="Heading1"/>
+      </w:pPr>
+      <w:r>
+        <w:t>18. Visual concept journey</w:t>
+      </w:r>
+    </w:p>
+    <w:p>
+      <w:r>
+        <w:t>Explain each Visual Composition graphic using its labels, deciding evidence and relevant limitation.</w:t>
+      </w:r>
+    </w:p>
+    <w:p>
+      <w:pPr>
+        <w:pStyle w:val="Heading3"/>
+      </w:pPr>
+      <w:r>
+        <w:t>01. Visual Composition: the case</w:t>
+      </w:r>
+    </w:p>
+    <w:p>
+      <w:r>
+        <w:drawing>
+          <wp:inline xmlns:a="http://schemas.openxmlformats.org/drawingml/2006/main" xmlns:pic="http://schemas.openxmlformats.org/drawingml/2006/picture">
+            <wp:extent cx="5486400" cy="2990088"/>
+            <wp:docPr id="22" name="Picture 22" descr="A fictional Study Buddy requests a science-poster layout, then audits a supplied drawing description. Supplied facts: Brief: exactly two labelled bottles left of one beaker; one arrow from bottles toward beaker. Supplied drawing description: two labelled bottles are right of a beaker; an arrow points from beaker toward bottles."/>
+            <wp:cNvGraphicFramePr>
+              <a:graphicFrameLocks noChangeAspect="1"/>
+            </wp:cNvGraphicFramePr>
+            <a:graphic>
+              <a:graphicData uri="http://schemas.openxmlformats.org/drawingml/2006/picture">
+                <pic:pic>
+                  <pic:nvPicPr>
+                    <pic:cNvPr id="0" name="academy-story-ai-3-11-01.png"/>
+                    <pic:cNvPicPr/>
+                  </pic:nvPicPr>
+                  <pic:blipFill>
+                    <a:blip r:embed="rId29"/>
+                    <a:stretch>
+                      <a:fillRect/>
+                    </a:stretch>
+                  </pic:blipFill>
+                  <pic:spPr>
+                    <a:xfrm>
+                      <a:off x="0" y="0"/>
+                      <a:ext cx="5486400" cy="2990088"/>
+                    </a:xfrm>
+                    <a:prstGeom prst="rect"/>
+                  </pic:spPr>
+                </pic:pic>
+              </a:graphicData>
+            </a:graphic>
+          </wp:inline>
+        </w:drawing>
+      </w:r>
+    </w:p>
+    <w:p>
+      <w:pPr>
+        <w:spacing w:line="336" w:lineRule="auto" w:after="180"/>
+      </w:pPr>
+      <w:r>
+        <w:rPr>
+          <w:b w:val="0"/>
+        </w:rPr>
+        <w:t>A fictional Study Buddy requests a science-poster layout, then audits a supplied drawing description. Supplied facts: Brief: exactly two labelled bottles left of one beaker; one arrow from bottles toward beaker.</w:t>
+      </w:r>
+    </w:p>
+    <w:p>
+      <w:pPr>
+        <w:spacing w:line="336" w:lineRule="auto" w:after="180"/>
+      </w:pPr>
+      <w:r>
+        <w:rPr>
+          <w:b w:val="0"/>
+        </w:rPr>
+        <w:t>Supplied drawing description: two labelled bottles are right of a beaker; an arrow points from beaker toward bottles.</w:t>
+      </w:r>
+    </w:p>
+    <w:p>
+      <w:pPr>
+        <w:spacing w:line="336" w:lineRule="auto" w:after="180"/>
+        <w:shd w:fill="F5F1FB"/>
+      </w:pPr>
+      <w:r>
+        <w:rPr>
+          <w:b w:val="0"/>
+        </w:rPr>
+        <w:t>Point to the given fact that matters most. Explain why it matters.</w:t>
+      </w:r>
+    </w:p>
+    <w:p>
+      <w:pPr>
+        <w:pStyle w:val="Heading3"/>
+      </w:pPr>
+      <w:r>
+        <w:t>02. Follow the deciding steps</w:t>
+      </w:r>
+    </w:p>
+    <w:p>
+      <w:r>
+        <w:drawing>
+          <wp:inline xmlns:a="http://schemas.openxmlformats.org/drawingml/2006/main" xmlns:pic="http://schemas.openxmlformats.org/drawingml/2006/picture">
+            <wp:extent cx="5486400" cy="4005072"/>
+            <wp:docPr id="23" name="Picture 23" descr="Count objects: Two bottles and one beaker satisfy the count requirement. → Check position: Bottles on the right fail the required left-of relation. → Check direction: Arrow from beaker to bottles reverses the required flow. → Repair brief: Specify bottles-left, beaker-right, arrow left-to-right; verify the revised output."/>
+            <wp:cNvGraphicFramePr>
+              <a:graphicFrameLocks noChangeAspect="1"/>
+            </wp:cNvGraphicFramePr>
+            <a:graphic>
+              <a:graphicData uri="http://schemas.openxmlformats.org/drawingml/2006/picture">
+                <pic:pic>
+                  <pic:nvPicPr>
+                    <pic:cNvPr id="0" name="academy-story-ai-3-11-02.png"/>
+                    <pic:cNvPicPr/>
+                  </pic:nvPicPr>
+                  <pic:blipFill>
+                    <a:blip r:embed="rId30"/>
+                    <a:stretch>
+                      <a:fillRect/>
+                    </a:stretch>
+                  </pic:blipFill>
+                  <pic:spPr>
+                    <a:xfrm>
+                      <a:off x="0" y="0"/>
+                      <a:ext cx="5486400" cy="4005072"/>
+                    </a:xfrm>
+                    <a:prstGeom prst="rect"/>
+                  </pic:spPr>
+                </pic:pic>
+              </a:graphicData>
+            </a:graphic>
+          </wp:inline>
+        </w:drawing>
+      </w:r>
+    </w:p>
+    <w:p>
+      <w:pPr>
+        <w:spacing w:line="336" w:lineRule="auto" w:after="180"/>
+      </w:pPr>
+      <w:r>
+        <w:rPr>
+          <w:b w:val="0"/>
+        </w:rPr>
+        <w:t xml:space="preserve">Count objects: Two bottles and one beaker satisfy the count requirement. → Check position: Bottles on the right fail the required left-of relation. → Check direction: Arrow from beaker to bottles reverses the required flow. → Repair brief: Specify bottles-left, beaker-right, arrow left-to-right; verify the revised </w:t>
+      </w:r>
+      <w:r>
+        <w:rPr>
+          <w:b/>
+        </w:rPr>
+        <w:t>output</w:t>
+      </w:r>
+      <w:r>
+        <w:rPr>
+          <w:b w:val="0"/>
+        </w:rPr>
+        <w:t>.</w:t>
+      </w:r>
+    </w:p>
+    <w:p>
+      <w:pPr>
+        <w:spacing w:line="336" w:lineRule="auto" w:after="180"/>
+        <w:shd w:fill="F5F1FB"/>
+      </w:pPr>
+      <w:r>
+        <w:rPr>
+          <w:b w:val="0"/>
+        </w:rPr>
+        <w:t xml:space="preserve">Point to each numbered stage and explain which recorded </w:t>
+      </w:r>
+      <w:r>
+        <w:rPr>
+          <w:b/>
+        </w:rPr>
+        <w:t>input</w:t>
+      </w:r>
+      <w:r>
+        <w:rPr>
+          <w:b w:val="0"/>
+        </w:rPr>
+        <w:t xml:space="preserve"> it uses.</w:t>
+      </w:r>
+    </w:p>
+    <w:p>
+      <w:pPr>
+        <w:pStyle w:val="Heading3"/>
+      </w:pPr>
+      <w:r>
+        <w:t>03. Image generation and provenance — evidence trace</w:t>
+      </w:r>
+    </w:p>
+    <w:p>
+      <w:r>
+        <w:drawing>
+          <wp:inline xmlns:a="http://schemas.openxmlformats.org/drawingml/2006/main" xmlns:pic="http://schemas.openxmlformats.org/drawingml/2006/picture">
+            <wp:extent cx="5486400" cy="2843784"/>
+            <wp:docPr id="24" name="Picture 24" descr="Image generation and provenance — evidence trace. A fictional poster requires exactly three labelled circles. Generated image shows four circles and one unreadable label. A caption calls it a photograph of a real lesson. | Keep a provenance record containing specification, tool/version when known, generation date, edits, permissions and intended use. | It fails count and label criteria; the photograph claim is unsupported. Record it as a generated fictional illustration and revise or reject before use."/>
+            <wp:cNvGraphicFramePr>
+              <a:graphicFrameLocks noChangeAspect="1"/>
+            </wp:cNvGraphicFramePr>
+            <a:graphic>
+              <a:graphicData uri="http://schemas.openxmlformats.org/drawingml/2006/picture">
+                <pic:pic>
+                  <pic:nvPicPr>
+                    <pic:cNvPr id="0" name="academy-story-ai-3-11-03.png"/>
+                    <pic:cNvPicPr/>
+                  </pic:nvPicPr>
+                  <pic:blipFill>
+                    <a:blip r:embed="rId31"/>
+                    <a:stretch>
+                      <a:fillRect/>
+                    </a:stretch>
+                  </pic:blipFill>
+                  <pic:spPr>
+                    <a:xfrm>
+                      <a:off x="0" y="0"/>
+                      <a:ext cx="5486400" cy="2843784"/>
+                    </a:xfrm>
+                    <a:prstGeom prst="rect"/>
+                  </pic:spPr>
+                </pic:pic>
+              </a:graphicData>
+            </a:graphic>
+          </wp:inline>
+        </w:drawing>
+      </w:r>
+    </w:p>
+    <w:p>
+      <w:pPr>
+        <w:spacing w:line="336" w:lineRule="auto" w:after="180"/>
+      </w:pPr>
+      <w:r>
+        <w:rPr>
+          <w:b w:val="0"/>
+        </w:rPr>
+        <w:t xml:space="preserve">Image generation and </w:t>
+      </w:r>
+      <w:r>
+        <w:rPr>
+          <w:b/>
+        </w:rPr>
+        <w:t>provenance</w:t>
+      </w:r>
+      <w:r>
+        <w:rPr>
+          <w:b w:val="0"/>
+        </w:rPr>
+        <w:t xml:space="preserve"> — </w:t>
+      </w:r>
+      <w:r>
+        <w:rPr>
+          <w:b/>
+        </w:rPr>
+        <w:t>evidence</w:t>
+      </w:r>
+      <w:r>
+        <w:rPr>
+          <w:b w:val="0"/>
+        </w:rPr>
+        <w:t xml:space="preserve"> trace. A fictional poster requires exactly three labelled circles. Generated image shows four circles and one unreadable label.</w:t>
+      </w:r>
+    </w:p>
+    <w:p>
+      <w:pPr>
+        <w:spacing w:line="336" w:lineRule="auto" w:after="180"/>
+      </w:pPr>
+      <w:r>
+        <w:rPr>
+          <w:b w:val="0"/>
+        </w:rPr>
+        <w:t xml:space="preserve">A caption calls it a photograph of a real lesson. | Keep a </w:t>
+      </w:r>
+      <w:r>
+        <w:rPr>
+          <w:b/>
+        </w:rPr>
+        <w:t>provenance</w:t>
+      </w:r>
+      <w:r>
+        <w:rPr>
+          <w:b w:val="0"/>
+        </w:rPr>
+        <w:t xml:space="preserve"> record containing specification, tool/version when known, generation date, edits, permissions and intended use. | It fails count and label criteria; the photograph claim is unsupported.</w:t>
+      </w:r>
+    </w:p>
+    <w:p>
+      <w:pPr>
+        <w:spacing w:line="336" w:lineRule="auto" w:after="180"/>
+      </w:pPr>
+      <w:r>
+        <w:rPr>
+          <w:b w:val="0"/>
+        </w:rPr>
+        <w:t>Record it as a generated fictional illustration and revise or reject before use.</w:t>
+      </w:r>
+    </w:p>
+    <w:p>
+      <w:pPr>
+        <w:spacing w:line="336" w:lineRule="auto" w:after="180"/>
+        <w:shd w:fill="F5F1FB"/>
+      </w:pPr>
+      <w:r>
+        <w:rPr>
+          <w:b w:val="0"/>
+        </w:rPr>
+        <w:t xml:space="preserve">Read the labels and values. Explain the </w:t>
+      </w:r>
+      <w:r>
+        <w:rPr>
+          <w:b/>
+        </w:rPr>
+        <w:t>relationship</w:t>
+      </w:r>
+      <w:r>
+        <w:rPr>
+          <w:b w:val="0"/>
+        </w:rPr>
+        <w:t xml:space="preserve"> the model shows.</w:t>
+      </w:r>
+    </w:p>
+    <w:p>
+      <w:pPr>
+        <w:pStyle w:val="Heading3"/>
+      </w:pPr>
+      <w:r>
+        <w:t>04. Change one thing. Trace what follows.</w:t>
+      </w:r>
+    </w:p>
+    <w:p>
+      <w:r>
+        <w:drawing>
+          <wp:inline xmlns:a="http://schemas.openxmlformats.org/drawingml/2006/main" xmlns:pic="http://schemas.openxmlformats.org/drawingml/2006/picture">
+            <wp:extent cx="5486400" cy="3179064"/>
+            <wp:docPr id="25" name="Picture 25" descr="Original case: Specify bottles-left, beaker-right, arrow left-to-right; verify the revised output. Changed condition: Move bottles left of the beaker but keep the arrow pointing from beaker toward bottles. Expected result: Position now passes; arrow direction still fails. Reason: Changing object placement does not automatically reverse an arrow’s semantic source and destination."/>
+            <wp:cNvGraphicFramePr>
+              <a:graphicFrameLocks noChangeAspect="1"/>
+            </wp:cNvGraphicFramePr>
+            <a:graphic>
+              <a:graphicData uri="http://schemas.openxmlformats.org/drawingml/2006/picture">
+                <pic:pic>
+                  <pic:nvPicPr>
+                    <pic:cNvPr id="0" name="academy-story-ai-3-11-04.png"/>
+                    <pic:cNvPicPr/>
+                  </pic:nvPicPr>
+                  <pic:blipFill>
+                    <a:blip r:embed="rId32"/>
+                    <a:stretch>
+                      <a:fillRect/>
+                    </a:stretch>
+                  </pic:blipFill>
+                  <pic:spPr>
+                    <a:xfrm>
+                      <a:off x="0" y="0"/>
+                      <a:ext cx="5486400" cy="3179064"/>
+                    </a:xfrm>
+                    <a:prstGeom prst="rect"/>
+                  </pic:spPr>
+                </pic:pic>
+              </a:graphicData>
+            </a:graphic>
+          </wp:inline>
+        </w:drawing>
+      </w:r>
+    </w:p>
+    <w:p>
+      <w:pPr>
+        <w:spacing w:line="336" w:lineRule="auto" w:after="180"/>
+      </w:pPr>
+      <w:r>
+        <w:rPr>
+          <w:b w:val="0"/>
+        </w:rPr>
+        <w:t xml:space="preserve">Original case: Specify bottles-left, beaker-right, arrow left-to-right; verify the revised </w:t>
+      </w:r>
+      <w:r>
+        <w:rPr>
+          <w:b/>
+        </w:rPr>
+        <w:t>output</w:t>
+      </w:r>
+      <w:r>
+        <w:rPr>
+          <w:b w:val="0"/>
+        </w:rPr>
+        <w:t>. Changed condition: Move bottles left of the beaker but keep the arrow pointing from beaker toward bottles.</w:t>
+      </w:r>
+    </w:p>
+    <w:p>
+      <w:pPr>
+        <w:spacing w:line="336" w:lineRule="auto" w:after="180"/>
+      </w:pPr>
+      <w:r>
+        <w:rPr>
+          <w:b w:val="0"/>
+        </w:rPr>
+        <w:t>Expected result: Position now passes; arrow direction still fails. Reason: Changing object placement does not automatically reverse an arrow’s semantic source and destination.</w:t>
+      </w:r>
+    </w:p>
+    <w:p>
+      <w:pPr>
+        <w:spacing w:line="336" w:lineRule="auto" w:after="180"/>
+        <w:shd w:fill="F5F1FB"/>
+      </w:pPr>
+      <w:r>
+        <w:rPr>
+          <w:b w:val="0"/>
+        </w:rPr>
+        <w:t>Predict before checking the worked changed-case result. Name what changed and what the supplied facts allow you to conclude.</w:t>
+      </w:r>
+    </w:p>
+    <w:p>
+      <w:pPr>
+        <w:pStyle w:val="Heading3"/>
+      </w:pPr>
+      <w:r>
+        <w:t>05. Connect the explanation to its limit</w:t>
+      </w:r>
+    </w:p>
+    <w:p>
+      <w:r>
+        <w:drawing>
+          <wp:inline xmlns:a="http://schemas.openxmlformats.org/drawingml/2006/main" xmlns:pic="http://schemas.openxmlformats.org/drawingml/2006/picture">
+            <wp:extent cx="5486400" cy="2834640"/>
+            <wp:docPr id="26" name="Picture 26" descr="Having every requested object is not the same as conveying the requested relationship. Position and arrow direction can change a scientific explanation while object counts remain correct. Audit the provided description honestly: no actual image was supplied, so this evaluation concerns its stated layout rather than a claimed visual inspection. Limit: A compliant layout does not by itself verify the chemistry or procedure represented; content needs source checking."/>
+            <wp:cNvGraphicFramePr>
+              <a:graphicFrameLocks noChangeAspect="1"/>
+            </wp:cNvGraphicFramePr>
+            <a:graphic>
+              <a:graphicData uri="http://schemas.openxmlformats.org/drawingml/2006/picture">
+                <pic:pic>
+                  <pic:nvPicPr>
+                    <pic:cNvPr id="0" name="academy-story-ai-3-11-05.png"/>
+                    <pic:cNvPicPr/>
+                  </pic:nvPicPr>
+                  <pic:blipFill>
+                    <a:blip r:embed="rId33"/>
+                    <a:stretch>
+                      <a:fillRect/>
+                    </a:stretch>
+                  </pic:blipFill>
+                  <pic:spPr>
+                    <a:xfrm>
+                      <a:off x="0" y="0"/>
+                      <a:ext cx="5486400" cy="2834640"/>
+                    </a:xfrm>
+                    <a:prstGeom prst="rect"/>
+                  </pic:spPr>
+                </pic:pic>
+              </a:graphicData>
+            </a:graphic>
+          </wp:inline>
+        </w:drawing>
+      </w:r>
+    </w:p>
+    <w:p>
+      <w:pPr>
+        <w:spacing w:line="336" w:lineRule="auto" w:after="180"/>
+      </w:pPr>
+      <w:r>
+        <w:rPr>
+          <w:b w:val="0"/>
+        </w:rPr>
+        <w:t xml:space="preserve">Having every requested object is not the same as conveying the requested </w:t>
+      </w:r>
+      <w:r>
+        <w:rPr>
+          <w:b/>
+        </w:rPr>
+        <w:t>relationship</w:t>
+      </w:r>
+      <w:r>
+        <w:rPr>
+          <w:b w:val="0"/>
+        </w:rPr>
+        <w:t>. Position and arrow direction can change a scientific explanation while object counts remain correct.</w:t>
+      </w:r>
+    </w:p>
+    <w:p>
+      <w:pPr>
+        <w:spacing w:line="336" w:lineRule="auto" w:after="180"/>
+      </w:pPr>
+      <w:r>
+        <w:rPr>
+          <w:b w:val="0"/>
+        </w:rPr>
+        <w:t>Audit the provided description honestly: no actual image was supplied, so this evaluation concerns its stated layout rather than a claimed visual inspection.</w:t>
+      </w:r>
+    </w:p>
+    <w:p>
+      <w:pPr>
+        <w:spacing w:line="336" w:lineRule="auto" w:after="180"/>
+      </w:pPr>
+      <w:r>
+        <w:rPr>
+          <w:b w:val="0"/>
+        </w:rPr>
+        <w:t>Limit: A compliant layout does not by itself verify the chemistry or procedure represented; content needs source checking.</w:t>
+      </w:r>
+    </w:p>
+    <w:p>
+      <w:pPr>
+        <w:spacing w:line="336" w:lineRule="auto" w:after="180"/>
+        <w:shd w:fill="F5F1FB"/>
+      </w:pPr>
+      <w:r>
+        <w:rPr>
+          <w:b w:val="0"/>
+        </w:rPr>
+        <w:t>Explain the case, then point to a limit on the claim.</w:t>
+      </w:r>
+    </w:p>
+    <w:p>
+      <w:pPr>
+        <w:pStyle w:val="Heading3"/>
+      </w:pPr>
+      <w:r>
+        <w:t>06. Make the idea visible in your project</w:t>
+      </w:r>
+    </w:p>
+    <w:p>
+      <w:r>
+        <w:drawing>
+          <wp:inline xmlns:a="http://schemas.openxmlformats.org/drawingml/2006/main" xmlns:pic="http://schemas.openxmlformats.org/drawingml/2006/picture">
+            <wp:extent cx="5486400" cy="3380232"/>
+            <wp:docPr id="27" name="Picture 27" descr="Create Study Buddy diagram rubrics covering counts, readable labels, containment, order and meaningful arrow direction. Draw your input, deciding step, result and limit. Supported question: Which checks pass after that single change, and what still needs repair?"/>
+            <wp:cNvGraphicFramePr>
+              <a:graphicFrameLocks noChangeAspect="1"/>
+            </wp:cNvGraphicFramePr>
+            <a:graphic>
+              <a:graphicData uri="http://schemas.openxmlformats.org/drawingml/2006/picture">
+                <pic:pic>
+                  <pic:nvPicPr>
+                    <pic:cNvPr id="0" name="academy-story-ai-3-11-06.png"/>
+                    <pic:cNvPicPr/>
+                  </pic:nvPicPr>
+                  <pic:blipFill>
+                    <a:blip r:embed="rId34"/>
+                    <a:stretch>
+                      <a:fillRect/>
+                    </a:stretch>
+                  </pic:blipFill>
+                  <pic:spPr>
+                    <a:xfrm>
+                      <a:off x="0" y="0"/>
+                      <a:ext cx="5486400" cy="3380232"/>
+                    </a:xfrm>
+                    <a:prstGeom prst="rect"/>
+                  </pic:spPr>
+                </pic:pic>
+              </a:graphicData>
+            </a:graphic>
+          </wp:inline>
+        </w:drawing>
+      </w:r>
+    </w:p>
+    <w:p>
+      <w:pPr>
+        <w:spacing w:line="336" w:lineRule="auto" w:after="180"/>
+      </w:pPr>
+      <w:r>
+        <w:rPr>
+          <w:b w:val="0"/>
+        </w:rPr>
+        <w:t xml:space="preserve">Create Study Buddy diagram rubrics covering counts, readable labels, containment, order and meaningful arrow direction. Draw your </w:t>
+      </w:r>
+      <w:r>
+        <w:rPr>
+          <w:b/>
+        </w:rPr>
+        <w:t>input</w:t>
+      </w:r>
+      <w:r>
+        <w:rPr>
+          <w:b w:val="0"/>
+        </w:rPr>
+        <w:t>, deciding step, result and limit.</w:t>
+      </w:r>
+    </w:p>
+    <w:p>
+      <w:pPr>
+        <w:spacing w:line="336" w:lineRule="auto" w:after="180"/>
+      </w:pPr>
+      <w:r>
+        <w:rPr>
+          <w:b w:val="0"/>
+        </w:rPr>
+        <w:t>Supported question: Which checks pass after that single change, and what still needs repair?</w:t>
+      </w:r>
+    </w:p>
+    <w:p>
+      <w:pPr>
+        <w:spacing w:line="336" w:lineRule="auto" w:after="180"/>
+        <w:shd w:fill="F5F1FB"/>
+      </w:pPr>
+      <w:r>
+        <w:rPr>
+          <w:b w:val="0"/>
+        </w:rPr>
+        <w:t xml:space="preserve">Draw your project trace and justify the deciding step using </w:t>
+      </w:r>
+      <w:r>
+        <w:rPr>
+          <w:b/>
+        </w:rPr>
+        <w:t>evidence</w:t>
+      </w:r>
+      <w:r>
+        <w:rPr>
+          <w:b w:val="0"/>
+        </w:rPr>
+        <w:t>.</w:t>
       </w:r>
     </w:p>
     <w:sectPr>

--- a/downloads/student/ai-3-week-11.docx
+++ b/downloads/student/ai-3-week-11.docx
@@ -25,12 +25,17 @@
         <w:pStyle w:val="Heading1"/>
       </w:pPr>
       <w:r>
-        <w:t>Before you start</w:t>
-      </w:r>
-    </w:p>
-    <w:p>
-      <w:r>
-        <w:t>Week 5: separate multiple constraints in a prompt.</w:t>
+        <w:t>Count the objects. Trace the relations. Check the endpoints.</w:t>
+      </w:r>
+    </w:p>
+    <w:p>
+      <w:r>
+        <w:t>Evaluate visual composition through explicit counts, labels, position and meaningful flow.</w:t>
+      </w:r>
+    </w:p>
+    <w:p>
+      <w:r>
+        <w:t>Complete brief → criterion table → reconstructed layouts → three prompt repairs → independent containment.</w:t>
       </w:r>
     </w:p>
     <w:p>
@@ -38,12 +43,104 @@
         <w:pStyle w:val="Heading1"/>
       </w:pPr>
       <w:r>
-        <w:t>01. Your mission</w:t>
-      </w:r>
-    </w:p>
-    <w:p>
-      <w:r>
-        <w:t>Start with the target: Explain the mechanism and terminology of image generation and provenance. Try the recall before opening notes.</w:t>
+        <w:t>01. Are the right objects in the right relationship?</w:t>
+      </w:r>
+    </w:p>
+    <w:p>
+      <w:r>
+        <w:t>A composition can have correct counts while communicating the wrong meaning.</w:t>
+      </w:r>
+    </w:p>
+    <w:p>
+      <w:pPr>
+        <w:pStyle w:val="Heading2"/>
+      </w:pPr>
+      <w:r>
+        <w:t>Your current composition goals</w:t>
+      </w:r>
+    </w:p>
+    <w:p>
+      <w:pPr>
+        <w:spacing w:line="336" w:lineRule="auto" w:after="180"/>
+      </w:pPr>
+      <w:r>
+        <w:rPr>
+          <w:b w:val="0"/>
+        </w:rPr>
+        <w:t>I can check object counts, spatial relations and arrow meaning separately.</w:t>
+      </w:r>
+    </w:p>
+    <w:p>
+      <w:pPr>
+        <w:spacing w:line="336" w:lineRule="auto" w:after="180"/>
+      </w:pPr>
+      <w:r>
+        <w:rPr>
+          <w:b w:val="0"/>
+        </w:rPr>
+        <w:t>I can turn an ambiguous visual request into observable composition criteria.</w:t>
+      </w:r>
+    </w:p>
+    <w:p>
+      <w:pPr>
+        <w:spacing w:line="336" w:lineRule="auto" w:after="180"/>
+      </w:pPr>
+      <w:r>
+        <w:rPr>
+          <w:b w:val="0"/>
+        </w:rPr>
+        <w:t>I can distinguish a supplied layout description from an inspected original image.</w:t>
+      </w:r>
+    </w:p>
+    <w:p>
+      <w:pPr>
+        <w:pStyle w:val="Heading2"/>
+      </w:pPr>
+      <w:r>
+        <w:t>Recall visible checks and origin</w:t>
+      </w:r>
+    </w:p>
+    <w:p>
+      <w:pPr>
+        <w:pStyle w:val="ListBullet"/>
+      </w:pPr>
+      <w:r>
+        <w:t>Close your notes first. A rough first answer helps us choose the right starting point; it is not a score for your ability.</w:t>
+      </w:r>
+    </w:p>
+    <w:p>
+      <w:pPr>
+        <w:pStyle w:val="ListBullet"/>
+      </w:pPr>
+      <w:r>
+        <w:t>Recall Image Generation Models: a correct-looking object count does not establish that labels, spatial relations or provenance claims are correct. Give one check for each.</w:t>
+      </w:r>
+    </w:p>
+    <w:p>
+      <w:pPr>
+        <w:pStyle w:val="Heading2"/>
+      </w:pPr>
+      <w:r>
+        <w:t>Your end goal</w:t>
+      </w:r>
+    </w:p>
+    <w:p>
+      <w:pPr>
+        <w:spacing w:line="336" w:lineRule="auto" w:after="180"/>
+      </w:pPr>
+      <w:r>
+        <w:rPr>
+          <w:b w:val="0"/>
+        </w:rPr>
+        <w:t>By the end, I can check object counts and spatial relations as separate visual requirements.</w:t>
+      </w:r>
+    </w:p>
+    <w:p>
+      <w:pPr>
+        <w:pStyle w:val="Heading2"/>
+      </w:pPr>
+      <w:r>
+        <w:t>Earlier wording, alternatives and picture transcripts · reference / check after trying</w:t>
       </w:r>
     </w:p>
     <w:p>
@@ -56,78 +153,10 @@
     </w:p>
     <w:p>
       <w:pPr>
-        <w:spacing w:line="336" w:lineRule="auto" w:after="180"/>
-      </w:pPr>
-      <w:r>
-        <w:rPr>
-          <w:b w:val="0"/>
-        </w:rPr>
-        <w:t xml:space="preserve">I can explain the </w:t>
-      </w:r>
-      <w:r>
-        <w:rPr>
-          <w:b/>
-        </w:rPr>
-        <w:t>mechanism</w:t>
-      </w:r>
-      <w:r>
-        <w:rPr>
-          <w:b w:val="0"/>
-        </w:rPr>
-        <w:t xml:space="preserve"> and terminology of image generation and </w:t>
-      </w:r>
-      <w:r>
-        <w:rPr>
-          <w:b/>
-        </w:rPr>
-        <w:t>provenance</w:t>
-      </w:r>
-      <w:r>
-        <w:rPr>
-          <w:b w:val="0"/>
-        </w:rPr>
-        <w:t>.</w:t>
-      </w:r>
-    </w:p>
-    <w:p>
-      <w:pPr>
-        <w:spacing w:line="336" w:lineRule="auto" w:after="180"/>
-      </w:pPr>
-      <w:r>
-        <w:rPr>
-          <w:b w:val="0"/>
-        </w:rPr>
-        <w:t>I can apply the stated procedure to a new case with a traceable result.</w:t>
-      </w:r>
-    </w:p>
-    <w:p>
-      <w:pPr>
-        <w:spacing w:line="336" w:lineRule="auto" w:after="180"/>
-      </w:pPr>
-      <w:r>
-        <w:rPr>
-          <w:b w:val="0"/>
-        </w:rPr>
-        <w:t>I can identify an assumption or limitation and design a revealing follow-up.</w:t>
-      </w:r>
-    </w:p>
-    <w:p>
-      <w:pPr>
         <w:pStyle w:val="Heading3"/>
       </w:pPr>
       <w:r>
         <w:t>Remember before reading</w:t>
-      </w:r>
-    </w:p>
-    <w:p>
-      <w:pPr>
-        <w:spacing w:line="336" w:lineRule="auto" w:after="180"/>
-      </w:pPr>
-      <w:r>
-        <w:rPr>
-          <w:b w:val="0"/>
-        </w:rPr>
-        <w:t>Close your notes first. A rough first answer helps us choose the right starting point; it is not a score for your ability.</w:t>
       </w:r>
     </w:p>
     <w:p>
@@ -304,7 +333,7 @@
       </w:pPr>
       <w:r>
         <w:rPr>
-          <w:b/>
+          <w:b w:val="0"/>
         </w:rPr>
         <w:t>CREATOR MISSION</w:t>
       </w:r>
@@ -374,78 +403,78 @@
     </w:p>
     <w:p>
       <w:pPr>
+        <w:pStyle w:val="Heading3"/>
+      </w:pPr>
+      <w:r>
+        <w:t>This week’s end goal</w:t>
+      </w:r>
+    </w:p>
+    <w:p>
+      <w:pPr>
+        <w:pStyle w:val="Heading1"/>
+      </w:pPr>
+      <w:r>
+        <w:t>02. Define the relationship before judging the picture</w:t>
+      </w:r>
+    </w:p>
+    <w:p>
+      <w:r>
+        <w:t>The main brief supplies exact counts, labels and flow endpoints.</w:t>
+      </w:r>
+    </w:p>
+    <w:p>
+      <w:pPr>
+        <w:pStyle w:val="Heading2"/>
+      </w:pPr>
+      <w:r>
+        <w:t>What composition adds to object presence</w:t>
+      </w:r>
+    </w:p>
+    <w:p>
+      <w:pPr>
         <w:spacing w:line="336" w:lineRule="auto" w:after="180"/>
       </w:pPr>
       <w:r>
         <w:rPr>
           <w:b w:val="0"/>
         </w:rPr>
-        <w:t xml:space="preserve">Recall Generation failures and verification. Explain why a recorded result needs its </w:t>
-      </w:r>
-      <w:r>
-        <w:rPr>
-          <w:b/>
-        </w:rPr>
-        <w:t>input</w:t>
-      </w:r>
+        <w:t>Composition describes how objects are arranged and related: count, relative position, size, containment, visible labels and the source/destination of arrows. “Draw bottles and a beaker” names subjects but leaves key relationships unspecified. A clear brief turns the intended meaning into checks that a partner can apply. A more precise request is still not proof that an output follows it.</w:t>
+      </w:r>
+    </w:p>
+    <w:p>
+      <w:pPr>
+        <w:pStyle w:val="Heading2"/>
+      </w:pPr>
+      <w:r>
+        <w:t>The complete main contract</w:t>
+      </w:r>
+    </w:p>
+    <w:p>
+      <w:pPr>
+        <w:spacing w:line="336" w:lineRule="auto" w:after="180"/>
+      </w:pPr>
       <w:r>
         <w:rPr>
           <w:b w:val="0"/>
         </w:rPr>
-        <w:t xml:space="preserve"> conditions and </w:t>
-      </w:r>
-      <w:r>
-        <w:rPr>
-          <w:b/>
-        </w:rPr>
-        <w:t>evidence</w:t>
-      </w:r>
+        <w:t>Main fictional layout contract: exactly two labelled bottles B1,B2 left of one beaker; one arrow from the bottle pair toward the beaker. Use the supplied description, not an assumed experiment. Original description places the bottles right of the beaker and draws the arrow from beaker toward bottles. Count, left-of and semantic-flow checks are separate; no chemistry procedure is validated by this layout.</w:t>
+      </w:r>
+    </w:p>
+    <w:p>
+      <w:pPr>
+        <w:pStyle w:val="Heading2"/>
+      </w:pPr>
+      <w:r>
+        <w:t>Earlier wording, alternatives and picture transcripts · reference / check after trying</w:t>
+      </w:r>
+    </w:p>
+    <w:p>
+      <w:pPr>
+        <w:spacing w:line="336" w:lineRule="auto" w:after="180"/>
+      </w:pPr>
       <w:r>
         <w:rPr>
           <w:b w:val="0"/>
-        </w:rPr>
-        <w:t xml:space="preserve"> source before it can support a claim.</w:t>
-      </w:r>
-    </w:p>
-    <w:p>
-      <w:pPr>
-        <w:pStyle w:val="Heading3"/>
-      </w:pPr>
-      <w:r>
-        <w:t>This week’s end goal</w:t>
-      </w:r>
-    </w:p>
-    <w:p>
-      <w:pPr>
-        <w:spacing w:line="336" w:lineRule="auto" w:after="180"/>
-      </w:pPr>
-      <w:r>
-        <w:rPr>
-          <w:b w:val="0"/>
-        </w:rPr>
-        <w:t>By the end, I can check object counts and spatial relations as separate visual requirements.</w:t>
-      </w:r>
-    </w:p>
-    <w:p>
-      <w:pPr>
-        <w:pStyle w:val="Heading1"/>
-      </w:pPr>
-      <w:r>
-        <w:t>02. Notice the evidence</w:t>
-      </w:r>
-    </w:p>
-    <w:p>
-      <w:r>
-        <w:t>Investigate the supplied Visual Composition case. Separate observations, given facts and assumptions before choosing an explanation.</w:t>
-      </w:r>
-    </w:p>
-    <w:p>
-      <w:pPr>
-        <w:spacing w:line="336" w:lineRule="auto" w:after="180"/>
-      </w:pPr>
-      <w:r>
-        <w:rPr>
-          <w:b/>
         </w:rPr>
         <w:t>PICTURE STORY</w:t>
       </w:r>
@@ -522,46 +551,179 @@
     </w:p>
     <w:p>
       <w:pPr>
+        <w:spacing w:line="336" w:lineRule="auto" w:after="180"/>
+      </w:pPr>
+      <w:r>
+        <w:rPr>
+          <w:b w:val="0"/>
+        </w:rPr>
+        <w:t>MYSTERY</w:t>
+      </w:r>
+    </w:p>
+    <w:p>
+      <w:pPr>
+        <w:spacing w:line="336" w:lineRule="auto" w:after="180"/>
+      </w:pPr>
+      <w:r>
+        <w:rPr>
+          <w:b w:val="0"/>
+        </w:rPr>
+        <w:t xml:space="preserve">The learners must use visual composition to solve a problem. What information do they have? What decision or calculation do they make? What would count as </w:t>
+      </w:r>
+      <w:r>
+        <w:rPr>
+          <w:b/>
+        </w:rPr>
+        <w:t>evidence</w:t>
+      </w:r>
+      <w:r>
+        <w:rPr>
+          <w:b w:val="0"/>
+        </w:rPr>
+        <w:t xml:space="preserve"> that it worked?</w:t>
+      </w:r>
+    </w:p>
+    <w:p>
+      <w:pPr>
+        <w:spacing w:line="336" w:lineRule="auto" w:after="180"/>
+      </w:pPr>
+      <w:r>
+        <w:rPr>
+          <w:b w:val="0"/>
+        </w:rPr>
+        <w:t xml:space="preserve">Three </w:t>
+      </w:r>
+      <w:r>
+        <w:rPr>
+          <w:b/>
+        </w:rPr>
+        <w:t>observation</w:t>
+      </w:r>
+      <w:r>
+        <w:rPr>
+          <w:b w:val="0"/>
+        </w:rPr>
+        <w:t>s (what you can point to):</w:t>
+      </w:r>
+    </w:p>
+    <w:p>
+      <w:pPr>
         <w:pStyle w:val="Heading3"/>
       </w:pPr>
       <w:r>
-        <w:t>Start with this puzzle</w:t>
+        <w:t>Write or draw your reasoning and evidence.</w:t>
+      </w:r>
+    </w:p>
+    <w:p>
+      <w:r>
+        <w:t>________________________________________________________________</w:t>
+      </w:r>
+    </w:p>
+    <w:p>
+      <w:r>
+        <w:t>________________________________________________________________</w:t>
+      </w:r>
+    </w:p>
+    <w:p>
+      <w:r>
+        <w:t>________________________________________________________________</w:t>
+      </w:r>
+    </w:p>
+    <w:p>
+      <w:r>
+        <w:t>________________________________________________________________</w:t>
+      </w:r>
+    </w:p>
+    <w:p>
+      <w:r>
+        <w:t>________________________________________________________________</w:t>
       </w:r>
     </w:p>
     <w:p>
       <w:pPr>
         <w:spacing w:line="336" w:lineRule="auto" w:after="180"/>
-        <w:shd w:fill="F1F6FC"/>
       </w:pPr>
       <w:r>
         <w:rPr>
           <w:b w:val="0"/>
         </w:rPr>
-        <w:t>MYSTERY</w:t>
+        <w:t xml:space="preserve">My </w:t>
+      </w:r>
+      <w:r>
+        <w:rPr>
+          <w:b/>
+        </w:rPr>
+        <w:t>prediction</w:t>
+      </w:r>
+      <w:r>
+        <w:rPr>
+          <w:b w:val="0"/>
+        </w:rPr>
+        <w:t xml:space="preserve"> and the clue supporting it:</w:t>
+      </w:r>
+    </w:p>
+    <w:p>
+      <w:pPr>
+        <w:pStyle w:val="Heading3"/>
+      </w:pPr>
+      <w:r>
+        <w:t>Write or draw your reasoning and evidence.</w:t>
+      </w:r>
+    </w:p>
+    <w:p>
+      <w:r>
+        <w:t>________________________________________________________________</w:t>
+      </w:r>
+    </w:p>
+    <w:p>
+      <w:r>
+        <w:t>________________________________________________________________</w:t>
+      </w:r>
+    </w:p>
+    <w:p>
+      <w:r>
+        <w:t>________________________________________________________________</w:t>
+      </w:r>
+    </w:p>
+    <w:p>
+      <w:r>
+        <w:t>________________________________________________________________</w:t>
+      </w:r>
+    </w:p>
+    <w:p>
+      <w:r>
+        <w:t>________________________________________________________________</w:t>
+      </w:r>
+    </w:p>
+    <w:p>
+      <w:pPr>
+        <w:pStyle w:val="Heading3"/>
+      </w:pPr>
+      <w:r>
+        <w:t>A closer explanation</w:t>
       </w:r>
     </w:p>
     <w:p>
       <w:pPr>
         <w:spacing w:line="336" w:lineRule="auto" w:after="180"/>
-        <w:shd w:fill="F5F1FB"/>
       </w:pPr>
       <w:r>
         <w:rPr>
           <w:b w:val="0"/>
         </w:rPr>
-        <w:t xml:space="preserve">The learners must use visual composition to solve a problem. What information do they have? What decision or calculation do they make? What would count as </w:t>
+        <w:t xml:space="preserve">An image generator constructs an </w:t>
       </w:r>
       <w:r>
         <w:rPr>
           <w:b/>
         </w:rPr>
-        <w:t>evidence</w:t>
+        <w:t>output</w:t>
       </w:r>
       <w:r>
         <w:rPr>
           <w:b w:val="0"/>
         </w:rPr>
-        <w:t xml:space="preserve"> that it worked?</w:t>
+        <w:t xml:space="preserve"> from learned patterns and a specification. A generated picture is not a record that the depicted event occurred.</w:t>
       </w:r>
     </w:p>
     <w:p>
@@ -572,52 +734,232 @@
         <w:rPr>
           <w:b w:val="0"/>
         </w:rPr>
-        <w:t xml:space="preserve">Three </w:t>
+        <w:t>Begin by writing the question the procedure is intended to answer. Identify the information already supplied, the information it will produce and the information still missing.</w:t>
+      </w:r>
+    </w:p>
+    <w:p>
+      <w:pPr>
+        <w:spacing w:line="336" w:lineRule="auto" w:after="180"/>
+      </w:pPr>
+      <w:r>
+        <w:rPr>
+          <w:b w:val="0"/>
+        </w:rPr>
+        <w:t>These are constructed classroom examples; they do not require live accounts, private records or an external service. Do not treat a plausible explanation as a measured outcome.</w:t>
+      </w:r>
+    </w:p>
+    <w:p>
+      <w:pPr>
+        <w:pStyle w:val="Heading1"/>
+      </w:pPr>
+      <w:r>
+        <w:t>03. Check counts, labels, position and flow separately</w:t>
+      </w:r>
+    </w:p>
+    <w:p>
+      <w:r>
+        <w:t>Every criterion needs a concrete referent in the description or image.</w:t>
+      </w:r>
+    </w:p>
+    <w:p>
+      <w:pPr>
+        <w:pStyle w:val="Heading2"/>
+      </w:pPr>
+      <w:r>
+        <w:t>The complete composition checklist</w:t>
+      </w:r>
+    </w:p>
+    <w:tbl>
+      <w:tblPr>
+        <w:tblStyle w:val="LightShading-Accent1"/>
+        <w:tblW w:type="auto" w:w="0"/>
+        <w:tblLook w:firstColumn="1" w:firstRow="1" w:lastColumn="0" w:lastRow="0" w:noHBand="0" w:noVBand="1" w:val="04A0"/>
+      </w:tblPr>
+      <w:tblGrid>
+        <w:gridCol w:w="5112"/>
+        <w:gridCol w:w="5112"/>
+      </w:tblGrid>
+      <w:tr>
+        <w:trPr>
+          <w:tblHeader/>
+        </w:trPr>
+        <w:tc>
+          <w:tcPr>
+            <w:tcW w:type="dxa" w:w="5112"/>
+          </w:tcPr>
+          <w:p>
+            <w:r>
+              <w:t>Check</w:t>
+            </w:r>
+          </w:p>
+        </w:tc>
+        <w:tc>
+          <w:tcPr>
+            <w:tcW w:type="dxa" w:w="5112"/>
+          </w:tcPr>
+          <w:p>
+            <w:r>
+              <w:t>Evidence required by the brief</w:t>
+            </w:r>
+          </w:p>
+        </w:tc>
+      </w:tr>
+      <w:tr>
+        <w:tc>
+          <w:tcPr>
+            <w:tcW w:type="dxa" w:w="5112"/>
+          </w:tcPr>
+          <w:p>
+            <w:r>
+              <w:t>Count</w:t>
+            </w:r>
+          </w:p>
+        </w:tc>
+        <w:tc>
+          <w:tcPr>
+            <w:tcW w:type="dxa" w:w="5112"/>
+          </w:tcPr>
+          <w:p>
+            <w:r>
+              <w:t>Exactly two bottles and one beaker</w:t>
+            </w:r>
+          </w:p>
+        </w:tc>
+      </w:tr>
+      <w:tr>
+        <w:tc>
+          <w:tcPr>
+            <w:tcW w:type="dxa" w:w="5112"/>
+          </w:tcPr>
+          <w:p>
+            <w:r>
+              <w:t>Labels</w:t>
+            </w:r>
+          </w:p>
+        </w:tc>
+        <w:tc>
+          <w:tcPr>
+            <w:tcW w:type="dxa" w:w="5112"/>
+          </w:tcPr>
+          <w:p>
+            <w:r>
+              <w:t>B1 and B2 identify the bottles legibly</w:t>
+            </w:r>
+          </w:p>
+        </w:tc>
+      </w:tr>
+      <w:tr>
+        <w:tc>
+          <w:tcPr>
+            <w:tcW w:type="dxa" w:w="5112"/>
+          </w:tcPr>
+          <w:p>
+            <w:r>
+              <w:t>Position</w:t>
+            </w:r>
+          </w:p>
+        </w:tc>
+        <w:tc>
+          <w:tcPr>
+            <w:tcW w:type="dxa" w:w="5112"/>
+          </w:tcPr>
+          <w:p>
+            <w:r>
+              <w:t>Both bottles are left of the beaker</w:t>
+            </w:r>
+          </w:p>
+        </w:tc>
+      </w:tr>
+      <w:tr>
+        <w:tc>
+          <w:tcPr>
+            <w:tcW w:type="dxa" w:w="5112"/>
+          </w:tcPr>
+          <w:p>
+            <w:r>
+              <w:t>Flow</w:t>
+            </w:r>
+          </w:p>
+        </w:tc>
+        <w:tc>
+          <w:tcPr>
+            <w:tcW w:type="dxa" w:w="5112"/>
+          </w:tcPr>
+          <w:p>
+            <w:r>
+              <w:t>Exactly one arrow starts at the bottle pair and points toward the beaker</w:t>
+            </w:r>
+          </w:p>
+        </w:tc>
+      </w:tr>
+      <w:tr>
+        <w:tc>
+          <w:tcPr>
+            <w:tcW w:type="dxa" w:w="5112"/>
+          </w:tcPr>
+          <w:p>
+            <w:r>
+              <w:t>Scope</w:t>
+            </w:r>
+          </w:p>
+        </w:tc>
+        <w:tc>
+          <w:tcPr>
+            <w:tcW w:type="dxa" w:w="5112"/>
+          </w:tcPr>
+          <w:p>
+            <w:r>
+              <w:t>A layout reconstruction is not an original generator output or chemistry observation</w:t>
+            </w:r>
+          </w:p>
+        </w:tc>
+      </w:tr>
+    </w:tbl>
+    <w:p>
+      <w:pPr>
+        <w:pStyle w:val="Heading2"/>
+      </w:pPr>
+      <w:r>
+        <w:t>Explain the deciding relation</w:t>
+      </w:r>
+    </w:p>
+    <w:p>
+      <w:pPr>
+        <w:pStyle w:val="ListBullet"/>
+      </w:pPr>
+      <w:r>
+        <w:t>Point to the input, the deciding step and the result in this week’s visual. Explain the same step in ordinary words. A picture helps when you can say what each part represents.</w:t>
+      </w:r>
+    </w:p>
+    <w:p>
+      <w:pPr>
+        <w:pStyle w:val="Heading2"/>
+      </w:pPr>
+      <w:r>
+        <w:t>Review · Earlier generation and provenance guidance · reference / check after trying</w:t>
+      </w:r>
+    </w:p>
+    <w:p>
+      <w:pPr>
+        <w:spacing w:line="336" w:lineRule="auto" w:after="180"/>
+      </w:pPr>
+      <w:r>
+        <w:rPr>
+          <w:b w:val="0"/>
+        </w:rPr>
+        <w:t xml:space="preserve">Keep a </w:t>
       </w:r>
       <w:r>
         <w:rPr>
           <w:b/>
         </w:rPr>
-        <w:t>observation</w:t>
+        <w:t>provenance</w:t>
       </w:r>
       <w:r>
         <w:rPr>
           <w:b w:val="0"/>
         </w:rPr>
-        <w:t>s (what you can point to):</w:t>
-      </w:r>
-    </w:p>
-    <w:p>
-      <w:pPr>
-        <w:pStyle w:val="Heading3"/>
-      </w:pPr>
-      <w:r>
-        <w:t>Write or draw your reasoning and evidence.</w:t>
-      </w:r>
-    </w:p>
-    <w:p>
-      <w:r>
-        <w:t>________________________________________________________________</w:t>
-      </w:r>
-    </w:p>
-    <w:p>
-      <w:r>
-        <w:t>________________________________________________________________</w:t>
-      </w:r>
-    </w:p>
-    <w:p>
-      <w:r>
-        <w:t>________________________________________________________________</w:t>
-      </w:r>
-    </w:p>
-    <w:p>
-      <w:r>
-        <w:t>________________________________________________________________</w:t>
-      </w:r>
-    </w:p>
-    <w:p>
-      <w:r>
-        <w:t>________________________________________________________________</w:t>
+        <w:t xml:space="preserve"> record containing specification, tool/version when known, generation date, edits, permissions and intended use. Label fictional imagery.</w:t>
       </w:r>
     </w:p>
     <w:p>
@@ -628,60 +970,30 @@
         <w:rPr>
           <w:b w:val="0"/>
         </w:rPr>
-        <w:t xml:space="preserve">My </w:t>
+        <w:t>Inspect visual requirements and avoid inferring identity or event authenticity from appearance.</w:t>
+      </w:r>
+    </w:p>
+    <w:p>
+      <w:pPr>
+        <w:spacing w:line="336" w:lineRule="auto" w:after="180"/>
+      </w:pPr>
+      <w:r>
+        <w:rPr>
+          <w:b w:val="0"/>
+        </w:rPr>
+        <w:t xml:space="preserve">Before applying the procedure, write its units, denominator or decision boundary where relevant. A partner should be able to repeat each step using the same </w:t>
       </w:r>
       <w:r>
         <w:rPr>
           <w:b/>
         </w:rPr>
-        <w:t>prediction</w:t>
+        <w:t>input</w:t>
       </w:r>
       <w:r>
         <w:rPr>
           <w:b w:val="0"/>
         </w:rPr>
-        <w:t xml:space="preserve"> and the clue supporting it:</w:t>
-      </w:r>
-    </w:p>
-    <w:p>
-      <w:pPr>
-        <w:pStyle w:val="Heading3"/>
-      </w:pPr>
-      <w:r>
-        <w:t>Write or draw your reasoning and evidence.</w:t>
-      </w:r>
-    </w:p>
-    <w:p>
-      <w:r>
-        <w:t>________________________________________________________________</w:t>
-      </w:r>
-    </w:p>
-    <w:p>
-      <w:r>
-        <w:t>________________________________________________________________</w:t>
-      </w:r>
-    </w:p>
-    <w:p>
-      <w:r>
-        <w:t>________________________________________________________________</w:t>
-      </w:r>
-    </w:p>
-    <w:p>
-      <w:r>
-        <w:t>________________________________________________________________</w:t>
-      </w:r>
-    </w:p>
-    <w:p>
-      <w:r>
-        <w:t>________________________________________________________________</w:t>
-      </w:r>
-    </w:p>
-    <w:p>
-      <w:pPr>
-        <w:pStyle w:val="Heading3"/>
-      </w:pPr>
-      <w:r>
-        <w:t>A closer explanation</w:t>
+        <w:t>s.</w:t>
       </w:r>
     </w:p>
     <w:p>
@@ -692,19 +1004,27 @@
         <w:rPr>
           <w:b w:val="0"/>
         </w:rPr>
-        <w:t xml:space="preserve">An image generator constructs an </w:t>
+        <w:t xml:space="preserve">If a required </w:t>
       </w:r>
       <w:r>
         <w:rPr>
           <w:b/>
         </w:rPr>
-        <w:t>output</w:t>
+        <w:t>input</w:t>
       </w:r>
       <w:r>
         <w:rPr>
           <w:b w:val="0"/>
         </w:rPr>
-        <w:t xml:space="preserve"> from learned patterns and a specification. A generated picture is not a record that the depicted event occurred.</w:t>
+        <w:t xml:space="preserve"> is absent or violates the stated contract, record that condition explicitly instead of quietly replacing it with a convenient value.</w:t>
+      </w:r>
+    </w:p>
+    <w:p>
+      <w:pPr>
+        <w:pStyle w:val="Heading2"/>
+      </w:pPr>
+      <w:r>
+        <w:t>Earlier wording, alternatives and picture transcripts · reference / check after trying</w:t>
       </w:r>
     </w:p>
     <w:p>
@@ -714,41 +1034,6 @@
       <w:r>
         <w:rPr>
           <w:b w:val="0"/>
-        </w:rPr>
-        <w:t>Begin by writing the question the procedure is intended to answer. Identify the information already supplied, the information it will produce and the information still missing.</w:t>
-      </w:r>
-    </w:p>
-    <w:p>
-      <w:pPr>
-        <w:spacing w:line="336" w:lineRule="auto" w:after="180"/>
-      </w:pPr>
-      <w:r>
-        <w:rPr>
-          <w:b w:val="0"/>
-        </w:rPr>
-        <w:t>These are constructed classroom examples; they do not require live accounts, private records or an external service. Do not treat a plausible explanation as a measured outcome.</w:t>
-      </w:r>
-    </w:p>
-    <w:p>
-      <w:pPr>
-        <w:pStyle w:val="Heading1"/>
-      </w:pPr>
-      <w:r>
-        <w:t>03. See how it works</w:t>
-      </w:r>
-    </w:p>
-    <w:p>
-      <w:r>
-        <w:t>Follow the mechanism for Visual Composition. Connect each labelled input, deciding step and result.</w:t>
-      </w:r>
-    </w:p>
-    <w:p>
-      <w:pPr>
-        <w:spacing w:line="336" w:lineRule="auto" w:after="180"/>
-      </w:pPr>
-      <w:r>
-        <w:rPr>
-          <w:b/>
         </w:rPr>
         <w:t xml:space="preserve">VISUAL </w:t>
       </w:r>
@@ -985,40 +1270,6 @@
       </w:pPr>
       <w:r>
         <w:t>A closer explanation</w:t>
-      </w:r>
-    </w:p>
-    <w:p>
-      <w:pPr>
-        <w:spacing w:line="336" w:lineRule="auto" w:after="180"/>
-      </w:pPr>
-      <w:r>
-        <w:rPr>
-          <w:b w:val="0"/>
-        </w:rPr>
-        <w:t xml:space="preserve">Keep a </w:t>
-      </w:r>
-      <w:r>
-        <w:rPr>
-          <w:b/>
-        </w:rPr>
-        <w:t>provenance</w:t>
-      </w:r>
-      <w:r>
-        <w:rPr>
-          <w:b w:val="0"/>
-        </w:rPr>
-        <w:t xml:space="preserve"> record containing specification, tool/version when known, generation date, edits, permissions and intended use. Label fictional imagery.</w:t>
-      </w:r>
-    </w:p>
-    <w:p>
-      <w:pPr>
-        <w:spacing w:line="336" w:lineRule="auto" w:after="180"/>
-      </w:pPr>
-      <w:r>
-        <w:rPr>
-          <w:b w:val="0"/>
-        </w:rPr>
-        <w:t>Inspect visual requirements and avoid inferring identity or event authenticity from appearance.</w:t>
       </w:r>
     </w:p>
     <w:p>
@@ -1115,52 +1366,6 @@
     </w:p>
     <w:p>
       <w:pPr>
-        <w:spacing w:line="336" w:lineRule="auto" w:after="180"/>
-      </w:pPr>
-      <w:r>
-        <w:rPr>
-          <w:b w:val="0"/>
-        </w:rPr>
-        <w:t xml:space="preserve">Before applying the procedure, write its units, denominator or decision boundary where relevant. A partner should be able to repeat each step using the same </w:t>
-      </w:r>
-      <w:r>
-        <w:rPr>
-          <w:b/>
-        </w:rPr>
-        <w:t>input</w:t>
-      </w:r>
-      <w:r>
-        <w:rPr>
-          <w:b w:val="0"/>
-        </w:rPr>
-        <w:t>s.</w:t>
-      </w:r>
-    </w:p>
-    <w:p>
-      <w:pPr>
-        <w:spacing w:line="336" w:lineRule="auto" w:after="180"/>
-      </w:pPr>
-      <w:r>
-        <w:rPr>
-          <w:b w:val="0"/>
-        </w:rPr>
-        <w:t xml:space="preserve">If a required </w:t>
-      </w:r>
-      <w:r>
-        <w:rPr>
-          <w:b/>
-        </w:rPr>
-        <w:t>input</w:t>
-      </w:r>
-      <w:r>
-        <w:rPr>
-          <w:b w:val="0"/>
-        </w:rPr>
-        <w:t xml:space="preserve"> is absent or violates the stated contract, record that condition explicitly instead of quietly replacing it with a convenient value.</w:t>
-      </w:r>
-    </w:p>
-    <w:p>
-      <w:pPr>
         <w:pStyle w:val="Heading3"/>
       </w:pPr>
       <w:r>
@@ -1169,86 +1374,23 @@
     </w:p>
     <w:p>
       <w:pPr>
-        <w:spacing w:line="336" w:lineRule="auto" w:after="180"/>
-      </w:pPr>
-      <w:r>
-        <w:rPr>
-          <w:b w:val="0"/>
-        </w:rPr>
-        <w:t xml:space="preserve">Point to the </w:t>
-      </w:r>
-      <w:r>
-        <w:rPr>
-          <w:b/>
-        </w:rPr>
-        <w:t>input</w:t>
-      </w:r>
-      <w:r>
-        <w:rPr>
-          <w:b w:val="0"/>
-        </w:rPr>
-        <w:t>, the deciding step and the result in this week’s visual. Explain the same step in ordinary words. A picture helps when you can say what each part represents.</w:t>
-      </w:r>
-    </w:p>
-    <w:p>
-      <w:pPr>
         <w:pStyle w:val="Heading1"/>
       </w:pPr>
       <w:r>
-        <w:t>04. Compare the cases</w:t>
-      </w:r>
-    </w:p>
-    <w:p>
-      <w:r>
-        <w:t>Compare the supplied cases for Visual Composition. Identify the detail that changes the conclusion.</w:t>
-      </w:r>
-    </w:p>
-    <w:p>
-      <w:pPr>
-        <w:pStyle w:val="Heading3"/>
-      </w:pPr>
-      <w:r>
-        <w:t>The case to investigate</w:t>
-      </w:r>
-    </w:p>
-    <w:p>
-      <w:pPr>
-        <w:spacing w:line="336" w:lineRule="auto" w:after="180"/>
-        <w:shd w:fill="F1F6FC"/>
-      </w:pPr>
-      <w:r>
-        <w:rPr>
-          <w:b w:val="0"/>
-        </w:rPr>
-        <w:t>CASE GALLERY</w:t>
-      </w:r>
-    </w:p>
-    <w:p>
-      <w:pPr>
-        <w:spacing w:line="336" w:lineRule="auto" w:after="180"/>
-      </w:pPr>
-      <w:r>
-        <w:rPr>
-          <w:b w:val="0"/>
-        </w:rPr>
-        <w:t xml:space="preserve">Four Tests, Four Kinds of </w:t>
-      </w:r>
-      <w:r>
-        <w:rPr>
-          <w:b/>
-        </w:rPr>
-        <w:t>Evidence</w:t>
-      </w:r>
-    </w:p>
-    <w:p>
-      <w:pPr>
-        <w:spacing w:line="336" w:lineRule="auto" w:after="180"/>
-      </w:pPr>
-      <w:r>
-        <w:rPr>
-          <w:b w:val="0"/>
-        </w:rPr>
-        <w:t>A system is not understood until it survives more than one comfortable example.</w:t>
+        <w:t>04. Compare correct subjects with correct relations</w:t>
+      </w:r>
+    </w:p>
+    <w:p>
+      <w:r>
+        <w:t>Count, position and meaningful arrow direction can fail independently.</w:t>
+      </w:r>
+    </w:p>
+    <w:p>
+      <w:pPr>
+        <w:pStyle w:val="Heading2"/>
+      </w:pPr>
+      <w:r>
+        <w:t>Four pictures with a purpose</w:t>
       </w:r>
     </w:p>
     <w:p>
@@ -1289,6 +1431,11 @@
     </w:p>
     <w:p>
       <w:r>
+        <w:t>Normal case: predict the result and deciding evidence.</w:t>
+      </w:r>
+    </w:p>
+    <w:p>
+      <w:r>
         <w:drawing>
           <wp:inline xmlns:a="http://schemas.openxmlformats.org/drawingml/2006/main" xmlns:pic="http://schemas.openxmlformats.org/drawingml/2006/picture">
             <wp:extent cx="5486400" cy="3200400"/>
@@ -1324,47 +1471,8 @@
       </w:r>
     </w:p>
     <w:p>
-      <w:pPr>
-        <w:pStyle w:val="Heading3"/>
-      </w:pPr>
-      <w:r>
-        <w:t>The normal case</w:t>
-      </w:r>
-    </w:p>
-    <w:p>
-      <w:pPr>
-        <w:spacing w:line="336" w:lineRule="auto" w:after="180"/>
-        <w:shd w:fill="F1F6FC"/>
-      </w:pPr>
-      <w:r>
-        <w:rPr>
-          <w:b w:val="0"/>
-        </w:rPr>
-        <w:t xml:space="preserve">NORMAL CASE: predict and name </w:t>
-      </w:r>
-      <w:r>
-        <w:rPr>
-          <w:b/>
-        </w:rPr>
-        <w:t>evidence</w:t>
-      </w:r>
-      <w:r>
-        <w:rPr>
-          <w:b w:val="0"/>
-        </w:rPr>
-        <w:t xml:space="preserve">.     BOUNDARY CASE: predict and name </w:t>
-      </w:r>
-      <w:r>
-        <w:rPr>
-          <w:b/>
-        </w:rPr>
-        <w:t>evidence</w:t>
-      </w:r>
-      <w:r>
-        <w:rPr>
-          <w:b w:val="0"/>
-        </w:rPr>
-        <w:t>.</w:t>
+      <w:r>
+        <w:t>Boundary case: identify the exact limit.</w:t>
       </w:r>
     </w:p>
     <w:p>
@@ -1405,6 +1513,11 @@
     </w:p>
     <w:p>
       <w:r>
+        <w:t>Missing information: name what must be clarified.</w:t>
+      </w:r>
+    </w:p>
+    <w:p>
+      <w:r>
         <w:drawing>
           <wp:inline xmlns:a="http://schemas.openxmlformats.org/drawingml/2006/main" xmlns:pic="http://schemas.openxmlformats.org/drawingml/2006/picture">
             <wp:extent cx="5486400" cy="3200400"/>
@@ -1440,212 +1553,156 @@
       </w:r>
     </w:p>
     <w:p>
+      <w:r>
+        <w:t>Transfer case: explain which procedure still applies.</w:t>
+      </w:r>
+    </w:p>
+    <w:p>
+      <w:pPr>
+        <w:pStyle w:val="Heading2"/>
+      </w:pPr>
+      <w:r>
+        <w:t>Choose a revealing case</w:t>
+      </w:r>
+    </w:p>
+    <w:p>
+      <w:pPr>
+        <w:pStyle w:val="ListBullet"/>
+      </w:pPr>
+      <w:r>
+        <w:t>Which case is most likely to reveal a hidden assumption? Why?</w:t>
+      </w:r>
+    </w:p>
+    <w:p>
       <w:pPr>
         <w:pStyle w:val="Heading3"/>
       </w:pPr>
       <w:r>
-        <w:t>Check missing information</w:t>
+        <w:t>Write or draw your reasoning and evidence.</w:t>
+      </w:r>
+    </w:p>
+    <w:p>
+      <w:r>
+        <w:t>________________________________________________________________</w:t>
+      </w:r>
+    </w:p>
+    <w:p>
+      <w:r>
+        <w:t>________________________________________________________________</w:t>
+      </w:r>
+    </w:p>
+    <w:p>
+      <w:r>
+        <w:t>________________________________________________________________</w:t>
+      </w:r>
+    </w:p>
+    <w:p>
+      <w:r>
+        <w:t>________________________________________________________________</w:t>
+      </w:r>
+    </w:p>
+    <w:p>
+      <w:r>
+        <w:t>________________________________________________________________</w:t>
+      </w:r>
+    </w:p>
+    <w:p>
+      <w:pPr>
+        <w:pStyle w:val="Heading2"/>
+      </w:pPr>
+      <w:r>
+        <w:t>Predict the supplied changed case</w:t>
+      </w:r>
+    </w:p>
+    <w:p>
+      <w:pPr>
+        <w:pStyle w:val="ListBullet"/>
+      </w:pPr>
+      <w:r>
+        <w:t>Change: Move bottles left of the beaker but keep the arrow pointing from beaker toward bottles.</w:t>
+      </w:r>
+    </w:p>
+    <w:p>
+      <w:pPr>
+        <w:pStyle w:val="Heading2"/>
+      </w:pPr>
+      <w:r>
+        <w:t>Check after predicting · reference / check after trying</w:t>
       </w:r>
     </w:p>
     <w:p>
       <w:pPr>
         <w:spacing w:line="336" w:lineRule="auto" w:after="180"/>
-        <w:shd w:fill="FFF5E6"/>
-      </w:pPr>
+      </w:pPr>
+      <w:r>
+        <w:rPr>
+          <w:b/>
+        </w:rPr>
+        <w:t>Prediction</w:t>
+      </w:r>
       <w:r>
         <w:rPr>
           <w:b w:val="0"/>
         </w:rPr>
-        <w:t xml:space="preserve">MISSING INFORMATION: predict and name </w:t>
+        <w:t>: Position now passes; arrow direction still fails.</w:t>
+      </w:r>
+    </w:p>
+    <w:p>
+      <w:pPr>
+        <w:spacing w:line="336" w:lineRule="auto" w:after="180"/>
+      </w:pPr>
+      <w:r>
+        <w:rPr>
+          <w:b w:val="0"/>
+        </w:rPr>
+        <w:t>Reason: Changing object placement does not automatically reverse an arrow’s semantic source and destination.</w:t>
+      </w:r>
+    </w:p>
+    <w:p>
+      <w:pPr>
+        <w:pStyle w:val="Heading2"/>
+      </w:pPr>
+      <w:r>
+        <w:t>Earlier wording, alternatives and picture transcripts · reference / check after trying</w:t>
+      </w:r>
+    </w:p>
+    <w:p>
+      <w:pPr>
+        <w:spacing w:line="336" w:lineRule="auto" w:after="180"/>
+      </w:pPr>
+      <w:r>
+        <w:rPr>
+          <w:b w:val="0"/>
+        </w:rPr>
+        <w:t>CASE GALLERY</w:t>
+      </w:r>
+    </w:p>
+    <w:p>
+      <w:pPr>
+        <w:spacing w:line="336" w:lineRule="auto" w:after="180"/>
+      </w:pPr>
+      <w:r>
+        <w:rPr>
+          <w:b w:val="0"/>
+        </w:rPr>
+        <w:t xml:space="preserve">Four Tests, Four Kinds of </w:t>
       </w:r>
       <w:r>
         <w:rPr>
           <w:b/>
         </w:rPr>
-        <w:t>evidence</w:t>
-      </w:r>
+        <w:t>Evidence</w:t>
+      </w:r>
+    </w:p>
+    <w:p>
+      <w:pPr>
+        <w:spacing w:line="336" w:lineRule="auto" w:after="180"/>
+      </w:pPr>
       <w:r>
         <w:rPr>
           <w:b w:val="0"/>
         </w:rPr>
-        <w:t xml:space="preserve">.     TRANSFER CASE: predict and name </w:t>
-      </w:r>
-      <w:r>
-        <w:rPr>
-          <w:b/>
-        </w:rPr>
-        <w:t>evidence</w:t>
-      </w:r>
-      <w:r>
-        <w:rPr>
-          <w:b w:val="0"/>
-        </w:rPr>
-        <w:t>.</w:t>
-      </w:r>
-    </w:p>
-    <w:p>
-      <w:pPr>
-        <w:spacing w:line="336" w:lineRule="auto" w:after="180"/>
-        <w:shd w:fill="F5F1FB"/>
-      </w:pPr>
-      <w:r>
-        <w:rPr>
-          <w:b w:val="0"/>
-        </w:rPr>
-        <w:t>Which case is most likely to reveal a hidden assumption? Why?</w:t>
-      </w:r>
-    </w:p>
-    <w:p>
-      <w:pPr>
-        <w:pStyle w:val="Heading3"/>
-      </w:pPr>
-      <w:r>
-        <w:t>Write or draw your reasoning and evidence.</w:t>
-      </w:r>
-    </w:p>
-    <w:p>
-      <w:r>
-        <w:t>________________________________________________________________</w:t>
-      </w:r>
-    </w:p>
-    <w:p>
-      <w:r>
-        <w:t>________________________________________________________________</w:t>
-      </w:r>
-    </w:p>
-    <w:p>
-      <w:r>
-        <w:t>________________________________________________________________</w:t>
-      </w:r>
-    </w:p>
-    <w:p>
-      <w:r>
-        <w:t>________________________________________________________________</w:t>
-      </w:r>
-    </w:p>
-    <w:p>
-      <w:r>
-        <w:t>________________________________________________________________</w:t>
-      </w:r>
-    </w:p>
-    <w:p>
-      <w:pPr>
-        <w:pStyle w:val="Heading3"/>
-      </w:pPr>
-      <w:r>
-        <w:t>Change one thing in the pictured case</w:t>
-      </w:r>
-    </w:p>
-    <w:p>
-      <w:pPr>
-        <w:pStyle w:val="Heading3"/>
-      </w:pPr>
-      <w:r>
-        <w:t>Change one thing</w:t>
-      </w:r>
-    </w:p>
-    <w:p>
-      <w:pPr>
-        <w:spacing w:line="336" w:lineRule="auto" w:after="180"/>
-        <w:shd w:fill="F5F1FB"/>
-      </w:pPr>
-      <w:r>
-        <w:rPr>
-          <w:b w:val="0"/>
-        </w:rPr>
-        <w:t>Change: Move bottles left of the beaker but keep the arrow pointing from beaker toward bottles.</w:t>
-      </w:r>
-    </w:p>
-    <w:p>
-      <w:pPr>
-        <w:pStyle w:val="Heading3"/>
-      </w:pPr>
-      <w:r>
-        <w:t>Predicted result</w:t>
-      </w:r>
-    </w:p>
-    <w:p>
-      <w:pPr>
-        <w:spacing w:line="336" w:lineRule="auto" w:after="180"/>
-        <w:shd w:fill="F1F6FC"/>
-      </w:pPr>
-      <w:r>
-        <w:rPr>
-          <w:b/>
-        </w:rPr>
-        <w:t>Prediction</w:t>
-      </w:r>
-      <w:r>
-        <w:rPr>
-          <w:b w:val="0"/>
-        </w:rPr>
-        <w:t>: Position now passes; arrow direction still fails.</w:t>
-      </w:r>
-    </w:p>
-    <w:p>
-      <w:pPr>
-        <w:pStyle w:val="Heading3"/>
-      </w:pPr>
-      <w:r>
-        <w:t>Why the result follows</w:t>
-      </w:r>
-    </w:p>
-    <w:p>
-      <w:pPr>
-        <w:spacing w:line="336" w:lineRule="auto" w:after="180"/>
-        <w:shd w:fill="F1F6FC"/>
-      </w:pPr>
-      <w:r>
-        <w:rPr>
-          <w:b w:val="0"/>
-        </w:rPr>
-        <w:t>Reason: Changing object placement does not automatically reverse an arrow’s semantic source and destination.</w:t>
-      </w:r>
-    </w:p>
-    <w:p>
-      <w:pPr>
-        <w:pStyle w:val="Heading1"/>
-      </w:pPr>
-      <w:r>
-        <w:t>05. Words that unlock the idea</w:t>
-      </w:r>
-    </w:p>
-    <w:p>
-      <w:r>
-        <w:t>Use the vocabulary of Visual Composition to explain a concrete decision, rather than only memorising definitions.</w:t>
-      </w:r>
-    </w:p>
-    <w:p>
-      <w:pPr>
-        <w:spacing w:line="336" w:lineRule="auto" w:after="180"/>
-      </w:pPr>
-      <w:r>
-        <w:rPr>
-          <w:b/>
-        </w:rPr>
-        <w:t>VOCABULARY LAB</w:t>
-      </w:r>
-    </w:p>
-    <w:p>
-      <w:pPr>
-        <w:spacing w:line="336" w:lineRule="auto" w:after="180"/>
-      </w:pPr>
-      <w:r>
-        <w:rPr>
-          <w:b w:val="0"/>
-        </w:rPr>
-        <w:t>Words You Can Use to Reason</w:t>
-      </w:r>
-    </w:p>
-    <w:p>
-      <w:pPr>
-        <w:spacing w:line="336" w:lineRule="auto" w:after="180"/>
-      </w:pPr>
-      <w:r>
-        <w:rPr>
-          <w:b w:val="0"/>
-        </w:rPr>
-        <w:t>A definition matters when you can recognize the idea, use it, and contrast it with a near-miss.</w:t>
+        <w:t>A system is not understood until it survives more than one comfortable example.</w:t>
       </w:r>
     </w:p>
     <w:p>
@@ -1653,7 +1710,7 @@
         <w:drawing>
           <wp:inline xmlns:a="http://schemas.openxmlformats.org/drawingml/2006/main" xmlns:pic="http://schemas.openxmlformats.org/drawingml/2006/picture">
             <wp:extent cx="5486400" cy="3200400"/>
-            <wp:docPr id="10" name="Picture 10" descr="Vocabulary badge: subject"/>
+            <wp:docPr id="10" name="Picture 10" descr="NORMAL CASE illustration"/>
             <wp:cNvGraphicFramePr>
               <a:graphicFrameLocks noChangeAspect="1"/>
             </wp:cNvGraphicFramePr>
@@ -1661,11 +1718,11 @@
               <a:graphicData uri="http://schemas.openxmlformats.org/drawingml/2006/picture">
                 <pic:pic>
                   <pic:nvPicPr>
-                    <pic:cNvPr id="0" name="04f3dad5c4c55af403e231fb79d10bbd54c83bb8e8a52173f776c5de42ddcf3a.png"/>
+                    <pic:cNvPr id="0" name="baa081bb74d63b3556ecfd5951cdc8779d64ec1813de34614621c4e969a973f1.png"/>
                     <pic:cNvPicPr/>
                   </pic:nvPicPr>
                   <pic:blipFill>
-                    <a:blip r:embed="rId17"/>
+                    <a:blip r:embed="rId13"/>
                     <a:stretch>
                       <a:fillRect/>
                     </a:stretch>
@@ -1689,7 +1746,7 @@
         <w:drawing>
           <wp:inline xmlns:a="http://schemas.openxmlformats.org/drawingml/2006/main" xmlns:pic="http://schemas.openxmlformats.org/drawingml/2006/picture">
             <wp:extent cx="5486400" cy="3200400"/>
-            <wp:docPr id="11" name="Picture 11" descr="Vocabulary badge: setting"/>
+            <wp:docPr id="11" name="Picture 11" descr="BOUNDARY CASE illustration"/>
             <wp:cNvGraphicFramePr>
               <a:graphicFrameLocks noChangeAspect="1"/>
             </wp:cNvGraphicFramePr>
@@ -1697,11 +1754,11 @@
               <a:graphicData uri="http://schemas.openxmlformats.org/drawingml/2006/picture">
                 <pic:pic>
                   <pic:nvPicPr>
-                    <pic:cNvPr id="0" name="c45de87571bd17cbebba5ce79eb70cde7c3a4c252a13258ef891a32674b00c23.png"/>
+                    <pic:cNvPr id="0" name="5e6557194a1470352d07b6a509da5d673d81767981996dd1b685f799a5582b76.png"/>
                     <pic:cNvPicPr/>
                   </pic:nvPicPr>
                   <pic:blipFill>
-                    <a:blip r:embed="rId18"/>
+                    <a:blip r:embed="rId14"/>
                     <a:stretch>
                       <a:fillRect/>
                     </a:stretch>
@@ -1721,11 +1778,46 @@
       </w:r>
     </w:p>
     <w:p>
+      <w:pPr>
+        <w:spacing w:line="336" w:lineRule="auto" w:after="180"/>
+      </w:pPr>
+      <w:r>
+        <w:rPr>
+          <w:b w:val="0"/>
+        </w:rPr>
+        <w:t xml:space="preserve">NORMAL CASE: predict and name </w:t>
+      </w:r>
+      <w:r>
+        <w:rPr>
+          <w:b/>
+        </w:rPr>
+        <w:t>evidence</w:t>
+      </w:r>
+      <w:r>
+        <w:rPr>
+          <w:b w:val="0"/>
+        </w:rPr>
+        <w:t xml:space="preserve">.     BOUNDARY CASE: predict and name </w:t>
+      </w:r>
+      <w:r>
+        <w:rPr>
+          <w:b/>
+        </w:rPr>
+        <w:t>evidence</w:t>
+      </w:r>
+      <w:r>
+        <w:rPr>
+          <w:b w:val="0"/>
+        </w:rPr>
+        <w:t>.</w:t>
+      </w:r>
+    </w:p>
+    <w:p>
       <w:r>
         <w:drawing>
           <wp:inline xmlns:a="http://schemas.openxmlformats.org/drawingml/2006/main" xmlns:pic="http://schemas.openxmlformats.org/drawingml/2006/picture">
             <wp:extent cx="5486400" cy="3200400"/>
-            <wp:docPr id="12" name="Picture 12" descr="Vocabulary badge: framing"/>
+            <wp:docPr id="12" name="Picture 12" descr="MISSING INFORMATION illustration"/>
             <wp:cNvGraphicFramePr>
               <a:graphicFrameLocks noChangeAspect="1"/>
             </wp:cNvGraphicFramePr>
@@ -1733,11 +1825,11 @@
               <a:graphicData uri="http://schemas.openxmlformats.org/drawingml/2006/picture">
                 <pic:pic>
                   <pic:nvPicPr>
-                    <pic:cNvPr id="0" name="3b74e7f0a7041a8ceb0d5886bbcf9d834119780cb93ce8e935172deef6c9840b.png"/>
+                    <pic:cNvPr id="0" name="8e1f2e3affdd81449df265675243cda4511c1e88dd8cd9583d4ea42f6083c297.png"/>
                     <pic:cNvPicPr/>
                   </pic:nvPicPr>
                   <pic:blipFill>
-                    <a:blip r:embed="rId19"/>
+                    <a:blip r:embed="rId15"/>
                     <a:stretch>
                       <a:fillRect/>
                     </a:stretch>
@@ -1761,7 +1853,7 @@
         <w:drawing>
           <wp:inline xmlns:a="http://schemas.openxmlformats.org/drawingml/2006/main" xmlns:pic="http://schemas.openxmlformats.org/drawingml/2006/picture">
             <wp:extent cx="5486400" cy="3200400"/>
-            <wp:docPr id="13" name="Picture 13" descr="Vocabulary badge: relationship"/>
+            <wp:docPr id="13" name="Picture 13" descr="TRANSFER CASE illustration"/>
             <wp:cNvGraphicFramePr>
               <a:graphicFrameLocks noChangeAspect="1"/>
             </wp:cNvGraphicFramePr>
@@ -1769,11 +1861,11 @@
               <a:graphicData uri="http://schemas.openxmlformats.org/drawingml/2006/picture">
                 <pic:pic>
                   <pic:nvPicPr>
-                    <pic:cNvPr id="0" name="ad0f478a02a2be9849e2045c9d740f3daad8ce192fc1379d589c0999c37b598c.png"/>
+                    <pic:cNvPr id="0" name="a54f0c40e48e47ca92a4c36ebbc98f08b4a78c72cd385d85b0a5a7f07f558757.png"/>
                     <pic:cNvPicPr/>
                   </pic:nvPicPr>
                   <pic:blipFill>
-                    <a:blip r:embed="rId20"/>
+                    <a:blip r:embed="rId16"/>
                     <a:stretch>
                       <a:fillRect/>
                     </a:stretch>
@@ -1792,294 +1884,68 @@
         </w:drawing>
       </w:r>
     </w:p>
-    <w:tbl>
-      <w:tblPr>
-        <w:tblStyle w:val="LightShading-Accent1"/>
-        <w:tblW w:type="auto" w:w="0"/>
-        <w:tblLook w:firstColumn="1" w:firstRow="1" w:lastColumn="0" w:lastRow="0" w:noHBand="0" w:noVBand="1" w:val="04A0"/>
-      </w:tblPr>
-      <w:tblGrid>
-        <w:gridCol w:w="3408"/>
-        <w:gridCol w:w="3408"/>
-        <w:gridCol w:w="3408"/>
-      </w:tblGrid>
-      <w:tr>
-        <w:trPr>
-          <w:tblHeader/>
-        </w:trPr>
-        <w:tc>
-          <w:tcPr>
-            <w:tcW w:type="dxa" w:w="3408"/>
-          </w:tcPr>
-          <w:p>
-            <w:r>
-              <w:t>Word</w:t>
-            </w:r>
-          </w:p>
-        </w:tc>
-        <w:tc>
-          <w:tcPr>
-            <w:tcW w:type="dxa" w:w="3408"/>
-          </w:tcPr>
-          <w:p>
-            <w:r>
-              <w:t>My own example</w:t>
-            </w:r>
-          </w:p>
-        </w:tc>
-        <w:tc>
-          <w:tcPr>
-            <w:tcW w:type="dxa" w:w="3408"/>
-          </w:tcPr>
-          <w:p>
-            <w:r>
-              <w:t>Not this / boundary</w:t>
-            </w:r>
-          </w:p>
-        </w:tc>
-      </w:tr>
-      <w:tr>
-        <w:tc>
-          <w:tcPr>
-            <w:tcW w:type="dxa" w:w="3408"/>
-          </w:tcPr>
-          <w:p>
-            <w:r>
-              <w:t>subject</w:t>
-            </w:r>
-          </w:p>
-        </w:tc>
-        <w:tc>
-          <w:tcPr>
-            <w:tcW w:type="dxa" w:w="3408"/>
-          </w:tcPr>
-          <w:p>
-            <w:r>
-              <w:t>The main person, object or topic represented in an image or piece of content.</w:t>
-            </w:r>
-          </w:p>
-        </w:tc>
-        <w:tc>
-          <w:tcPr>
-            <w:tcW w:type="dxa" w:w="3408"/>
-          </w:tcPr>
-          <w:p>
-            <w:r/>
-          </w:p>
-        </w:tc>
-      </w:tr>
-      <w:tr>
-        <w:tc>
-          <w:tcPr>
-            <w:tcW w:type="dxa" w:w="3408"/>
-          </w:tcPr>
-          <w:p>
-            <w:r>
-              <w:t>setting</w:t>
-            </w:r>
-          </w:p>
-        </w:tc>
-        <w:tc>
-          <w:tcPr>
-            <w:tcW w:type="dxa" w:w="3408"/>
-          </w:tcPr>
-          <w:p>
-            <w:r>
-              <w:t>A chosen configuration value that affects how a system operates.</w:t>
-            </w:r>
-          </w:p>
-        </w:tc>
-        <w:tc>
-          <w:tcPr>
-            <w:tcW w:type="dxa" w:w="3408"/>
-          </w:tcPr>
-          <w:p>
-            <w:r/>
-          </w:p>
-        </w:tc>
-      </w:tr>
-      <w:tr>
-        <w:tc>
-          <w:tcPr>
-            <w:tcW w:type="dxa" w:w="3408"/>
-          </w:tcPr>
-          <w:p>
-            <w:r>
-              <w:t>framing</w:t>
-            </w:r>
-          </w:p>
-        </w:tc>
-        <w:tc>
-          <w:tcPr>
-            <w:tcW w:type="dxa" w:w="3408"/>
-          </w:tcPr>
-          <w:p>
-            <w:r>
-              <w:t>The way a question or situation is presented, which can influence interpretation.</w:t>
-            </w:r>
-          </w:p>
-        </w:tc>
-        <w:tc>
-          <w:tcPr>
-            <w:tcW w:type="dxa" w:w="3408"/>
-          </w:tcPr>
-          <w:p>
-            <w:r/>
-          </w:p>
-        </w:tc>
-      </w:tr>
-      <w:tr>
-        <w:tc>
-          <w:tcPr>
-            <w:tcW w:type="dxa" w:w="3408"/>
-          </w:tcPr>
-          <w:p>
-            <w:r>
-              <w:t>relationship</w:t>
-            </w:r>
-          </w:p>
-        </w:tc>
-        <w:tc>
-          <w:tcPr>
-            <w:tcW w:type="dxa" w:w="3408"/>
-          </w:tcPr>
-          <w:p>
-            <w:r>
-              <w:t>A connection between quantities, events or concepts; an association need not be causal.</w:t>
-            </w:r>
-          </w:p>
-        </w:tc>
-        <w:tc>
-          <w:tcPr>
-            <w:tcW w:type="dxa" w:w="3408"/>
-          </w:tcPr>
-          <w:p>
-            <w:r/>
-          </w:p>
-        </w:tc>
-      </w:tr>
-    </w:tbl>
+    <w:p>
+      <w:pPr>
+        <w:spacing w:line="336" w:lineRule="auto" w:after="180"/>
+      </w:pPr>
+      <w:r>
+        <w:rPr>
+          <w:b w:val="0"/>
+        </w:rPr>
+        <w:t xml:space="preserve">MISSING INFORMATION: predict and name </w:t>
+      </w:r>
+      <w:r>
+        <w:rPr>
+          <w:b/>
+        </w:rPr>
+        <w:t>evidence</w:t>
+      </w:r>
+      <w:r>
+        <w:rPr>
+          <w:b w:val="0"/>
+        </w:rPr>
+        <w:t xml:space="preserve">.     TRANSFER CASE: predict and name </w:t>
+      </w:r>
+      <w:r>
+        <w:rPr>
+          <w:b/>
+        </w:rPr>
+        <w:t>evidence</w:t>
+      </w:r>
+      <w:r>
+        <w:rPr>
+          <w:b w:val="0"/>
+        </w:rPr>
+        <w:t>.</w:t>
+      </w:r>
+    </w:p>
     <w:p>
       <w:pPr>
         <w:pStyle w:val="Heading3"/>
       </w:pPr>
       <w:r>
-        <w:t>Words used in the closer explanation</w:t>
-      </w:r>
-    </w:p>
-    <w:tbl>
-      <w:tblPr>
-        <w:tblStyle w:val="LightShading-Accent1"/>
-        <w:tblW w:type="auto" w:w="0"/>
-        <w:tblLook w:firstColumn="1" w:firstRow="1" w:lastColumn="0" w:lastRow="0" w:noHBand="0" w:noVBand="1" w:val="04A0"/>
-      </w:tblPr>
-      <w:tblGrid>
-        <w:gridCol w:w="5112"/>
-        <w:gridCol w:w="5112"/>
-      </w:tblGrid>
-      <w:tr>
-        <w:trPr>
-          <w:tblHeader/>
-        </w:trPr>
-        <w:tc>
-          <w:tcPr>
-            <w:tcW w:type="dxa" w:w="5112"/>
-          </w:tcPr>
-          <w:p>
-            <w:r>
-              <w:t>Word</w:t>
-            </w:r>
-          </w:p>
-        </w:tc>
-        <w:tc>
-          <w:tcPr>
-            <w:tcW w:type="dxa" w:w="5112"/>
-          </w:tcPr>
-          <w:p>
-            <w:r>
-              <w:t>Meaning</w:t>
-            </w:r>
-          </w:p>
-        </w:tc>
-      </w:tr>
-      <w:tr>
-        <w:tc>
-          <w:tcPr>
-            <w:tcW w:type="dxa" w:w="5112"/>
-          </w:tcPr>
-          <w:p>
-            <w:r>
-              <w:t>Provenance</w:t>
-            </w:r>
-          </w:p>
-        </w:tc>
-        <w:tc>
-          <w:tcPr>
-            <w:tcW w:type="dxa" w:w="5112"/>
-          </w:tcPr>
-          <w:p>
-            <w:r>
-              <w:t>Recorded origin and transformation history</w:t>
-            </w:r>
-          </w:p>
-        </w:tc>
-      </w:tr>
-      <w:tr>
-        <w:tc>
-          <w:tcPr>
-            <w:tcW w:type="dxa" w:w="5112"/>
-          </w:tcPr>
-          <w:p>
-            <w:r>
-              <w:t>Visual criterion</w:t>
-            </w:r>
-          </w:p>
-        </w:tc>
-        <w:tc>
-          <w:tcPr>
-            <w:tcW w:type="dxa" w:w="5112"/>
-          </w:tcPr>
-          <w:p>
-            <w:r>
-              <w:t>A stated requirement checked against an image</w:t>
-            </w:r>
-          </w:p>
-        </w:tc>
-      </w:tr>
-      <w:tr>
-        <w:tc>
-          <w:tcPr>
-            <w:tcW w:type="dxa" w:w="5112"/>
-          </w:tcPr>
-          <w:p>
-            <w:r>
-              <w:t>Authenticity claim</w:t>
-            </w:r>
-          </w:p>
-        </w:tc>
-        <w:tc>
-          <w:tcPr>
-            <w:tcW w:type="dxa" w:w="5112"/>
-          </w:tcPr>
-          <w:p>
-            <w:r>
-              <w:t>A claim about the source or reality of depicted content</w:t>
-            </w:r>
-          </w:p>
-        </w:tc>
-      </w:tr>
-    </w:tbl>
+        <w:t>Change one thing in the pictured case</w:t>
+      </w:r>
+    </w:p>
     <w:p>
       <w:pPr>
         <w:pStyle w:val="Heading1"/>
       </w:pPr>
       <w:r>
-        <w:t>06. Follow a worked example</w:t>
-      </w:r>
-    </w:p>
-    <w:p>
-      <w:r>
-        <w:t>Follow the worked trace for Visual Composition, predict a step, then compare with its explanation.</w:t>
+        <w:t>06. Trace one changed relation without assuming another is fixed</w:t>
+      </w:r>
+    </w:p>
+    <w:p>
+      <w:r>
+        <w:t>Use the reconstructed layouts alongside the supplied written case.</w:t>
+      </w:r>
+    </w:p>
+    <w:p>
+      <w:pPr>
+        <w:pStyle w:val="Heading2"/>
+      </w:pPr>
+      <w:r>
+        <w:t>Read the complete brief and original description</w:t>
       </w:r>
     </w:p>
     <w:p>
@@ -2088,15 +1954,9 @@
       </w:pPr>
       <w:r>
         <w:rPr>
-          <w:b/>
-        </w:rPr>
-        <w:t xml:space="preserve">WORKED </w:t>
-      </w:r>
-      <w:r>
-        <w:rPr>
-          <w:b/>
-        </w:rPr>
-        <w:t>EVIDENCE</w:t>
+          <w:b w:val="0"/>
+        </w:rPr>
+        <w:t>A fictional Study Buddy requests a science-poster layout, then audits a supplied drawing description.</w:t>
       </w:r>
     </w:p>
     <w:p>
@@ -2107,7 +1967,7 @@
         <w:rPr>
           <w:b w:val="0"/>
         </w:rPr>
-        <w:t>Reason Step by Step</w:t>
+        <w:t>Brief: exactly two labelled bottles left of one beaker; one arrow from bottles toward beaker.</w:t>
       </w:r>
     </w:p>
     <w:p>
@@ -2118,27 +1978,23 @@
         <w:rPr>
           <w:b w:val="0"/>
         </w:rPr>
-        <w:t xml:space="preserve">Predict first. Then check each step. A correct answer without visible reasoning is incomplete </w:t>
-      </w:r>
-      <w:r>
-        <w:rPr>
-          <w:b/>
-        </w:rPr>
-        <w:t>evidence</w:t>
-      </w:r>
-      <w:r>
-        <w:rPr>
-          <w:b w:val="0"/>
-        </w:rPr>
-        <w:t>.</w:t>
+        <w:t>Supplied drawing description: two labelled bottles are right of a beaker; an arrow points from beaker toward bottles.</w:t>
+      </w:r>
+    </w:p>
+    <w:p>
+      <w:pPr>
+        <w:pStyle w:val="Heading2"/>
+      </w:pPr>
+      <w:r>
+        <w:t>Inspect the three disclosed classroom reconstructions</w:t>
       </w:r>
     </w:p>
     <w:p>
       <w:r>
         <w:drawing>
           <wp:inline xmlns:a="http://schemas.openxmlformats.org/drawingml/2006/main" xmlns:pic="http://schemas.openxmlformats.org/drawingml/2006/picture">
-            <wp:extent cx="5486400" cy="2377440"/>
-            <wp:docPr id="14" name="Picture 14" descr="Worked evidence for Visual Composition"/>
+            <wp:extent cx="4000500" cy="3200400"/>
+            <wp:docPr id="14" name="Picture 14" descr="Three constructed bottle and beaker layouts illustrate the written case. Original has beaker left, two bottles right and arrow beaker to bottles. Moving bottles left fixes position but keeps the arrow from beaker to bottles. Proposed complete repair keeps bottles left and reverses flow to bottles toward beaker. These are classroom reconstructions, not model outputs or chemistry evidence."/>
             <wp:cNvGraphicFramePr>
               <a:graphicFrameLocks noChangeAspect="1"/>
             </wp:cNvGraphicFramePr>
@@ -2146,11 +2002,11 @@
               <a:graphicData uri="http://schemas.openxmlformats.org/drawingml/2006/picture">
                 <pic:pic>
                   <pic:nvPicPr>
-                    <pic:cNvPr id="0" name="beaad6c4b4baef0248a8ff0aca07e38fd5189eb6ff534896fa6eb2a7ede95039.png"/>
+                    <pic:cNvPr id="0" name="ai-3-11-spatial-layout-audit.png"/>
                     <pic:cNvPicPr/>
                   </pic:nvPicPr>
                   <pic:blipFill>
-                    <a:blip r:embed="rId21"/>
+                    <a:blip r:embed="rId17"/>
                     <a:stretch>
                       <a:fillRect/>
                     </a:stretch>
@@ -2158,7 +2014,7 @@
                   <pic:spPr>
                     <a:xfrm>
                       <a:off x="0" y="0"/>
-                      <a:ext cx="5486400" cy="2377440"/>
+                      <a:ext cx="4000500" cy="3200400"/>
                     </a:xfrm>
                     <a:prstGeom prst="rect"/>
                   </pic:spPr>
@@ -2171,322 +2027,18 @@
     </w:p>
     <w:p>
       <w:pPr>
-        <w:spacing w:line="336" w:lineRule="auto" w:after="180"/>
-        <w:shd w:fill="F4F9FC"/>
-      </w:pPr>
-      <w:r>
-        <w:rPr>
-          <w:b w:val="0"/>
-        </w:rPr>
-        <w:t xml:space="preserve">1. Prompt names a robot and child but not their </w:t>
-      </w:r>
-      <w:r>
-        <w:rPr>
-          <w:b/>
-        </w:rPr>
-        <w:t>relationship</w:t>
-      </w:r>
-      <w:r>
-        <w:rPr>
-          <w:b w:val="0"/>
-        </w:rPr>
-        <w:t>.</w:t>
-      </w:r>
-    </w:p>
-    <w:p>
-      <w:pPr>
-        <w:spacing w:line="336" w:lineRule="auto" w:after="180"/>
-        <w:shd w:fill="F4F9FC"/>
-      </w:pPr>
-      <w:r>
-        <w:rPr>
-          <w:b w:val="0"/>
-        </w:rPr>
-        <w:t>2. Model may place them far apart or reverse who teaches whom.</w:t>
-      </w:r>
-    </w:p>
-    <w:p>
-      <w:pPr>
-        <w:spacing w:line="336" w:lineRule="auto" w:after="180"/>
-        <w:shd w:fill="F4F9FC"/>
-      </w:pPr>
-      <w:r>
-        <w:rPr>
-          <w:b w:val="0"/>
-        </w:rPr>
-        <w:t>3. Add action, viewpoint, spacing, and must-show constraints.</w:t>
-      </w:r>
-    </w:p>
-    <w:p>
-      <w:pPr>
-        <w:spacing w:line="336" w:lineRule="auto" w:after="180"/>
-        <w:shd w:fill="F4F9FC"/>
-      </w:pPr>
-      <w:r>
-        <w:rPr>
-          <w:b w:val="0"/>
-        </w:rPr>
-        <w:t>4. Evaluate whether composition communicates the learning idea without misleading detail.</w:t>
-      </w:r>
-    </w:p>
-    <w:p>
-      <w:pPr>
-        <w:spacing w:line="336" w:lineRule="auto" w:after="180"/>
-      </w:pPr>
-      <w:r>
-        <w:rPr>
-          <w:b w:val="0"/>
-        </w:rPr>
-        <w:t>Recalculate, retrace, or restate the reasoning in your own representation:</w:t>
-      </w:r>
-    </w:p>
-    <w:p>
-      <w:pPr>
-        <w:pStyle w:val="Heading3"/>
-      </w:pPr>
-      <w:r>
-        <w:t>Write or draw your reasoning and evidence.</w:t>
-      </w:r>
-    </w:p>
-    <w:p>
-      <w:r>
-        <w:t>________________________________________________________________</w:t>
-      </w:r>
-    </w:p>
-    <w:p>
-      <w:r>
-        <w:t>________________________________________________________________</w:t>
-      </w:r>
-    </w:p>
-    <w:p>
-      <w:r>
-        <w:t>________________________________________________________________</w:t>
-      </w:r>
-    </w:p>
-    <w:p>
-      <w:r>
-        <w:t>________________________________________________________________</w:t>
-      </w:r>
-    </w:p>
-    <w:p>
-      <w:r>
-        <w:t>________________________________________________________________</w:t>
-      </w:r>
-    </w:p>
-    <w:p>
-      <w:pPr>
-        <w:spacing w:line="336" w:lineRule="auto" w:after="180"/>
-        <w:shd w:fill="F5F1FB"/>
-      </w:pPr>
-      <w:r>
-        <w:rPr>
-          <w:b w:val="0"/>
-        </w:rPr>
-        <w:t xml:space="preserve">CHECK  Did the </w:t>
-      </w:r>
-      <w:r>
-        <w:rPr>
-          <w:b/>
-        </w:rPr>
-        <w:t>evidence</w:t>
-      </w:r>
-      <w:r>
-        <w:rPr>
-          <w:b w:val="0"/>
-        </w:rPr>
-        <w:t xml:space="preserve"> answer the exact question? Did the total, path, or source record stay consistent?</w:t>
-      </w:r>
-    </w:p>
-    <w:p>
-      <w:pPr>
-        <w:pStyle w:val="Heading3"/>
-      </w:pPr>
-      <w:r>
-        <w:t>A closer explanation</w:t>
-      </w:r>
-    </w:p>
-    <w:p>
-      <w:pPr>
-        <w:spacing w:line="336" w:lineRule="auto" w:after="180"/>
-      </w:pPr>
-      <w:r>
-        <w:rPr>
-          <w:b w:val="0"/>
-        </w:rPr>
-        <w:t>A fictional poster requires exactly three labelled circles. Generated image shows four circles and one unreadable label. A caption calls it a photograph of a real lesson.</w:t>
-      </w:r>
-    </w:p>
-    <w:p>
-      <w:pPr>
-        <w:spacing w:line="336" w:lineRule="auto" w:after="180"/>
-      </w:pPr>
-      <w:r>
-        <w:rPr>
-          <w:b w:val="0"/>
-        </w:rPr>
-        <w:t>It fails count and label criteria; the photograph claim is unsupported. Record it as a generated fictional illustration and revise or reject before use.</w:t>
-      </w:r>
-    </w:p>
-    <w:p>
-      <w:pPr>
-        <w:pStyle w:val="Heading3"/>
-      </w:pPr>
-      <w:r>
-        <w:t>Worked explanation · Visual Composition</w:t>
-      </w:r>
-    </w:p>
-    <w:p>
-      <w:pPr>
-        <w:spacing w:line="336" w:lineRule="auto" w:after="180"/>
-        <w:shd w:fill="F1F6FC"/>
-      </w:pPr>
-      <w:r>
-        <w:rPr>
-          <w:b w:val="0"/>
-        </w:rPr>
-        <w:t xml:space="preserve">Compare the intermediate </w:t>
-      </w:r>
-      <w:r>
-        <w:rPr>
-          <w:b/>
-        </w:rPr>
-        <w:t>evidence</w:t>
-      </w:r>
-      <w:r>
-        <w:rPr>
-          <w:b w:val="0"/>
-        </w:rPr>
-        <w:t xml:space="preserve"> with the final statement. Explain why each number or decision follows from the stated </w:t>
-      </w:r>
-      <w:r>
-        <w:rPr>
-          <w:b/>
-        </w:rPr>
-        <w:t>input</w:t>
-      </w:r>
-      <w:r>
-        <w:rPr>
-          <w:b w:val="0"/>
-        </w:rPr>
-        <w:t>s.</w:t>
-      </w:r>
-    </w:p>
-    <w:p>
-      <w:pPr>
-        <w:spacing w:line="336" w:lineRule="auto" w:after="180"/>
-        <w:shd w:fill="F1F6FC"/>
-      </w:pPr>
-      <w:r>
-        <w:rPr>
-          <w:b w:val="0"/>
-        </w:rPr>
-        <w:t xml:space="preserve">The conclusion belongs to this scenario and procedure; changing the </w:t>
-      </w:r>
-      <w:r>
-        <w:rPr>
-          <w:b/>
-        </w:rPr>
-        <w:t>input</w:t>
-      </w:r>
-      <w:r>
-        <w:rPr>
-          <w:b w:val="0"/>
-        </w:rPr>
-        <w:t>s, evaluation population or authority can change what it establishes. Retain the raw record so a later revision can be compared honestly.</w:t>
-      </w:r>
-    </w:p>
-    <w:p>
-      <w:pPr>
-        <w:pStyle w:val="Heading3"/>
-      </w:pPr>
-      <w:r>
-        <w:t>Learn from the worked case</w:t>
-      </w:r>
-    </w:p>
-    <w:p>
-      <w:pPr>
-        <w:spacing w:line="336" w:lineRule="auto" w:after="180"/>
-      </w:pPr>
-      <w:r>
-        <w:rPr>
-          <w:b w:val="0"/>
-        </w:rPr>
-        <w:t>Cover the result before checking it. Say what is given, choose the procedure, and follow one step at a time. Then uncover the result and explain your first mismatch. Ask why a step is allowed, not only what number it produces.</w:t>
-      </w:r>
-    </w:p>
-    <w:p>
-      <w:pPr>
-        <w:pStyle w:val="Heading3"/>
-      </w:pPr>
-      <w:r>
-        <w:t>A pictorial worked case: Visual Composition</w:t>
-      </w:r>
-    </w:p>
-    <w:p>
-      <w:pPr>
-        <w:spacing w:line="336" w:lineRule="auto" w:after="180"/>
-      </w:pPr>
-      <w:r>
-        <w:rPr>
-          <w:b w:val="0"/>
-        </w:rPr>
-        <w:t>A fictional Study Buddy requests a science-poster layout, then audits a supplied drawing description.</w:t>
-      </w:r>
-    </w:p>
-    <w:p>
-      <w:pPr>
-        <w:pStyle w:val="Heading3"/>
-      </w:pPr>
-      <w:r>
-        <w:t>The facts we will use</w:t>
-      </w:r>
-    </w:p>
-    <w:p>
-      <w:pPr>
-        <w:pStyle w:val="Heading3"/>
-      </w:pPr>
-      <w:r>
-        <w:t>Supplied facts</w:t>
-      </w:r>
-    </w:p>
-    <w:p>
-      <w:pPr>
-        <w:spacing w:line="336" w:lineRule="auto" w:after="180"/>
-        <w:shd w:fill="F1F6FC"/>
-      </w:pPr>
-      <w:r>
-        <w:rPr>
-          <w:b w:val="0"/>
-        </w:rPr>
-        <w:t>Brief: exactly two labelled bottles left of one beaker; one arrow from bottles toward beaker.</w:t>
-      </w:r>
-    </w:p>
-    <w:p>
-      <w:pPr>
-        <w:pStyle w:val="Heading3"/>
-      </w:pPr>
-      <w:r>
-        <w:t>Supplied facts</w:t>
-      </w:r>
-    </w:p>
-    <w:p>
-      <w:pPr>
-        <w:spacing w:line="336" w:lineRule="auto" w:after="180"/>
-        <w:shd w:fill="F1F6FC"/>
-      </w:pPr>
-      <w:r>
-        <w:rPr>
-          <w:b w:val="0"/>
-        </w:rPr>
-        <w:t>Supplied drawing description: two labelled bottles are right of a beaker; an arrow points from beaker toward bottles.</w:t>
+        <w:pStyle w:val="Heading2"/>
+      </w:pPr>
+      <w:r>
+        <w:t>Trace the count, position and flow checks</w:t>
       </w:r>
     </w:p>
     <w:p>
       <w:r>
         <w:drawing>
           <wp:inline xmlns:a="http://schemas.openxmlformats.org/drawingml/2006/main" xmlns:pic="http://schemas.openxmlformats.org/drawingml/2006/picture">
-            <wp:extent cx="5191636" cy="5943599"/>
-            <wp:docPr id="15" name="Picture 15" descr="Visual Composition. Count objects: Two bottles and one beaker satisfy the count requirement.. Check position: Bottles on the right fail the required left-of relation.. Check direction: Arrow from beaker to bottles reverses the required flow.. Repair brief: Specify bottles-left, beaker-right, arrow left-to-right; verify the revised output."/>
+            <wp:extent cx="5486400" cy="4005072"/>
+            <wp:docPr id="15" name="Picture 15" descr="Count objects: Two bottles and one beaker satisfy the count requirement. → Check position: Bottles on the right fail the required left-of relation. → Check direction: Arrow from beaker to bottles reverses the required flow. → Repair brief: Specify bottles-left, beaker-right, arrow left-to-right; verify the revised output."/>
             <wp:cNvGraphicFramePr>
               <a:graphicFrameLocks noChangeAspect="1"/>
             </wp:cNvGraphicFramePr>
@@ -2494,11 +2046,11 @@
               <a:graphicData uri="http://schemas.openxmlformats.org/drawingml/2006/picture">
                 <pic:pic>
                   <pic:nvPicPr>
-                    <pic:cNvPr id="0" name="academy-visual-ai-3-11.png"/>
+                    <pic:cNvPr id="0" name="academy-story-ai-3-11-02.png"/>
                     <pic:cNvPicPr/>
                   </pic:nvPicPr>
                   <pic:blipFill>
-                    <a:blip r:embed="rId22"/>
+                    <a:blip r:embed="rId18"/>
                     <a:stretch>
                       <a:fillRect/>
                     </a:stretch>
@@ -2506,7 +2058,7 @@
                   <pic:spPr>
                     <a:xfrm>
                       <a:off x="0" y="0"/>
-                      <a:ext cx="5191636" cy="5943599"/>
+                      <a:ext cx="5486400" cy="4005072"/>
                     </a:xfrm>
                     <a:prstGeom prst="rect"/>
                   </pic:spPr>
@@ -2656,9 +2208,534 @@
     </w:p>
     <w:p>
       <w:pPr>
+        <w:spacing w:line="336" w:lineRule="auto" w:after="180"/>
+      </w:pPr>
+      <w:r>
+        <w:rPr>
+          <w:b w:val="0"/>
+        </w:rPr>
+        <w:t xml:space="preserve">Having every requested object is not the same as conveying the requested </w:t>
+      </w:r>
+      <w:r>
+        <w:rPr>
+          <w:b/>
+        </w:rPr>
+        <w:t>relationship</w:t>
+      </w:r>
+      <w:r>
+        <w:rPr>
+          <w:b w:val="0"/>
+        </w:rPr>
+        <w:t>. Position and arrow direction can change a scientific explanation while object counts remain correct.</w:t>
+      </w:r>
+    </w:p>
+    <w:p>
+      <w:pPr>
+        <w:spacing w:line="336" w:lineRule="auto" w:after="180"/>
+      </w:pPr>
+      <w:r>
+        <w:rPr>
+          <w:b w:val="0"/>
+        </w:rPr>
+        <w:t>Audit the provided description honestly: no actual image was supplied, so this evaluation concerns its stated layout rather than a claimed visual inspection.</w:t>
+      </w:r>
+    </w:p>
+    <w:p>
+      <w:pPr>
+        <w:pStyle w:val="Heading2"/>
+      </w:pPr>
+      <w:r>
+        <w:t>Understand named endpoints and image scope</w:t>
+      </w:r>
+    </w:p>
+    <w:p>
+      <w:pPr>
+        <w:spacing w:line="336" w:lineRule="auto" w:after="180"/>
+      </w:pPr>
+      <w:r>
+        <w:rPr>
+          <w:b w:val="0"/>
+        </w:rPr>
+        <w:t>The original arrow can point left-to-right on the page and still be wrong: it starts at the beaker, while the brief requires flow from bottles. After moving bottles left but preserving the beaker→bottles meaning, the arrow points right-to-left. Judge the named endpoints, not direction on the page alone.</w:t>
+      </w:r>
+    </w:p>
+    <w:p>
+      <w:pPr>
+        <w:spacing w:line="336" w:lineRule="auto" w:after="180"/>
+      </w:pPr>
+      <w:r>
+        <w:rPr>
+          <w:b w:val="0"/>
+        </w:rPr>
+        <w:t>The three native diagrams reconstruct the supplied descriptions; the original generated image is not supplied and no model is run.</w:t>
+      </w:r>
+    </w:p>
+    <w:p>
+      <w:pPr>
+        <w:pStyle w:val="Heading2"/>
+      </w:pPr>
+      <w:r>
+        <w:t>Predict moving only the bottles</w:t>
+      </w:r>
+    </w:p>
+    <w:p>
+      <w:pPr>
+        <w:pStyle w:val="ListBullet"/>
+      </w:pPr>
+      <w:r>
+        <w:t>Change one thing: Move bottles left of the beaker but keep the arrow pointing from beaker toward bottles. Predict the result before checking the explanation. What remains the same?</w:t>
+      </w:r>
+    </w:p>
+    <w:p>
+      <w:pPr>
+        <w:pStyle w:val="Heading2"/>
+      </w:pPr>
+      <w:r>
+        <w:t>Check after predicting · reference / check after trying</w:t>
+      </w:r>
+    </w:p>
+    <w:p>
+      <w:r>
+        <w:drawing>
+          <wp:inline xmlns:a="http://schemas.openxmlformats.org/drawingml/2006/main" xmlns:pic="http://schemas.openxmlformats.org/drawingml/2006/picture">
+            <wp:extent cx="5486400" cy="3179064"/>
+            <wp:docPr id="16" name="Picture 16" descr="Original case: Specify bottles-left, beaker-right, arrow left-to-right; verify the revised output. Changed condition: Move bottles left of the beaker but keep the arrow pointing from beaker toward bottles. Expected result: Position now passes; arrow direction still fails. Reason: Changing object placement does not automatically reverse an arrow’s semantic source and destination."/>
+            <wp:cNvGraphicFramePr>
+              <a:graphicFrameLocks noChangeAspect="1"/>
+            </wp:cNvGraphicFramePr>
+            <a:graphic>
+              <a:graphicData uri="http://schemas.openxmlformats.org/drawingml/2006/picture">
+                <pic:pic>
+                  <pic:nvPicPr>
+                    <pic:cNvPr id="0" name="academy-story-ai-3-11-04.png"/>
+                    <pic:cNvPicPr/>
+                  </pic:nvPicPr>
+                  <pic:blipFill>
+                    <a:blip r:embed="rId19"/>
+                    <a:stretch>
+                      <a:fillRect/>
+                    </a:stretch>
+                  </pic:blipFill>
+                  <pic:spPr>
+                    <a:xfrm>
+                      <a:off x="0" y="0"/>
+                      <a:ext cx="5486400" cy="3179064"/>
+                    </a:xfrm>
+                    <a:prstGeom prst="rect"/>
+                  </pic:spPr>
+                </pic:pic>
+              </a:graphicData>
+            </a:graphic>
+          </wp:inline>
+        </w:drawing>
+      </w:r>
+    </w:p>
+    <w:p>
+      <w:pPr>
+        <w:pStyle w:val="Heading2"/>
+      </w:pPr>
+      <w:r>
+        <w:t>Explain remaining content limits</w:t>
+      </w:r>
+    </w:p>
+    <w:p>
+      <w:pPr>
+        <w:pStyle w:val="ListBullet"/>
+      </w:pPr>
+      <w:r>
+        <w:t>A compliant layout does not by itself verify the chemistry or procedure represented; content needs source checking.</w:t>
+      </w:r>
+    </w:p>
+    <w:p>
+      <w:pPr>
+        <w:pStyle w:val="ListBullet"/>
+      </w:pPr>
+      <w:r>
+        <w:t>Read the labelled picture: Which checks pass after that single change, and what still needs repair?</w:t>
+      </w:r>
+    </w:p>
+    <w:p>
+      <w:pPr>
+        <w:pStyle w:val="Heading2"/>
+      </w:pPr>
+      <w:r>
+        <w:t>Earlier wording, alternatives and picture transcripts · reference / check after trying</w:t>
+      </w:r>
+    </w:p>
+    <w:p>
+      <w:pPr>
+        <w:spacing w:line="336" w:lineRule="auto" w:after="180"/>
+      </w:pPr>
+      <w:r>
+        <w:rPr>
+          <w:b w:val="0"/>
+        </w:rPr>
+        <w:t xml:space="preserve">WORKED </w:t>
+      </w:r>
+      <w:r>
+        <w:rPr>
+          <w:b/>
+        </w:rPr>
+        <w:t>EVIDENCE</w:t>
+      </w:r>
+    </w:p>
+    <w:p>
+      <w:pPr>
+        <w:spacing w:line="336" w:lineRule="auto" w:after="180"/>
+      </w:pPr>
+      <w:r>
+        <w:rPr>
+          <w:b w:val="0"/>
+        </w:rPr>
+        <w:t>Reason Step by Step</w:t>
+      </w:r>
+    </w:p>
+    <w:p>
+      <w:pPr>
+        <w:spacing w:line="336" w:lineRule="auto" w:after="180"/>
+      </w:pPr>
+      <w:r>
+        <w:rPr>
+          <w:b w:val="0"/>
+        </w:rPr>
+        <w:t xml:space="preserve">Predict first. Then check each step. A correct answer without visible reasoning is incomplete </w:t>
+      </w:r>
+      <w:r>
+        <w:rPr>
+          <w:b/>
+        </w:rPr>
+        <w:t>evidence</w:t>
+      </w:r>
+      <w:r>
+        <w:rPr>
+          <w:b w:val="0"/>
+        </w:rPr>
+        <w:t>.</w:t>
+      </w:r>
+    </w:p>
+    <w:p>
+      <w:r>
+        <w:drawing>
+          <wp:inline xmlns:a="http://schemas.openxmlformats.org/drawingml/2006/main" xmlns:pic="http://schemas.openxmlformats.org/drawingml/2006/picture">
+            <wp:extent cx="5486400" cy="2377440"/>
+            <wp:docPr id="17" name="Picture 17" descr="Worked evidence for Visual Composition"/>
+            <wp:cNvGraphicFramePr>
+              <a:graphicFrameLocks noChangeAspect="1"/>
+            </wp:cNvGraphicFramePr>
+            <a:graphic>
+              <a:graphicData uri="http://schemas.openxmlformats.org/drawingml/2006/picture">
+                <pic:pic>
+                  <pic:nvPicPr>
+                    <pic:cNvPr id="0" name="beaad6c4b4baef0248a8ff0aca07e38fd5189eb6ff534896fa6eb2a7ede95039.png"/>
+                    <pic:cNvPicPr/>
+                  </pic:nvPicPr>
+                  <pic:blipFill>
+                    <a:blip r:embed="rId20"/>
+                    <a:stretch>
+                      <a:fillRect/>
+                    </a:stretch>
+                  </pic:blipFill>
+                  <pic:spPr>
+                    <a:xfrm>
+                      <a:off x="0" y="0"/>
+                      <a:ext cx="5486400" cy="2377440"/>
+                    </a:xfrm>
+                    <a:prstGeom prst="rect"/>
+                  </pic:spPr>
+                </pic:pic>
+              </a:graphicData>
+            </a:graphic>
+          </wp:inline>
+        </w:drawing>
+      </w:r>
+    </w:p>
+    <w:p>
+      <w:pPr>
+        <w:spacing w:line="336" w:lineRule="auto" w:after="180"/>
+      </w:pPr>
+      <w:r>
+        <w:rPr>
+          <w:b w:val="0"/>
+        </w:rPr>
+        <w:t xml:space="preserve">1. Prompt names a robot and child but not their </w:t>
+      </w:r>
+      <w:r>
+        <w:rPr>
+          <w:b/>
+        </w:rPr>
+        <w:t>relationship</w:t>
+      </w:r>
+      <w:r>
+        <w:rPr>
+          <w:b w:val="0"/>
+        </w:rPr>
+        <w:t>.</w:t>
+      </w:r>
+    </w:p>
+    <w:p>
+      <w:pPr>
+        <w:spacing w:line="336" w:lineRule="auto" w:after="180"/>
+      </w:pPr>
+      <w:r>
+        <w:rPr>
+          <w:b w:val="0"/>
+        </w:rPr>
+        <w:t>2. Model may place them far apart or reverse who teaches whom.</w:t>
+      </w:r>
+    </w:p>
+    <w:p>
+      <w:pPr>
+        <w:spacing w:line="336" w:lineRule="auto" w:after="180"/>
+      </w:pPr>
+      <w:r>
+        <w:rPr>
+          <w:b w:val="0"/>
+        </w:rPr>
+        <w:t>3. Add action, viewpoint, spacing, and must-show constraints.</w:t>
+      </w:r>
+    </w:p>
+    <w:p>
+      <w:pPr>
+        <w:spacing w:line="336" w:lineRule="auto" w:after="180"/>
+      </w:pPr>
+      <w:r>
+        <w:rPr>
+          <w:b w:val="0"/>
+        </w:rPr>
+        <w:t>4. Evaluate whether composition communicates the learning idea without misleading detail.</w:t>
+      </w:r>
+    </w:p>
+    <w:p>
+      <w:pPr>
+        <w:spacing w:line="336" w:lineRule="auto" w:after="180"/>
+      </w:pPr>
+      <w:r>
+        <w:rPr>
+          <w:b w:val="0"/>
+        </w:rPr>
+        <w:t>Recalculate, retrace, or restate the reasoning in your own representation:</w:t>
+      </w:r>
+    </w:p>
+    <w:p>
+      <w:pPr>
         <w:pStyle w:val="Heading3"/>
       </w:pPr>
       <w:r>
+        <w:t>Write or draw your reasoning and evidence.</w:t>
+      </w:r>
+    </w:p>
+    <w:p>
+      <w:r>
+        <w:t>________________________________________________________________</w:t>
+      </w:r>
+    </w:p>
+    <w:p>
+      <w:r>
+        <w:t>________________________________________________________________</w:t>
+      </w:r>
+    </w:p>
+    <w:p>
+      <w:r>
+        <w:t>________________________________________________________________</w:t>
+      </w:r>
+    </w:p>
+    <w:p>
+      <w:r>
+        <w:t>________________________________________________________________</w:t>
+      </w:r>
+    </w:p>
+    <w:p>
+      <w:r>
+        <w:t>________________________________________________________________</w:t>
+      </w:r>
+    </w:p>
+    <w:p>
+      <w:pPr>
+        <w:spacing w:line="336" w:lineRule="auto" w:after="180"/>
+      </w:pPr>
+      <w:r>
+        <w:rPr>
+          <w:b w:val="0"/>
+        </w:rPr>
+        <w:t xml:space="preserve">CHECK  Did the </w:t>
+      </w:r>
+      <w:r>
+        <w:rPr>
+          <w:b/>
+        </w:rPr>
+        <w:t>evidence</w:t>
+      </w:r>
+      <w:r>
+        <w:rPr>
+          <w:b w:val="0"/>
+        </w:rPr>
+        <w:t xml:space="preserve"> answer the exact question? Did the total, path, or source record stay consistent?</w:t>
+      </w:r>
+    </w:p>
+    <w:p>
+      <w:pPr>
+        <w:pStyle w:val="Heading3"/>
+      </w:pPr>
+      <w:r>
+        <w:t>A closer explanation</w:t>
+      </w:r>
+    </w:p>
+    <w:p>
+      <w:pPr>
+        <w:spacing w:line="336" w:lineRule="auto" w:after="180"/>
+      </w:pPr>
+      <w:r>
+        <w:rPr>
+          <w:b w:val="0"/>
+        </w:rPr>
+        <w:t>A fictional poster requires exactly three labelled circles. Generated image shows four circles and one unreadable label. A caption calls it a photograph of a real lesson.</w:t>
+      </w:r>
+    </w:p>
+    <w:p>
+      <w:pPr>
+        <w:spacing w:line="336" w:lineRule="auto" w:after="180"/>
+      </w:pPr>
+      <w:r>
+        <w:rPr>
+          <w:b w:val="0"/>
+        </w:rPr>
+        <w:t>It fails count and label criteria; the photograph claim is unsupported. Record it as a generated fictional illustration and revise or reject before use.</w:t>
+      </w:r>
+    </w:p>
+    <w:p>
+      <w:pPr>
+        <w:spacing w:line="336" w:lineRule="auto" w:after="180"/>
+      </w:pPr>
+      <w:r>
+        <w:rPr>
+          <w:b w:val="0"/>
+        </w:rPr>
+        <w:t xml:space="preserve">Compare the intermediate </w:t>
+      </w:r>
+      <w:r>
+        <w:rPr>
+          <w:b/>
+        </w:rPr>
+        <w:t>evidence</w:t>
+      </w:r>
+      <w:r>
+        <w:rPr>
+          <w:b w:val="0"/>
+        </w:rPr>
+        <w:t xml:space="preserve"> with the final statement. Explain why each number or decision follows from the stated </w:t>
+      </w:r>
+      <w:r>
+        <w:rPr>
+          <w:b/>
+        </w:rPr>
+        <w:t>input</w:t>
+      </w:r>
+      <w:r>
+        <w:rPr>
+          <w:b w:val="0"/>
+        </w:rPr>
+        <w:t>s.</w:t>
+      </w:r>
+    </w:p>
+    <w:p>
+      <w:pPr>
+        <w:spacing w:line="336" w:lineRule="auto" w:after="180"/>
+      </w:pPr>
+      <w:r>
+        <w:rPr>
+          <w:b w:val="0"/>
+        </w:rPr>
+        <w:t xml:space="preserve">The conclusion belongs to this scenario and procedure; changing the </w:t>
+      </w:r>
+      <w:r>
+        <w:rPr>
+          <w:b/>
+        </w:rPr>
+        <w:t>input</w:t>
+      </w:r>
+      <w:r>
+        <w:rPr>
+          <w:b w:val="0"/>
+        </w:rPr>
+        <w:t>s, evaluation population or authority can change what it establishes. Retain the raw record so a later revision can be compared honestly.</w:t>
+      </w:r>
+    </w:p>
+    <w:p>
+      <w:pPr>
+        <w:pStyle w:val="Heading3"/>
+      </w:pPr>
+      <w:r>
+        <w:t>Learn from the worked case</w:t>
+      </w:r>
+    </w:p>
+    <w:p>
+      <w:pPr>
+        <w:spacing w:line="336" w:lineRule="auto" w:after="180"/>
+      </w:pPr>
+      <w:r>
+        <w:rPr>
+          <w:b w:val="0"/>
+        </w:rPr>
+        <w:t>Cover the result before checking it. Say what is given, choose the procedure, and follow one step at a time. Then uncover the result and explain your first mismatch. Ask why a step is allowed, not only what number it produces.</w:t>
+      </w:r>
+    </w:p>
+    <w:p>
+      <w:pPr>
+        <w:pStyle w:val="Heading3"/>
+      </w:pPr>
+      <w:r>
+        <w:t>A pictorial worked case: Visual Composition</w:t>
+      </w:r>
+    </w:p>
+    <w:p>
+      <w:pPr>
+        <w:pStyle w:val="Heading3"/>
+      </w:pPr>
+      <w:r>
+        <w:t>The facts we will use</w:t>
+      </w:r>
+    </w:p>
+    <w:p>
+      <w:r>
+        <w:drawing>
+          <wp:inline xmlns:a="http://schemas.openxmlformats.org/drawingml/2006/main" xmlns:pic="http://schemas.openxmlformats.org/drawingml/2006/picture">
+            <wp:extent cx="5191636" cy="5943599"/>
+            <wp:docPr id="18" name="Picture 18" descr="Visual Composition. Count objects: Two bottles and one beaker satisfy the count requirement.. Check position: Bottles on the right fail the required left-of relation.. Check direction: Arrow from beaker to bottles reverses the required flow.. Repair brief: Specify bottles-left, beaker-right, arrow left-to-right; verify the revised output."/>
+            <wp:cNvGraphicFramePr>
+              <a:graphicFrameLocks noChangeAspect="1"/>
+            </wp:cNvGraphicFramePr>
+            <a:graphic>
+              <a:graphicData uri="http://schemas.openxmlformats.org/drawingml/2006/picture">
+                <pic:pic>
+                  <pic:nvPicPr>
+                    <pic:cNvPr id="0" name="academy-visual-ai-3-11.png"/>
+                    <pic:cNvPicPr/>
+                  </pic:nvPicPr>
+                  <pic:blipFill>
+                    <a:blip r:embed="rId21"/>
+                    <a:stretch>
+                      <a:fillRect/>
+                    </a:stretch>
+                  </pic:blipFill>
+                  <pic:spPr>
+                    <a:xfrm>
+                      <a:off x="0" y="0"/>
+                      <a:ext cx="5191636" cy="5943599"/>
+                    </a:xfrm>
+                    <a:prstGeom prst="rect"/>
+                  </pic:spPr>
+                </pic:pic>
+              </a:graphicData>
+            </a:graphic>
+          </wp:inline>
+        </w:drawing>
+      </w:r>
+    </w:p>
+    <w:p>
+      <w:pPr>
+        <w:pStyle w:val="Heading3"/>
+      </w:pPr>
+      <w:r>
         <w:t>Why this result follows</w:t>
       </w:r>
     </w:p>
@@ -2667,138 +2744,93 @@
         <w:pStyle w:val="Heading3"/>
       </w:pPr>
       <w:r>
-        <w:t>Why the result follows</w:t>
+        <w:t>What this example does not establish</w:t>
+      </w:r>
+    </w:p>
+    <w:p>
+      <w:pPr>
+        <w:pStyle w:val="Heading1"/>
+      </w:pPr>
+      <w:r>
+        <w:t>07. Find the relation hidden by correct object counts</w:t>
+      </w:r>
+    </w:p>
+    <w:p>
+      <w:r>
+        <w:t>Use one reason per criterion and preserve the failed ones.</w:t>
+      </w:r>
+    </w:p>
+    <w:p>
+      <w:pPr>
+        <w:pStyle w:val="Heading2"/>
+      </w:pPr>
+      <w:r>
+        <w:t>Repair the count-only argument</w:t>
       </w:r>
     </w:p>
     <w:p>
       <w:pPr>
         <w:spacing w:line="336" w:lineRule="auto" w:after="180"/>
-        <w:shd w:fill="F1F6FC"/>
       </w:pPr>
       <w:r>
         <w:rPr>
           <w:b w:val="0"/>
         </w:rPr>
-        <w:t xml:space="preserve">Having every requested object is not the same as conveying the requested </w:t>
-      </w:r>
-      <w:r>
-        <w:rPr>
-          <w:b/>
-        </w:rPr>
-        <w:t>relationship</w:t>
-      </w:r>
-      <w:r>
-        <w:rPr>
-          <w:b w:val="0"/>
-        </w:rPr>
-        <w:t>. Position and arrow direction can change a scientific explanation while object counts remain correct.</w:t>
+        <w:t>Claim to repair: There are two bottles and one beaker, so the layout passes. The count criterion passes in both the original and changed descriptions. Originally position and semantic flow fail. Moving bottles fixes only position; beaker→bottles still reverses the intended flow. A complete proposed repair must satisfy both relations and then be checked against an actual revised output if one is produced.</w:t>
+      </w:r>
+    </w:p>
+    <w:p>
+      <w:pPr>
+        <w:pStyle w:val="Heading2"/>
+      </w:pPr>
+      <w:r>
+        <w:t>Design a revealing one-change check</w:t>
+      </w:r>
+    </w:p>
+    <w:p>
+      <w:pPr>
+        <w:pStyle w:val="Heading3"/>
+      </w:pPr>
+      <w:r>
+        <w:t>Exit: propose one revealing change to the worked scenario. State the expected outcome and the evidence that would make you revise your explanation.</w:t>
+      </w:r>
+    </w:p>
+    <w:p>
+      <w:r>
+        <w:t>________________________________________________________________</w:t>
+      </w:r>
+    </w:p>
+    <w:p>
+      <w:r>
+        <w:t>________________________________________________________________</w:t>
+      </w:r>
+    </w:p>
+    <w:p>
+      <w:r>
+        <w:t>________________________________________________________________</w:t>
+      </w:r>
+    </w:p>
+    <w:p>
+      <w:r>
+        <w:t>________________________________________________________________</w:t>
+      </w:r>
+    </w:p>
+    <w:p>
+      <w:r>
+        <w:t>________________________________________________________________</w:t>
+      </w:r>
+    </w:p>
+    <w:p>
+      <w:pPr>
+        <w:pStyle w:val="Heading2"/>
+      </w:pPr>
+      <w:r>
+        <w:t>Earlier wording, alternatives and picture transcripts · reference / check after trying</w:t>
       </w:r>
     </w:p>
     <w:p>
       <w:pPr>
         <w:spacing w:line="336" w:lineRule="auto" w:after="180"/>
-        <w:shd w:fill="F1F6FC"/>
-      </w:pPr>
-      <w:r>
-        <w:rPr>
-          <w:b w:val="0"/>
-        </w:rPr>
-        <w:t>Audit the provided description honestly: no actual image was supplied, so this evaluation concerns its stated layout rather than a claimed visual inspection.</w:t>
-      </w:r>
-    </w:p>
-    <w:p>
-      <w:pPr>
-        <w:pStyle w:val="Heading3"/>
-      </w:pPr>
-      <w:r>
-        <w:t>What this example does not establish</w:t>
-      </w:r>
-    </w:p>
-    <w:p>
-      <w:pPr>
-        <w:pStyle w:val="Heading3"/>
-      </w:pPr>
-      <w:r>
-        <w:t>Keep the stated limit</w:t>
-      </w:r>
-    </w:p>
-    <w:p>
-      <w:pPr>
-        <w:spacing w:line="336" w:lineRule="auto" w:after="180"/>
-        <w:shd w:fill="FFF5E6"/>
-      </w:pPr>
-      <w:r>
-        <w:rPr>
-          <w:b w:val="0"/>
-        </w:rPr>
-        <w:t>A compliant layout does not by itself verify the chemistry or procedure represented; content needs source checking.</w:t>
-      </w:r>
-    </w:p>
-    <w:p>
-      <w:pPr>
-        <w:pStyle w:val="Heading3"/>
-      </w:pPr>
-      <w:r>
-        <w:t>Keep the stated limit</w:t>
-      </w:r>
-    </w:p>
-    <w:p>
-      <w:pPr>
-        <w:spacing w:line="336" w:lineRule="auto" w:after="180"/>
-        <w:shd w:fill="FFF5E6"/>
-      </w:pPr>
-      <w:r>
-        <w:rPr>
-          <w:b w:val="0"/>
-        </w:rPr>
-        <w:t>Read the labelled picture: Which checks pass after that single change, and what still needs repair?</w:t>
-      </w:r>
-    </w:p>
-    <w:p>
-      <w:pPr>
-        <w:pStyle w:val="Heading3"/>
-      </w:pPr>
-      <w:r>
-        <w:t>Keep the stated limit</w:t>
-      </w:r>
-    </w:p>
-    <w:p>
-      <w:pPr>
-        <w:spacing w:line="336" w:lineRule="auto" w:after="180"/>
-        <w:shd w:fill="FFF5E6"/>
-      </w:pPr>
-      <w:r>
-        <w:rPr>
-          <w:b w:val="0"/>
-        </w:rPr>
-        <w:t>Change one thing: Move bottles left of the beaker but keep the arrow pointing from beaker toward bottles. Predict the result before checking the explanation. What remains the same?</w:t>
-      </w:r>
-    </w:p>
-    <w:p>
-      <w:pPr>
-        <w:pStyle w:val="Heading1"/>
-      </w:pPr>
-      <w:r>
-        <w:t>07. Find and repair a mistake</w:t>
-      </w:r>
-    </w:p>
-    <w:p>
-      <w:r>
-        <w:t>Find the unsupported step in the Visual Composition claim and explain a repair using the supplied evidence.</w:t>
-      </w:r>
-    </w:p>
-    <w:p>
-      <w:pPr>
-        <w:pStyle w:val="Heading3"/>
-      </w:pPr>
-      <w:r>
-        <w:t>Find the first error</w:t>
-      </w:r>
-    </w:p>
-    <w:p>
-      <w:pPr>
-        <w:spacing w:line="336" w:lineRule="auto" w:after="180"/>
-        <w:shd w:fill="FFF5E6"/>
       </w:pPr>
       <w:r>
         <w:rPr>
@@ -2846,7 +2878,7 @@
         <w:drawing>
           <wp:inline xmlns:a="http://schemas.openxmlformats.org/drawingml/2006/main" xmlns:pic="http://schemas.openxmlformats.org/drawingml/2006/picture">
             <wp:extent cx="5486400" cy="1901952"/>
-            <wp:docPr id="16" name="Picture 16" descr="Misconception diagnosis for Visual Composition"/>
+            <wp:docPr id="19" name="Picture 19" descr="Misconception diagnosis for Visual Composition"/>
             <wp:cNvGraphicFramePr>
               <a:graphicFrameLocks noChangeAspect="1"/>
             </wp:cNvGraphicFramePr>
@@ -2858,7 +2890,7 @@
                     <pic:cNvPicPr/>
                   </pic:nvPicPr>
                   <pic:blipFill>
-                    <a:blip r:embed="rId23"/>
+                    <a:blip r:embed="rId22"/>
                     <a:stretch>
                       <a:fillRect/>
                     </a:stretch>
@@ -3090,7 +3122,6 @@
     <w:p>
       <w:pPr>
         <w:spacing w:line="336" w:lineRule="auto" w:after="180"/>
-        <w:shd w:fill="F5F1FB"/>
       </w:pPr>
       <w:r>
         <w:rPr>
@@ -3142,355 +3173,182 @@
     </w:p>
     <w:p>
       <w:pPr>
+        <w:spacing w:line="336" w:lineRule="auto" w:after="180"/>
+      </w:pPr>
+      <w:r>
+        <w:rPr>
+          <w:b w:val="0"/>
+        </w:rPr>
+        <w:t>Complete the supported workbook tasks before attempting W4 independently. Record any hints or help used. After feedback, use the teacher's fresh retry rather than copying the earlier answer.</w:t>
+      </w:r>
+    </w:p>
+    <w:p>
+      <w:pPr>
+        <w:spacing w:line="336" w:lineRule="auto" w:after="180"/>
+      </w:pPr>
+      <w:r>
+        <w:rPr>
+          <w:b w:val="0"/>
+        </w:rPr>
+        <w:t>For a project, select a relevant new case, predict the outcome from the declared rule and preserve the result alongside any revision.</w:t>
+      </w:r>
+    </w:p>
+    <w:p>
+      <w:pPr>
+        <w:pStyle w:val="Heading1"/>
+      </w:pPr>
+      <w:r>
+        <w:t>08. Practise the layout trace with less help</w:t>
+      </w:r>
+    </w:p>
+    <w:p>
+      <w:r>
+        <w:t>Name the object roles rather than checking only an arrow’s page direction.</w:t>
+      </w:r>
+    </w:p>
+    <w:p>
+      <w:pPr>
+        <w:pStyle w:val="Heading2"/>
+      </w:pPr>
+      <w:r>
+        <w:t>Current supported task and response</w:t>
+      </w:r>
+    </w:p>
+    <w:p>
+      <w:pPr>
+        <w:pStyle w:val="ListBullet"/>
+      </w:pPr>
+      <w:r>
+        <w:t>For the main original and move-bottles-only descriptions, judge count, bottle labels, left-of position and semantic arrow flow separately. Give the passing evidence and the remaining repair. State whether you inspected an original model image or a classroom reconstruction.</w:t>
+      </w:r>
+    </w:p>
+    <w:p>
+      <w:pPr>
         <w:pStyle w:val="Heading3"/>
       </w:pPr>
       <w:r>
-        <w:t>Check the claim against the facts</w:t>
+        <w:t>My current spatial-relationship reasoning</w:t>
+      </w:r>
+    </w:p>
+    <w:p>
+      <w:r>
+        <w:t>________________________________________________________________</w:t>
+      </w:r>
+    </w:p>
+    <w:p>
+      <w:r>
+        <w:t>________________________________________________________________</w:t>
+      </w:r>
+    </w:p>
+    <w:p>
+      <w:r>
+        <w:t>________________________________________________________________</w:t>
+      </w:r>
+    </w:p>
+    <w:p>
+      <w:r>
+        <w:t>________________________________________________________________</w:t>
+      </w:r>
+    </w:p>
+    <w:p>
+      <w:r>
+        <w:t>________________________________________________________________</w:t>
+      </w:r>
+    </w:p>
+    <w:p>
+      <w:pPr>
+        <w:pStyle w:val="Heading2"/>
+      </w:pPr>
+      <w:r>
+        <w:t>Explain the pictured one-change result</w:t>
+      </w:r>
+    </w:p>
+    <w:p>
+      <w:pPr>
+        <w:pStyle w:val="Heading3"/>
+      </w:pPr>
+      <w:r>
+        <w:t>Explain the picture</w:t>
+      </w:r>
+    </w:p>
+    <w:p>
+      <w:pPr>
+        <w:pStyle w:val="ListBullet"/>
+      </w:pPr>
+      <w:r>
+        <w:t>Which checks pass after that single change, and what still needs repair?</w:t>
+      </w:r>
+    </w:p>
+    <w:p>
+      <w:pPr>
+        <w:pStyle w:val="Heading3"/>
+      </w:pPr>
+      <w:r>
+        <w:t>My explanation using a pictured step and the given facts</w:t>
+      </w:r>
+    </w:p>
+    <w:p>
+      <w:r>
+        <w:t>________________________________________________________________</w:t>
+      </w:r>
+    </w:p>
+    <w:p>
+      <w:r>
+        <w:t>________________________________________________________________</w:t>
+      </w:r>
+    </w:p>
+    <w:p>
+      <w:r>
+        <w:t>________________________________________________________________</w:t>
+      </w:r>
+    </w:p>
+    <w:p>
+      <w:r>
+        <w:t>________________________________________________________________</w:t>
+      </w:r>
+    </w:p>
+    <w:p>
+      <w:pPr>
+        <w:pStyle w:val="Heading2"/>
+      </w:pPr>
+      <w:r>
+        <w:t>Keep independent work separate</w:t>
       </w:r>
     </w:p>
     <w:p>
       <w:pPr>
         <w:spacing w:line="336" w:lineRule="auto" w:after="180"/>
-        <w:shd w:fill="FFF5E6"/>
       </w:pPr>
       <w:r>
         <w:rPr>
           <w:b w:val="0"/>
         </w:rPr>
-        <w:t>Complete the supported workbook tasks before attempting W4 independently. Record any hints or help used. After feedback, use the teacher's fresh retry rather than copying the earlier answer.</w:t>
+        <w:t>This is supported practice. Keep the separately named independent case for an attempt before feedback.</w:t>
+      </w:r>
+    </w:p>
+    <w:p>
+      <w:pPr>
+        <w:pStyle w:val="Heading2"/>
+      </w:pPr>
+      <w:r>
+        <w:t>Review · Earlier poster/provenance practice · reference / check after trying</w:t>
       </w:r>
     </w:p>
     <w:p>
       <w:pPr>
         <w:spacing w:line="336" w:lineRule="auto" w:after="180"/>
-        <w:shd w:fill="FFF5E6"/>
-      </w:pPr>
+      </w:pPr>
+      <w:r>
+        <w:rPr>
+          <w:b/>
+        </w:rPr>
+        <w:t>Provenance</w:t>
+      </w:r>
       <w:r>
         <w:rPr>
           <w:b w:val="0"/>
         </w:rPr>
-        <w:t>For a project, select a relevant new case, predict the outcome from the declared rule and preserve the result alongside any revision.</w:t>
-      </w:r>
-    </w:p>
-    <w:p>
-      <w:pPr>
-        <w:pStyle w:val="Heading3"/>
-      </w:pPr>
-      <w:r>
-        <w:t>Exit: propose one revealing change to the worked scenario. State the expected outcome and the evidence that would make you revise your explanation.</w:t>
-      </w:r>
-    </w:p>
-    <w:p>
-      <w:r>
-        <w:t>________________________________________________________________</w:t>
-      </w:r>
-    </w:p>
-    <w:p>
-      <w:r>
-        <w:t>________________________________________________________________</w:t>
-      </w:r>
-    </w:p>
-    <w:p>
-      <w:r>
-        <w:t>________________________________________________________________</w:t>
-      </w:r>
-    </w:p>
-    <w:p>
-      <w:r>
-        <w:t>________________________________________________________________</w:t>
-      </w:r>
-    </w:p>
-    <w:p>
-      <w:r>
-        <w:t>________________________________________________________________</w:t>
-      </w:r>
-    </w:p>
-    <w:p>
-      <w:pPr>
-        <w:pStyle w:val="Heading1"/>
-      </w:pPr>
-      <w:r>
-        <w:t>08. Practise together</w:t>
-      </w:r>
-    </w:p>
-    <w:p>
-      <w:r>
-        <w:t>Practise Visual Composition with support, then explain the deciding step in your own words.</w:t>
-      </w:r>
-    </w:p>
-    <w:p>
-      <w:pPr>
-        <w:spacing w:line="336" w:lineRule="auto" w:after="180"/>
-      </w:pPr>
-      <w:r>
-        <w:rPr>
-          <w:b/>
-        </w:rPr>
-        <w:t>LOGIC STUDIO</w:t>
-      </w:r>
-    </w:p>
-    <w:p>
-      <w:pPr>
-        <w:spacing w:line="336" w:lineRule="auto" w:after="180"/>
-      </w:pPr>
-      <w:r>
-        <w:rPr>
-          <w:b w:val="0"/>
-        </w:rPr>
-        <w:t>Specify Before You Run</w:t>
-      </w:r>
-    </w:p>
-    <w:p>
-      <w:pPr>
-        <w:spacing w:line="336" w:lineRule="auto" w:after="180"/>
-      </w:pPr>
-      <w:r>
-        <w:rPr>
-          <w:b w:val="0"/>
-        </w:rPr>
-        <w:t>Prompts, schemas, retrieval, tool calls, and code are inspectable parts of one AI product.</w:t>
-      </w:r>
-    </w:p>
-    <w:p>
-      <w:r>
-        <w:drawing>
-          <wp:inline xmlns:a="http://schemas.openxmlformats.org/drawingml/2006/main" xmlns:pic="http://schemas.openxmlformats.org/drawingml/2006/picture">
-            <wp:extent cx="5486400" cy="1901952"/>
-            <wp:docPr id="17" name="Picture 17" descr="Logic tracing graphic for Visual Composition"/>
-            <wp:cNvGraphicFramePr>
-              <a:graphicFrameLocks noChangeAspect="1"/>
-            </wp:cNvGraphicFramePr>
-            <a:graphic>
-              <a:graphicData uri="http://schemas.openxmlformats.org/drawingml/2006/picture">
-                <pic:pic>
-                  <pic:nvPicPr>
-                    <pic:cNvPr id="0" name="112c89216380e7327670e715cf532346aeed10eee4e4400b610a219e3e4bc9f9.png"/>
-                    <pic:cNvPicPr/>
-                  </pic:nvPicPr>
-                  <pic:blipFill>
-                    <a:blip r:embed="rId24"/>
-                    <a:stretch>
-                      <a:fillRect/>
-                    </a:stretch>
-                  </pic:blipFill>
-                  <pic:spPr>
-                    <a:xfrm>
-                      <a:off x="0" y="0"/>
-                      <a:ext cx="5486400" cy="1901952"/>
-                    </a:xfrm>
-                    <a:prstGeom prst="rect"/>
-                  </pic:spPr>
-                </pic:pic>
-              </a:graphicData>
-            </a:graphic>
-          </wp:inline>
-        </w:drawing>
-      </w:r>
-    </w:p>
-    <w:p>
-      <w:pPr>
-        <w:spacing w:line="336" w:lineRule="auto" w:after="180"/>
-      </w:pPr>
-      <w:r>
-        <w:rPr>
-          <w:b w:val="0"/>
-        </w:rPr>
-        <w:t xml:space="preserve">SET task, audience, constraints, </w:t>
-      </w:r>
-      <w:r>
-        <w:rPr>
-          <w:b/>
-        </w:rPr>
-        <w:t>output</w:t>
-      </w:r>
-      <w:r>
-        <w:rPr>
-          <w:b w:val="0"/>
-        </w:rPr>
-        <w:t>_schema</w:t>
-        <w:br/>
-        <w:t>LOAD approved_context or retrieval_result</w:t>
-        <w:br/>
-        <w:t>CALL model or allowed_tool</w:t>
-        <w:br/>
-        <w:t>VALIDATE fields, claims, citations, and safety</w:t>
-        <w:br/>
-        <w:t xml:space="preserve">IF </w:t>
-      </w:r>
-      <w:r>
-        <w:rPr>
-          <w:b/>
-        </w:rPr>
-        <w:t>evidence</w:t>
-      </w:r>
-      <w:r>
-        <w:rPr>
-          <w:b w:val="0"/>
-        </w:rPr>
-        <w:t xml:space="preserve"> missing: ask, retrieve, or abstain</w:t>
-        <w:br/>
-        <w:t xml:space="preserve">RETURN useful </w:t>
-      </w:r>
-      <w:r>
-        <w:rPr>
-          <w:b/>
-        </w:rPr>
-        <w:t>output</w:t>
-      </w:r>
-      <w:r>
-        <w:rPr>
-          <w:b w:val="0"/>
-        </w:rPr>
-        <w:t xml:space="preserve"> + source trail + limitations</w:t>
-      </w:r>
-    </w:p>
-    <w:p>
-      <w:pPr>
-        <w:spacing w:line="336" w:lineRule="auto" w:after="180"/>
-        <w:shd w:fill="F5F1FB"/>
-      </w:pPr>
-      <w:r>
-        <w:rPr>
-          <w:b w:val="0"/>
-        </w:rPr>
-        <w:t xml:space="preserve">Trace one </w:t>
-      </w:r>
-      <w:r>
-        <w:rPr>
-          <w:b/>
-        </w:rPr>
-        <w:t>input</w:t>
-      </w:r>
-      <w:r>
-        <w:rPr>
-          <w:b w:val="0"/>
-        </w:rPr>
-        <w:t>. Which line changes the state or chooses a path?</w:t>
-      </w:r>
-    </w:p>
-    <w:p>
-      <w:pPr>
-        <w:pStyle w:val="Heading3"/>
-      </w:pPr>
-      <w:r>
-        <w:t>Write or draw your reasoning and evidence.</w:t>
-      </w:r>
-    </w:p>
-    <w:p>
-      <w:r>
-        <w:t>________________________________________________________________</w:t>
-      </w:r>
-    </w:p>
-    <w:p>
-      <w:r>
-        <w:t>________________________________________________________________</w:t>
-      </w:r>
-    </w:p>
-    <w:p>
-      <w:r>
-        <w:t>________________________________________________________________</w:t>
-      </w:r>
-    </w:p>
-    <w:p>
-      <w:r>
-        <w:t>________________________________________________________________</w:t>
-      </w:r>
-    </w:p>
-    <w:p>
-      <w:r>
-        <w:t>________________________________________________________________</w:t>
-      </w:r>
-    </w:p>
-    <w:p>
-      <w:pPr>
-        <w:pStyle w:val="Heading3"/>
-      </w:pPr>
-      <w:r>
-        <w:t>A closer explanation</w:t>
-      </w:r>
-    </w:p>
-    <w:p>
-      <w:pPr>
-        <w:spacing w:line="336" w:lineRule="auto" w:after="180"/>
-      </w:pPr>
-      <w:r>
-        <w:rPr>
-          <w:b/>
-        </w:rPr>
-        <w:t>Provenance</w:t>
-      </w:r>
-      <w:r>
-        <w:rPr>
-          <w:b w:val="0"/>
-        </w:rPr>
         <w:t xml:space="preserve"> tracks production history; it does not prove the content is accurate or establish every legal permission.</w:t>
-      </w:r>
-    </w:p>
-    <w:p>
-      <w:pPr>
-        <w:spacing w:line="336" w:lineRule="auto" w:after="180"/>
-      </w:pPr>
-      <w:r>
-        <w:rPr>
-          <w:b w:val="0"/>
-        </w:rPr>
-        <w:t>A useful check asks what would make the reasoning fail. Distinguish a failure to execute the declared procedure from a weakness in the procedure itself.</w:t>
-      </w:r>
-    </w:p>
-    <w:p>
-      <w:pPr>
-        <w:spacing w:line="336" w:lineRule="auto" w:after="180"/>
-      </w:pPr>
-      <w:r>
-        <w:rPr>
-          <w:b w:val="0"/>
-        </w:rPr>
-        <w:t xml:space="preserve">The first may require a correction; the second requires an explicitly revised method and new </w:t>
-      </w:r>
-      <w:r>
-        <w:rPr>
-          <w:b/>
-        </w:rPr>
-        <w:t>evidence</w:t>
-      </w:r>
-      <w:r>
-        <w:rPr>
-          <w:b w:val="0"/>
-        </w:rPr>
-        <w:t>. Preserve unsuccessful cases so an improved result cannot hide the original problem.</w:t>
-      </w:r>
-    </w:p>
-    <w:p>
-      <w:pPr>
-        <w:pStyle w:val="Heading3"/>
-      </w:pPr>
-      <w:r>
-        <w:t>Guided: restate the worked result, then name the assumption or limitation that prevents a broader conclusion.</w:t>
-      </w:r>
-    </w:p>
-    <w:p>
-      <w:r>
-        <w:t>________________________________________________________________</w:t>
-      </w:r>
-    </w:p>
-    <w:p>
-      <w:r>
-        <w:t>________________________________________________________________</w:t>
-      </w:r>
-    </w:p>
-    <w:p>
-      <w:r>
-        <w:t>________________________________________________________________</w:t>
-      </w:r>
-    </w:p>
-    <w:p>
-      <w:r>
-        <w:t>________________________________________________________________</w:t>
-      </w:r>
-    </w:p>
-    <w:p>
-      <w:r>
-        <w:t>________________________________________________________________</w:t>
       </w:r>
     </w:p>
     <w:p>
@@ -3617,21 +3475,33 @@
     </w:tbl>
     <w:p>
       <w:pPr>
+        <w:pStyle w:val="Heading3"/>
+      </w:pPr>
+      <w:r>
+        <w:t>Check your reasoning</w:t>
+      </w:r>
+    </w:p>
+    <w:p>
+      <w:pPr>
         <w:spacing w:line="336" w:lineRule="auto" w:after="180"/>
       </w:pPr>
       <w:r>
         <w:rPr>
           <w:b w:val="0"/>
         </w:rPr>
-        <w:t>Explain your trace to a partner. Your partner points to one step to check. Swap roles on the next case. Each person writes their own explanation.</w:t>
-      </w:r>
-    </w:p>
-    <w:p>
-      <w:pPr>
-        <w:pStyle w:val="Heading3"/>
-      </w:pPr>
-      <w:r>
-        <w:t>Check your reasoning</w:t>
+        <w:t xml:space="preserve">Use the worked case for Image generation and </w:t>
+      </w:r>
+      <w:r>
+        <w:rPr>
+          <w:b/>
+        </w:rPr>
+        <w:t>provenance</w:t>
+      </w:r>
+      <w:r>
+        <w:rPr>
+          <w:b w:val="0"/>
+        </w:rPr>
+        <w:t>. Proposed explanation: “The worked result establishes every future case”. Decide whether this explanation is supported.</w:t>
       </w:r>
     </w:p>
     <w:p>
@@ -3642,19 +3512,26 @@
         <w:rPr>
           <w:b w:val="0"/>
         </w:rPr>
-        <w:t xml:space="preserve">Use the worked case for Image generation and </w:t>
-      </w:r>
-      <w:r>
-        <w:rPr>
-          <w:b/>
-        </w:rPr>
-        <w:t>provenance</w:t>
-      </w:r>
+        <w:t>Point to the step or supplied fact that decides; explain your repair if needed.</w:t>
+      </w:r>
+    </w:p>
+    <w:p>
+      <w:pPr>
+        <w:spacing w:line="336" w:lineRule="auto" w:after="180"/>
+      </w:pPr>
       <w:r>
         <w:rPr>
           <w:b w:val="0"/>
         </w:rPr>
-        <w:t>. Proposed explanation: “The worked result establishes every future case”. Decide whether this explanation is supported.</w:t>
+        <w:t>Answer on your own before discussion. If you are unsure, say which step you need help with.</w:t>
+      </w:r>
+    </w:p>
+    <w:p>
+      <w:pPr>
+        <w:pStyle w:val="Heading2"/>
+      </w:pPr>
+      <w:r>
+        <w:t>Earlier wording, alternatives and picture transcripts · reference / check after trying</w:t>
       </w:r>
     </w:p>
     <w:p>
@@ -3665,7 +3542,7 @@
         <w:rPr>
           <w:b w:val="0"/>
         </w:rPr>
-        <w:t>Point to the step or supplied fact that decides; explain your repair if needed.</w:t>
+        <w:t>LOGIC STUDIO</w:t>
       </w:r>
     </w:p>
     <w:p>
@@ -3676,118 +3553,18 @@
         <w:rPr>
           <w:b w:val="0"/>
         </w:rPr>
-        <w:t>Answer on your own before discussion. If you are unsure, say which step you need help with.</w:t>
-      </w:r>
-    </w:p>
-    <w:p>
-      <w:pPr>
-        <w:pStyle w:val="Heading3"/>
-      </w:pPr>
-      <w:r>
-        <w:t>Explain the picture</w:t>
+        <w:t>Specify Before You Run</w:t>
       </w:r>
     </w:p>
     <w:p>
       <w:pPr>
         <w:spacing w:line="336" w:lineRule="auto" w:after="180"/>
-        <w:shd w:fill="F5F1FB"/>
       </w:pPr>
       <w:r>
         <w:rPr>
           <w:b w:val="0"/>
         </w:rPr>
-        <w:t>Which checks pass after that single change, and what still needs repair?</w:t>
-      </w:r>
-    </w:p>
-    <w:p>
-      <w:pPr>
-        <w:pStyle w:val="Heading3"/>
-      </w:pPr>
-      <w:r>
-        <w:t>My explanation using a pictured step and the given facts</w:t>
-      </w:r>
-    </w:p>
-    <w:p>
-      <w:r>
-        <w:t>________________________________________________________________</w:t>
-      </w:r>
-    </w:p>
-    <w:p>
-      <w:r>
-        <w:t>________________________________________________________________</w:t>
-      </w:r>
-    </w:p>
-    <w:p>
-      <w:r>
-        <w:t>________________________________________________________________</w:t>
-      </w:r>
-    </w:p>
-    <w:p>
-      <w:r>
-        <w:t>________________________________________________________________</w:t>
-      </w:r>
-    </w:p>
-    <w:p>
-      <w:pPr>
-        <w:spacing w:line="336" w:lineRule="auto" w:after="180"/>
-      </w:pPr>
-      <w:r>
-        <w:rPr>
-          <w:b w:val="0"/>
-        </w:rPr>
-        <w:t>This is supported practice. Keep the separately named independent case for an attempt before feedback.</w:t>
-      </w:r>
-    </w:p>
-    <w:p>
-      <w:pPr>
-        <w:pStyle w:val="Heading1"/>
-      </w:pPr>
-      <w:r>
-        <w:t>09. Run the investigation</w:t>
-      </w:r>
-    </w:p>
-    <w:p>
-      <w:r>
-        <w:t>Investigate Visual Composition. Record the prediction, actual observation or labelled paper trace, explanation and next test separately.</w:t>
-      </w:r>
-    </w:p>
-    <w:p>
-      <w:pPr>
-        <w:spacing w:line="336" w:lineRule="auto" w:after="180"/>
-      </w:pPr>
-      <w:r>
-        <w:rPr>
-          <w:b/>
-        </w:rPr>
-        <w:t>EVIDENCE</w:t>
-      </w:r>
-      <w:r>
-        <w:rPr>
-          <w:b/>
-        </w:rPr>
-        <w:t xml:space="preserve"> LAB</w:t>
-      </w:r>
-    </w:p>
-    <w:p>
-      <w:pPr>
-        <w:spacing w:line="336" w:lineRule="auto" w:after="180"/>
-      </w:pPr>
-      <w:r>
-        <w:rPr>
-          <w:b w:val="0"/>
-        </w:rPr>
-        <w:t>Predict → Test → Record → Explain</w:t>
-      </w:r>
-    </w:p>
-    <w:p>
-      <w:pPr>
-        <w:spacing w:line="336" w:lineRule="auto" w:after="180"/>
-      </w:pPr>
-      <w:r>
-        <w:rPr>
-          <w:b w:val="0"/>
-        </w:rPr>
-        <w:t>Keep expected and actual results separate. Surprises are useful data when recorded honestly.</w:t>
+        <w:t>Prompts, schemas, retrieval, tool calls, and code are inspectable parts of one AI product.</w:t>
       </w:r>
     </w:p>
     <w:p>
@@ -3795,7 +3572,7 @@
         <w:drawing>
           <wp:inline xmlns:a="http://schemas.openxmlformats.org/drawingml/2006/main" xmlns:pic="http://schemas.openxmlformats.org/drawingml/2006/picture">
             <wp:extent cx="5486400" cy="1901952"/>
-            <wp:docPr id="18" name="Picture 18" descr="Evidence lab graphic for Visual Composition"/>
+            <wp:docPr id="20" name="Picture 20" descr="Logic tracing graphic for Visual Composition"/>
             <wp:cNvGraphicFramePr>
               <a:graphicFrameLocks noChangeAspect="1"/>
             </wp:cNvGraphicFramePr>
@@ -3803,11 +3580,11 @@
               <a:graphicData uri="http://schemas.openxmlformats.org/drawingml/2006/picture">
                 <pic:pic>
                   <pic:nvPicPr>
-                    <pic:cNvPr id="0" name="2c62197effeb97a5ed2ae3dcff7a9e2f5d0c414d03330d863edede9d28b37245.png"/>
+                    <pic:cNvPr id="0" name="112c89216380e7327670e715cf532346aeed10eee4e4400b610a219e3e4bc9f9.png"/>
                     <pic:cNvPicPr/>
                   </pic:nvPicPr>
                   <pic:blipFill>
-                    <a:blip r:embed="rId25"/>
+                    <a:blip r:embed="rId23"/>
                     <a:stretch>
                       <a:fillRect/>
                     </a:stretch>
@@ -3834,19 +3611,383 @@
         <w:rPr>
           <w:b w:val="0"/>
         </w:rPr>
-        <w:t xml:space="preserve">Repair three prompts by changing one missing composition element; sketch expected </w:t>
+        <w:t xml:space="preserve">SET task, audience, constraints, </w:t>
       </w:r>
       <w:r>
         <w:rPr>
           <w:b/>
         </w:rPr>
-        <w:t>framing</w:t>
+        <w:t>output</w:t>
       </w:r>
       <w:r>
         <w:rPr>
           <w:b w:val="0"/>
         </w:rPr>
-        <w:t xml:space="preserve"> before generation and compare.</w:t>
+        <w:t>_schema</w:t>
+        <w:br/>
+        <w:t>LOAD approved_context or retrieval_result</w:t>
+        <w:br/>
+        <w:t>CALL model or allowed_tool</w:t>
+        <w:br/>
+        <w:t>VALIDATE fields, claims, citations, and safety</w:t>
+        <w:br/>
+        <w:t xml:space="preserve">IF </w:t>
+      </w:r>
+      <w:r>
+        <w:rPr>
+          <w:b/>
+        </w:rPr>
+        <w:t>evidence</w:t>
+      </w:r>
+      <w:r>
+        <w:rPr>
+          <w:b w:val="0"/>
+        </w:rPr>
+        <w:t xml:space="preserve"> missing: ask, retrieve, or abstain</w:t>
+        <w:br/>
+        <w:t xml:space="preserve">RETURN useful </w:t>
+      </w:r>
+      <w:r>
+        <w:rPr>
+          <w:b/>
+        </w:rPr>
+        <w:t>output</w:t>
+      </w:r>
+      <w:r>
+        <w:rPr>
+          <w:b w:val="0"/>
+        </w:rPr>
+        <w:t xml:space="preserve"> + source trail + limitations</w:t>
+      </w:r>
+    </w:p>
+    <w:p>
+      <w:pPr>
+        <w:spacing w:line="336" w:lineRule="auto" w:after="180"/>
+      </w:pPr>
+      <w:r>
+        <w:rPr>
+          <w:b w:val="0"/>
+        </w:rPr>
+        <w:t xml:space="preserve">Trace one </w:t>
+      </w:r>
+      <w:r>
+        <w:rPr>
+          <w:b/>
+        </w:rPr>
+        <w:t>input</w:t>
+      </w:r>
+      <w:r>
+        <w:rPr>
+          <w:b w:val="0"/>
+        </w:rPr>
+        <w:t>. Which line changes the state or chooses a path?</w:t>
+      </w:r>
+    </w:p>
+    <w:p>
+      <w:pPr>
+        <w:pStyle w:val="Heading3"/>
+      </w:pPr>
+      <w:r>
+        <w:t>Write or draw your reasoning and evidence.</w:t>
+      </w:r>
+    </w:p>
+    <w:p>
+      <w:r>
+        <w:t>________________________________________________________________</w:t>
+      </w:r>
+    </w:p>
+    <w:p>
+      <w:r>
+        <w:t>________________________________________________________________</w:t>
+      </w:r>
+    </w:p>
+    <w:p>
+      <w:r>
+        <w:t>________________________________________________________________</w:t>
+      </w:r>
+    </w:p>
+    <w:p>
+      <w:r>
+        <w:t>________________________________________________________________</w:t>
+      </w:r>
+    </w:p>
+    <w:p>
+      <w:r>
+        <w:t>________________________________________________________________</w:t>
+      </w:r>
+    </w:p>
+    <w:p>
+      <w:pPr>
+        <w:pStyle w:val="Heading3"/>
+      </w:pPr>
+      <w:r>
+        <w:t>A closer explanation</w:t>
+      </w:r>
+    </w:p>
+    <w:p>
+      <w:pPr>
+        <w:spacing w:line="336" w:lineRule="auto" w:after="180"/>
+      </w:pPr>
+      <w:r>
+        <w:rPr>
+          <w:b w:val="0"/>
+        </w:rPr>
+        <w:t>A useful check asks what would make the reasoning fail. Distinguish a failure to execute the declared procedure from a weakness in the procedure itself.</w:t>
+      </w:r>
+    </w:p>
+    <w:p>
+      <w:pPr>
+        <w:spacing w:line="336" w:lineRule="auto" w:after="180"/>
+      </w:pPr>
+      <w:r>
+        <w:rPr>
+          <w:b w:val="0"/>
+        </w:rPr>
+        <w:t xml:space="preserve">The first may require a correction; the second requires an explicitly revised method and new </w:t>
+      </w:r>
+      <w:r>
+        <w:rPr>
+          <w:b/>
+        </w:rPr>
+        <w:t>evidence</w:t>
+      </w:r>
+      <w:r>
+        <w:rPr>
+          <w:b w:val="0"/>
+        </w:rPr>
+        <w:t>. Preserve unsuccessful cases so an improved result cannot hide the original problem.</w:t>
+      </w:r>
+    </w:p>
+    <w:p>
+      <w:pPr>
+        <w:pStyle w:val="Heading3"/>
+      </w:pPr>
+      <w:r>
+        <w:t>Guided: restate the worked result, then name the assumption or limitation that prevents a broader conclusion.</w:t>
+      </w:r>
+    </w:p>
+    <w:p>
+      <w:r>
+        <w:t>________________________________________________________________</w:t>
+      </w:r>
+    </w:p>
+    <w:p>
+      <w:r>
+        <w:t>________________________________________________________________</w:t>
+      </w:r>
+    </w:p>
+    <w:p>
+      <w:r>
+        <w:t>________________________________________________________________</w:t>
+      </w:r>
+    </w:p>
+    <w:p>
+      <w:r>
+        <w:t>________________________________________________________________</w:t>
+      </w:r>
+    </w:p>
+    <w:p>
+      <w:r>
+        <w:t>________________________________________________________________</w:t>
+      </w:r>
+    </w:p>
+    <w:p>
+      <w:pPr>
+        <w:spacing w:line="336" w:lineRule="auto" w:after="180"/>
+      </w:pPr>
+      <w:r>
+        <w:rPr>
+          <w:b w:val="0"/>
+        </w:rPr>
+        <w:t>Explain your trace to a partner. Your partner points to one step to check. Swap roles on the next case. Each person writes their own explanation.</w:t>
+      </w:r>
+    </w:p>
+    <w:p>
+      <w:pPr>
+        <w:pStyle w:val="Heading1"/>
+      </w:pPr>
+      <w:r>
+        <w:t>09. Repair three complete ambiguous briefs</w:t>
+      </w:r>
+    </w:p>
+    <w:p>
+      <w:r>
+        <w:t>The missing composition element is stated for each card.</w:t>
+      </w:r>
+    </w:p>
+    <w:p>
+      <w:pPr>
+        <w:pStyle w:val="Heading2"/>
+      </w:pPr>
+      <w:r>
+        <w:t>The three supplied prompt cards</w:t>
+      </w:r>
+    </w:p>
+    <w:tbl>
+      <w:tblPr>
+        <w:tblStyle w:val="LightShading-Accent1"/>
+        <w:tblW w:type="auto" w:w="0"/>
+        <w:tblLook w:firstColumn="1" w:firstRow="1" w:lastColumn="0" w:lastRow="0" w:noHBand="0" w:noVBand="1" w:val="04A0"/>
+      </w:tblPr>
+      <w:tblGrid>
+        <w:gridCol w:w="3408"/>
+        <w:gridCol w:w="3408"/>
+        <w:gridCol w:w="3408"/>
+      </w:tblGrid>
+      <w:tr>
+        <w:trPr>
+          <w:tblHeader/>
+        </w:trPr>
+        <w:tc>
+          <w:tcPr>
+            <w:tcW w:type="dxa" w:w="3408"/>
+          </w:tcPr>
+          <w:p>
+            <w:r>
+              <w:t>Prompt card</w:t>
+            </w:r>
+          </w:p>
+        </w:tc>
+        <w:tc>
+          <w:tcPr>
+            <w:tcW w:type="dxa" w:w="3408"/>
+          </w:tcPr>
+          <w:p>
+            <w:r>
+              <w:t>Complete supplied brief</w:t>
+            </w:r>
+          </w:p>
+        </w:tc>
+        <w:tc>
+          <w:tcPr>
+            <w:tcW w:type="dxa" w:w="3408"/>
+          </w:tcPr>
+          <w:p>
+            <w:r>
+              <w:t>Missing component to repair</w:t>
+            </w:r>
+          </w:p>
+        </w:tc>
+      </w:tr>
+      <w:tr>
+        <w:tc>
+          <w:tcPr>
+            <w:tcW w:type="dxa" w:w="3408"/>
+          </w:tcPr>
+          <w:p>
+            <w:r>
+              <w:t>A</w:t>
+            </w:r>
+          </w:p>
+        </w:tc>
+        <w:tc>
+          <w:tcPr>
+            <w:tcW w:type="dxa" w:w="3408"/>
+          </w:tcPr>
+          <w:p>
+            <w:r>
+              <w:t>Exactly two bottles labelled B1,B2 and one beaker;one arrow bottles→beaker.</w:t>
+            </w:r>
+          </w:p>
+        </w:tc>
+        <w:tc>
+          <w:tcPr>
+            <w:tcW w:type="dxa" w:w="3408"/>
+          </w:tcPr>
+          <w:p>
+            <w:r>
+              <w:t>Position of the bottle pair relative to beaker</w:t>
+            </w:r>
+          </w:p>
+        </w:tc>
+      </w:tr>
+      <w:tr>
+        <w:tc>
+          <w:tcPr>
+            <w:tcW w:type="dxa" w:w="3408"/>
+          </w:tcPr>
+          <w:p>
+            <w:r>
+              <w:t>B</w:t>
+            </w:r>
+          </w:p>
+        </w:tc>
+        <w:tc>
+          <w:tcPr>
+            <w:tcW w:type="dxa" w:w="3408"/>
+          </w:tcPr>
+          <w:p>
+            <w:r>
+              <w:t>Exactly two bottles labelled B1,B2 left of one beaker;show one arrow.</w:t>
+            </w:r>
+          </w:p>
+        </w:tc>
+        <w:tc>
+          <w:tcPr>
+            <w:tcW w:type="dxa" w:w="3408"/>
+          </w:tcPr>
+          <w:p>
+            <w:r>
+              <w:t>Arrow’s semantic source and destination</w:t>
+            </w:r>
+          </w:p>
+        </w:tc>
+      </w:tr>
+      <w:tr>
+        <w:tc>
+          <w:tcPr>
+            <w:tcW w:type="dxa" w:w="3408"/>
+          </w:tcPr>
+          <w:p>
+            <w:r>
+              <w:t>C</w:t>
+            </w:r>
+          </w:p>
+        </w:tc>
+        <w:tc>
+          <w:tcPr>
+            <w:tcW w:type="dxa" w:w="3408"/>
+          </w:tcPr>
+          <w:p>
+            <w:r>
+              <w:t>Some labelled bottles left of one beaker;one arrow bottles→beaker.</w:t>
+            </w:r>
+          </w:p>
+        </w:tc>
+        <w:tc>
+          <w:tcPr>
+            <w:tcW w:type="dxa" w:w="3408"/>
+          </w:tcPr>
+          <w:p>
+            <w:r>
+              <w:t>Exact bottle count</w:t>
+            </w:r>
+          </w:p>
+        </w:tc>
+      </w:tr>
+    </w:tbl>
+    <w:p>
+      <w:pPr>
+        <w:pStyle w:val="Heading2"/>
+      </w:pPr>
+      <w:r>
+        <w:t>Change one component, sketch and peer-check</w:t>
+      </w:r>
+    </w:p>
+    <w:p>
+      <w:pPr>
+        <w:pStyle w:val="ListNumber"/>
+      </w:pPr>
+      <w:r>
+        <w:t>Three-prompt composition investigation: repair only the named missing component in each complete card. A adds bottles-left/beaker-right; B adds bottles→beaker flow; C replaces some with exactly two. Sketch the expected layout and write separate count, label, position and flow checks before any generation. Exchange sketches with a partner who identifies the named endpoints and remaining ambiguity. Compare the original and move-bottles-only reconstructed diagrams using the same checklist. These are prompt plans and paper drawings, not newly generated outputs or evidence that an image model improved. If a later image is actually produced, inspect its criteria and known production record; do not mark an unrun proposal as passed. Keep the stars/containment independent description withheld.</w:t>
+      </w:r>
+    </w:p>
+    <w:p>
+      <w:pPr>
+        <w:pStyle w:val="Heading2"/>
+      </w:pPr>
+      <w:r>
+        <w:t>Keep the evidence record</w:t>
       </w:r>
     </w:p>
     <w:tbl>
@@ -4097,7 +4238,6 @@
     <w:p>
       <w:pPr>
         <w:spacing w:line="336" w:lineRule="auto" w:after="180"/>
-        <w:shd w:fill="F5F1FB"/>
       </w:pPr>
       <w:r>
         <w:rPr>
@@ -4141,6 +4281,111 @@
     </w:p>
     <w:p>
       <w:pPr>
+        <w:spacing w:line="336" w:lineRule="auto" w:after="180"/>
+      </w:pPr>
+      <w:r>
+        <w:rPr>
+          <w:b w:val="0"/>
+        </w:rPr>
+        <w:t>Before trying: what do I expect, and why? While trying: which step could first go wrong? Afterwards: what did I actually observe, and what should change? Keep “not run” if you only traced the procedure.</w:t>
+      </w:r>
+    </w:p>
+    <w:p>
+      <w:pPr>
+        <w:pStyle w:val="Heading2"/>
+      </w:pPr>
+      <w:r>
+        <w:t>Earlier wording, alternatives and picture transcripts · reference / check after trying</w:t>
+      </w:r>
+    </w:p>
+    <w:p>
+      <w:pPr>
+        <w:spacing w:line="336" w:lineRule="auto" w:after="180"/>
+      </w:pPr>
+      <w:r>
+        <w:rPr>
+          <w:b/>
+        </w:rPr>
+        <w:t>EVIDENCE</w:t>
+      </w:r>
+      <w:r>
+        <w:rPr>
+          <w:b w:val="0"/>
+        </w:rPr>
+        <w:t xml:space="preserve"> LAB</w:t>
+      </w:r>
+    </w:p>
+    <w:p>
+      <w:pPr>
+        <w:spacing w:line="336" w:lineRule="auto" w:after="180"/>
+      </w:pPr>
+      <w:r>
+        <w:rPr>
+          <w:b w:val="0"/>
+        </w:rPr>
+        <w:t>Predict → Test → Record → Explain</w:t>
+      </w:r>
+    </w:p>
+    <w:p>
+      <w:pPr>
+        <w:spacing w:line="336" w:lineRule="auto" w:after="180"/>
+      </w:pPr>
+      <w:r>
+        <w:rPr>
+          <w:b w:val="0"/>
+        </w:rPr>
+        <w:t>Keep expected and actual results separate. Surprises are useful data when recorded honestly.</w:t>
+      </w:r>
+    </w:p>
+    <w:p>
+      <w:r>
+        <w:drawing>
+          <wp:inline xmlns:a="http://schemas.openxmlformats.org/drawingml/2006/main" xmlns:pic="http://schemas.openxmlformats.org/drawingml/2006/picture">
+            <wp:extent cx="5486400" cy="1901952"/>
+            <wp:docPr id="21" name="Picture 21" descr="Evidence lab graphic for Visual Composition"/>
+            <wp:cNvGraphicFramePr>
+              <a:graphicFrameLocks noChangeAspect="1"/>
+            </wp:cNvGraphicFramePr>
+            <a:graphic>
+              <a:graphicData uri="http://schemas.openxmlformats.org/drawingml/2006/picture">
+                <pic:pic>
+                  <pic:nvPicPr>
+                    <pic:cNvPr id="0" name="2c62197effeb97a5ed2ae3dcff7a9e2f5d0c414d03330d863edede9d28b37245.png"/>
+                    <pic:cNvPicPr/>
+                  </pic:nvPicPr>
+                  <pic:blipFill>
+                    <a:blip r:embed="rId24"/>
+                    <a:stretch>
+                      <a:fillRect/>
+                    </a:stretch>
+                  </pic:blipFill>
+                  <pic:spPr>
+                    <a:xfrm>
+                      <a:off x="0" y="0"/>
+                      <a:ext cx="5486400" cy="1901952"/>
+                    </a:xfrm>
+                    <a:prstGeom prst="rect"/>
+                  </pic:spPr>
+                </pic:pic>
+              </a:graphicData>
+            </a:graphic>
+          </wp:inline>
+        </w:drawing>
+      </w:r>
+    </w:p>
+    <w:p>
+      <w:pPr>
+        <w:spacing w:line="336" w:lineRule="auto" w:after="180"/>
+      </w:pPr>
+      <w:r>
+        <w:rPr>
+          <w:b w:val="0"/>
+        </w:rPr>
+        <w:t>Use the supplied A/B/C prompt cards. Repair position, semantic arrow endpoints and exact count respectively, preserving other stated conditions. Sketch expected results and peer-check the composition criteria. No actual image generation or improved model result is supplied.</w:t>
+      </w:r>
+    </w:p>
+    <w:p>
+      <w:pPr>
         <w:pStyle w:val="Heading3"/>
       </w:pPr>
       <w:r>
@@ -4149,13 +4394,499 @@
     </w:p>
     <w:p>
       <w:pPr>
+        <w:pStyle w:val="Heading1"/>
+      </w:pPr>
+      <w:r>
+        <w:t>14. Try alone: evaluate the fresh stars-and-containment record</w:t>
+      </w:r>
+    </w:p>
+    <w:p>
+      <w:r>
+        <w:t>Object presence and full containment are different checks.</w:t>
+      </w:r>
+    </w:p>
+    <w:p>
+      <w:pPr>
+        <w:pStyle w:val="Heading2"/>
+      </w:pPr>
+      <w:r>
+        <w:t>Independent description and scope</w:t>
+      </w:r>
+    </w:p>
+    <w:p>
+      <w:pPr>
         <w:spacing w:line="336" w:lineRule="auto" w:after="180"/>
       </w:pPr>
       <w:r>
         <w:rPr>
           <w:b w:val="0"/>
         </w:rPr>
-        <w:t>Before trying: what do I expect, and why? While trying: which step could first go wrong? Afterwards: what did I actually observe, and what should change? Keep “not run” if you only traced the procedure.</w:t>
+        <w:t>A supplied drawing description says three stars are above a triangle, while a circle crosses the edge of a rectangle. The brief requires three stars above the triangle and the circle fully inside the rectangle.</w:t>
+      </w:r>
+    </w:p>
+    <w:p>
+      <w:pPr>
+        <w:spacing w:line="336" w:lineRule="auto" w:after="180"/>
+      </w:pPr>
+      <w:r>
+        <w:rPr>
+          <w:b w:val="0"/>
+        </w:rPr>
+        <w:t>Evaluate this description.</w:t>
+      </w:r>
+    </w:p>
+    <w:p>
+      <w:pPr>
+        <w:spacing w:line="336" w:lineRule="auto" w:after="180"/>
+      </w:pPr>
+      <w:r>
+        <w:rPr>
+          <w:b w:val="0"/>
+        </w:rPr>
+        <w:t>Evaluate only the supplied stars/triangle/circle/rectangle description. No original image or measurements are supplied. State which count and relationship checks the description supports and which containment requirement it contradicts; do not invent hidden geometry or inspect the classroom bottle reconstruction as if it were this task’s image.</w:t>
+      </w:r>
+    </w:p>
+    <w:p>
+      <w:pPr>
+        <w:pStyle w:val="Heading2"/>
+      </w:pPr>
+      <w:r>
+        <w:t>Your first attempt and help record</w:t>
+      </w:r>
+    </w:p>
+    <w:p>
+      <w:pPr>
+        <w:pStyle w:val="Heading3"/>
+      </w:pPr>
+      <w:r>
+        <w:t>My independent explanation, trace and limits</w:t>
+      </w:r>
+    </w:p>
+    <w:p>
+      <w:r>
+        <w:t>________________________________________________________________</w:t>
+      </w:r>
+    </w:p>
+    <w:p>
+      <w:r>
+        <w:t>________________________________________________________________</w:t>
+      </w:r>
+    </w:p>
+    <w:p>
+      <w:r>
+        <w:t>________________________________________________________________</w:t>
+      </w:r>
+    </w:p>
+    <w:p>
+      <w:r>
+        <w:t>________________________________________________________________</w:t>
+      </w:r>
+    </w:p>
+    <w:p>
+      <w:r>
+        <w:t>________________________________________________________________</w:t>
+      </w:r>
+    </w:p>
+    <w:p>
+      <w:r>
+        <w:t>________________________________________________________________</w:t>
+      </w:r>
+    </w:p>
+    <w:p>
+      <w:r>
+        <w:t>________________________________________________________________</w:t>
+      </w:r>
+    </w:p>
+    <w:p>
+      <w:pPr>
+        <w:spacing w:line="336" w:lineRule="auto" w:after="180"/>
+      </w:pPr>
+      <w:r>
+        <w:rPr>
+          <w:b w:val="0"/>
+        </w:rPr>
+        <w:t>Attempt this case before feedback. Record any help. Earlier examples below are further practice; a case already practised with feedback cannot establish fresh transfer.</w:t>
+      </w:r>
+    </w:p>
+    <w:p>
+      <w:pPr>
+        <w:spacing w:line="336" w:lineRule="auto" w:after="180"/>
+      </w:pPr>
+      <w:r>
+        <w:rPr>
+          <w:b w:val="0"/>
+        </w:rPr>
+        <w:t xml:space="preserve">Your teacher has the independent answer and scoring criteria. Complete the matching workbook week to keep your practice </w:t>
+      </w:r>
+      <w:r>
+        <w:rPr>
+          <w:b/>
+        </w:rPr>
+        <w:t>evidence</w:t>
+      </w:r>
+      <w:r>
+        <w:rPr>
+          <w:b w:val="0"/>
+        </w:rPr>
+        <w:t xml:space="preserve"> together.</w:t>
+      </w:r>
+    </w:p>
+    <w:p>
+      <w:pPr>
+        <w:pStyle w:val="Heading2"/>
+      </w:pPr>
+      <w:r>
+        <w:t>Use feedback afterwards</w:t>
+      </w:r>
+    </w:p>
+    <w:p>
+      <w:pPr>
+        <w:spacing w:line="336" w:lineRule="auto" w:after="180"/>
+      </w:pPr>
+      <w:r>
+        <w:rPr>
+          <w:b w:val="0"/>
+        </w:rPr>
+        <w:t>Attempt the independent case before hints. Record whether you worked alone, used a hint or followed a model. After feedback, fix the first unsupported step and explain why it changed.</w:t>
+      </w:r>
+    </w:p>
+    <w:p>
+      <w:pPr>
+        <w:spacing w:line="336" w:lineRule="auto" w:after="180"/>
+      </w:pPr>
+      <w:r>
+        <w:rPr>
+          <w:b w:val="0"/>
+        </w:rPr>
+        <w:t>A later check uses a changed case, not a copied answer.</w:t>
+      </w:r>
+    </w:p>
+    <w:p>
+      <w:pPr>
+        <w:pStyle w:val="Heading2"/>
+      </w:pPr>
+      <w:r>
+        <w:t>Earlier wording, alternatives and picture transcripts · reference / check after trying</w:t>
+      </w:r>
+    </w:p>
+    <w:p>
+      <w:pPr>
+        <w:pStyle w:val="Heading3"/>
+      </w:pPr>
+      <w:r>
+        <w:t>Independent case: Changed independent case</w:t>
+      </w:r>
+    </w:p>
+    <w:p>
+      <w:pPr>
+        <w:pStyle w:val="Heading3"/>
+      </w:pPr>
+      <w:r>
+        <w:t>Week 11 Independent application</w:t>
+      </w:r>
+    </w:p>
+    <w:p>
+      <w:pPr>
+        <w:spacing w:line="336" w:lineRule="auto" w:after="180"/>
+      </w:pPr>
+      <w:r>
+        <w:rPr>
+          <w:b w:val="0"/>
+        </w:rPr>
+        <w:t>Close the worked explanation. Apply the idea to this different question without copying.</w:t>
+      </w:r>
+    </w:p>
+    <w:p>
+      <w:pPr>
+        <w:spacing w:line="336" w:lineRule="auto" w:after="180"/>
+      </w:pPr>
+      <w:r>
+        <w:rPr>
+          <w:b w:val="0"/>
+        </w:rPr>
+        <w:t>A poster puts pale yellow labels on white and hides the main object behind decorations. Suggest two revisions and how to check them.</w:t>
+      </w:r>
+    </w:p>
+    <w:p>
+      <w:pPr>
+        <w:spacing w:line="336" w:lineRule="auto" w:after="180"/>
+      </w:pPr>
+      <w:r>
+        <w:rPr>
+          <w:b w:val="0"/>
+        </w:rPr>
+        <w:t xml:space="preserve">My answer, with a trace, calculation or supporting </w:t>
+      </w:r>
+      <w:r>
+        <w:rPr>
+          <w:b/>
+        </w:rPr>
+        <w:t>evidence</w:t>
+      </w:r>
+    </w:p>
+    <w:p>
+      <w:pPr>
+        <w:pStyle w:val="Heading3"/>
+      </w:pPr>
+      <w:r>
+        <w:t>Write or draw your reasoning and evidence.</w:t>
+      </w:r>
+    </w:p>
+    <w:p>
+      <w:r>
+        <w:t>________________________________________________________________</w:t>
+      </w:r>
+    </w:p>
+    <w:p>
+      <w:r>
+        <w:t>________________________________________________________________</w:t>
+      </w:r>
+    </w:p>
+    <w:p>
+      <w:r>
+        <w:t>________________________________________________________________</w:t>
+      </w:r>
+    </w:p>
+    <w:p>
+      <w:r>
+        <w:t>________________________________________________________________</w:t>
+      </w:r>
+    </w:p>
+    <w:p>
+      <w:r>
+        <w:t>________________________________________________________________</w:t>
+      </w:r>
+    </w:p>
+    <w:p>
+      <w:pPr>
+        <w:pStyle w:val="Heading3"/>
+      </w:pPr>
+      <w:r>
+        <w:t>Create and test</w:t>
+      </w:r>
+    </w:p>
+    <w:p>
+      <w:pPr>
+        <w:spacing w:line="336" w:lineRule="auto" w:after="180"/>
+      </w:pPr>
+      <w:r>
+        <w:rPr>
+          <w:b w:val="0"/>
+        </w:rPr>
+        <w:t>Change one relevant detail. Predict the result before testing. Include a boundary or missing-information case when it helps reveal a limit.</w:t>
+      </w:r>
+    </w:p>
+    <w:p>
+      <w:pPr>
+        <w:spacing w:line="336" w:lineRule="auto" w:after="180"/>
+      </w:pPr>
+      <w:r>
+        <w:rPr>
+          <w:b w:val="0"/>
+        </w:rPr>
+        <w:t xml:space="preserve">My changed </w:t>
+      </w:r>
+      <w:r>
+        <w:rPr>
+          <w:b/>
+        </w:rPr>
+        <w:t>input</w:t>
+      </w:r>
+      <w:r>
+        <w:rPr>
+          <w:b w:val="0"/>
+        </w:rPr>
+        <w:t xml:space="preserve"> and expected result</w:t>
+      </w:r>
+    </w:p>
+    <w:p>
+      <w:pPr>
+        <w:pStyle w:val="Heading3"/>
+      </w:pPr>
+      <w:r>
+        <w:t>Write or draw your reasoning and evidence.</w:t>
+      </w:r>
+    </w:p>
+    <w:p>
+      <w:r>
+        <w:t>________________________________________________________________</w:t>
+      </w:r>
+    </w:p>
+    <w:p>
+      <w:r>
+        <w:t>________________________________________________________________</w:t>
+      </w:r>
+    </w:p>
+    <w:p>
+      <w:r>
+        <w:t>________________________________________________________________</w:t>
+      </w:r>
+    </w:p>
+    <w:p>
+      <w:r>
+        <w:t>________________________________________________________________</w:t>
+      </w:r>
+    </w:p>
+    <w:p>
+      <w:r>
+        <w:t>________________________________________________________________</w:t>
+      </w:r>
+    </w:p>
+    <w:p>
+      <w:pPr>
+        <w:pStyle w:val="Heading3"/>
+      </w:pPr>
+      <w:r>
+        <w:t>Connect to your project</w:t>
+      </w:r>
+    </w:p>
+    <w:p>
+      <w:pPr>
+        <w:spacing w:line="336" w:lineRule="auto" w:after="180"/>
+      </w:pPr>
+      <w:r>
+        <w:rPr>
+          <w:b w:val="0"/>
+        </w:rPr>
+        <w:t xml:space="preserve">Create age-fit explanatory visuals with labeled purpose and no invented documentary </w:t>
+      </w:r>
+      <w:r>
+        <w:rPr>
+          <w:b/>
+        </w:rPr>
+        <w:t>evidence</w:t>
+      </w:r>
+      <w:r>
+        <w:rPr>
+          <w:b w:val="0"/>
+        </w:rPr>
+        <w:t>.</w:t>
+      </w:r>
+    </w:p>
+    <w:p>
+      <w:pPr>
+        <w:spacing w:line="336" w:lineRule="auto" w:after="180"/>
+      </w:pPr>
+      <w:r>
+        <w:rPr>
+          <w:b w:val="0"/>
+        </w:rPr>
+        <w:t xml:space="preserve">The </w:t>
+      </w:r>
+      <w:r>
+        <w:rPr>
+          <w:b/>
+        </w:rPr>
+        <w:t>evidence</w:t>
+      </w:r>
+      <w:r>
+        <w:rPr>
+          <w:b w:val="0"/>
+        </w:rPr>
+        <w:t xml:space="preserve"> I will keep</w:t>
+      </w:r>
+    </w:p>
+    <w:p>
+      <w:pPr>
+        <w:pStyle w:val="Heading3"/>
+      </w:pPr>
+      <w:r>
+        <w:t>Write or draw your reasoning and evidence.</w:t>
+      </w:r>
+    </w:p>
+    <w:p>
+      <w:r>
+        <w:t>________________________________________________________________</w:t>
+      </w:r>
+    </w:p>
+    <w:p>
+      <w:r>
+        <w:t>________________________________________________________________</w:t>
+      </w:r>
+    </w:p>
+    <w:p>
+      <w:r>
+        <w:t>________________________________________________________________</w:t>
+      </w:r>
+    </w:p>
+    <w:p>
+      <w:r>
+        <w:t>________________________________________________________________</w:t>
+      </w:r>
+    </w:p>
+    <w:p>
+      <w:r>
+        <w:t>________________________________________________________________</w:t>
+      </w:r>
+    </w:p>
+    <w:p>
+      <w:pPr>
+        <w:pStyle w:val="Heading3"/>
+      </w:pPr>
+      <w:r>
+        <w:t>Transfer practice from the original programme</w:t>
+      </w:r>
+    </w:p>
+    <w:p>
+      <w:pPr>
+        <w:spacing w:line="336" w:lineRule="auto" w:after="180"/>
+      </w:pPr>
+      <w:r>
+        <w:rPr>
+          <w:b w:val="0"/>
+        </w:rPr>
+        <w:t>An image brief requires two trees, a bench between them and the sun upper-right. A result has all objects but the bench is left of both trees. Write a spatial test that detects this.</w:t>
+      </w:r>
+    </w:p>
+    <w:p>
+      <w:pPr>
+        <w:pStyle w:val="Heading3"/>
+      </w:pPr>
+      <w:r>
+        <w:t>Explain the mechanism, evidence and one limit.</w:t>
+      </w:r>
+    </w:p>
+    <w:p>
+      <w:r>
+        <w:t>________________________________________________________________</w:t>
+      </w:r>
+    </w:p>
+    <w:p>
+      <w:r>
+        <w:t>________________________________________________________________</w:t>
+      </w:r>
+    </w:p>
+    <w:p>
+      <w:r>
+        <w:t>________________________________________________________________</w:t>
+      </w:r>
+    </w:p>
+    <w:p>
+      <w:r>
+        <w:t>________________________________________________________________</w:t>
+      </w:r>
+    </w:p>
+    <w:p>
+      <w:r>
+        <w:t>________________________________________________________________</w:t>
+      </w:r>
+    </w:p>
+    <w:p>
+      <w:r>
+        <w:t>________________________________________________________________</w:t>
+      </w:r>
+    </w:p>
+    <w:p>
+      <w:r>
+        <w:t>________________________________________________________________</w:t>
+      </w:r>
+    </w:p>
+    <w:p>
+      <w:pPr>
+        <w:pStyle w:val="Heading3"/>
+      </w:pPr>
+      <w:r>
+        <w:t>Use feedback to improve</w:t>
       </w:r>
     </w:p>
     <w:p>
@@ -4163,12 +4894,20 @@
         <w:pStyle w:val="Heading1"/>
       </w:pPr>
       <w:r>
-        <w:t>10. Build your understanding</w:t>
-      </w:r>
-    </w:p>
-    <w:p>
-      <w:r>
-        <w:t>Move from recall to tracing, diagnosis and transfer in Visual Composition. Explain why each step is justified.</w:t>
+        <w:t>11. Give each project diagram a meaning-based checklist</w:t>
+      </w:r>
+    </w:p>
+    <w:p>
+      <w:r>
+        <w:t>Keep composition success separate from factual and origin claims.</w:t>
+      </w:r>
+    </w:p>
+    <w:p>
+      <w:pPr>
+        <w:pStyle w:val="Heading2"/>
+      </w:pPr>
+      <w:r>
+        <w:t>This week’s concrete contribution</w:t>
       </w:r>
     </w:p>
     <w:p>
@@ -4177,7 +4916,1022 @@
       </w:pPr>
       <w:r>
         <w:rPr>
+          <w:b w:val="0"/>
+        </w:rPr>
+        <w:t>For Verified Study Buddy diagrams, state the teaching purpose and turn its meaning into observable counts, readable labels, containment/order and named arrow source/destination. Distinguish a diagram reconstructed from a description from an original generated output. Verify factual subject matter with approved sources even if the layout passes; a correct arrangement alone cannot establish an experimental result.</w:t>
+      </w:r>
+    </w:p>
+    <w:p>
+      <w:pPr>
+        <w:spacing w:line="336" w:lineRule="auto" w:after="180"/>
+      </w:pPr>
+      <w:r>
+        <w:rPr>
+          <w:b w:val="0"/>
+        </w:rPr>
+        <w:t>Create Study Buddy diagram rubrics covering counts, readable labels, containment, order and meaningful arrow direction.</w:t>
+      </w:r>
+    </w:p>
+    <w:p>
+      <w:pPr>
+        <w:pStyle w:val="Heading2"/>
+      </w:pPr>
+      <w:r>
+        <w:t>Keep the checkpoint and human choice</w:t>
+      </w:r>
+    </w:p>
+    <w:p>
+      <w:pPr>
+        <w:spacing w:line="336" w:lineRule="auto" w:after="180"/>
+      </w:pPr>
+      <w:r>
+        <w:rPr>
+          <w:b w:val="0"/>
+        </w:rPr>
+        <w:t xml:space="preserve">THIS WEEK’S CHECKPOINT  Create age-fit explanatory visuals with labeled purpose and no invented documentary </w:t>
+      </w:r>
+      <w:r>
+        <w:rPr>
           <w:b/>
+        </w:rPr>
+        <w:t>evidence</w:t>
+      </w:r>
+      <w:r>
+        <w:rPr>
+          <w:b w:val="0"/>
+        </w:rPr>
+        <w:t>.</w:t>
+      </w:r>
+    </w:p>
+    <w:p>
+      <w:pPr>
+        <w:spacing w:line="336" w:lineRule="auto" w:after="180"/>
+      </w:pPr>
+      <w:r>
+        <w:rPr>
+          <w:b w:val="0"/>
+        </w:rPr>
+        <w:t xml:space="preserve">SYSTEM MAP  Learner need → prompt/schema → approved sources/retrieval → model/tool → structured answer → verification → </w:t>
+      </w:r>
+      <w:r>
+        <w:rPr>
+          <w:b/>
+        </w:rPr>
+        <w:t>human decision</w:t>
+      </w:r>
+    </w:p>
+    <w:p>
+      <w:pPr>
+        <w:spacing w:line="336" w:lineRule="auto" w:after="180"/>
+      </w:pPr>
+      <w:r>
+        <w:rPr>
+          <w:b w:val="0"/>
+        </w:rPr>
+        <w:t>What will you add, change, or verify in the project this week?</w:t>
+      </w:r>
+    </w:p>
+    <w:p>
+      <w:pPr>
+        <w:pStyle w:val="Heading3"/>
+      </w:pPr>
+      <w:r>
+        <w:t>Write or draw your reasoning and evidence.</w:t>
+      </w:r>
+    </w:p>
+    <w:p>
+      <w:r>
+        <w:t>________________________________________________________________</w:t>
+      </w:r>
+    </w:p>
+    <w:p>
+      <w:r>
+        <w:t>________________________________________________________________</w:t>
+      </w:r>
+    </w:p>
+    <w:p>
+      <w:r>
+        <w:t>________________________________________________________________</w:t>
+      </w:r>
+    </w:p>
+    <w:p>
+      <w:r>
+        <w:t>________________________________________________________________</w:t>
+      </w:r>
+    </w:p>
+    <w:p>
+      <w:r>
+        <w:t>________________________________________________________________</w:t>
+      </w:r>
+    </w:p>
+    <w:p>
+      <w:pPr>
+        <w:spacing w:line="336" w:lineRule="auto" w:after="180"/>
+      </w:pPr>
+      <w:r>
+        <w:rPr>
+          <w:b w:val="0"/>
+        </w:rPr>
+        <w:t xml:space="preserve">What should remain under </w:t>
+      </w:r>
+      <w:r>
+        <w:rPr>
+          <w:b/>
+        </w:rPr>
+        <w:t>human control</w:t>
+      </w:r>
+      <w:r>
+        <w:rPr>
+          <w:b w:val="0"/>
+        </w:rPr>
+        <w:t>?</w:t>
+      </w:r>
+    </w:p>
+    <w:p>
+      <w:pPr>
+        <w:pStyle w:val="Heading3"/>
+      </w:pPr>
+      <w:r>
+        <w:t>Write or draw your reasoning and evidence.</w:t>
+      </w:r>
+    </w:p>
+    <w:p>
+      <w:r>
+        <w:t>________________________________________________________________</w:t>
+      </w:r>
+    </w:p>
+    <w:p>
+      <w:r>
+        <w:t>________________________________________________________________</w:t>
+      </w:r>
+    </w:p>
+    <w:p>
+      <w:r>
+        <w:t>________________________________________________________________</w:t>
+      </w:r>
+    </w:p>
+    <w:p>
+      <w:r>
+        <w:t>________________________________________________________________</w:t>
+      </w:r>
+    </w:p>
+    <w:p>
+      <w:r>
+        <w:t>________________________________________________________________</w:t>
+      </w:r>
+    </w:p>
+    <w:p>
+      <w:pPr>
+        <w:spacing w:line="336" w:lineRule="auto" w:after="180"/>
+      </w:pPr>
+      <w:r>
+        <w:rPr>
+          <w:b w:val="0"/>
+        </w:rPr>
+        <w:t xml:space="preserve">RESPONSIBLE DESIGN  Collect only necessary information. Show uncertainty and limits. Never confuse fluent </w:t>
+      </w:r>
+      <w:r>
+        <w:rPr>
+          <w:b/>
+        </w:rPr>
+        <w:t>output</w:t>
+      </w:r>
+      <w:r>
+        <w:rPr>
+          <w:b w:val="0"/>
+        </w:rPr>
+        <w:t xml:space="preserve"> with verified truth.</w:t>
+      </w:r>
+    </w:p>
+    <w:p>
+      <w:pPr>
+        <w:pStyle w:val="Heading2"/>
+      </w:pPr>
+      <w:r>
+        <w:t>Earlier wording, alternatives and picture transcripts · reference / check after trying</w:t>
+      </w:r>
+    </w:p>
+    <w:p>
+      <w:pPr>
+        <w:spacing w:line="336" w:lineRule="auto" w:after="180"/>
+      </w:pPr>
+      <w:r>
+        <w:rPr>
+          <w:b w:val="0"/>
+        </w:rPr>
+        <w:t>CUMULATIVE PROJECT</w:t>
+      </w:r>
+    </w:p>
+    <w:p>
+      <w:pPr>
+        <w:spacing w:line="336" w:lineRule="auto" w:after="180"/>
+      </w:pPr>
+      <w:r>
+        <w:rPr>
+          <w:b w:val="0"/>
+        </w:rPr>
+        <w:t>Verified Study Buddy</w:t>
+      </w:r>
+    </w:p>
+    <w:p>
+      <w:pPr>
+        <w:spacing w:line="336" w:lineRule="auto" w:after="180"/>
+      </w:pPr>
+      <w:r>
+        <w:rPr>
+          <w:b w:val="0"/>
+        </w:rPr>
+        <w:t>Every week adds one inspectable piece. The system must show how it reached a result.</w:t>
+      </w:r>
+    </w:p>
+    <w:p>
+      <w:r>
+        <w:drawing>
+          <wp:inline xmlns:a="http://schemas.openxmlformats.org/drawingml/2006/main" xmlns:pic="http://schemas.openxmlformats.org/drawingml/2006/picture">
+            <wp:extent cx="5486400" cy="1901952"/>
+            <wp:docPr id="22" name="Picture 22" descr="Book recommender connection for Visual Composition"/>
+            <wp:cNvGraphicFramePr>
+              <a:graphicFrameLocks noChangeAspect="1"/>
+            </wp:cNvGraphicFramePr>
+            <a:graphic>
+              <a:graphicData uri="http://schemas.openxmlformats.org/drawingml/2006/picture">
+                <pic:pic>
+                  <pic:nvPicPr>
+                    <pic:cNvPr id="0" name="e18e79df350ed9bdc245b44d0d595cee26b2548304bc64fe6b5fa770788b9d7c.png"/>
+                    <pic:cNvPicPr/>
+                  </pic:nvPicPr>
+                  <pic:blipFill>
+                    <a:blip r:embed="rId25"/>
+                    <a:stretch>
+                      <a:fillRect/>
+                    </a:stretch>
+                  </pic:blipFill>
+                  <pic:spPr>
+                    <a:xfrm>
+                      <a:off x="0" y="0"/>
+                      <a:ext cx="5486400" cy="1901952"/>
+                    </a:xfrm>
+                    <a:prstGeom prst="rect"/>
+                  </pic:spPr>
+                </pic:pic>
+              </a:graphicData>
+            </a:graphic>
+          </wp:inline>
+        </w:drawing>
+      </w:r>
+    </w:p>
+    <w:p>
+      <w:pPr>
+        <w:pStyle w:val="Heading3"/>
+      </w:pPr>
+      <w:r>
+        <w:t>Evidence for your project</w:t>
+      </w:r>
+    </w:p>
+    <w:p>
+      <w:pPr>
+        <w:pStyle w:val="Heading1"/>
+      </w:pPr>
+      <w:r>
+        <w:t>16. Finish: show which relationship the evidence supports</w:t>
+      </w:r>
+    </w:p>
+    <w:p>
+      <w:r>
+        <w:t>Keep proposed repairs and actually inspected results distinct.</w:t>
+      </w:r>
+    </w:p>
+    <w:p>
+      <w:pPr>
+        <w:pStyle w:val="Heading2"/>
+      </w:pPr>
+      <w:r>
+        <w:t>Explain without notes</w:t>
+      </w:r>
+    </w:p>
+    <w:p>
+      <w:pPr>
+        <w:pStyle w:val="ListBullet"/>
+      </w:pPr>
+      <w:r>
+        <w:t>Close your notes. Explain why correct object counts do not establish position, full containment or the intended arrow meaning.</w:t>
+      </w:r>
+    </w:p>
+    <w:p>
+      <w:pPr>
+        <w:pStyle w:val="Heading3"/>
+      </w:pPr>
+      <w:r>
+        <w:t>My deciding step, evidence and one remaining question</w:t>
+      </w:r>
+    </w:p>
+    <w:p>
+      <w:r>
+        <w:t>________________________________________________________________</w:t>
+      </w:r>
+    </w:p>
+    <w:p>
+      <w:r>
+        <w:t>________________________________________________________________</w:t>
+      </w:r>
+    </w:p>
+    <w:p>
+      <w:r>
+        <w:t>________________________________________________________________</w:t>
+      </w:r>
+    </w:p>
+    <w:p>
+      <w:r>
+        <w:t>________________________________________________________________</w:t>
+      </w:r>
+    </w:p>
+    <w:p>
+      <w:r>
+        <w:t>________________________________________________________________</w:t>
+      </w:r>
+    </w:p>
+    <w:p>
+      <w:pPr>
+        <w:pStyle w:val="Heading2"/>
+      </w:pPr>
+      <w:r>
+        <w:t>Plan a changed-case return</w:t>
+      </w:r>
+    </w:p>
+    <w:p>
+      <w:pPr>
+        <w:spacing w:line="336" w:lineRule="auto" w:after="180"/>
+      </w:pPr>
+      <w:r>
+        <w:rPr>
+          <w:b w:val="0"/>
+        </w:rPr>
+        <w:t xml:space="preserve">If you are unsure, return to the worked picture and explain one arrow. If you are ready, change an </w:t>
+      </w:r>
+      <w:r>
+        <w:rPr>
+          <w:b/>
+        </w:rPr>
+        <w:t>input</w:t>
+      </w:r>
+      <w:r>
+        <w:rPr>
+          <w:b w:val="0"/>
+        </w:rPr>
+        <w:t xml:space="preserve"> or assumption and justify your </w:t>
+      </w:r>
+      <w:r>
+        <w:rPr>
+          <w:b/>
+        </w:rPr>
+        <w:t>prediction</w:t>
+      </w:r>
+      <w:r>
+        <w:rPr>
+          <w:b w:val="0"/>
+        </w:rPr>
+        <w:t>.</w:t>
+      </w:r>
+    </w:p>
+    <w:p>
+      <w:pPr>
+        <w:spacing w:line="336" w:lineRule="auto" w:after="180"/>
+      </w:pPr>
+      <w:r>
+        <w:rPr>
+          <w:b w:val="0"/>
+        </w:rPr>
+        <w:t xml:space="preserve">Save your workbook </w:t>
+      </w:r>
+      <w:r>
+        <w:rPr>
+          <w:b/>
+        </w:rPr>
+        <w:t>evidence</w:t>
+      </w:r>
+      <w:r>
+        <w:rPr>
+          <w:b w:val="0"/>
+        </w:rPr>
+        <w:t>. At the next review, try a different case before opening your old answer.</w:t>
+      </w:r>
+    </w:p>
+    <w:p>
+      <w:pPr>
+        <w:pStyle w:val="Heading1"/>
+      </w:pPr>
+      <w:r>
+        <w:t>Reference bank and extra practice</w:t>
+      </w:r>
+    </w:p>
+    <w:p>
+      <w:pPr>
+        <w:pStyle w:val="Heading1"/>
+      </w:pPr>
+      <w:r>
+        <w:t>05. Your quick word guide</w:t>
+      </w:r>
+    </w:p>
+    <w:p>
+      <w:r>
+        <w:t>Use the words to explain a particular step, record or limit.</w:t>
+      </w:r>
+    </w:p>
+    <w:p>
+      <w:pPr>
+        <w:pStyle w:val="Heading2"/>
+      </w:pPr>
+      <w:r>
+        <w:t>Core vocabulary</w:t>
+      </w:r>
+    </w:p>
+    <w:tbl>
+      <w:tblPr>
+        <w:tblStyle w:val="LightShading-Accent1"/>
+        <w:tblW w:type="auto" w:w="0"/>
+        <w:tblLook w:firstColumn="1" w:firstRow="1" w:lastColumn="0" w:lastRow="0" w:noHBand="0" w:noVBand="1" w:val="04A0"/>
+      </w:tblPr>
+      <w:tblGrid>
+        <w:gridCol w:w="3408"/>
+        <w:gridCol w:w="3408"/>
+        <w:gridCol w:w="3408"/>
+      </w:tblGrid>
+      <w:tr>
+        <w:trPr>
+          <w:tblHeader/>
+        </w:trPr>
+        <w:tc>
+          <w:tcPr>
+            <w:tcW w:type="dxa" w:w="3408"/>
+          </w:tcPr>
+          <w:p>
+            <w:r>
+              <w:t>Word</w:t>
+            </w:r>
+          </w:p>
+        </w:tc>
+        <w:tc>
+          <w:tcPr>
+            <w:tcW w:type="dxa" w:w="3408"/>
+          </w:tcPr>
+          <w:p>
+            <w:r>
+              <w:t>My own example</w:t>
+            </w:r>
+          </w:p>
+        </w:tc>
+        <w:tc>
+          <w:tcPr>
+            <w:tcW w:type="dxa" w:w="3408"/>
+          </w:tcPr>
+          <w:p>
+            <w:r>
+              <w:t>Not this / boundary</w:t>
+            </w:r>
+          </w:p>
+        </w:tc>
+      </w:tr>
+      <w:tr>
+        <w:tc>
+          <w:tcPr>
+            <w:tcW w:type="dxa" w:w="3408"/>
+          </w:tcPr>
+          <w:p>
+            <w:r>
+              <w:t>subject</w:t>
+            </w:r>
+          </w:p>
+        </w:tc>
+        <w:tc>
+          <w:tcPr>
+            <w:tcW w:type="dxa" w:w="3408"/>
+          </w:tcPr>
+          <w:p>
+            <w:r>
+              <w:t>The main person, object or topic represented in an image or piece of content.</w:t>
+            </w:r>
+          </w:p>
+        </w:tc>
+        <w:tc>
+          <w:tcPr>
+            <w:tcW w:type="dxa" w:w="3408"/>
+          </w:tcPr>
+          <w:p>
+            <w:r/>
+          </w:p>
+        </w:tc>
+      </w:tr>
+      <w:tr>
+        <w:tc>
+          <w:tcPr>
+            <w:tcW w:type="dxa" w:w="3408"/>
+          </w:tcPr>
+          <w:p>
+            <w:r>
+              <w:t>setting</w:t>
+            </w:r>
+          </w:p>
+        </w:tc>
+        <w:tc>
+          <w:tcPr>
+            <w:tcW w:type="dxa" w:w="3408"/>
+          </w:tcPr>
+          <w:p>
+            <w:r>
+              <w:t>A chosen configuration value that affects how a system operates.</w:t>
+            </w:r>
+          </w:p>
+        </w:tc>
+        <w:tc>
+          <w:tcPr>
+            <w:tcW w:type="dxa" w:w="3408"/>
+          </w:tcPr>
+          <w:p>
+            <w:r/>
+          </w:p>
+        </w:tc>
+      </w:tr>
+      <w:tr>
+        <w:tc>
+          <w:tcPr>
+            <w:tcW w:type="dxa" w:w="3408"/>
+          </w:tcPr>
+          <w:p>
+            <w:r>
+              <w:t>framing</w:t>
+            </w:r>
+          </w:p>
+        </w:tc>
+        <w:tc>
+          <w:tcPr>
+            <w:tcW w:type="dxa" w:w="3408"/>
+          </w:tcPr>
+          <w:p>
+            <w:r>
+              <w:t>The way a question or situation is presented, which can influence interpretation.</w:t>
+            </w:r>
+          </w:p>
+        </w:tc>
+        <w:tc>
+          <w:tcPr>
+            <w:tcW w:type="dxa" w:w="3408"/>
+          </w:tcPr>
+          <w:p>
+            <w:r/>
+          </w:p>
+        </w:tc>
+      </w:tr>
+      <w:tr>
+        <w:tc>
+          <w:tcPr>
+            <w:tcW w:type="dxa" w:w="3408"/>
+          </w:tcPr>
+          <w:p>
+            <w:r>
+              <w:t>relationship</w:t>
+            </w:r>
+          </w:p>
+        </w:tc>
+        <w:tc>
+          <w:tcPr>
+            <w:tcW w:type="dxa" w:w="3408"/>
+          </w:tcPr>
+          <w:p>
+            <w:r>
+              <w:t>A connection between quantities, events or concepts; an association need not be causal.</w:t>
+            </w:r>
+          </w:p>
+        </w:tc>
+        <w:tc>
+          <w:tcPr>
+            <w:tcW w:type="dxa" w:w="3408"/>
+          </w:tcPr>
+          <w:p>
+            <w:r/>
+          </w:p>
+        </w:tc>
+      </w:tr>
+    </w:tbl>
+    <w:p>
+      <w:pPr>
+        <w:pStyle w:val="Heading2"/>
+      </w:pPr>
+      <w:r>
+        <w:t>Terms for the connected explanation</w:t>
+      </w:r>
+    </w:p>
+    <w:tbl>
+      <w:tblPr>
+        <w:tblStyle w:val="LightShading-Accent1"/>
+        <w:tblW w:type="auto" w:w="0"/>
+        <w:tblLook w:firstColumn="1" w:firstRow="1" w:lastColumn="0" w:lastRow="0" w:noHBand="0" w:noVBand="1" w:val="04A0"/>
+      </w:tblPr>
+      <w:tblGrid>
+        <w:gridCol w:w="5112"/>
+        <w:gridCol w:w="5112"/>
+      </w:tblGrid>
+      <w:tr>
+        <w:trPr>
+          <w:tblHeader/>
+        </w:trPr>
+        <w:tc>
+          <w:tcPr>
+            <w:tcW w:type="dxa" w:w="5112"/>
+          </w:tcPr>
+          <w:p>
+            <w:r>
+              <w:t>Word</w:t>
+            </w:r>
+          </w:p>
+        </w:tc>
+        <w:tc>
+          <w:tcPr>
+            <w:tcW w:type="dxa" w:w="5112"/>
+          </w:tcPr>
+          <w:p>
+            <w:r>
+              <w:t>Meaning</w:t>
+            </w:r>
+          </w:p>
+        </w:tc>
+      </w:tr>
+      <w:tr>
+        <w:tc>
+          <w:tcPr>
+            <w:tcW w:type="dxa" w:w="5112"/>
+          </w:tcPr>
+          <w:p>
+            <w:r>
+              <w:t>Provenance</w:t>
+            </w:r>
+          </w:p>
+        </w:tc>
+        <w:tc>
+          <w:tcPr>
+            <w:tcW w:type="dxa" w:w="5112"/>
+          </w:tcPr>
+          <w:p>
+            <w:r>
+              <w:t>Recorded origin and transformation history</w:t>
+            </w:r>
+          </w:p>
+        </w:tc>
+      </w:tr>
+      <w:tr>
+        <w:tc>
+          <w:tcPr>
+            <w:tcW w:type="dxa" w:w="5112"/>
+          </w:tcPr>
+          <w:p>
+            <w:r>
+              <w:t>Visual criterion</w:t>
+            </w:r>
+          </w:p>
+        </w:tc>
+        <w:tc>
+          <w:tcPr>
+            <w:tcW w:type="dxa" w:w="5112"/>
+          </w:tcPr>
+          <w:p>
+            <w:r>
+              <w:t>A stated requirement checked against an image</w:t>
+            </w:r>
+          </w:p>
+        </w:tc>
+      </w:tr>
+      <w:tr>
+        <w:tc>
+          <w:tcPr>
+            <w:tcW w:type="dxa" w:w="5112"/>
+          </w:tcPr>
+          <w:p>
+            <w:r>
+              <w:t>Authenticity claim</w:t>
+            </w:r>
+          </w:p>
+        </w:tc>
+        <w:tc>
+          <w:tcPr>
+            <w:tcW w:type="dxa" w:w="5112"/>
+          </w:tcPr>
+          <w:p>
+            <w:r>
+              <w:t>A claim about the source or reality of depicted content</w:t>
+            </w:r>
+          </w:p>
+        </w:tc>
+      </w:tr>
+    </w:tbl>
+    <w:p>
+      <w:pPr>
+        <w:pStyle w:val="Heading2"/>
+      </w:pPr>
+      <w:r>
+        <w:t>Earlier wording, alternatives and picture transcripts · reference / check after trying</w:t>
+      </w:r>
+    </w:p>
+    <w:p>
+      <w:pPr>
+        <w:spacing w:line="336" w:lineRule="auto" w:after="180"/>
+      </w:pPr>
+      <w:r>
+        <w:rPr>
+          <w:b w:val="0"/>
+        </w:rPr>
+        <w:t>VOCABULARY LAB</w:t>
+      </w:r>
+    </w:p>
+    <w:p>
+      <w:pPr>
+        <w:spacing w:line="336" w:lineRule="auto" w:after="180"/>
+      </w:pPr>
+      <w:r>
+        <w:rPr>
+          <w:b w:val="0"/>
+        </w:rPr>
+        <w:t>Words You Can Use to Reason</w:t>
+      </w:r>
+    </w:p>
+    <w:p>
+      <w:pPr>
+        <w:spacing w:line="336" w:lineRule="auto" w:after="180"/>
+      </w:pPr>
+      <w:r>
+        <w:rPr>
+          <w:b w:val="0"/>
+        </w:rPr>
+        <w:t>A definition matters when you can recognize the idea, use it, and contrast it with a near-miss.</w:t>
+      </w:r>
+    </w:p>
+    <w:p>
+      <w:r>
+        <w:drawing>
+          <wp:inline xmlns:a="http://schemas.openxmlformats.org/drawingml/2006/main" xmlns:pic="http://schemas.openxmlformats.org/drawingml/2006/picture">
+            <wp:extent cx="5486400" cy="3200400"/>
+            <wp:docPr id="23" name="Picture 23" descr="Vocabulary badge: subject"/>
+            <wp:cNvGraphicFramePr>
+              <a:graphicFrameLocks noChangeAspect="1"/>
+            </wp:cNvGraphicFramePr>
+            <a:graphic>
+              <a:graphicData uri="http://schemas.openxmlformats.org/drawingml/2006/picture">
+                <pic:pic>
+                  <pic:nvPicPr>
+                    <pic:cNvPr id="0" name="04f3dad5c4c55af403e231fb79d10bbd54c83bb8e8a52173f776c5de42ddcf3a.png"/>
+                    <pic:cNvPicPr/>
+                  </pic:nvPicPr>
+                  <pic:blipFill>
+                    <a:blip r:embed="rId26"/>
+                    <a:stretch>
+                      <a:fillRect/>
+                    </a:stretch>
+                  </pic:blipFill>
+                  <pic:spPr>
+                    <a:xfrm>
+                      <a:off x="0" y="0"/>
+                      <a:ext cx="5486400" cy="3200400"/>
+                    </a:xfrm>
+                    <a:prstGeom prst="rect"/>
+                  </pic:spPr>
+                </pic:pic>
+              </a:graphicData>
+            </a:graphic>
+          </wp:inline>
+        </w:drawing>
+      </w:r>
+    </w:p>
+    <w:p>
+      <w:r>
+        <w:drawing>
+          <wp:inline xmlns:a="http://schemas.openxmlformats.org/drawingml/2006/main" xmlns:pic="http://schemas.openxmlformats.org/drawingml/2006/picture">
+            <wp:extent cx="5486400" cy="3200400"/>
+            <wp:docPr id="24" name="Picture 24" descr="Vocabulary badge: setting"/>
+            <wp:cNvGraphicFramePr>
+              <a:graphicFrameLocks noChangeAspect="1"/>
+            </wp:cNvGraphicFramePr>
+            <a:graphic>
+              <a:graphicData uri="http://schemas.openxmlformats.org/drawingml/2006/picture">
+                <pic:pic>
+                  <pic:nvPicPr>
+                    <pic:cNvPr id="0" name="c45de87571bd17cbebba5ce79eb70cde7c3a4c252a13258ef891a32674b00c23.png"/>
+                    <pic:cNvPicPr/>
+                  </pic:nvPicPr>
+                  <pic:blipFill>
+                    <a:blip r:embed="rId27"/>
+                    <a:stretch>
+                      <a:fillRect/>
+                    </a:stretch>
+                  </pic:blipFill>
+                  <pic:spPr>
+                    <a:xfrm>
+                      <a:off x="0" y="0"/>
+                      <a:ext cx="5486400" cy="3200400"/>
+                    </a:xfrm>
+                    <a:prstGeom prst="rect"/>
+                  </pic:spPr>
+                </pic:pic>
+              </a:graphicData>
+            </a:graphic>
+          </wp:inline>
+        </w:drawing>
+      </w:r>
+    </w:p>
+    <w:p>
+      <w:r>
+        <w:drawing>
+          <wp:inline xmlns:a="http://schemas.openxmlformats.org/drawingml/2006/main" xmlns:pic="http://schemas.openxmlformats.org/drawingml/2006/picture">
+            <wp:extent cx="5486400" cy="3200400"/>
+            <wp:docPr id="25" name="Picture 25" descr="Vocabulary badge: framing"/>
+            <wp:cNvGraphicFramePr>
+              <a:graphicFrameLocks noChangeAspect="1"/>
+            </wp:cNvGraphicFramePr>
+            <a:graphic>
+              <a:graphicData uri="http://schemas.openxmlformats.org/drawingml/2006/picture">
+                <pic:pic>
+                  <pic:nvPicPr>
+                    <pic:cNvPr id="0" name="3b74e7f0a7041a8ceb0d5886bbcf9d834119780cb93ce8e935172deef6c9840b.png"/>
+                    <pic:cNvPicPr/>
+                  </pic:nvPicPr>
+                  <pic:blipFill>
+                    <a:blip r:embed="rId28"/>
+                    <a:stretch>
+                      <a:fillRect/>
+                    </a:stretch>
+                  </pic:blipFill>
+                  <pic:spPr>
+                    <a:xfrm>
+                      <a:off x="0" y="0"/>
+                      <a:ext cx="5486400" cy="3200400"/>
+                    </a:xfrm>
+                    <a:prstGeom prst="rect"/>
+                  </pic:spPr>
+                </pic:pic>
+              </a:graphicData>
+            </a:graphic>
+          </wp:inline>
+        </w:drawing>
+      </w:r>
+    </w:p>
+    <w:p>
+      <w:r>
+        <w:drawing>
+          <wp:inline xmlns:a="http://schemas.openxmlformats.org/drawingml/2006/main" xmlns:pic="http://schemas.openxmlformats.org/drawingml/2006/picture">
+            <wp:extent cx="5486400" cy="3200400"/>
+            <wp:docPr id="26" name="Picture 26" descr="Vocabulary badge: relationship"/>
+            <wp:cNvGraphicFramePr>
+              <a:graphicFrameLocks noChangeAspect="1"/>
+            </wp:cNvGraphicFramePr>
+            <a:graphic>
+              <a:graphicData uri="http://schemas.openxmlformats.org/drawingml/2006/picture">
+                <pic:pic>
+                  <pic:nvPicPr>
+                    <pic:cNvPr id="0" name="ad0f478a02a2be9849e2045c9d740f3daad8ce192fc1379d589c0999c37b598c.png"/>
+                    <pic:cNvPicPr/>
+                  </pic:nvPicPr>
+                  <pic:blipFill>
+                    <a:blip r:embed="rId29"/>
+                    <a:stretch>
+                      <a:fillRect/>
+                    </a:stretch>
+                  </pic:blipFill>
+                  <pic:spPr>
+                    <a:xfrm>
+                      <a:off x="0" y="0"/>
+                      <a:ext cx="5486400" cy="3200400"/>
+                    </a:xfrm>
+                    <a:prstGeom prst="rect"/>
+                  </pic:spPr>
+                </pic:pic>
+              </a:graphicData>
+            </a:graphic>
+          </wp:inline>
+        </w:drawing>
+      </w:r>
+    </w:p>
+    <w:p>
+      <w:pPr>
+        <w:pStyle w:val="Heading3"/>
+      </w:pPr>
+      <w:r>
+        <w:t>Words used in the closer explanation</w:t>
+      </w:r>
+    </w:p>
+    <w:p>
+      <w:pPr>
+        <w:pStyle w:val="Heading1"/>
+      </w:pPr>
+      <w:r>
+        <w:t>10. Choose a stronger thinking challenge</w:t>
+      </w:r>
+    </w:p>
+    <w:p>
+      <w:r>
+        <w:t>Choose the next useful challenge rather than treating the whole ladder as compulsory.</w:t>
+      </w:r>
+    </w:p>
+    <w:p>
+      <w:pPr>
+        <w:pStyle w:val="Heading2"/>
+      </w:pPr>
+      <w:r>
+        <w:t>Pick your next step</w:t>
+      </w:r>
+    </w:p>
+    <w:p>
+      <w:pPr>
+        <w:pStyle w:val="ListBullet"/>
+      </w:pPr>
+      <w:r>
+        <w:t>1 • NAME: Define the concept without repeating the textbook.</w:t>
+      </w:r>
+    </w:p>
+    <w:p>
+      <w:pPr>
+        <w:pStyle w:val="ListBullet"/>
+      </w:pPr>
+      <w:r>
+        <w:t>2 • TRACE: Show the information, state, branch, calculation, or evidence path.</w:t>
+      </w:r>
+    </w:p>
+    <w:p>
+      <w:pPr>
+        <w:pStyle w:val="ListBullet"/>
+      </w:pPr>
+      <w:r>
+        <w:t>3 • APPLY: Solve a different example independently.</w:t>
+      </w:r>
+    </w:p>
+    <w:p>
+      <w:pPr>
+        <w:pStyle w:val="ListBullet"/>
+      </w:pPr>
+      <w:r>
+        <w:t>4 • CHALLENGE: Find a boundary case, counterexample, or unfair outcome.</w:t>
+      </w:r>
+    </w:p>
+    <w:p>
+      <w:pPr>
+        <w:pStyle w:val="ListBullet"/>
+      </w:pPr>
+      <w:r>
+        <w:t>5 • EXPLAIN LIMITS: Say when the result should not be trusted or used alone.</w:t>
+      </w:r>
+    </w:p>
+    <w:p>
+      <w:pPr>
+        <w:pStyle w:val="ListBullet"/>
+      </w:pPr>
+      <w:r>
+        <w:t>My strongest evidence of independent understanding:</w:t>
+      </w:r>
+    </w:p>
+    <w:p>
+      <w:pPr>
+        <w:pStyle w:val="Heading3"/>
+      </w:pPr>
+      <w:r>
+        <w:t>Write or draw your reasoning and evidence.</w:t>
+      </w:r>
+    </w:p>
+    <w:p>
+      <w:r>
+        <w:t>________________________________________________________________</w:t>
+      </w:r>
+    </w:p>
+    <w:p>
+      <w:r>
+        <w:t>________________________________________________________________</w:t>
+      </w:r>
+    </w:p>
+    <w:p>
+      <w:r>
+        <w:t>________________________________________________________________</w:t>
+      </w:r>
+    </w:p>
+    <w:p>
+      <w:r>
+        <w:t>________________________________________________________________</w:t>
+      </w:r>
+    </w:p>
+    <w:p>
+      <w:r>
+        <w:t>________________________________________________________________</w:t>
+      </w:r>
+    </w:p>
+    <w:p>
+      <w:pPr>
+        <w:pStyle w:val="Heading2"/>
+      </w:pPr>
+      <w:r>
+        <w:t>Earlier wording, alternatives and picture transcripts · reference / check after trying</w:t>
+      </w:r>
+    </w:p>
+    <w:p>
+      <w:pPr>
+        <w:spacing w:line="336" w:lineRule="auto" w:after="180"/>
+      </w:pPr>
+      <w:r>
+        <w:rPr>
+          <w:b w:val="0"/>
         </w:rPr>
         <w:t>MASTERY</w:t>
       </w:r>
@@ -4221,7 +5975,7 @@
         <w:drawing>
           <wp:inline xmlns:a="http://schemas.openxmlformats.org/drawingml/2006/main" xmlns:pic="http://schemas.openxmlformats.org/drawingml/2006/picture">
             <wp:extent cx="5486400" cy="1719072"/>
-            <wp:docPr id="19" name="Picture 19" descr="Mastery ladder for Visual Composition"/>
+            <wp:docPr id="27" name="Picture 27" descr="Mastery ladder for Visual Composition"/>
             <wp:cNvGraphicFramePr>
               <a:graphicFrameLocks noChangeAspect="1"/>
             </wp:cNvGraphicFramePr>
@@ -4233,7 +5987,7 @@
                     <pic:cNvPicPr/>
                   </pic:nvPicPr>
                   <pic:blipFill>
-                    <a:blip r:embed="rId26"/>
+                    <a:blip r:embed="rId30"/>
                     <a:stretch>
                       <a:fillRect/>
                     </a:stretch>
@@ -4254,13 +6008,164 @@
     </w:p>
     <w:p>
       <w:pPr>
+        <w:pStyle w:val="Heading1"/>
+      </w:pPr>
+      <w:r>
+        <w:t>12. Reference: check your explanation</w:t>
+      </w:r>
+    </w:p>
+    <w:p>
+      <w:r>
+        <w:t>Use after practice. Audit a new spatial description independently is the selected independent case.</w:t>
+      </w:r>
+    </w:p>
+    <w:p>
+      <w:pPr>
+        <w:pStyle w:val="Heading2"/>
+      </w:pPr>
+      <w:r>
+        <w:t>Check the evidence and its limit</w:t>
+      </w:r>
+    </w:p>
+    <w:p>
+      <w:pPr>
+        <w:pStyle w:val="ListBullet"/>
+      </w:pPr>
+      <w:r>
+        <w:t>1. My fresh example, trace, calculation, or design:</w:t>
+      </w:r>
+    </w:p>
+    <w:p>
+      <w:pPr>
+        <w:pStyle w:val="Heading3"/>
+      </w:pPr>
+      <w:r>
+        <w:t>Write or draw your reasoning and evidence.</w:t>
+      </w:r>
+    </w:p>
+    <w:p>
+      <w:r>
+        <w:t>________________________________________________________________</w:t>
+      </w:r>
+    </w:p>
+    <w:p>
+      <w:r>
+        <w:t>________________________________________________________________</w:t>
+      </w:r>
+    </w:p>
+    <w:p>
+      <w:r>
+        <w:t>________________________________________________________________</w:t>
+      </w:r>
+    </w:p>
+    <w:p>
+      <w:r>
+        <w:t>________________________________________________________________</w:t>
+      </w:r>
+    </w:p>
+    <w:p>
+      <w:r>
+        <w:t>________________________________________________________________</w:t>
+      </w:r>
+    </w:p>
+    <w:p>
+      <w:pPr>
+        <w:pStyle w:val="ListBullet"/>
+      </w:pPr>
+      <w:r>
+        <w:t>2. My evidence that it works (include a boundary or missing-data case):</w:t>
+      </w:r>
+    </w:p>
+    <w:p>
+      <w:pPr>
+        <w:pStyle w:val="Heading3"/>
+      </w:pPr>
+      <w:r>
+        <w:t>Write or draw your reasoning and evidence.</w:t>
+      </w:r>
+    </w:p>
+    <w:p>
+      <w:r>
+        <w:t>________________________________________________________________</w:t>
+      </w:r>
+    </w:p>
+    <w:p>
+      <w:r>
+        <w:t>________________________________________________________________</w:t>
+      </w:r>
+    </w:p>
+    <w:p>
+      <w:r>
+        <w:t>________________________________________________________________</w:t>
+      </w:r>
+    </w:p>
+    <w:p>
+      <w:r>
+        <w:t>________________________________________________________________</w:t>
+      </w:r>
+    </w:p>
+    <w:p>
+      <w:r>
+        <w:t>________________________________________________________________</w:t>
+      </w:r>
+    </w:p>
+    <w:p>
+      <w:pPr>
+        <w:pStyle w:val="ListBullet"/>
+      </w:pPr>
+      <w:r>
+        <w:t>3. One limitation, fairness concern, or situation needing human review:</w:t>
+      </w:r>
+    </w:p>
+    <w:p>
+      <w:pPr>
+        <w:pStyle w:val="Heading2"/>
+      </w:pPr>
+      <w:r>
+        <w:t>Self-check and record</w:t>
+      </w:r>
+    </w:p>
+    <w:p>
+      <w:pPr>
         <w:spacing w:line="336" w:lineRule="auto" w:after="180"/>
       </w:pPr>
       <w:r>
         <w:rPr>
           <w:b w:val="0"/>
         </w:rPr>
-        <w:t>1 • NAME: Define the concept without repeating the textbook.</w:t>
+        <w:t xml:space="preserve">SELF-CHECK  □ I explained the </w:t>
+      </w:r>
+      <w:r>
+        <w:rPr>
+          <w:b/>
+        </w:rPr>
+        <w:t>mechanism</w:t>
+      </w:r>
+      <w:r>
+        <w:rPr>
+          <w:b w:val="0"/>
+        </w:rPr>
+        <w:t xml:space="preserve">  □ I used </w:t>
+      </w:r>
+      <w:r>
+        <w:rPr>
+          <w:b/>
+        </w:rPr>
+        <w:t>evidence</w:t>
+      </w:r>
+      <w:r>
+        <w:rPr>
+          <w:b w:val="0"/>
+        </w:rPr>
+        <w:t xml:space="preserve">  □ I tested a fresh case  □ I named a limitation  □ I can answer ‘why?’</w:t>
+      </w:r>
+    </w:p>
+    <w:p>
+      <w:pPr>
+        <w:pStyle w:val="Heading2"/>
+      </w:pPr>
+      <w:r>
+        <w:t>Earlier wording, alternatives and picture transcripts · reference / check after trying</w:t>
       </w:r>
     </w:p>
     <w:p>
@@ -4271,19 +6176,18 @@
         <w:rPr>
           <w:b w:val="0"/>
         </w:rPr>
-        <w:t xml:space="preserve">2 • TRACE: Show the information, state, branch, calculation, or </w:t>
-      </w:r>
-      <w:r>
-        <w:rPr>
-          <w:b/>
-        </w:rPr>
-        <w:t>evidence</w:t>
-      </w:r>
+        <w:t>INDEPENDENT MASTERY PROOF</w:t>
+      </w:r>
+    </w:p>
+    <w:p>
+      <w:pPr>
+        <w:spacing w:line="336" w:lineRule="auto" w:after="180"/>
+      </w:pPr>
       <w:r>
         <w:rPr>
           <w:b w:val="0"/>
         </w:rPr>
-        <w:t xml:space="preserve"> path.</w:t>
+        <w:t>Checklist for explaining this week’s idea</w:t>
       </w:r>
     </w:p>
     <w:p>
@@ -4294,131 +6198,7 @@
         <w:rPr>
           <w:b w:val="0"/>
         </w:rPr>
-        <w:t>3 • APPLY: Solve a different example independently.</w:t>
-      </w:r>
-    </w:p>
-    <w:p>
-      <w:pPr>
-        <w:spacing w:line="336" w:lineRule="auto" w:after="180"/>
-      </w:pPr>
-      <w:r>
-        <w:rPr>
-          <w:b w:val="0"/>
-        </w:rPr>
-        <w:t>4 • CHALLENGE: Find a boundary case, counterexample, or unfair outcome.</w:t>
-      </w:r>
-    </w:p>
-    <w:p>
-      <w:pPr>
-        <w:spacing w:line="336" w:lineRule="auto" w:after="180"/>
-      </w:pPr>
-      <w:r>
-        <w:rPr>
-          <w:b w:val="0"/>
-        </w:rPr>
-        <w:t>5 • EXPLAIN LIMITS: Say when the result should not be trusted or used alone.</w:t>
-      </w:r>
-    </w:p>
-    <w:p>
-      <w:pPr>
-        <w:spacing w:line="336" w:lineRule="auto" w:after="180"/>
-      </w:pPr>
-      <w:r>
-        <w:rPr>
-          <w:b w:val="0"/>
-        </w:rPr>
-        <w:t xml:space="preserve">My strongest </w:t>
-      </w:r>
-      <w:r>
-        <w:rPr>
-          <w:b/>
-        </w:rPr>
-        <w:t>evidence</w:t>
-      </w:r>
-      <w:r>
-        <w:rPr>
-          <w:b w:val="0"/>
-        </w:rPr>
-        <w:t xml:space="preserve"> of independent understanding:</w:t>
-      </w:r>
-    </w:p>
-    <w:p>
-      <w:pPr>
-        <w:pStyle w:val="Heading3"/>
-      </w:pPr>
-      <w:r>
-        <w:t>Write or draw your reasoning and evidence.</w:t>
-      </w:r>
-    </w:p>
-    <w:p>
-      <w:r>
-        <w:t>________________________________________________________________</w:t>
-      </w:r>
-    </w:p>
-    <w:p>
-      <w:r>
-        <w:t>________________________________________________________________</w:t>
-      </w:r>
-    </w:p>
-    <w:p>
-      <w:r>
-        <w:t>________________________________________________________________</w:t>
-      </w:r>
-    </w:p>
-    <w:p>
-      <w:r>
-        <w:t>________________________________________________________________</w:t>
-      </w:r>
-    </w:p>
-    <w:p>
-      <w:r>
-        <w:t>________________________________________________________________</w:t>
-      </w:r>
-    </w:p>
-    <w:p>
-      <w:pPr>
-        <w:pStyle w:val="Heading1"/>
-      </w:pPr>
-      <w:r>
-        <w:t>11. Connect your project</w:t>
-      </w:r>
-    </w:p>
-    <w:p>
-      <w:r>
-        <w:t>Apply this week’s idea to Verified Study Buddy. Keep an annotated decision and the evidence supporting it.</w:t>
-      </w:r>
-    </w:p>
-    <w:p>
-      <w:pPr>
-        <w:spacing w:line="336" w:lineRule="auto" w:after="180"/>
-      </w:pPr>
-      <w:r>
-        <w:rPr>
-          <w:b/>
-        </w:rPr>
-        <w:t>CUMULATIVE PROJECT</w:t>
-      </w:r>
-    </w:p>
-    <w:p>
-      <w:pPr>
-        <w:spacing w:line="336" w:lineRule="auto" w:after="180"/>
-      </w:pPr>
-      <w:r>
-        <w:rPr>
-          <w:b w:val="0"/>
-        </w:rPr>
-        <w:t>Verified Study Buddy</w:t>
-      </w:r>
-    </w:p>
-    <w:p>
-      <w:pPr>
-        <w:spacing w:line="336" w:lineRule="auto" w:after="180"/>
-      </w:pPr>
-      <w:r>
-        <w:rPr>
-          <w:b w:val="0"/>
-        </w:rPr>
-        <w:t>Every week adds one inspectable piece. The system must show how it reached a result.</w:t>
+        <w:t>Use after practice. Audit a new spatial description independently is the selected independent case.</w:t>
       </w:r>
     </w:p>
     <w:p>
@@ -4426,7 +6206,7 @@
         <w:drawing>
           <wp:inline xmlns:a="http://schemas.openxmlformats.org/drawingml/2006/main" xmlns:pic="http://schemas.openxmlformats.org/drawingml/2006/picture">
             <wp:extent cx="5486400" cy="1901952"/>
-            <wp:docPr id="20" name="Picture 20" descr="Book recommender connection for Visual Composition"/>
+            <wp:docPr id="28" name="Picture 28" descr="Independent proof graphic for Visual Composition"/>
             <wp:cNvGraphicFramePr>
               <a:graphicFrameLocks noChangeAspect="1"/>
             </wp:cNvGraphicFramePr>
@@ -4434,11 +6214,11 @@
               <a:graphicData uri="http://schemas.openxmlformats.org/drawingml/2006/picture">
                 <pic:pic>
                   <pic:nvPicPr>
-                    <pic:cNvPr id="0" name="e18e79df350ed9bdc245b44d0d595cee26b2548304bc64fe6b5fa770788b9d7c.png"/>
+                    <pic:cNvPr id="0" name="351e271a1d03f6f86e8be3612cd9d48423a90290c284e035afec5fb8f92c60d4.png"/>
                     <pic:cNvPicPr/>
                   </pic:nvPicPr>
                   <pic:blipFill>
-                    <a:blip r:embed="rId27"/>
+                    <a:blip r:embed="rId31"/>
                     <a:stretch>
                       <a:fillRect/>
                     </a:stretch>
@@ -4465,19 +6245,111 @@
         <w:rPr>
           <w:b w:val="0"/>
         </w:rPr>
-        <w:t xml:space="preserve">THIS WEEK’S CHECKPOINT  Create age-fit explanatory visuals with labeled purpose and no invented documentary </w:t>
+        <w:t>EXPLANATION CHECK  Require count and relation checks with evidence from the supplied description; do not imply inspection of an unseen output.</w:t>
+      </w:r>
+    </w:p>
+    <w:p>
+      <w:pPr>
+        <w:pStyle w:val="Heading3"/>
+      </w:pPr>
+      <w:r>
+        <w:t>Write or draw your reasoning and evidence.</w:t>
+      </w:r>
+    </w:p>
+    <w:p>
+      <w:r>
+        <w:t>________________________________________________________________</w:t>
+      </w:r>
+    </w:p>
+    <w:p>
+      <w:r>
+        <w:t>________________________________________________________________</w:t>
+      </w:r>
+    </w:p>
+    <w:p>
+      <w:r>
+        <w:t>________________________________________________________________</w:t>
+      </w:r>
+    </w:p>
+    <w:p>
+      <w:r>
+        <w:t>________________________________________________________________</w:t>
+      </w:r>
+    </w:p>
+    <w:p>
+      <w:r>
+        <w:t>________________________________________________________________</w:t>
+      </w:r>
+    </w:p>
+    <w:p>
+      <w:pPr>
+        <w:pStyle w:val="Heading1"/>
+      </w:pPr>
+      <w:r>
+        <w:t>13. Extra practice: Map the brief to regions</w:t>
+      </w:r>
+    </w:p>
+    <w:p>
+      <w:r>
+        <w:t>Try the question before opening its worked explanation.</w:t>
+      </w:r>
+    </w:p>
+    <w:p>
+      <w:pPr>
+        <w:pStyle w:val="Heading2"/>
+      </w:pPr>
+      <w:r>
+        <w:t>Read the supplied case and question</w:t>
+      </w:r>
+    </w:p>
+    <w:p>
+      <w:pPr>
+        <w:spacing w:line="336" w:lineRule="auto" w:after="180"/>
+      </w:pPr>
+      <w:r>
+        <w:rPr>
+          <w:b w:val="0"/>
+        </w:rPr>
+        <w:t xml:space="preserve">Brief: large tree left, small bicycle right, open sky above. </w:t>
       </w:r>
       <w:r>
         <w:rPr>
           <w:b/>
         </w:rPr>
-        <w:t>evidence</w:t>
+        <w:t>Output</w:t>
       </w:r>
       <w:r>
         <w:rPr>
           <w:b w:val="0"/>
         </w:rPr>
-        <w:t>.</w:t>
+        <w:t xml:space="preserve"> puts bicycle left.</w:t>
+      </w:r>
+    </w:p>
+    <w:p>
+      <w:pPr>
+        <w:spacing w:line="336" w:lineRule="auto" w:after="180"/>
+      </w:pPr>
+      <w:r>
+        <w:rPr>
+          <w:b w:val="0"/>
+        </w:rPr>
+        <w:t>Create a visual checklist.</w:t>
+      </w:r>
+    </w:p>
+    <w:p>
+      <w:pPr>
+        <w:pStyle w:val="Heading2"/>
+      </w:pPr>
+      <w:r>
+        <w:t>Your explanation</w:t>
+      </w:r>
+    </w:p>
+    <w:p>
+      <w:pPr>
+        <w:pStyle w:val="ListBullet"/>
+      </w:pPr>
+      <w:r>
+        <w:t>Which detail supports the answer, and why does it matter?</w:t>
       </w:r>
     </w:p>
     <w:p>
@@ -4485,674 +6357,75 @@
         <w:pStyle w:val="Heading3"/>
       </w:pPr>
       <w:r>
-        <w:t>Trace the system</w:t>
+        <w:t>Write or draw your reasoning and evidence.</w:t>
+      </w:r>
+    </w:p>
+    <w:p>
+      <w:r>
+        <w:t>________________________________________________________________</w:t>
+      </w:r>
+    </w:p>
+    <w:p>
+      <w:r>
+        <w:t>________________________________________________________________</w:t>
+      </w:r>
+    </w:p>
+    <w:p>
+      <w:r>
+        <w:t>________________________________________________________________</w:t>
+      </w:r>
+    </w:p>
+    <w:p>
+      <w:r>
+        <w:t>________________________________________________________________</w:t>
+      </w:r>
+    </w:p>
+    <w:p>
+      <w:r>
+        <w:t>________________________________________________________________</w:t>
+      </w:r>
+    </w:p>
+    <w:p>
+      <w:pPr>
+        <w:pStyle w:val="Heading2"/>
+      </w:pPr>
+      <w:r>
+        <w:t>Check after trying · reference / check after trying</w:t>
       </w:r>
     </w:p>
     <w:p>
       <w:pPr>
         <w:spacing w:line="336" w:lineRule="auto" w:after="180"/>
-        <w:shd w:fill="EDF7F3"/>
       </w:pPr>
       <w:r>
         <w:rPr>
           <w:b w:val="0"/>
         </w:rPr>
-        <w:t xml:space="preserve">SYSTEM MAP  Learner need → prompt/schema → approved sources/retrieval → model/tool → structured answer → verification → </w:t>
+        <w:t xml:space="preserve">Check </w:t>
       </w:r>
       <w:r>
         <w:rPr>
           <w:b/>
         </w:rPr>
-        <w:t>human decision</w:t>
-      </w:r>
-    </w:p>
-    <w:p>
-      <w:pPr>
-        <w:spacing w:line="336" w:lineRule="auto" w:after="180"/>
-        <w:shd w:fill="F5F1FB"/>
-      </w:pPr>
+        <w:t>subject</w:t>
+      </w:r>
       <w:r>
         <w:rPr>
           <w:b w:val="0"/>
         </w:rPr>
-        <w:t>What will you add, change, or verify in the project this week?</w:t>
-      </w:r>
-    </w:p>
-    <w:p>
-      <w:pPr>
-        <w:pStyle w:val="Heading3"/>
-      </w:pPr>
-      <w:r>
-        <w:t>Write or draw your reasoning and evidence.</w:t>
-      </w:r>
-    </w:p>
-    <w:p>
-      <w:r>
-        <w:t>________________________________________________________________</w:t>
-      </w:r>
-    </w:p>
-    <w:p>
-      <w:r>
-        <w:t>________________________________________________________________</w:t>
-      </w:r>
-    </w:p>
-    <w:p>
-      <w:r>
-        <w:t>________________________________________________________________</w:t>
-      </w:r>
-    </w:p>
-    <w:p>
-      <w:r>
-        <w:t>________________________________________________________________</w:t>
-      </w:r>
-    </w:p>
-    <w:p>
-      <w:r>
-        <w:t>________________________________________________________________</w:t>
-      </w:r>
-    </w:p>
-    <w:p>
-      <w:pPr>
-        <w:spacing w:line="336" w:lineRule="auto" w:after="180"/>
-        <w:shd w:fill="F5F1FB"/>
-      </w:pPr>
+        <w:t xml:space="preserve">s, relative size, positions and sky separately. The position violates composition even if </w:t>
+      </w:r>
+      <w:r>
+        <w:rPr>
+          <w:b/>
+        </w:rPr>
+        <w:t>subject</w:t>
+      </w:r>
       <w:r>
         <w:rPr>
           <w:b w:val="0"/>
         </w:rPr>
-        <w:t xml:space="preserve">What should remain under </w:t>
-      </w:r>
-      <w:r>
-        <w:rPr>
-          <w:b/>
-        </w:rPr>
-        <w:t>human control</w:t>
-      </w:r>
-      <w:r>
-        <w:rPr>
-          <w:b w:val="0"/>
-        </w:rPr>
-        <w:t>?</w:t>
-      </w:r>
-    </w:p>
-    <w:p>
-      <w:pPr>
-        <w:pStyle w:val="Heading3"/>
-      </w:pPr>
-      <w:r>
-        <w:t>Write or draw your reasoning and evidence.</w:t>
-      </w:r>
-    </w:p>
-    <w:p>
-      <w:r>
-        <w:t>________________________________________________________________</w:t>
-      </w:r>
-    </w:p>
-    <w:p>
-      <w:r>
-        <w:t>________________________________________________________________</w:t>
-      </w:r>
-    </w:p>
-    <w:p>
-      <w:r>
-        <w:t>________________________________________________________________</w:t>
-      </w:r>
-    </w:p>
-    <w:p>
-      <w:r>
-        <w:t>________________________________________________________________</w:t>
-      </w:r>
-    </w:p>
-    <w:p>
-      <w:r>
-        <w:t>________________________________________________________________</w:t>
-      </w:r>
-    </w:p>
-    <w:p>
-      <w:pPr>
-        <w:pStyle w:val="Heading3"/>
-      </w:pPr>
-      <w:r>
-        <w:t>Responsible design</w:t>
-      </w:r>
-    </w:p>
-    <w:p>
-      <w:pPr>
-        <w:spacing w:line="336" w:lineRule="auto" w:after="180"/>
-        <w:shd w:fill="FFF5E6"/>
-      </w:pPr>
-      <w:r>
-        <w:rPr>
-          <w:b w:val="0"/>
-        </w:rPr>
-        <w:t xml:space="preserve">RESPONSIBLE DESIGN  Collect only necessary information. Show uncertainty and limits. Never confuse fluent </w:t>
-      </w:r>
-      <w:r>
-        <w:rPr>
-          <w:b/>
-        </w:rPr>
-        <w:t>output</w:t>
-      </w:r>
-      <w:r>
-        <w:rPr>
-          <w:b w:val="0"/>
-        </w:rPr>
-        <w:t xml:space="preserve"> with verified truth.</w:t>
-      </w:r>
-    </w:p>
-    <w:p>
-      <w:pPr>
-        <w:pStyle w:val="Heading3"/>
-      </w:pPr>
-      <w:r>
-        <w:t>Evidence for your project</w:t>
-      </w:r>
-    </w:p>
-    <w:p>
-      <w:pPr>
-        <w:spacing w:line="336" w:lineRule="auto" w:after="180"/>
-      </w:pPr>
-      <w:r>
-        <w:rPr>
-          <w:b w:val="0"/>
-        </w:rPr>
-        <w:t>Create Study Buddy diagram rubrics covering counts, readable labels, containment, order and meaningful arrow direction.</w:t>
-      </w:r>
-    </w:p>
-    <w:p>
-      <w:pPr>
-        <w:pStyle w:val="Heading1"/>
-      </w:pPr>
-      <w:r>
-        <w:t>12. Show what you know</w:t>
-      </w:r>
-    </w:p>
-    <w:p>
-      <w:r>
-        <w:t>Use a genuinely new case for independent evidence. Previously discussed examples remain practice; use the separately named independent case before feedback.</w:t>
-      </w:r>
-    </w:p>
-    <w:p>
-      <w:pPr>
-        <w:pStyle w:val="Heading3"/>
-      </w:pPr>
-      <w:r>
-        <w:t>Independent evidence</w:t>
-      </w:r>
-    </w:p>
-    <w:p>
-      <w:pPr>
-        <w:spacing w:line="336" w:lineRule="auto" w:after="180"/>
-        <w:shd w:fill="FFF5E6"/>
-      </w:pPr>
-      <w:r>
-        <w:rPr>
-          <w:b w:val="0"/>
-        </w:rPr>
-        <w:t>INDEPENDENT MASTERY PROOF</w:t>
-      </w:r>
-    </w:p>
-    <w:p>
-      <w:pPr>
-        <w:spacing w:line="336" w:lineRule="auto" w:after="180"/>
-      </w:pPr>
-      <w:r>
-        <w:rPr>
-          <w:b w:val="0"/>
-        </w:rPr>
-        <w:t>Explain • Transfer • Test • Defend</w:t>
-      </w:r>
-    </w:p>
-    <w:p>
-      <w:pPr>
-        <w:spacing w:line="336" w:lineRule="auto" w:after="180"/>
-      </w:pPr>
-      <w:r>
-        <w:rPr>
-          <w:b w:val="0"/>
-        </w:rPr>
-        <w:t>Complete this page without copying the worked example. Your reasoning matters more than decoration.</w:t>
-      </w:r>
-    </w:p>
-    <w:p>
-      <w:r>
-        <w:drawing>
-          <wp:inline xmlns:a="http://schemas.openxmlformats.org/drawingml/2006/main" xmlns:pic="http://schemas.openxmlformats.org/drawingml/2006/picture">
-            <wp:extent cx="5486400" cy="1901952"/>
-            <wp:docPr id="21" name="Picture 21" descr="Independent proof graphic for Visual Composition"/>
-            <wp:cNvGraphicFramePr>
-              <a:graphicFrameLocks noChangeAspect="1"/>
-            </wp:cNvGraphicFramePr>
-            <a:graphic>
-              <a:graphicData uri="http://schemas.openxmlformats.org/drawingml/2006/picture">
-                <pic:pic>
-                  <pic:nvPicPr>
-                    <pic:cNvPr id="0" name="351e271a1d03f6f86e8be3612cd9d48423a90290c284e035afec5fb8f92c60d4.png"/>
-                    <pic:cNvPicPr/>
-                  </pic:nvPicPr>
-                  <pic:blipFill>
-                    <a:blip r:embed="rId28"/>
-                    <a:stretch>
-                      <a:fillRect/>
-                    </a:stretch>
-                  </pic:blipFill>
-                  <pic:spPr>
-                    <a:xfrm>
-                      <a:off x="0" y="0"/>
-                      <a:ext cx="5486400" cy="1901952"/>
-                    </a:xfrm>
-                    <a:prstGeom prst="rect"/>
-                  </pic:spPr>
-                </pic:pic>
-              </a:graphicData>
-            </a:graphic>
-          </wp:inline>
-        </w:drawing>
-      </w:r>
-    </w:p>
-    <w:p>
-      <w:pPr>
-        <w:pStyle w:val="Heading3"/>
-      </w:pPr>
-      <w:r>
-        <w:t>Try a more demanding case</w:t>
-      </w:r>
-    </w:p>
-    <w:p>
-      <w:pPr>
-        <w:spacing w:line="336" w:lineRule="auto" w:after="180"/>
-        <w:shd w:fill="F5F1FB"/>
-      </w:pPr>
-      <w:r>
-        <w:rPr>
-          <w:b w:val="0"/>
-        </w:rPr>
-        <w:t>CHALLENGE  Diagnose and repair three ambiguous visual prompts.</w:t>
-      </w:r>
-    </w:p>
-    <w:p>
-      <w:pPr>
-        <w:spacing w:line="336" w:lineRule="auto" w:after="180"/>
-        <w:shd w:fill="F4F9FC"/>
-      </w:pPr>
-      <w:r>
-        <w:rPr>
-          <w:b w:val="0"/>
-        </w:rPr>
-        <w:t>1. My fresh example, trace, calculation, or design:</w:t>
-      </w:r>
-    </w:p>
-    <w:p>
-      <w:pPr>
-        <w:pStyle w:val="Heading3"/>
-      </w:pPr>
-      <w:r>
-        <w:t>Write or draw your reasoning and evidence.</w:t>
-      </w:r>
-    </w:p>
-    <w:p>
-      <w:r>
-        <w:t>________________________________________________________________</w:t>
-      </w:r>
-    </w:p>
-    <w:p>
-      <w:r>
-        <w:t>________________________________________________________________</w:t>
-      </w:r>
-    </w:p>
-    <w:p>
-      <w:r>
-        <w:t>________________________________________________________________</w:t>
-      </w:r>
-    </w:p>
-    <w:p>
-      <w:r>
-        <w:t>________________________________________________________________</w:t>
-      </w:r>
-    </w:p>
-    <w:p>
-      <w:r>
-        <w:t>________________________________________________________________</w:t>
-      </w:r>
-    </w:p>
-    <w:p>
-      <w:pPr>
-        <w:spacing w:line="336" w:lineRule="auto" w:after="180"/>
-        <w:shd w:fill="F4F9FC"/>
-      </w:pPr>
-      <w:r>
-        <w:rPr>
-          <w:b w:val="0"/>
-        </w:rPr>
-        <w:t xml:space="preserve">2. My </w:t>
-      </w:r>
-      <w:r>
-        <w:rPr>
-          <w:b/>
-        </w:rPr>
-        <w:t>evidence</w:t>
-      </w:r>
-      <w:r>
-        <w:rPr>
-          <w:b w:val="0"/>
-        </w:rPr>
-        <w:t xml:space="preserve"> that it works (include a boundary or missing-data case):</w:t>
-      </w:r>
-    </w:p>
-    <w:p>
-      <w:pPr>
-        <w:pStyle w:val="Heading3"/>
-      </w:pPr>
-      <w:r>
-        <w:t>Write or draw your reasoning and evidence.</w:t>
-      </w:r>
-    </w:p>
-    <w:p>
-      <w:r>
-        <w:t>________________________________________________________________</w:t>
-      </w:r>
-    </w:p>
-    <w:p>
-      <w:r>
-        <w:t>________________________________________________________________</w:t>
-      </w:r>
-    </w:p>
-    <w:p>
-      <w:r>
-        <w:t>________________________________________________________________</w:t>
-      </w:r>
-    </w:p>
-    <w:p>
-      <w:r>
-        <w:t>________________________________________________________________</w:t>
-      </w:r>
-    </w:p>
-    <w:p>
-      <w:r>
-        <w:t>________________________________________________________________</w:t>
-      </w:r>
-    </w:p>
-    <w:p>
-      <w:pPr>
-        <w:spacing w:line="336" w:lineRule="auto" w:after="180"/>
-        <w:shd w:fill="F4F9FC"/>
-      </w:pPr>
-      <w:r>
-        <w:rPr>
-          <w:b w:val="0"/>
-        </w:rPr>
-        <w:t>3. One limitation, fairness concern, or situation needing human review:</w:t>
-      </w:r>
-    </w:p>
-    <w:p>
-      <w:pPr>
-        <w:pStyle w:val="Heading3"/>
-      </w:pPr>
-      <w:r>
-        <w:t>Write or draw your reasoning and evidence.</w:t>
-      </w:r>
-    </w:p>
-    <w:p>
-      <w:r>
-        <w:t>________________________________________________________________</w:t>
-      </w:r>
-    </w:p>
-    <w:p>
-      <w:r>
-        <w:t>________________________________________________________________</w:t>
-      </w:r>
-    </w:p>
-    <w:p>
-      <w:r>
-        <w:t>________________________________________________________________</w:t>
-      </w:r>
-    </w:p>
-    <w:p>
-      <w:r>
-        <w:t>________________________________________________________________</w:t>
-      </w:r>
-    </w:p>
-    <w:p>
-      <w:r>
-        <w:t>________________________________________________________________</w:t>
-      </w:r>
-    </w:p>
-    <w:p>
-      <w:pPr>
-        <w:pStyle w:val="Heading3"/>
-      </w:pPr>
-      <w:r>
-        <w:t>Check your explanation</w:t>
-      </w:r>
-    </w:p>
-    <w:p>
-      <w:pPr>
-        <w:spacing w:line="336" w:lineRule="auto" w:after="180"/>
-        <w:shd w:fill="F5F1FB"/>
-      </w:pPr>
-      <w:r>
-        <w:rPr>
-          <w:b w:val="0"/>
-        </w:rPr>
-        <w:t xml:space="preserve">SELF-CHECK  □ I explained the </w:t>
-      </w:r>
-      <w:r>
-        <w:rPr>
-          <w:b/>
-        </w:rPr>
-        <w:t>mechanism</w:t>
-      </w:r>
-      <w:r>
-        <w:rPr>
-          <w:b w:val="0"/>
-        </w:rPr>
-        <w:t xml:space="preserve">  □ I used </w:t>
-      </w:r>
-      <w:r>
-        <w:rPr>
-          <w:b/>
-        </w:rPr>
-        <w:t>evidence</w:t>
-      </w:r>
-      <w:r>
-        <w:rPr>
-          <w:b w:val="0"/>
-        </w:rPr>
-        <w:t xml:space="preserve">  □ I tested a fresh case  □ I named a limitation  □ I can answer ‘why?’</w:t>
-      </w:r>
-    </w:p>
-    <w:p>
-      <w:pPr>
-        <w:pStyle w:val="Heading1"/>
-      </w:pPr>
-      <w:r>
-        <w:t>13. Study a complete case</w:t>
-      </w:r>
-    </w:p>
-    <w:p>
-      <w:r>
-        <w:t>Revisit the complete Visual Composition case for supported practice. Repeated examples do not become fresh assessments.</w:t>
-      </w:r>
-    </w:p>
-    <w:p>
-      <w:pPr>
-        <w:pStyle w:val="Heading3"/>
-      </w:pPr>
-      <w:r>
-        <w:t>Week 11 Worked case</w:t>
-      </w:r>
-    </w:p>
-    <w:p>
-      <w:pPr>
-        <w:spacing w:line="336" w:lineRule="auto" w:after="180"/>
-      </w:pPr>
-      <w:r>
-        <w:rPr>
-          <w:b w:val="0"/>
-        </w:rPr>
-        <w:t>Use the supplied details to practise the weekly concept before attempting the independent question. This case extends the illustrated lesson.</w:t>
-      </w:r>
-    </w:p>
-    <w:p>
-      <w:pPr>
-        <w:pStyle w:val="Heading3"/>
-      </w:pPr>
-      <w:r>
-        <w:t>The situation</w:t>
-      </w:r>
-    </w:p>
-    <w:p>
-      <w:pPr>
-        <w:spacing w:line="336" w:lineRule="auto" w:after="180"/>
-      </w:pPr>
-      <w:r>
-        <w:rPr>
-          <w:b w:val="0"/>
-        </w:rPr>
-        <w:t xml:space="preserve">Brief: large tree left, small bicycle right, open sky above. </w:t>
-      </w:r>
-      <w:r>
-        <w:rPr>
-          <w:b/>
-        </w:rPr>
-        <w:t>Output</w:t>
-      </w:r>
-      <w:r>
-        <w:rPr>
-          <w:b w:val="0"/>
-        </w:rPr>
-        <w:t xml:space="preserve"> puts bicycle left.</w:t>
-      </w:r>
-    </w:p>
-    <w:p>
-      <w:pPr>
-        <w:pStyle w:val="Heading3"/>
-      </w:pPr>
-      <w:r>
-        <w:t>The question</w:t>
-      </w:r>
-    </w:p>
-    <w:p>
-      <w:pPr>
-        <w:spacing w:line="336" w:lineRule="auto" w:after="180"/>
-      </w:pPr>
-      <w:r>
-        <w:rPr>
-          <w:b w:val="0"/>
-        </w:rPr>
-        <w:t>Create a visual checklist.</w:t>
-      </w:r>
-    </w:p>
-    <w:p>
-      <w:pPr>
-        <w:pStyle w:val="Heading3"/>
-      </w:pPr>
-      <w:r>
-        <w:t>Worked explanation</w:t>
-      </w:r>
-    </w:p>
-    <w:p>
-      <w:pPr>
-        <w:spacing w:line="336" w:lineRule="auto" w:after="180"/>
-      </w:pPr>
-      <w:r>
-        <w:rPr>
-          <w:b w:val="0"/>
-        </w:rPr>
-        <w:t xml:space="preserve">Check </w:t>
-      </w:r>
-      <w:r>
-        <w:rPr>
-          <w:b/>
-        </w:rPr>
-        <w:t>subject</w:t>
-      </w:r>
-      <w:r>
-        <w:rPr>
-          <w:b w:val="0"/>
-        </w:rPr>
-        <w:t xml:space="preserve">s, relative size, positions and sky separately. The position violates composition even if </w:t>
-      </w:r>
-      <w:r>
-        <w:rPr>
-          <w:b/>
-        </w:rPr>
-        <w:t>subject</w:t>
-      </w:r>
-      <w:r>
-        <w:rPr>
-          <w:b w:val="0"/>
-        </w:rPr>
         <w:t>s exist.</w:t>
-      </w:r>
-    </w:p>
-    <w:p>
-      <w:pPr>
-        <w:pStyle w:val="Heading3"/>
-      </w:pPr>
-      <w:r>
-        <w:t>Explain it in your own words</w:t>
-      </w:r>
-    </w:p>
-    <w:p>
-      <w:pPr>
-        <w:spacing w:line="336" w:lineRule="auto" w:after="180"/>
-        <w:shd w:fill="F5F1FB"/>
-      </w:pPr>
-      <w:r>
-        <w:rPr>
-          <w:b w:val="0"/>
-        </w:rPr>
-        <w:t>Which detail supports the answer, and why does it matter?</w:t>
-      </w:r>
-    </w:p>
-    <w:p>
-      <w:pPr>
-        <w:pStyle w:val="Heading3"/>
-      </w:pPr>
-      <w:r>
-        <w:t>Write or draw your reasoning and evidence.</w:t>
-      </w:r>
-    </w:p>
-    <w:p>
-      <w:r>
-        <w:t>________________________________________________________________</w:t>
-      </w:r>
-    </w:p>
-    <w:p>
-      <w:r>
-        <w:t>________________________________________________________________</w:t>
-      </w:r>
-    </w:p>
-    <w:p>
-      <w:r>
-        <w:t>________________________________________________________________</w:t>
-      </w:r>
-    </w:p>
-    <w:p>
-      <w:r>
-        <w:t>________________________________________________________________</w:t>
-      </w:r>
-    </w:p>
-    <w:p>
-      <w:r>
-        <w:t>________________________________________________________________</w:t>
-      </w:r>
-    </w:p>
-    <w:p>
-      <w:pPr>
-        <w:pStyle w:val="Heading3"/>
-      </w:pPr>
-      <w:r>
-        <w:t>Trace the supplied case visually</w:t>
-      </w:r>
-    </w:p>
-    <w:p>
-      <w:pPr>
-        <w:pStyle w:val="Heading3"/>
-      </w:pPr>
-      <w:r>
-        <w:t>Map the brief to regions</w:t>
       </w:r>
     </w:p>
     <w:tbl>
@@ -5259,12 +6532,87 @@
     </w:tbl>
     <w:p>
       <w:pPr>
+        <w:pStyle w:val="Heading2"/>
+      </w:pPr>
+      <w:r>
+        <w:t>Earlier wording, alternatives and picture transcripts · reference / check after trying</w:t>
+      </w:r>
+    </w:p>
+    <w:p>
+      <w:pPr>
+        <w:pStyle w:val="Heading3"/>
+      </w:pPr>
+      <w:r>
+        <w:t>Week 11 Worked case</w:t>
+      </w:r>
+    </w:p>
+    <w:p>
+      <w:pPr>
         <w:spacing w:line="336" w:lineRule="auto" w:after="180"/>
       </w:pPr>
       <w:r>
         <w:rPr>
           <w:b w:val="0"/>
         </w:rPr>
+        <w:t>Use the supplied details to practise the weekly concept before attempting the independent question. This case extends the illustrated lesson.</w:t>
+      </w:r>
+    </w:p>
+    <w:p>
+      <w:pPr>
+        <w:pStyle w:val="Heading3"/>
+      </w:pPr>
+      <w:r>
+        <w:t>The situation</w:t>
+      </w:r>
+    </w:p>
+    <w:p>
+      <w:pPr>
+        <w:pStyle w:val="Heading3"/>
+      </w:pPr>
+      <w:r>
+        <w:t>The question</w:t>
+      </w:r>
+    </w:p>
+    <w:p>
+      <w:pPr>
+        <w:pStyle w:val="Heading3"/>
+      </w:pPr>
+      <w:r>
+        <w:t>Worked explanation</w:t>
+      </w:r>
+    </w:p>
+    <w:p>
+      <w:pPr>
+        <w:pStyle w:val="Heading3"/>
+      </w:pPr>
+      <w:r>
+        <w:t>Explain it in your own words</w:t>
+      </w:r>
+    </w:p>
+    <w:p>
+      <w:pPr>
+        <w:pStyle w:val="Heading3"/>
+      </w:pPr>
+      <w:r>
+        <w:t>Trace the supplied case visually</w:t>
+      </w:r>
+    </w:p>
+    <w:p>
+      <w:pPr>
+        <w:pStyle w:val="Heading3"/>
+      </w:pPr>
+      <w:r>
+        <w:t>Map the brief to regions</w:t>
+      </w:r>
+    </w:p>
+    <w:p>
+      <w:pPr>
+        <w:spacing w:line="336" w:lineRule="auto" w:after="180"/>
+      </w:pPr>
+      <w:r>
+        <w:rPr>
+          <w:b w:val="0"/>
+        </w:rPr>
         <w:t xml:space="preserve">Brief: large tree left, small bicycle right, open sky above. </w:t>
       </w:r>
       <w:r>
@@ -5331,477 +6679,20 @@
         <w:pStyle w:val="Heading1"/>
       </w:pPr>
       <w:r>
-        <w:t>14. Try a new case independently</w:t>
-      </w:r>
-    </w:p>
-    <w:p>
-      <w:r>
-        <w:t>Attempt the reserved new case before feedback. Record support; the earlier examples below remain additional practice.</w:t>
-      </w:r>
-    </w:p>
-    <w:p>
-      <w:pPr>
-        <w:pStyle w:val="Heading3"/>
-      </w:pPr>
-      <w:r>
-        <w:t>Independent case: Changed independent case</w:t>
-      </w:r>
-    </w:p>
-    <w:p>
-      <w:pPr>
-        <w:spacing w:line="336" w:lineRule="auto" w:after="180"/>
-      </w:pPr>
-      <w:r>
-        <w:rPr>
-          <w:b w:val="0"/>
-        </w:rPr>
-        <w:t>A supplied drawing description says three stars are above a triangle, while a circle crosses the edge of a rectangle. The brief requires three stars above the triangle and the circle fully inside the rectangle.</w:t>
-      </w:r>
-    </w:p>
-    <w:p>
-      <w:pPr>
-        <w:spacing w:line="336" w:lineRule="auto" w:after="180"/>
-      </w:pPr>
-      <w:r>
-        <w:rPr>
-          <w:b w:val="0"/>
-        </w:rPr>
-        <w:t>Evaluate this description.</w:t>
-      </w:r>
-    </w:p>
-    <w:p>
-      <w:pPr>
-        <w:pStyle w:val="Heading3"/>
-      </w:pPr>
-      <w:r>
-        <w:t>My independent explanation, trace and limits</w:t>
-      </w:r>
-    </w:p>
-    <w:p>
-      <w:r>
-        <w:t>________________________________________________________________</w:t>
-      </w:r>
-    </w:p>
-    <w:p>
-      <w:r>
-        <w:t>________________________________________________________________</w:t>
-      </w:r>
-    </w:p>
-    <w:p>
-      <w:r>
-        <w:t>________________________________________________________________</w:t>
-      </w:r>
-    </w:p>
-    <w:p>
-      <w:r>
-        <w:t>________________________________________________________________</w:t>
-      </w:r>
-    </w:p>
-    <w:p>
-      <w:r>
-        <w:t>________________________________________________________________</w:t>
-      </w:r>
-    </w:p>
-    <w:p>
-      <w:r>
-        <w:t>________________________________________________________________</w:t>
-      </w:r>
-    </w:p>
-    <w:p>
-      <w:r>
-        <w:t>________________________________________________________________</w:t>
-      </w:r>
-    </w:p>
-    <w:p>
-      <w:pPr>
-        <w:spacing w:line="336" w:lineRule="auto" w:after="180"/>
-      </w:pPr>
-      <w:r>
-        <w:rPr>
-          <w:b w:val="0"/>
-        </w:rPr>
-        <w:t>Attempt this case before feedback. Record any help. Earlier examples below are further practice; a case already practised with feedback cannot establish fresh transfer.</w:t>
-      </w:r>
-    </w:p>
-    <w:p>
-      <w:pPr>
-        <w:pStyle w:val="Heading3"/>
-      </w:pPr>
-      <w:r>
-        <w:t>Week 11 Independent application</w:t>
-      </w:r>
-    </w:p>
-    <w:p>
-      <w:pPr>
-        <w:spacing w:line="336" w:lineRule="auto" w:after="180"/>
-      </w:pPr>
-      <w:r>
-        <w:rPr>
-          <w:b w:val="0"/>
-        </w:rPr>
-        <w:t>Close the worked explanation. Apply the idea to this different question without copying.</w:t>
-      </w:r>
-    </w:p>
-    <w:p>
-      <w:pPr>
-        <w:spacing w:line="336" w:lineRule="auto" w:after="180"/>
-      </w:pPr>
-      <w:r>
-        <w:rPr>
-          <w:b w:val="0"/>
-        </w:rPr>
-        <w:t>A poster puts pale yellow labels on white and hides the main object behind decorations. Suggest two revisions and how to check them.</w:t>
-      </w:r>
-    </w:p>
-    <w:p>
-      <w:pPr>
-        <w:spacing w:line="336" w:lineRule="auto" w:after="180"/>
-      </w:pPr>
-      <w:r>
-        <w:rPr>
-          <w:b w:val="0"/>
-        </w:rPr>
-        <w:t xml:space="preserve">My answer, with a trace, calculation or supporting </w:t>
-      </w:r>
-      <w:r>
-        <w:rPr>
-          <w:b/>
-        </w:rPr>
-        <w:t>evidence</w:t>
-      </w:r>
-    </w:p>
-    <w:p>
-      <w:pPr>
-        <w:pStyle w:val="Heading3"/>
-      </w:pPr>
-      <w:r>
-        <w:t>Write or draw your reasoning and evidence.</w:t>
-      </w:r>
-    </w:p>
-    <w:p>
-      <w:r>
-        <w:t>________________________________________________________________</w:t>
-      </w:r>
-    </w:p>
-    <w:p>
-      <w:r>
-        <w:t>________________________________________________________________</w:t>
-      </w:r>
-    </w:p>
-    <w:p>
-      <w:r>
-        <w:t>________________________________________________________________</w:t>
-      </w:r>
-    </w:p>
-    <w:p>
-      <w:r>
-        <w:t>________________________________________________________________</w:t>
-      </w:r>
-    </w:p>
-    <w:p>
-      <w:r>
-        <w:t>________________________________________________________________</w:t>
-      </w:r>
-    </w:p>
-    <w:p>
-      <w:pPr>
-        <w:pStyle w:val="Heading3"/>
-      </w:pPr>
-      <w:r>
-        <w:t>Create and test</w:t>
-      </w:r>
-    </w:p>
-    <w:p>
-      <w:pPr>
-        <w:spacing w:line="336" w:lineRule="auto" w:after="180"/>
-      </w:pPr>
-      <w:r>
-        <w:rPr>
-          <w:b w:val="0"/>
-        </w:rPr>
-        <w:t>Change one relevant detail. Predict the result before testing. Include a boundary or missing-information case when it helps reveal a limit.</w:t>
-      </w:r>
-    </w:p>
-    <w:p>
-      <w:pPr>
-        <w:spacing w:line="336" w:lineRule="auto" w:after="180"/>
-      </w:pPr>
-      <w:r>
-        <w:rPr>
-          <w:b w:val="0"/>
-        </w:rPr>
-        <w:t xml:space="preserve">My changed </w:t>
-      </w:r>
-      <w:r>
-        <w:rPr>
-          <w:b/>
-        </w:rPr>
-        <w:t>input</w:t>
-      </w:r>
-      <w:r>
-        <w:rPr>
-          <w:b w:val="0"/>
-        </w:rPr>
-        <w:t xml:space="preserve"> and expected result</w:t>
-      </w:r>
-    </w:p>
-    <w:p>
-      <w:pPr>
-        <w:pStyle w:val="Heading3"/>
-      </w:pPr>
-      <w:r>
-        <w:t>Write or draw your reasoning and evidence.</w:t>
-      </w:r>
-    </w:p>
-    <w:p>
-      <w:r>
-        <w:t>________________________________________________________________</w:t>
-      </w:r>
-    </w:p>
-    <w:p>
-      <w:r>
-        <w:t>________________________________________________________________</w:t>
-      </w:r>
-    </w:p>
-    <w:p>
-      <w:r>
-        <w:t>________________________________________________________________</w:t>
-      </w:r>
-    </w:p>
-    <w:p>
-      <w:r>
-        <w:t>________________________________________________________________</w:t>
-      </w:r>
-    </w:p>
-    <w:p>
-      <w:r>
-        <w:t>________________________________________________________________</w:t>
-      </w:r>
-    </w:p>
-    <w:p>
-      <w:pPr>
-        <w:pStyle w:val="Heading3"/>
-      </w:pPr>
-      <w:r>
-        <w:t>Connect to your project</w:t>
-      </w:r>
-    </w:p>
-    <w:p>
-      <w:pPr>
-        <w:spacing w:line="336" w:lineRule="auto" w:after="180"/>
-      </w:pPr>
-      <w:r>
-        <w:rPr>
-          <w:b w:val="0"/>
-        </w:rPr>
-        <w:t xml:space="preserve">Create age-fit explanatory visuals with labeled purpose and no invented documentary </w:t>
-      </w:r>
-      <w:r>
-        <w:rPr>
-          <w:b/>
-        </w:rPr>
-        <w:t>evidence</w:t>
-      </w:r>
-      <w:r>
-        <w:rPr>
-          <w:b w:val="0"/>
-        </w:rPr>
-        <w:t>.</w:t>
-      </w:r>
-    </w:p>
-    <w:p>
-      <w:pPr>
-        <w:spacing w:line="336" w:lineRule="auto" w:after="180"/>
-      </w:pPr>
-      <w:r>
-        <w:rPr>
-          <w:b w:val="0"/>
-        </w:rPr>
-        <w:t xml:space="preserve">The </w:t>
-      </w:r>
-      <w:r>
-        <w:rPr>
-          <w:b/>
-        </w:rPr>
-        <w:t>evidence</w:t>
-      </w:r>
-      <w:r>
-        <w:rPr>
-          <w:b w:val="0"/>
-        </w:rPr>
-        <w:t xml:space="preserve"> I will keep</w:t>
-      </w:r>
-    </w:p>
-    <w:p>
-      <w:pPr>
-        <w:pStyle w:val="Heading3"/>
-      </w:pPr>
-      <w:r>
-        <w:t>Write or draw your reasoning and evidence.</w:t>
-      </w:r>
-    </w:p>
-    <w:p>
-      <w:r>
-        <w:t>________________________________________________________________</w:t>
-      </w:r>
-    </w:p>
-    <w:p>
-      <w:r>
-        <w:t>________________________________________________________________</w:t>
-      </w:r>
-    </w:p>
-    <w:p>
-      <w:r>
-        <w:t>________________________________________________________________</w:t>
-      </w:r>
-    </w:p>
-    <w:p>
-      <w:r>
-        <w:t>________________________________________________________________</w:t>
-      </w:r>
-    </w:p>
-    <w:p>
-      <w:r>
-        <w:t>________________________________________________________________</w:t>
-      </w:r>
-    </w:p>
-    <w:p>
-      <w:pPr>
-        <w:spacing w:line="336" w:lineRule="auto" w:after="180"/>
-      </w:pPr>
-      <w:r>
-        <w:rPr>
-          <w:b w:val="0"/>
-        </w:rPr>
-        <w:t xml:space="preserve">Your teacher has the independent answer and scoring criteria. Complete the matching workbook week to keep your practice </w:t>
-      </w:r>
-      <w:r>
-        <w:rPr>
-          <w:b/>
-        </w:rPr>
-        <w:t>evidence</w:t>
-      </w:r>
-      <w:r>
-        <w:rPr>
-          <w:b w:val="0"/>
-        </w:rPr>
-        <w:t xml:space="preserve"> together.</w:t>
-      </w:r>
-    </w:p>
-    <w:p>
-      <w:pPr>
-        <w:pStyle w:val="Heading3"/>
-      </w:pPr>
-      <w:r>
-        <w:t>Transfer practice from the original programme</w:t>
-      </w:r>
-    </w:p>
-    <w:p>
-      <w:pPr>
-        <w:spacing w:line="336" w:lineRule="auto" w:after="180"/>
-      </w:pPr>
-      <w:r>
-        <w:rPr>
-          <w:b w:val="0"/>
-        </w:rPr>
-        <w:t>An image brief requires two trees, a bench between them and the sun upper-right. A result has all objects but the bench is left of both trees. Write a spatial test that detects this.</w:t>
-      </w:r>
-    </w:p>
-    <w:p>
-      <w:pPr>
-        <w:pStyle w:val="Heading3"/>
-      </w:pPr>
-      <w:r>
-        <w:t>Explain the mechanism, evidence and one limit.</w:t>
-      </w:r>
-    </w:p>
-    <w:p>
-      <w:r>
-        <w:t>________________________________________________________________</w:t>
-      </w:r>
-    </w:p>
-    <w:p>
-      <w:r>
-        <w:t>________________________________________________________________</w:t>
-      </w:r>
-    </w:p>
-    <w:p>
-      <w:r>
-        <w:t>________________________________________________________________</w:t>
-      </w:r>
-    </w:p>
-    <w:p>
-      <w:r>
-        <w:t>________________________________________________________________</w:t>
-      </w:r>
-    </w:p>
-    <w:p>
-      <w:r>
-        <w:t>________________________________________________________________</w:t>
-      </w:r>
-    </w:p>
-    <w:p>
-      <w:r>
-        <w:t>________________________________________________________________</w:t>
-      </w:r>
-    </w:p>
-    <w:p>
-      <w:r>
-        <w:t>________________________________________________________________</w:t>
-      </w:r>
-    </w:p>
-    <w:p>
-      <w:pPr>
-        <w:pStyle w:val="Heading3"/>
-      </w:pPr>
-      <w:r>
-        <w:t>Use feedback to improve</w:t>
-      </w:r>
-    </w:p>
-    <w:p>
-      <w:pPr>
-        <w:spacing w:line="336" w:lineRule="auto" w:after="180"/>
-      </w:pPr>
-      <w:r>
-        <w:rPr>
-          <w:b w:val="0"/>
-        </w:rPr>
-        <w:t>Attempt the independent case before hints. Record whether you worked alone, used a hint or followed a model. After feedback, fix the first unsupported step and explain why it changed.</w:t>
-      </w:r>
-    </w:p>
-    <w:p>
-      <w:pPr>
-        <w:spacing w:line="336" w:lineRule="auto" w:after="180"/>
-      </w:pPr>
-      <w:r>
-        <w:rPr>
-          <w:b w:val="0"/>
-        </w:rPr>
-        <w:t>A later check uses a changed case, not a copied answer.</w:t>
-      </w:r>
-    </w:p>
-    <w:p>
-      <w:pPr>
-        <w:pStyle w:val="Heading1"/>
-      </w:pPr>
-      <w:r>
-        <w:t>15. Your lesson route</w:t>
-      </w:r>
-    </w:p>
-    <w:p>
-      <w:r>
-        <w:t>Use this map to navigate Visual Composition, connect the goals to tasks and keep one evidence record for each attempt.</w:t>
-      </w:r>
-    </w:p>
-    <w:p>
-      <w:pPr>
-        <w:spacing w:line="336" w:lineRule="auto" w:after="180"/>
-      </w:pPr>
-      <w:r>
-        <w:rPr>
-          <w:b w:val="0"/>
-        </w:rPr>
-        <w:t>Start with this question: A fictional Study Buddy requests a science-poster layout, then audits a supplied drawing description.</w:t>
+        <w:t>15. Reference: original lesson checklist</w:t>
+      </w:r>
+    </w:p>
+    <w:p>
+      <w:r>
+        <w:t>Use an additional checklist when it helps inspect your explanation.</w:t>
+      </w:r>
+    </w:p>
+    <w:p>
+      <w:pPr>
+        <w:pStyle w:val="Heading2"/>
+      </w:pPr>
+      <w:r>
+        <w:t>Targets and evidence</w:t>
       </w:r>
     </w:p>
     <w:tbl>
@@ -5908,6 +6799,14 @@
     </w:tbl>
     <w:p>
       <w:pPr>
+        <w:pStyle w:val="Heading2"/>
+      </w:pPr>
+      <w:r>
+        <w:t>Keep your route and first prediction</w:t>
+      </w:r>
+    </w:p>
+    <w:p>
+      <w:pPr>
         <w:spacing w:line="336" w:lineRule="auto" w:after="180"/>
       </w:pPr>
       <w:r>
@@ -5966,15 +6865,147 @@
     </w:p>
     <w:p>
       <w:pPr>
+        <w:pStyle w:val="Heading2"/>
+      </w:pPr>
+      <w:r>
+        <w:t>Earlier wording, alternatives and picture transcripts · reference / check after trying</w:t>
+      </w:r>
+    </w:p>
+    <w:p>
+      <w:pPr>
+        <w:spacing w:line="336" w:lineRule="auto" w:after="180"/>
+      </w:pPr>
+      <w:r>
+        <w:rPr>
+          <w:b w:val="0"/>
+        </w:rPr>
+        <w:t>Start with this question: A fictional Study Buddy requests a science-poster layout, then audits a supplied drawing description.</w:t>
+      </w:r>
+    </w:p>
+    <w:p>
+      <w:pPr>
         <w:pStyle w:val="Heading1"/>
       </w:pPr>
       <w:r>
-        <w:t>16. Finish and return</w:t>
-      </w:r>
-    </w:p>
-    <w:p>
-      <w:r>
-        <w:t>Explain Visual Composition without notes, identify a remaining question and plan a later check with a changed case.</w:t>
+        <w:t>17. Extra practice: pictures, repair and feedback</w:t>
+      </w:r>
+    </w:p>
+    <w:p>
+      <w:r>
+        <w:t>Attempt each question before opening its explanation. Use one browser or paper copy.</w:t>
+      </w:r>
+    </w:p>
+    <w:p>
+      <w:pPr>
+        <w:pStyle w:val="Heading2"/>
+      </w:pPr>
+      <w:r>
+        <w:t>First supported question</w:t>
+      </w:r>
+    </w:p>
+    <w:p>
+      <w:pPr>
+        <w:pStyle w:val="ListBullet"/>
+      </w:pPr>
+      <w:r>
+        <w:t>A fictional Study Buddy requests a science-poster layout, then audits a supplied drawing description.</w:t>
+      </w:r>
+    </w:p>
+    <w:p>
+      <w:pPr>
+        <w:pStyle w:val="Heading3"/>
+      </w:pPr>
+      <w:r>
+        <w:t>Practice 1: explain the deciding evidence</w:t>
+      </w:r>
+    </w:p>
+    <w:p>
+      <w:pPr>
+        <w:pStyle w:val="ListBullet"/>
+      </w:pPr>
+      <w:r>
+        <w:t>Which labelled step matches this detail? Specify bottles-left, beaker-right, arrow left-to-right; verify the revised output.</w:t>
+      </w:r>
+    </w:p>
+    <w:p>
+      <w:pPr>
+        <w:pStyle w:val="ListBullet"/>
+      </w:pPr>
+      <w:r>
+        <w:t>1. Check position</w:t>
+      </w:r>
+    </w:p>
+    <w:p>
+      <w:pPr>
+        <w:pStyle w:val="ListBullet"/>
+      </w:pPr>
+      <w:r>
+        <w:t>2. Repair brief</w:t>
+      </w:r>
+    </w:p>
+    <w:p>
+      <w:pPr>
+        <w:pStyle w:val="ListBullet"/>
+      </w:pPr>
+      <w:r>
+        <w:t>3. Count objects</w:t>
+      </w:r>
+    </w:p>
+    <w:p>
+      <w:pPr>
+        <w:pStyle w:val="ListBullet"/>
+      </w:pPr>
+      <w:r>
+        <w:t>4. Check direction</w:t>
+      </w:r>
+    </w:p>
+    <w:p>
+      <w:pPr>
+        <w:pStyle w:val="Heading3"/>
+      </w:pPr>
+      <w:r>
+        <w:t>My selected conclusion, deciding fact and explanation</w:t>
+      </w:r>
+    </w:p>
+    <w:p>
+      <w:r>
+        <w:t>________________________________________________________________</w:t>
+      </w:r>
+    </w:p>
+    <w:p>
+      <w:r>
+        <w:t>________________________________________________________________</w:t>
+      </w:r>
+    </w:p>
+    <w:p>
+      <w:r>
+        <w:t>________________________________________________________________</w:t>
+      </w:r>
+    </w:p>
+    <w:p>
+      <w:r>
+        <w:t>________________________________________________________________</w:t>
+      </w:r>
+    </w:p>
+    <w:p>
+      <w:r>
+        <w:t>________________________________________________________________</w:t>
+      </w:r>
+    </w:p>
+    <w:p>
+      <w:pPr>
+        <w:pStyle w:val="ListBullet"/>
+      </w:pPr>
+      <w:r>
+        <w:t>Hint if needed: Read the steps in the pictorial case. Match the supplied detail to the stage that performs or records it.</w:t>
+      </w:r>
+    </w:p>
+    <w:p>
+      <w:pPr>
+        <w:pStyle w:val="Heading2"/>
+      </w:pPr>
+      <w:r>
+        <w:t>Check the first explanation · reference / check after trying</w:t>
       </w:r>
     </w:p>
     <w:p>
@@ -5985,12 +7016,185 @@
         <w:rPr>
           <w:b w:val="0"/>
         </w:rPr>
-        <w:t xml:space="preserve">Close your notes. Explain this goal in your own words: Explain the </w:t>
+        <w:t xml:space="preserve">After your attempt, compare with the supported explanation: Repair brief Specify bottles-left, beaker-right, arrow left-to-right; verify the revised </w:t>
       </w:r>
       <w:r>
         <w:rPr>
           <w:b/>
         </w:rPr>
+        <w:t>output</w:t>
+      </w:r>
+      <w:r>
+        <w:rPr>
+          <w:b w:val="0"/>
+        </w:rPr>
+        <w:t>.</w:t>
+      </w:r>
+    </w:p>
+    <w:p>
+      <w:pPr>
+        <w:spacing w:line="336" w:lineRule="auto" w:after="180"/>
+      </w:pPr>
+      <w:r>
+        <w:rPr>
+          <w:b w:val="0"/>
+        </w:rPr>
+        <w:t xml:space="preserve">Having every requested object is not the same as conveying the requested </w:t>
+      </w:r>
+      <w:r>
+        <w:rPr>
+          <w:b/>
+        </w:rPr>
+        <w:t>relationship</w:t>
+      </w:r>
+      <w:r>
+        <w:rPr>
+          <w:b w:val="0"/>
+        </w:rPr>
+        <w:t>. Position and arrow direction can change a scientific explanation while object counts remain correct.</w:t>
+      </w:r>
+    </w:p>
+    <w:p>
+      <w:pPr>
+        <w:spacing w:line="336" w:lineRule="auto" w:after="180"/>
+      </w:pPr>
+      <w:r>
+        <w:rPr>
+          <w:b w:val="0"/>
+        </w:rPr>
+        <w:t>Audit the provided description honestly: no actual image was supplied, so this evaluation concerns its stated layout rather than a claimed visual inspection.</w:t>
+      </w:r>
+    </w:p>
+    <w:p>
+      <w:pPr>
+        <w:pStyle w:val="Heading2"/>
+      </w:pPr>
+      <w:r>
+        <w:t>Changed-case question</w:t>
+      </w:r>
+    </w:p>
+    <w:p>
+      <w:pPr>
+        <w:pStyle w:val="Heading3"/>
+      </w:pPr>
+      <w:r>
+        <w:t>Practice 2: explain the deciding evidence</w:t>
+      </w:r>
+    </w:p>
+    <w:p>
+      <w:pPr>
+        <w:pStyle w:val="ListBullet"/>
+      </w:pPr>
+      <w:r>
+        <w:t>Changed-case practice: Move bottles left of the beaker but keep the arrow pointing from beaker toward bottles. Which conclusion is supported by the supplied facts?</w:t>
+      </w:r>
+    </w:p>
+    <w:p>
+      <w:pPr>
+        <w:pStyle w:val="ListBullet"/>
+      </w:pPr>
+      <w:r>
+        <w:t>1. This one example guarantees correct results for every future input.</w:t>
+      </w:r>
+    </w:p>
+    <w:p>
+      <w:pPr>
+        <w:pStyle w:val="ListBullet"/>
+      </w:pPr>
+      <w:r>
+        <w:t>2. Position now passes; arrow direction still fails.</w:t>
+      </w:r>
+    </w:p>
+    <w:p>
+      <w:pPr>
+        <w:pStyle w:val="ListBullet"/>
+      </w:pPr>
+      <w:r>
+        <w:t>3. We can decide the result without examining the changed input or the procedure.</w:t>
+      </w:r>
+    </w:p>
+    <w:p>
+      <w:pPr>
+        <w:pStyle w:val="Heading3"/>
+      </w:pPr>
+      <w:r>
+        <w:t>My selected conclusion, deciding fact and explanation</w:t>
+      </w:r>
+    </w:p>
+    <w:p>
+      <w:r>
+        <w:t>________________________________________________________________</w:t>
+      </w:r>
+    </w:p>
+    <w:p>
+      <w:r>
+        <w:t>________________________________________________________________</w:t>
+      </w:r>
+    </w:p>
+    <w:p>
+      <w:r>
+        <w:t>________________________________________________________________</w:t>
+      </w:r>
+    </w:p>
+    <w:p>
+      <w:r>
+        <w:t>________________________________________________________________</w:t>
+      </w:r>
+    </w:p>
+    <w:p>
+      <w:r>
+        <w:t>________________________________________________________________</w:t>
+      </w:r>
+    </w:p>
+    <w:p>
+      <w:pPr>
+        <w:pStyle w:val="ListBullet"/>
+      </w:pPr>
+      <w:r>
+        <w:t>Hint if needed: Use the changed condition and the deciding step in the pictorial trace. The answer must say what follows from those facts.</w:t>
+      </w:r>
+    </w:p>
+    <w:p>
+      <w:pPr>
+        <w:pStyle w:val="Heading2"/>
+      </w:pPr>
+      <w:r>
+        <w:t>Check the changed case · reference / check after trying</w:t>
+      </w:r>
+    </w:p>
+    <w:p>
+      <w:pPr>
+        <w:spacing w:line="336" w:lineRule="auto" w:after="180"/>
+      </w:pPr>
+      <w:r>
+        <w:rPr>
+          <w:b w:val="0"/>
+        </w:rPr>
+        <w:t>After your attempt, compare with the supported explanation: Position now passes; arrow direction still fails. Changing object placement does not automatically reverse an arrow’s semantic source and destination.</w:t>
+      </w:r>
+    </w:p>
+    <w:p>
+      <w:pPr>
+        <w:pStyle w:val="Heading2"/>
+      </w:pPr>
+      <w:r>
+        <w:t>Repair and save your work</w:t>
+      </w:r>
+    </w:p>
+    <w:p>
+      <w:pPr>
+        <w:spacing w:line="336" w:lineRule="auto" w:after="180"/>
+      </w:pPr>
+      <w:r>
+        <w:rPr>
+          <w:b w:val="0"/>
+        </w:rPr>
+        <w:t xml:space="preserve">Review Image Generation Models (ai-3/10). Goal: Explain the </w:t>
+      </w:r>
+      <w:r>
+        <w:rPr>
+          <w:b/>
+        </w:rPr>
         <w:t>mechanism</w:t>
       </w:r>
       <w:r>
@@ -6005,96 +7209,147 @@
         </w:rPr>
         <w:t>provenance</w:t>
       </w:r>
+      <w:r>
+        <w:rPr>
+          <w:b w:val="0"/>
+        </w:rPr>
+        <w:t>.</w:t>
+      </w:r>
+    </w:p>
+    <w:p>
+      <w:pPr>
+        <w:spacing w:line="336" w:lineRule="auto" w:after="180"/>
+      </w:pPr>
+      <w:r>
+        <w:rPr>
+          <w:b w:val="0"/>
+        </w:rPr>
+        <w:t>Short practice: What may these two grids explain, and what can they not establish about a real generator?. Return to this week and explain what you changed.</w:t>
+      </w:r>
+    </w:p>
+    <w:p>
+      <w:pPr>
+        <w:spacing w:line="336" w:lineRule="auto" w:after="180"/>
+      </w:pPr>
+      <w:r>
+        <w:rPr>
+          <w:b w:val="0"/>
+        </w:rPr>
+        <w:t xml:space="preserve">Review Structured </w:t>
+      </w:r>
+      <w:r>
+        <w:rPr>
+          <w:b/>
+        </w:rPr>
+        <w:t>Output</w:t>
+      </w:r>
+      <w:r>
+        <w:rPr>
+          <w:b w:val="0"/>
+        </w:rPr>
+        <w:t xml:space="preserve"> and Schemas (ai-3/8). Goal: Separate JSON parsing, schema validation and source support checks. Short practice: Which object demonstrates that valid JSON and valid types are insufficient for truth?.</w:t>
+      </w:r>
+    </w:p>
+    <w:p>
+      <w:pPr>
+        <w:spacing w:line="336" w:lineRule="auto" w:after="180"/>
+      </w:pPr>
+      <w:r>
+        <w:rPr>
+          <w:b w:val="0"/>
+        </w:rPr>
+        <w:t>Return to this week and explain what you changed.</w:t>
+      </w:r>
+    </w:p>
+    <w:p>
+      <w:pPr>
+        <w:spacing w:line="336" w:lineRule="auto" w:after="180"/>
+      </w:pPr>
+      <w:r>
+        <w:rPr>
+          <w:b w:val="0"/>
+        </w:rPr>
+        <w:t>Review Prompt as a Contract (ai-3/5). Goal: Write a prompt specification with observable response criteria. Short practice: Why should the tool not fill melting from memory even if it knows a common definition?.</w:t>
+      </w:r>
+    </w:p>
+    <w:p>
+      <w:pPr>
+        <w:spacing w:line="336" w:lineRule="auto" w:after="180"/>
+      </w:pPr>
+      <w:r>
+        <w:rPr>
+          <w:b w:val="0"/>
+        </w:rPr>
+        <w:t>Return to this week and explain what you changed.</w:t>
+      </w:r>
+    </w:p>
+    <w:p>
+      <w:pPr>
+        <w:spacing w:line="336" w:lineRule="auto" w:after="180"/>
+      </w:pPr>
+      <w:r>
+        <w:rPr>
+          <w:b w:val="0"/>
+        </w:rPr>
+        <w:t xml:space="preserve">Use Download completed work in the hosted lesson to export your answers, reflections, practice feedback and code-run </w:t>
+      </w:r>
+      <w:r>
+        <w:rPr>
+          <w:b/>
+        </w:rPr>
+        <w:t>evidence</w:t>
+      </w:r>
+      <w:r>
+        <w:rPr>
+          <w:b w:val="0"/>
+        </w:rPr>
+        <w:t>. Open the HTML copy to read or print it.</w:t>
+      </w:r>
+    </w:p>
+    <w:p>
+      <w:pPr>
+        <w:spacing w:line="336" w:lineRule="auto" w:after="180"/>
+      </w:pPr>
+      <w:r>
+        <w:rPr>
+          <w:b w:val="0"/>
+        </w:rPr>
+        <w:t>Drafts stay in this browser when storage is available; clear drafts on a shared device.</w:t>
+      </w:r>
+    </w:p>
+    <w:p>
+      <w:pPr>
+        <w:pStyle w:val="Heading2"/>
+      </w:pPr>
+      <w:r>
+        <w:t>Earlier wording, alternatives and picture transcripts · reference / check after trying</w:t>
+      </w:r>
+    </w:p>
+    <w:p>
+      <w:pPr>
+        <w:spacing w:line="336" w:lineRule="auto" w:after="180"/>
+      </w:pPr>
+      <w:r>
+        <w:rPr>
+          <w:b w:val="0"/>
+        </w:rPr>
+        <w:t>Use this supported practice once, in the browser or on paper. Keep the reserved independent assessment for a separate first attempt before teacher feedback.</w:t>
+      </w:r>
     </w:p>
     <w:p>
       <w:pPr>
         <w:pStyle w:val="Heading3"/>
       </w:pPr>
       <w:r>
-        <w:t>My deciding step, evidence and one remaining question</w:t>
-      </w:r>
-    </w:p>
-    <w:p>
-      <w:r>
-        <w:t>________________________________________________________________</w:t>
-      </w:r>
-    </w:p>
-    <w:p>
-      <w:r>
-        <w:t>________________________________________________________________</w:t>
-      </w:r>
-    </w:p>
-    <w:p>
-      <w:r>
-        <w:t>________________________________________________________________</w:t>
-      </w:r>
-    </w:p>
-    <w:p>
-      <w:r>
-        <w:t>________________________________________________________________</w:t>
-      </w:r>
-    </w:p>
-    <w:p>
-      <w:r>
-        <w:t>________________________________________________________________</w:t>
-      </w:r>
-    </w:p>
-    <w:p>
-      <w:pPr>
-        <w:spacing w:line="336" w:lineRule="auto" w:after="180"/>
-      </w:pPr>
-      <w:r>
-        <w:rPr>
-          <w:b w:val="0"/>
-        </w:rPr>
-        <w:t xml:space="preserve">If you are unsure, return to the worked picture and explain one arrow. If you are ready, change an </w:t>
-      </w:r>
-      <w:r>
-        <w:rPr>
-          <w:b/>
-        </w:rPr>
-        <w:t>input</w:t>
-      </w:r>
-      <w:r>
-        <w:rPr>
-          <w:b w:val="0"/>
-        </w:rPr>
-        <w:t xml:space="preserve"> or assumption and justify your </w:t>
-      </w:r>
-      <w:r>
-        <w:rPr>
-          <w:b/>
-        </w:rPr>
-        <w:t>prediction</w:t>
-      </w:r>
-      <w:r>
-        <w:rPr>
-          <w:b w:val="0"/>
-        </w:rPr>
-        <w:t>.</w:t>
-      </w:r>
-    </w:p>
-    <w:p>
-      <w:pPr>
-        <w:spacing w:line="336" w:lineRule="auto" w:after="180"/>
-      </w:pPr>
-      <w:r>
-        <w:rPr>
-          <w:b w:val="0"/>
-        </w:rPr>
-        <w:t xml:space="preserve">Save your workbook </w:t>
-      </w:r>
-      <w:r>
-        <w:rPr>
-          <w:b/>
-        </w:rPr>
-        <w:t>evidence</w:t>
-      </w:r>
-      <w:r>
-        <w:rPr>
-          <w:b w:val="0"/>
-        </w:rPr>
-        <w:t>. At the next review, try a different case before opening your old answer.</w:t>
+        <w:t>Repair a missing building block</w:t>
+      </w:r>
+    </w:p>
+    <w:p>
+      <w:pPr>
+        <w:pStyle w:val="Heading3"/>
+      </w:pPr>
+      <w:r>
+        <w:t>Keep your completed work</w:t>
       </w:r>
     </w:p>
     <w:p>
@@ -6102,565 +7357,17 @@
         <w:pStyle w:val="Heading1"/>
       </w:pPr>
       <w:r>
-        <w:t>17. Supported practice, repair and portfolio</w:t>
-      </w:r>
-    </w:p>
-    <w:p>
-      <w:r>
-        <w:t>Attempt supported questions before using hints or feedback. Review a missing building block, then keep the completed work.</w:t>
-      </w:r>
-    </w:p>
-    <w:p>
-      <w:pPr>
-        <w:spacing w:line="336" w:lineRule="auto" w:after="180"/>
-      </w:pPr>
-      <w:r>
-        <w:rPr>
-          <w:b w:val="0"/>
-        </w:rPr>
-        <w:t>Use this supported practice once, in the browser or on paper. Keep the reserved independent assessment for a separate first attempt before teacher feedback.</w:t>
-      </w:r>
-    </w:p>
-    <w:p>
-      <w:pPr>
-        <w:spacing w:line="336" w:lineRule="auto" w:after="180"/>
-      </w:pPr>
-      <w:r>
-        <w:rPr>
-          <w:b w:val="0"/>
-        </w:rPr>
-        <w:t>A fictional Study Buddy requests a science-poster layout, then audits a supplied drawing description.</w:t>
-      </w:r>
-    </w:p>
-    <w:p>
-      <w:pPr>
-        <w:pStyle w:val="Heading3"/>
-      </w:pPr>
-      <w:r>
-        <w:t>Practice 1: explain the deciding evidence</w:t>
-      </w:r>
-    </w:p>
-    <w:p>
-      <w:pPr>
-        <w:spacing w:line="336" w:lineRule="auto" w:after="180"/>
-      </w:pPr>
-      <w:r>
-        <w:rPr>
-          <w:b w:val="0"/>
-        </w:rPr>
-        <w:t xml:space="preserve">Which labelled step matches this detail? Specify bottles-left, beaker-right, arrow left-to-right; verify the revised </w:t>
-      </w:r>
-      <w:r>
-        <w:rPr>
-          <w:b/>
-        </w:rPr>
-        <w:t>output</w:t>
-      </w:r>
-      <w:r>
-        <w:rPr>
-          <w:b w:val="0"/>
-        </w:rPr>
-        <w:t>.</w:t>
-      </w:r>
-    </w:p>
-    <w:p>
-      <w:pPr>
-        <w:spacing w:line="336" w:lineRule="auto" w:after="180"/>
-        <w:shd w:fill="F4F9FC"/>
-      </w:pPr>
-      <w:r>
-        <w:rPr>
-          <w:b w:val="0"/>
-        </w:rPr>
-        <w:t>1. Check position</w:t>
-      </w:r>
-    </w:p>
-    <w:p>
-      <w:pPr>
-        <w:spacing w:line="336" w:lineRule="auto" w:after="180"/>
-        <w:shd w:fill="F4F9FC"/>
-      </w:pPr>
-      <w:r>
-        <w:rPr>
-          <w:b w:val="0"/>
-        </w:rPr>
-        <w:t>2. Repair brief</w:t>
-      </w:r>
-    </w:p>
-    <w:p>
-      <w:pPr>
-        <w:spacing w:line="336" w:lineRule="auto" w:after="180"/>
-        <w:shd w:fill="F4F9FC"/>
-      </w:pPr>
-      <w:r>
-        <w:rPr>
-          <w:b w:val="0"/>
-        </w:rPr>
-        <w:t>3. Count objects</w:t>
-      </w:r>
-    </w:p>
-    <w:p>
-      <w:pPr>
-        <w:spacing w:line="336" w:lineRule="auto" w:after="180"/>
-        <w:shd w:fill="F4F9FC"/>
-      </w:pPr>
-      <w:r>
-        <w:rPr>
-          <w:b w:val="0"/>
-        </w:rPr>
-        <w:t>4. Check direction</w:t>
-      </w:r>
-    </w:p>
-    <w:p>
-      <w:pPr>
-        <w:pStyle w:val="Heading3"/>
-      </w:pPr>
-      <w:r>
-        <w:t>My selected conclusion, deciding fact and explanation</w:t>
-      </w:r>
-    </w:p>
-    <w:p>
-      <w:r>
-        <w:t>________________________________________________________________</w:t>
-      </w:r>
-    </w:p>
-    <w:p>
-      <w:r>
-        <w:t>________________________________________________________________</w:t>
-      </w:r>
-    </w:p>
-    <w:p>
-      <w:r>
-        <w:t>________________________________________________________________</w:t>
-      </w:r>
-    </w:p>
-    <w:p>
-      <w:r>
-        <w:t>________________________________________________________________</w:t>
-      </w:r>
-    </w:p>
-    <w:p>
-      <w:r>
-        <w:t>________________________________________________________________</w:t>
-      </w:r>
-    </w:p>
-    <w:p>
-      <w:pPr>
-        <w:pStyle w:val="Heading3"/>
-      </w:pPr>
-      <w:r>
-        <w:t>Hint · try first</w:t>
-      </w:r>
-    </w:p>
-    <w:p>
-      <w:pPr>
-        <w:spacing w:line="336" w:lineRule="auto" w:after="180"/>
-        <w:shd w:fill="F1F6F8"/>
-      </w:pPr>
-      <w:r>
-        <w:rPr>
-          <w:b w:val="0"/>
-        </w:rPr>
-        <w:t>Hint if needed: Read the steps in the pictorial case. Match the supplied detail to the stage that performs or records it.</w:t>
-      </w:r>
-    </w:p>
-    <w:p>
-      <w:pPr>
-        <w:pStyle w:val="Heading3"/>
-      </w:pPr>
-      <w:r>
-        <w:t>Feedback · compare after trying</w:t>
-      </w:r>
-    </w:p>
-    <w:p>
-      <w:pPr>
-        <w:spacing w:line="336" w:lineRule="auto" w:after="180"/>
-        <w:shd w:fill="F1F6FC"/>
-      </w:pPr>
-      <w:r>
-        <w:rPr>
-          <w:b w:val="0"/>
-        </w:rPr>
-        <w:t xml:space="preserve">After your attempt, compare with the supported explanation: Repair brief Specify bottles-left, beaker-right, arrow left-to-right; verify the revised </w:t>
-      </w:r>
-      <w:r>
-        <w:rPr>
-          <w:b/>
-        </w:rPr>
-        <w:t>output</w:t>
-      </w:r>
-      <w:r>
-        <w:rPr>
-          <w:b w:val="0"/>
-        </w:rPr>
-        <w:t>.</w:t>
-      </w:r>
-    </w:p>
-    <w:p>
-      <w:pPr>
-        <w:spacing w:line="336" w:lineRule="auto" w:after="180"/>
-        <w:shd w:fill="F1F6FC"/>
-      </w:pPr>
-      <w:r>
-        <w:rPr>
-          <w:b w:val="0"/>
-        </w:rPr>
-        <w:t xml:space="preserve">Having every requested object is not the same as conveying the requested </w:t>
-      </w:r>
-      <w:r>
-        <w:rPr>
-          <w:b/>
-        </w:rPr>
-        <w:t>relationship</w:t>
-      </w:r>
-      <w:r>
-        <w:rPr>
-          <w:b w:val="0"/>
-        </w:rPr>
-        <w:t>. Position and arrow direction can change a scientific explanation while object counts remain correct.</w:t>
-      </w:r>
-    </w:p>
-    <w:p>
-      <w:pPr>
-        <w:spacing w:line="336" w:lineRule="auto" w:after="180"/>
-        <w:shd w:fill="F1F6FC"/>
-      </w:pPr>
-      <w:r>
-        <w:rPr>
-          <w:b w:val="0"/>
-        </w:rPr>
-        <w:t>Audit the provided description honestly: no actual image was supplied, so this evaluation concerns its stated layout rather than a claimed visual inspection.</w:t>
-      </w:r>
-    </w:p>
-    <w:p>
-      <w:pPr>
-        <w:pStyle w:val="Heading3"/>
-      </w:pPr>
-      <w:r>
-        <w:t>Practice 2: explain the deciding evidence</w:t>
-      </w:r>
-    </w:p>
-    <w:p>
-      <w:pPr>
-        <w:pStyle w:val="Heading3"/>
-      </w:pPr>
-      <w:r>
-        <w:t>Changed case · predict first</w:t>
-      </w:r>
-    </w:p>
-    <w:p>
-      <w:pPr>
-        <w:spacing w:line="336" w:lineRule="auto" w:after="180"/>
-        <w:shd w:fill="F5F1FB"/>
-      </w:pPr>
-      <w:r>
-        <w:rPr>
-          <w:b w:val="0"/>
-        </w:rPr>
-        <w:t>Changed-case practice: Move bottles left of the beaker but keep the arrow pointing from beaker toward bottles. Which conclusion is supported by the supplied facts?</w:t>
-      </w:r>
-    </w:p>
-    <w:p>
-      <w:pPr>
-        <w:spacing w:line="336" w:lineRule="auto" w:after="180"/>
-        <w:shd w:fill="F4F9FC"/>
-      </w:pPr>
-      <w:r>
-        <w:rPr>
-          <w:b w:val="0"/>
-        </w:rPr>
-        <w:t xml:space="preserve">1. This one example guarantees correct results for every future </w:t>
-      </w:r>
-      <w:r>
-        <w:rPr>
-          <w:b/>
-        </w:rPr>
-        <w:t>input</w:t>
-      </w:r>
-      <w:r>
-        <w:rPr>
-          <w:b w:val="0"/>
-        </w:rPr>
-        <w:t>.</w:t>
-      </w:r>
-    </w:p>
-    <w:p>
-      <w:pPr>
-        <w:spacing w:line="336" w:lineRule="auto" w:after="180"/>
-        <w:shd w:fill="F4F9FC"/>
-      </w:pPr>
-      <w:r>
-        <w:rPr>
-          <w:b w:val="0"/>
-        </w:rPr>
-        <w:t>2. Position now passes; arrow direction still fails.</w:t>
-      </w:r>
-    </w:p>
-    <w:p>
-      <w:pPr>
-        <w:spacing w:line="336" w:lineRule="auto" w:after="180"/>
-        <w:shd w:fill="F4F9FC"/>
-      </w:pPr>
-      <w:r>
-        <w:rPr>
-          <w:b w:val="0"/>
-        </w:rPr>
-        <w:t xml:space="preserve">3. We can decide the result without examining the changed </w:t>
-      </w:r>
-      <w:r>
-        <w:rPr>
-          <w:b/>
-        </w:rPr>
-        <w:t>input</w:t>
-      </w:r>
-      <w:r>
-        <w:rPr>
-          <w:b w:val="0"/>
-        </w:rPr>
-        <w:t xml:space="preserve"> or the procedure.</w:t>
-      </w:r>
-    </w:p>
-    <w:p>
-      <w:pPr>
-        <w:pStyle w:val="Heading3"/>
-      </w:pPr>
-      <w:r>
-        <w:t>My selected conclusion, deciding fact and explanation</w:t>
-      </w:r>
-    </w:p>
-    <w:p>
-      <w:r>
-        <w:t>________________________________________________________________</w:t>
-      </w:r>
-    </w:p>
-    <w:p>
-      <w:r>
-        <w:t>________________________________________________________________</w:t>
-      </w:r>
-    </w:p>
-    <w:p>
-      <w:r>
-        <w:t>________________________________________________________________</w:t>
-      </w:r>
-    </w:p>
-    <w:p>
-      <w:r>
-        <w:t>________________________________________________________________</w:t>
-      </w:r>
-    </w:p>
-    <w:p>
-      <w:r>
-        <w:t>________________________________________________________________</w:t>
-      </w:r>
-    </w:p>
-    <w:p>
-      <w:pPr>
-        <w:pStyle w:val="Heading3"/>
-      </w:pPr>
-      <w:r>
-        <w:t>Hint · try first</w:t>
-      </w:r>
-    </w:p>
-    <w:p>
-      <w:pPr>
-        <w:spacing w:line="336" w:lineRule="auto" w:after="180"/>
-        <w:shd w:fill="F1F6F8"/>
-      </w:pPr>
-      <w:r>
-        <w:rPr>
-          <w:b w:val="0"/>
-        </w:rPr>
-        <w:t>Hint if needed: Use the changed condition and the deciding step in the pictorial trace. The answer must say what follows from those facts.</w:t>
-      </w:r>
-    </w:p>
-    <w:p>
-      <w:pPr>
-        <w:pStyle w:val="Heading3"/>
-      </w:pPr>
-      <w:r>
-        <w:t>Feedback · compare after trying</w:t>
-      </w:r>
-    </w:p>
-    <w:p>
-      <w:pPr>
-        <w:spacing w:line="336" w:lineRule="auto" w:after="180"/>
-        <w:shd w:fill="F1F6FC"/>
-      </w:pPr>
-      <w:r>
-        <w:rPr>
-          <w:b w:val="0"/>
-        </w:rPr>
-        <w:t>After your attempt, compare with the supported explanation: Position now passes; arrow direction still fails. Changing object placement does not automatically reverse an arrow’s semantic source and destination.</w:t>
-      </w:r>
-    </w:p>
-    <w:p>
-      <w:pPr>
-        <w:pStyle w:val="Heading3"/>
-      </w:pPr>
-      <w:r>
-        <w:t>Repair a missing building block</w:t>
-      </w:r>
-    </w:p>
-    <w:p>
-      <w:pPr>
-        <w:spacing w:line="336" w:lineRule="auto" w:after="180"/>
-      </w:pPr>
-      <w:r>
-        <w:rPr>
-          <w:b w:val="0"/>
-        </w:rPr>
-        <w:t xml:space="preserve">Review Image Generation Models (ai-3/10). Goal: Explain the </w:t>
-      </w:r>
-      <w:r>
-        <w:rPr>
-          <w:b/>
-        </w:rPr>
-        <w:t>mechanism</w:t>
-      </w:r>
-      <w:r>
-        <w:rPr>
-          <w:b w:val="0"/>
-        </w:rPr>
-        <w:t xml:space="preserve"> and terminology of image generation and </w:t>
-      </w:r>
-      <w:r>
-        <w:rPr>
-          <w:b/>
-        </w:rPr>
-        <w:t>provenance</w:t>
-      </w:r>
-      <w:r>
-        <w:rPr>
-          <w:b w:val="0"/>
-        </w:rPr>
-        <w:t>.</w:t>
-      </w:r>
-    </w:p>
-    <w:p>
-      <w:pPr>
-        <w:spacing w:line="336" w:lineRule="auto" w:after="180"/>
-      </w:pPr>
-      <w:r>
-        <w:rPr>
-          <w:b w:val="0"/>
-        </w:rPr>
-        <w:t>Short practice: What may these two grids explain, and what can they not establish about a real generator?. Return to this week and explain what you changed.</w:t>
-      </w:r>
-    </w:p>
-    <w:p>
-      <w:pPr>
-        <w:spacing w:line="336" w:lineRule="auto" w:after="180"/>
-      </w:pPr>
-      <w:r>
-        <w:rPr>
-          <w:b w:val="0"/>
-        </w:rPr>
-        <w:t xml:space="preserve">Review Structured </w:t>
-      </w:r>
-      <w:r>
-        <w:rPr>
-          <w:b/>
-        </w:rPr>
-        <w:t>Output</w:t>
-      </w:r>
-      <w:r>
-        <w:rPr>
-          <w:b w:val="0"/>
-        </w:rPr>
-        <w:t xml:space="preserve"> and Schemas (ai-3/8). Goal: Separate JSON parsing, schema validation and source support checks. Short practice: Which object demonstrates that valid JSON and valid types are insufficient for truth?.</w:t>
-      </w:r>
-    </w:p>
-    <w:p>
-      <w:pPr>
-        <w:spacing w:line="336" w:lineRule="auto" w:after="180"/>
-      </w:pPr>
-      <w:r>
-        <w:rPr>
-          <w:b w:val="0"/>
-        </w:rPr>
-        <w:t>Return to this week and explain what you changed.</w:t>
-      </w:r>
-    </w:p>
-    <w:p>
-      <w:pPr>
-        <w:spacing w:line="336" w:lineRule="auto" w:after="180"/>
-      </w:pPr>
-      <w:r>
-        <w:rPr>
-          <w:b w:val="0"/>
-        </w:rPr>
-        <w:t>Review Prompt as a Contract (ai-3/5). Goal: Write a prompt specification with observable response criteria. Short practice: Why should the tool not fill melting from memory even if it knows a common definition?.</w:t>
-      </w:r>
-    </w:p>
-    <w:p>
-      <w:pPr>
-        <w:spacing w:line="336" w:lineRule="auto" w:after="180"/>
-      </w:pPr>
-      <w:r>
-        <w:rPr>
-          <w:b w:val="0"/>
-        </w:rPr>
-        <w:t>Return to this week and explain what you changed.</w:t>
-      </w:r>
-    </w:p>
-    <w:p>
-      <w:pPr>
-        <w:pStyle w:val="Heading3"/>
-      </w:pPr>
-      <w:r>
-        <w:t>Keep your completed work</w:t>
-      </w:r>
-    </w:p>
-    <w:p>
-      <w:pPr>
-        <w:spacing w:line="336" w:lineRule="auto" w:after="180"/>
-      </w:pPr>
-      <w:r>
-        <w:rPr>
-          <w:b w:val="0"/>
-        </w:rPr>
-        <w:t xml:space="preserve">Use Download completed work in the hosted lesson to export your answers, reflections, practice feedback and code-run </w:t>
-      </w:r>
-      <w:r>
-        <w:rPr>
-          <w:b/>
-        </w:rPr>
-        <w:t>evidence</w:t>
-      </w:r>
-      <w:r>
-        <w:rPr>
-          <w:b w:val="0"/>
-        </w:rPr>
-        <w:t>. Open the HTML copy to read or print it.</w:t>
-      </w:r>
-    </w:p>
-    <w:p>
-      <w:pPr>
-        <w:spacing w:line="336" w:lineRule="auto" w:after="180"/>
-      </w:pPr>
-      <w:r>
-        <w:rPr>
-          <w:b w:val="0"/>
-        </w:rPr>
-        <w:t>Drafts stay in this browser when storage is available; clear drafts on a shared device.</w:t>
-      </w:r>
-    </w:p>
-    <w:p>
-      <w:pPr>
-        <w:pStyle w:val="Heading1"/>
-      </w:pPr>
-      <w:r>
-        <w:t>18. Visual concept journey</w:t>
-      </w:r>
-    </w:p>
-    <w:p>
-      <w:r>
-        <w:t>Explain each Visual Composition graphic using its labels, deciding evidence and relevant limitation.</w:t>
-      </w:r>
-    </w:p>
-    <w:p>
-      <w:pPr>
-        <w:pStyle w:val="Heading3"/>
+        <w:t>18. Reference: the six-picture journey</w:t>
+      </w:r>
+    </w:p>
+    <w:p>
+      <w:r>
+        <w:t>Revisit the picture that serves the current question; key diagrams already sit beside the main explanation.</w:t>
+      </w:r>
+    </w:p>
+    <w:p>
+      <w:pPr>
+        <w:pStyle w:val="Heading2"/>
       </w:pPr>
       <w:r>
         <w:t>01. Visual Composition: the case</w:t>
@@ -6671,7 +7378,7 @@
         <w:drawing>
           <wp:inline xmlns:a="http://schemas.openxmlformats.org/drawingml/2006/main" xmlns:pic="http://schemas.openxmlformats.org/drawingml/2006/picture">
             <wp:extent cx="5486400" cy="2990088"/>
-            <wp:docPr id="22" name="Picture 22" descr="A fictional Study Buddy requests a science-poster layout, then audits a supplied drawing description. Supplied facts: Brief: exactly two labelled bottles left of one beaker; one arrow from bottles toward beaker. Supplied drawing description: two labelled bottles are right of a beaker; an arrow points from beaker toward bottles."/>
+            <wp:docPr id="29" name="Picture 29" descr="A fictional Study Buddy requests a science-poster layout, then audits a supplied drawing description. Supplied facts: Brief: exactly two labelled bottles left of one beaker; one arrow from bottles toward beaker. Supplied drawing description: two labelled bottles are right of a beaker; an arrow points from beaker toward bottles."/>
             <wp:cNvGraphicFramePr>
               <a:graphicFrameLocks noChangeAspect="1"/>
             </wp:cNvGraphicFramePr>
@@ -6683,7 +7390,7 @@
                     <pic:cNvPicPr/>
                   </pic:nvPicPr>
                   <pic:blipFill>
-                    <a:blip r:embed="rId29"/>
+                    <a:blip r:embed="rId32"/>
                     <a:stretch>
                       <a:fillRect/>
                     </a:stretch>
@@ -6727,7 +7434,6 @@
     <w:p>
       <w:pPr>
         <w:spacing w:line="336" w:lineRule="auto" w:after="180"/>
-        <w:shd w:fill="F5F1FB"/>
       </w:pPr>
       <w:r>
         <w:rPr>
@@ -6738,7 +7444,7 @@
     </w:p>
     <w:p>
       <w:pPr>
-        <w:pStyle w:val="Heading3"/>
+        <w:pStyle w:val="Heading2"/>
       </w:pPr>
       <w:r>
         <w:t>02. Follow the deciding steps</w:t>
@@ -6749,7 +7455,7 @@
         <w:drawing>
           <wp:inline xmlns:a="http://schemas.openxmlformats.org/drawingml/2006/main" xmlns:pic="http://schemas.openxmlformats.org/drawingml/2006/picture">
             <wp:extent cx="5486400" cy="4005072"/>
-            <wp:docPr id="23" name="Picture 23" descr="Count objects: Two bottles and one beaker satisfy the count requirement. → Check position: Bottles on the right fail the required left-of relation. → Check direction: Arrow from beaker to bottles reverses the required flow. → Repair brief: Specify bottles-left, beaker-right, arrow left-to-right; verify the revised output."/>
+            <wp:docPr id="30" name="Picture 30" descr="Count objects: Two bottles and one beaker satisfy the count requirement. → Check position: Bottles on the right fail the required left-of relation. → Check direction: Arrow from beaker to bottles reverses the required flow. → Repair brief: Specify bottles-left, beaker-right, arrow left-to-right; verify the revised output."/>
             <wp:cNvGraphicFramePr>
               <a:graphicFrameLocks noChangeAspect="1"/>
             </wp:cNvGraphicFramePr>
@@ -6761,7 +7467,7 @@
                     <pic:cNvPicPr/>
                   </pic:nvPicPr>
                   <pic:blipFill>
-                    <a:blip r:embed="rId30"/>
+                    <a:blip r:embed="rId18"/>
                     <a:stretch>
                       <a:fillRect/>
                     </a:stretch>
@@ -6806,7 +7512,6 @@
     <w:p>
       <w:pPr>
         <w:spacing w:line="336" w:lineRule="auto" w:after="180"/>
-        <w:shd w:fill="F5F1FB"/>
       </w:pPr>
       <w:r>
         <w:rPr>
@@ -6829,7 +7534,7 @@
     </w:p>
     <w:p>
       <w:pPr>
-        <w:pStyle w:val="Heading3"/>
+        <w:pStyle w:val="Heading2"/>
       </w:pPr>
       <w:r>
         <w:t>03. Image generation and provenance — evidence trace</w:t>
@@ -6840,7 +7545,7 @@
         <w:drawing>
           <wp:inline xmlns:a="http://schemas.openxmlformats.org/drawingml/2006/main" xmlns:pic="http://schemas.openxmlformats.org/drawingml/2006/picture">
             <wp:extent cx="5486400" cy="2843784"/>
-            <wp:docPr id="24" name="Picture 24" descr="Image generation and provenance — evidence trace. A fictional poster requires exactly three labelled circles. Generated image shows four circles and one unreadable label. A caption calls it a photograph of a real lesson. | Keep a provenance record containing specification, tool/version when known, generation date, edits, permissions and intended use. | It fails count and label criteria; the photograph claim is unsupported. Record it as a generated fictional illustration and revise or reject before use."/>
+            <wp:docPr id="31" name="Picture 31" descr="Image generation and provenance — evidence trace. A fictional poster requires exactly three labelled circles. Generated image shows four circles and one unreadable label. A caption calls it a photograph of a real lesson. | Keep a provenance record containing specification, tool/version when known, generation date, edits, permissions and intended use. | It fails count and label criteria; the photograph claim is unsupported. Record it as a generated fictional illustration and revise or reject before use."/>
             <wp:cNvGraphicFramePr>
               <a:graphicFrameLocks noChangeAspect="1"/>
             </wp:cNvGraphicFramePr>
@@ -6852,7 +7557,7 @@
                     <pic:cNvPicPr/>
                   </pic:nvPicPr>
                   <pic:blipFill>
-                    <a:blip r:embed="rId31"/>
+                    <a:blip r:embed="rId33"/>
                     <a:stretch>
                       <a:fillRect/>
                     </a:stretch>
@@ -6943,7 +7648,6 @@
     <w:p>
       <w:pPr>
         <w:spacing w:line="336" w:lineRule="auto" w:after="180"/>
-        <w:shd w:fill="F5F1FB"/>
       </w:pPr>
       <w:r>
         <w:rPr>
@@ -6966,7 +7670,7 @@
     </w:p>
     <w:p>
       <w:pPr>
-        <w:pStyle w:val="Heading3"/>
+        <w:pStyle w:val="Heading2"/>
       </w:pPr>
       <w:r>
         <w:t>04. Change one thing. Trace what follows.</w:t>
@@ -6977,7 +7681,7 @@
         <w:drawing>
           <wp:inline xmlns:a="http://schemas.openxmlformats.org/drawingml/2006/main" xmlns:pic="http://schemas.openxmlformats.org/drawingml/2006/picture">
             <wp:extent cx="5486400" cy="3179064"/>
-            <wp:docPr id="25" name="Picture 25" descr="Original case: Specify bottles-left, beaker-right, arrow left-to-right; verify the revised output. Changed condition: Move bottles left of the beaker but keep the arrow pointing from beaker toward bottles. Expected result: Position now passes; arrow direction still fails. Reason: Changing object placement does not automatically reverse an arrow’s semantic source and destination."/>
+            <wp:docPr id="32" name="Picture 32" descr="Original case: Specify bottles-left, beaker-right, arrow left-to-right; verify the revised output. Changed condition: Move bottles left of the beaker but keep the arrow pointing from beaker toward bottles. Expected result: Position now passes; arrow direction still fails. Reason: Changing object placement does not automatically reverse an arrow’s semantic source and destination."/>
             <wp:cNvGraphicFramePr>
               <a:graphicFrameLocks noChangeAspect="1"/>
             </wp:cNvGraphicFramePr>
@@ -6989,7 +7693,7 @@
                     <pic:cNvPicPr/>
                   </pic:nvPicPr>
                   <pic:blipFill>
-                    <a:blip r:embed="rId32"/>
+                    <a:blip r:embed="rId19"/>
                     <a:stretch>
                       <a:fillRect/>
                     </a:stretch>
@@ -7045,7 +7749,6 @@
     <w:p>
       <w:pPr>
         <w:spacing w:line="336" w:lineRule="auto" w:after="180"/>
-        <w:shd w:fill="F5F1FB"/>
       </w:pPr>
       <w:r>
         <w:rPr>
@@ -7056,7 +7759,7 @@
     </w:p>
     <w:p>
       <w:pPr>
-        <w:pStyle w:val="Heading3"/>
+        <w:pStyle w:val="Heading2"/>
       </w:pPr>
       <w:r>
         <w:t>05. Connect the explanation to its limit</w:t>
@@ -7067,7 +7770,7 @@
         <w:drawing>
           <wp:inline xmlns:a="http://schemas.openxmlformats.org/drawingml/2006/main" xmlns:pic="http://schemas.openxmlformats.org/drawingml/2006/picture">
             <wp:extent cx="5486400" cy="2834640"/>
-            <wp:docPr id="26" name="Picture 26" descr="Having every requested object is not the same as conveying the requested relationship. Position and arrow direction can change a scientific explanation while object counts remain correct. Audit the provided description honestly: no actual image was supplied, so this evaluation concerns its stated layout rather than a claimed visual inspection. Limit: A compliant layout does not by itself verify the chemistry or procedure represented; content needs source checking."/>
+            <wp:docPr id="33" name="Picture 33" descr="Having every requested object is not the same as conveying the requested relationship. Position and arrow direction can change a scientific explanation while object counts remain correct. Audit the provided description honestly: no actual image was supplied, so this evaluation concerns its stated layout rather than a claimed visual inspection. Limit: A compliant layout does not by itself verify the chemistry or procedure represented; content needs source checking."/>
             <wp:cNvGraphicFramePr>
               <a:graphicFrameLocks noChangeAspect="1"/>
             </wp:cNvGraphicFramePr>
@@ -7079,7 +7782,7 @@
                     <pic:cNvPicPr/>
                   </pic:nvPicPr>
                   <pic:blipFill>
-                    <a:blip r:embed="rId33"/>
+                    <a:blip r:embed="rId34"/>
                     <a:stretch>
                       <a:fillRect/>
                     </a:stretch>
@@ -7146,7 +7849,6 @@
     <w:p>
       <w:pPr>
         <w:spacing w:line="336" w:lineRule="auto" w:after="180"/>
-        <w:shd w:fill="F5F1FB"/>
       </w:pPr>
       <w:r>
         <w:rPr>
@@ -7157,7 +7859,7 @@
     </w:p>
     <w:p>
       <w:pPr>
-        <w:pStyle w:val="Heading3"/>
+        <w:pStyle w:val="Heading2"/>
       </w:pPr>
       <w:r>
         <w:t>06. Make the idea visible in your project</w:t>
@@ -7168,7 +7870,7 @@
         <w:drawing>
           <wp:inline xmlns:a="http://schemas.openxmlformats.org/drawingml/2006/main" xmlns:pic="http://schemas.openxmlformats.org/drawingml/2006/picture">
             <wp:extent cx="5486400" cy="3380232"/>
-            <wp:docPr id="27" name="Picture 27" descr="Create Study Buddy diagram rubrics covering counts, readable labels, containment, order and meaningful arrow direction. Draw your input, deciding step, result and limit. Supported question: Which checks pass after that single change, and what still needs repair?"/>
+            <wp:docPr id="34" name="Picture 34" descr="Create Study Buddy diagram rubrics covering counts, readable labels, containment, order and meaningful arrow direction. Draw your input, deciding step, result and limit. Supported question: Which checks pass after that single change, and what still needs repair?"/>
             <wp:cNvGraphicFramePr>
               <a:graphicFrameLocks noChangeAspect="1"/>
             </wp:cNvGraphicFramePr>
@@ -7180,7 +7882,7 @@
                     <pic:cNvPicPr/>
                   </pic:nvPicPr>
                   <pic:blipFill>
-                    <a:blip r:embed="rId34"/>
+                    <a:blip r:embed="rId35"/>
                     <a:stretch>
                       <a:fillRect/>
                     </a:stretch>
@@ -7236,7 +7938,6 @@
     <w:p>
       <w:pPr>
         <w:spacing w:line="336" w:lineRule="auto" w:after="180"/>
-        <w:shd w:fill="F5F1FB"/>
       </w:pPr>
       <w:r>
         <w:rPr>
@@ -7255,6 +7956,62 @@
           <w:b w:val="0"/>
         </w:rPr>
         <w:t>.</w:t>
+      </w:r>
+    </w:p>
+    <w:p>
+      <w:pPr>
+        <w:pStyle w:val="Heading2"/>
+      </w:pPr>
+      <w:r>
+        <w:t>Earlier wording, alternatives and picture transcripts · reference / check after trying</w:t>
+      </w:r>
+    </w:p>
+    <w:p>
+      <w:pPr>
+        <w:pStyle w:val="Heading3"/>
+      </w:pPr>
+      <w:r>
+        <w:t>01. Visual Composition: the case</w:t>
+      </w:r>
+    </w:p>
+    <w:p>
+      <w:pPr>
+        <w:pStyle w:val="Heading3"/>
+      </w:pPr>
+      <w:r>
+        <w:t>02. Follow the deciding steps</w:t>
+      </w:r>
+    </w:p>
+    <w:p>
+      <w:pPr>
+        <w:pStyle w:val="Heading3"/>
+      </w:pPr>
+      <w:r>
+        <w:t>03. Image generation and provenance — evidence trace</w:t>
+      </w:r>
+    </w:p>
+    <w:p>
+      <w:pPr>
+        <w:pStyle w:val="Heading3"/>
+      </w:pPr>
+      <w:r>
+        <w:t>04. Change one thing. Trace what follows.</w:t>
+      </w:r>
+    </w:p>
+    <w:p>
+      <w:pPr>
+        <w:pStyle w:val="Heading3"/>
+      </w:pPr>
+      <w:r>
+        <w:t>05. Connect the explanation to its limit</w:t>
+      </w:r>
+    </w:p>
+    <w:p>
+      <w:pPr>
+        <w:pStyle w:val="Heading3"/>
+      </w:pPr>
+      <w:r>
+        <w:t>06. Make the idea visible in your project</w:t>
       </w:r>
     </w:p>
     <w:sectPr>
